--- a/docs/professor_report/OursA_Backup_Handout.docx
+++ b/docs/professor_report/OursA_Backup_Handout.docx
@@ -1083,6 +1083,7 @@
     <w:p>
       <w:pPr>
         <w:pStyle w:val="Heading2"/>
+        <w:keepNext/>
         <w:spacing w:after="120" w:before="240"/>
       </w:pPr>
       <w:r>
@@ -1254,6 +1255,7 @@
     <w:p>
       <w:pPr>
         <w:pStyle w:val="Heading2"/>
+        <w:keepNext/>
         <w:spacing w:after="120" w:before="240"/>
       </w:pPr>
       <w:r>
@@ -1976,6 +1978,7 @@
     <w:p>
       <w:pPr>
         <w:pStyle w:val="Heading2"/>
+        <w:keepNext/>
         <w:spacing w:after="120" w:before="240"/>
       </w:pPr>
       <w:r>
@@ -2047,6 +2050,7 @@
     <w:p>
       <w:pPr>
         <w:pStyle w:val="Heading3"/>
+        <w:keepNext/>
         <w:spacing w:after="80" w:before="180"/>
       </w:pPr>
       <w:r>
@@ -2208,6 +2212,7 @@
     <w:p>
       <w:pPr>
         <w:pStyle w:val="Heading3"/>
+        <w:keepNext/>
         <w:spacing w:after="80" w:before="180"/>
       </w:pPr>
       <w:r>
@@ -2382,6 +2387,7 @@
     <w:p>
       <w:pPr>
         <w:pStyle w:val="Heading3"/>
+        <w:keepNext/>
         <w:spacing w:after="80" w:before="180"/>
       </w:pPr>
       <w:r>
@@ -2513,6 +2519,7 @@
     <w:p>
       <w:pPr>
         <w:pStyle w:val="Heading2"/>
+        <w:keepNext/>
         <w:spacing w:after="120" w:before="240"/>
       </w:pPr>
       <w:r>
@@ -3065,6 +3072,7 @@
     <w:p>
       <w:pPr>
         <w:pStyle w:val="Heading2"/>
+        <w:keepNext/>
         <w:spacing w:after="120" w:before="240"/>
       </w:pPr>
       <w:r>
@@ -3864,6 +3872,7 @@
     <w:p>
       <w:pPr>
         <w:pStyle w:val="Heading2"/>
+        <w:keepNext/>
         <w:spacing w:after="120" w:before="240"/>
       </w:pPr>
       <w:r>
@@ -3944,6 +3953,7 @@
     <w:p>
       <w:pPr>
         <w:pStyle w:val="Heading2"/>
+        <w:keepNext/>
         <w:spacing w:after="120" w:before="240"/>
       </w:pPr>
       <w:r>
@@ -4033,6 +4043,7 @@
     <w:p>
       <w:pPr>
         <w:pStyle w:val="Heading2"/>
+        <w:keepNext/>
         <w:spacing w:after="120" w:before="240"/>
       </w:pPr>
       <w:r>
@@ -4700,6 +4711,7 @@
     <w:p>
       <w:pPr>
         <w:pStyle w:val="Heading2"/>
+        <w:keepNext/>
         <w:spacing w:after="120" w:before="240"/>
       </w:pPr>
       <w:r>
@@ -4842,6 +4854,7 @@
     <w:p>
       <w:pPr>
         <w:pStyle w:val="Heading2"/>
+        <w:keepNext/>
         <w:spacing w:after="120" w:before="240"/>
       </w:pPr>
       <w:r>
@@ -4851,6 +4864,7 @@
     <w:p>
       <w:pPr>
         <w:pStyle w:val="Heading3"/>
+        <w:keepNext/>
         <w:spacing w:after="80" w:before="180"/>
       </w:pPr>
       <w:r>
@@ -4954,6 +4968,7 @@
     <w:p>
       <w:pPr>
         <w:pStyle w:val="Heading3"/>
+        <w:keepNext/>
         <w:spacing w:after="80" w:before="180"/>
       </w:pPr>
       <w:r>
@@ -4999,6 +5014,7 @@
     <w:p>
       <w:pPr>
         <w:pStyle w:val="Heading2"/>
+        <w:keepNext/>
         <w:spacing w:after="120" w:before="240"/>
       </w:pPr>
       <w:r>
@@ -5008,6 +5024,7 @@
     <w:p>
       <w:pPr>
         <w:pStyle w:val="Heading3"/>
+        <w:keepNext/>
         <w:spacing w:after="80" w:before="180"/>
       </w:pPr>
       <w:r>
@@ -5111,6 +5128,7 @@
     <w:p>
       <w:pPr>
         <w:pStyle w:val="Heading3"/>
+        <w:keepNext/>
         <w:spacing w:after="80" w:before="180"/>
       </w:pPr>
       <w:r>
@@ -5214,6 +5232,7 @@
     <w:p>
       <w:pPr>
         <w:pStyle w:val="Heading3"/>
+        <w:keepNext/>
         <w:spacing w:after="80" w:before="180"/>
       </w:pPr>
       <w:r>
@@ -6078,6 +6097,7 @@
     <w:p>
       <w:pPr>
         <w:pStyle w:val="Heading2"/>
+        <w:keepNext/>
         <w:spacing w:after="120" w:before="240"/>
       </w:pPr>
       <w:r>
@@ -6736,6 +6756,7 @@
     <w:p>
       <w:pPr>
         <w:pStyle w:val="Heading2"/>
+        <w:keepNext/>
         <w:spacing w:after="120" w:before="240"/>
       </w:pPr>
       <w:r>
@@ -7690,6 +7711,7 @@
     <w:p>
       <w:pPr>
         <w:pStyle w:val="Heading2"/>
+        <w:keepNext/>
         <w:spacing w:after="120" w:before="240"/>
       </w:pPr>
       <w:r>
@@ -7737,694 +7759,6 @@
       <w:r>
         <w:t xml:space="preserve">4. The final architecture: Ours-A</w:t>
       </w:r>
-    </w:p>
-    <w:p>
-      <w:pPr>
-        <w:pStyle w:val="Heading2"/>
-        <w:spacing w:after="120" w:before="240"/>
-      </w:pPr>
-      <w:r>
-        <w:t xml:space="preserve">4.1 Where each part comes from</w:t>
-      </w:r>
-    </w:p>
-    <w:tbl>
-      <w:tblPr>
-        <w:tblW w:type="dxa" w:w="9638"/>
-        <w:tblBorders>
-          <w:top w:val="single" w:color="auto" w:sz="4"/>
-          <w:left w:val="single" w:color="auto" w:sz="4"/>
-          <w:bottom w:val="single" w:color="auto" w:sz="4"/>
-          <w:right w:val="single" w:color="auto" w:sz="4"/>
-          <w:insideH w:val="single" w:color="auto" w:sz="4"/>
-          <w:insideV w:val="single" w:color="auto" w:sz="4"/>
-        </w:tblBorders>
-      </w:tblPr>
-      <w:tblGrid>
-        <w:gridCol w:w="2410"/>
-        <w:gridCol w:w="3815"/>
-        <w:gridCol w:w="3413"/>
-      </w:tblGrid>
-      <w:tr>
-        <w:trPr>
-          <w:tblHeader/>
-        </w:trPr>
-        <w:tc>
-          <w:tcPr>
-            <w:tcW w:type="dxa" w:w="2410"/>
-            <w:tcBorders>
-              <w:top w:val="single" w:color="BFC7D5" w:sz="4"/>
-              <w:left w:val="single" w:color="BFC7D5" w:sz="4"/>
-              <w:bottom w:val="single" w:color="BFC7D5" w:sz="4"/>
-              <w:right w:val="single" w:color="BFC7D5" w:sz="4"/>
-            </w:tcBorders>
-            <w:shd w:fill="1C4E9A" w:color="auto" w:val="clear"/>
-            <w:tcMar>
-              <w:top w:type="dxa" w:w="60"/>
-              <w:left w:type="dxa" w:w="90"/>
-              <w:bottom w:type="dxa" w:w="60"/>
-              <w:right w:type="dxa" w:w="90"/>
-            </w:tcMar>
-          </w:tcPr>
-          <w:p>
-            <w:pPr>
-              <w:jc w:val="left"/>
-            </w:pPr>
-            <w:r>
-              <w:rPr>
-                <w:b/>
-                <w:bCs/>
-                <w:color w:val="FFFFFF"/>
-                <w:sz w:val="18"/>
-                <w:szCs w:val="18"/>
-              </w:rPr>
-              <w:t xml:space="preserve">Part of Ours-A</w:t>
-            </w:r>
-          </w:p>
-        </w:tc>
-        <w:tc>
-          <w:tcPr>
-            <w:tcW w:type="dxa" w:w="3815"/>
-            <w:tcBorders>
-              <w:top w:val="single" w:color="BFC7D5" w:sz="4"/>
-              <w:left w:val="single" w:color="BFC7D5" w:sz="4"/>
-              <w:bottom w:val="single" w:color="BFC7D5" w:sz="4"/>
-              <w:right w:val="single" w:color="BFC7D5" w:sz="4"/>
-            </w:tcBorders>
-            <w:shd w:fill="1C4E9A" w:color="auto" w:val="clear"/>
-            <w:tcMar>
-              <w:top w:type="dxa" w:w="60"/>
-              <w:left w:type="dxa" w:w="90"/>
-              <w:bottom w:type="dxa" w:w="60"/>
-              <w:right w:type="dxa" w:w="90"/>
-            </w:tcMar>
-          </w:tcPr>
-          <w:p>
-            <w:pPr>
-              <w:jc w:val="center"/>
-            </w:pPr>
-            <w:r>
-              <w:rPr>
-                <w:b/>
-                <w:bCs/>
-                <w:color w:val="FFFFFF"/>
-                <w:sz w:val="18"/>
-                <w:szCs w:val="18"/>
-              </w:rPr>
-              <w:t xml:space="preserve">Source (research paper)</w:t>
-            </w:r>
-          </w:p>
-        </w:tc>
-        <w:tc>
-          <w:tcPr>
-            <w:tcW w:type="dxa" w:w="3413"/>
-            <w:tcBorders>
-              <w:top w:val="single" w:color="BFC7D5" w:sz="4"/>
-              <w:left w:val="single" w:color="BFC7D5" w:sz="4"/>
-              <w:bottom w:val="single" w:color="BFC7D5" w:sz="4"/>
-              <w:right w:val="single" w:color="BFC7D5" w:sz="4"/>
-            </w:tcBorders>
-            <w:shd w:fill="1C4E9A" w:color="auto" w:val="clear"/>
-            <w:tcMar>
-              <w:top w:type="dxa" w:w="60"/>
-              <w:left w:type="dxa" w:w="90"/>
-              <w:bottom w:type="dxa" w:w="60"/>
-              <w:right w:type="dxa" w:w="90"/>
-            </w:tcMar>
-          </w:tcPr>
-          <w:p>
-            <w:pPr>
-              <w:jc w:val="center"/>
-            </w:pPr>
-            <w:r>
-              <w:rPr>
-                <w:b/>
-                <w:bCs/>
-                <w:color w:val="FFFFFF"/>
-                <w:sz w:val="18"/>
-                <w:szCs w:val="18"/>
-              </w:rPr>
-              <w:t xml:space="preserve">What we use from it</w:t>
-            </w:r>
-          </w:p>
-        </w:tc>
-      </w:tr>
-      <w:tr>
-        <w:tc>
-          <w:tcPr>
-            <w:tcW w:type="dxa" w:w="2410"/>
-            <w:tcBorders>
-              <w:top w:val="single" w:color="BFC7D5" w:sz="4"/>
-              <w:left w:val="single" w:color="BFC7D5" w:sz="4"/>
-              <w:bottom w:val="single" w:color="BFC7D5" w:sz="4"/>
-              <w:right w:val="single" w:color="BFC7D5" w:sz="4"/>
-            </w:tcBorders>
-            <w:shd w:fill="FFFFFF" w:color="auto" w:val="clear"/>
-            <w:tcMar>
-              <w:top w:type="dxa" w:w="60"/>
-              <w:left w:type="dxa" w:w="90"/>
-              <w:bottom w:type="dxa" w:w="60"/>
-              <w:right w:type="dxa" w:w="90"/>
-            </w:tcMar>
-          </w:tcPr>
-          <w:p>
-            <w:pPr>
-              <w:jc w:val="left"/>
-            </w:pPr>
-            <w:r>
-              <w:rPr>
-                <w:sz w:val="18"/>
-                <w:szCs w:val="18"/>
-              </w:rPr>
-              <w:t xml:space="preserve">Class sums sent safely</w:t>
-            </w:r>
-          </w:p>
-        </w:tc>
-        <w:tc>
-          <w:tcPr>
-            <w:tcW w:type="dxa" w:w="3815"/>
-            <w:tcBorders>
-              <w:top w:val="single" w:color="BFC7D5" w:sz="4"/>
-              <w:left w:val="single" w:color="BFC7D5" w:sz="4"/>
-              <w:bottom w:val="single" w:color="BFC7D5" w:sz="4"/>
-              <w:right w:val="single" w:color="BFC7D5" w:sz="4"/>
-            </w:tcBorders>
-            <w:shd w:fill="FFFFFF" w:color="auto" w:val="clear"/>
-            <w:tcMar>
-              <w:top w:type="dxa" w:w="60"/>
-              <w:left w:type="dxa" w:w="90"/>
-              <w:bottom w:type="dxa" w:w="60"/>
-              <w:right w:type="dxa" w:w="90"/>
-            </w:tcMar>
-          </w:tcPr>
-          <w:p>
-            <w:pPr>
-              <w:jc w:val="center"/>
-            </w:pPr>
-            <w:r>
-              <w:rPr>
-                <w:sz w:val="18"/>
-                <w:szCs w:val="18"/>
-              </w:rPr>
-              <w:t xml:space="preserve">Bonawitz et al., Practical Secure Aggregation, ACM CCS 2017</w:t>
-            </w:r>
-          </w:p>
-        </w:tc>
-        <w:tc>
-          <w:tcPr>
-            <w:tcW w:type="dxa" w:w="3413"/>
-            <w:tcBorders>
-              <w:top w:val="single" w:color="BFC7D5" w:sz="4"/>
-              <w:left w:val="single" w:color="BFC7D5" w:sz="4"/>
-              <w:bottom w:val="single" w:color="BFC7D5" w:sz="4"/>
-              <w:right w:val="single" w:color="BFC7D5" w:sz="4"/>
-            </w:tcBorders>
-            <w:shd w:fill="FFFFFF" w:color="auto" w:val="clear"/>
-            <w:tcMar>
-              <w:top w:type="dxa" w:w="60"/>
-              <w:left w:type="dxa" w:w="90"/>
-              <w:bottom w:type="dxa" w:w="60"/>
-              <w:right w:type="dxa" w:w="90"/>
-            </w:tcMar>
-          </w:tcPr>
-          <w:p>
-            <w:pPr>
-              <w:jc w:val="center"/>
-            </w:pPr>
-            <w:r>
-              <w:rPr>
-                <w:sz w:val="18"/>
-                <w:szCs w:val="18"/>
-              </w:rPr>
-              <w:t xml:space="preserve">server gets only the total over clients</w:t>
-            </w:r>
-          </w:p>
-        </w:tc>
-      </w:tr>
-      <w:tr>
-        <w:tc>
-          <w:tcPr>
-            <w:tcW w:type="dxa" w:w="2410"/>
-            <w:tcBorders>
-              <w:top w:val="single" w:color="BFC7D5" w:sz="4"/>
-              <w:left w:val="single" w:color="BFC7D5" w:sz="4"/>
-              <w:bottom w:val="single" w:color="BFC7D5" w:sz="4"/>
-              <w:right w:val="single" w:color="BFC7D5" w:sz="4"/>
-            </w:tcBorders>
-            <w:shd w:fill="F7F9FC" w:color="auto" w:val="clear"/>
-            <w:tcMar>
-              <w:top w:type="dxa" w:w="60"/>
-              <w:left w:type="dxa" w:w="90"/>
-              <w:bottom w:type="dxa" w:w="60"/>
-              <w:right w:type="dxa" w:w="90"/>
-            </w:tcMar>
-          </w:tcPr>
-          <w:p>
-            <w:pPr>
-              <w:jc w:val="left"/>
-            </w:pPr>
-            <w:r>
-              <w:rPr>
-                <w:sz w:val="18"/>
-                <w:szCs w:val="18"/>
-              </w:rPr>
-              <w:t xml:space="preserve">Class mean as class identity</w:t>
-            </w:r>
-          </w:p>
-        </w:tc>
-        <w:tc>
-          <w:tcPr>
-            <w:tcW w:type="dxa" w:w="3815"/>
-            <w:tcBorders>
-              <w:top w:val="single" w:color="BFC7D5" w:sz="4"/>
-              <w:left w:val="single" w:color="BFC7D5" w:sz="4"/>
-              <w:bottom w:val="single" w:color="BFC7D5" w:sz="4"/>
-              <w:right w:val="single" w:color="BFC7D5" w:sz="4"/>
-            </w:tcBorders>
-            <w:shd w:fill="F7F9FC" w:color="auto" w:val="clear"/>
-            <w:tcMar>
-              <w:top w:type="dxa" w:w="60"/>
-              <w:left w:type="dxa" w:w="90"/>
-              <w:bottom w:type="dxa" w:w="60"/>
-              <w:right w:type="dxa" w:w="90"/>
-            </w:tcMar>
-          </w:tcPr>
-          <w:p>
-            <w:pPr>
-              <w:jc w:val="center"/>
-            </w:pPr>
-            <w:r>
-              <w:rPr>
-                <w:sz w:val="18"/>
-                <w:szCs w:val="18"/>
-              </w:rPr>
-              <w:t xml:space="preserve">Tan et al., FedProto, AAAI 2022</w:t>
-            </w:r>
-          </w:p>
-        </w:tc>
-        <w:tc>
-          <w:tcPr>
-            <w:tcW w:type="dxa" w:w="3413"/>
-            <w:tcBorders>
-              <w:top w:val="single" w:color="BFC7D5" w:sz="4"/>
-              <w:left w:val="single" w:color="BFC7D5" w:sz="4"/>
-              <w:bottom w:val="single" w:color="BFC7D5" w:sz="4"/>
-              <w:right w:val="single" w:color="BFC7D5" w:sz="4"/>
-            </w:tcBorders>
-            <w:shd w:fill="F7F9FC" w:color="auto" w:val="clear"/>
-            <w:tcMar>
-              <w:top w:type="dxa" w:w="60"/>
-              <w:left w:type="dxa" w:w="90"/>
-              <w:bottom w:type="dxa" w:w="60"/>
-              <w:right w:type="dxa" w:w="90"/>
-            </w:tcMar>
-          </w:tcPr>
-          <w:p>
-            <w:pPr>
-              <w:jc w:val="center"/>
-            </w:pPr>
-            <w:r>
-              <w:rPr>
-                <w:sz w:val="18"/>
-                <w:szCs w:val="18"/>
-              </w:rPr>
-              <w:t xml:space="preserve">class prototypes (means) as shared knowledge</w:t>
-            </w:r>
-          </w:p>
-        </w:tc>
-      </w:tr>
-      <w:tr>
-        <w:tc>
-          <w:tcPr>
-            <w:tcW w:type="dxa" w:w="2410"/>
-            <w:tcBorders>
-              <w:top w:val="single" w:color="BFC7D5" w:sz="4"/>
-              <w:left w:val="single" w:color="BFC7D5" w:sz="4"/>
-              <w:bottom w:val="single" w:color="BFC7D5" w:sz="4"/>
-              <w:right w:val="single" w:color="BFC7D5" w:sz="4"/>
-            </w:tcBorders>
-            <w:shd w:fill="FFFFFF" w:color="auto" w:val="clear"/>
-            <w:tcMar>
-              <w:top w:type="dxa" w:w="60"/>
-              <w:left w:type="dxa" w:w="90"/>
-              <w:bottom w:type="dxa" w:w="60"/>
-              <w:right w:type="dxa" w:w="90"/>
-            </w:tcMar>
-          </w:tcPr>
-          <w:p>
-            <w:pPr>
-              <w:jc w:val="left"/>
-            </w:pPr>
-            <w:r>
-              <w:rPr>
-                <w:sz w:val="18"/>
-                <w:szCs w:val="18"/>
-              </w:rPr>
-              <w:t xml:space="preserve">Moment fix (MC)</w:t>
-            </w:r>
-          </w:p>
-        </w:tc>
-        <w:tc>
-          <w:tcPr>
-            <w:tcW w:type="dxa" w:w="3815"/>
-            <w:tcBorders>
-              <w:top w:val="single" w:color="BFC7D5" w:sz="4"/>
-              <w:left w:val="single" w:color="BFC7D5" w:sz="4"/>
-              <w:bottom w:val="single" w:color="BFC7D5" w:sz="4"/>
-              <w:right w:val="single" w:color="BFC7D5" w:sz="4"/>
-            </w:tcBorders>
-            <w:shd w:fill="FFFFFF" w:color="auto" w:val="clear"/>
-            <w:tcMar>
-              <w:top w:type="dxa" w:w="60"/>
-              <w:left w:type="dxa" w:w="90"/>
-              <w:bottom w:type="dxa" w:w="60"/>
-              <w:right w:type="dxa" w:w="90"/>
-            </w:tcMar>
-          </w:tcPr>
-          <w:p>
-            <w:pPr>
-              <w:jc w:val="center"/>
-            </w:pPr>
-            <w:r>
-              <w:rPr>
-                <w:sz w:val="18"/>
-                <w:szCs w:val="18"/>
-              </w:rPr>
-              <w:t xml:space="preserve">Optimal transport, scalar case (Olkin and Pukelsheim 1982)</w:t>
-            </w:r>
-          </w:p>
-        </w:tc>
-        <w:tc>
-          <w:tcPr>
-            <w:tcW w:type="dxa" w:w="3413"/>
-            <w:tcBorders>
-              <w:top w:val="single" w:color="BFC7D5" w:sz="4"/>
-              <w:left w:val="single" w:color="BFC7D5" w:sz="4"/>
-              <w:bottom w:val="single" w:color="BFC7D5" w:sz="4"/>
-              <w:right w:val="single" w:color="BFC7D5" w:sz="4"/>
-            </w:tcBorders>
-            <w:shd w:fill="FFFFFF" w:color="auto" w:val="clear"/>
-            <w:tcMar>
-              <w:top w:type="dxa" w:w="60"/>
-              <w:left w:type="dxa" w:w="90"/>
-              <w:bottom w:type="dxa" w:w="60"/>
-              <w:right w:type="dxa" w:w="90"/>
-            </w:tcMar>
-          </w:tcPr>
-          <w:p>
-            <w:pPr>
-              <w:jc w:val="center"/>
-            </w:pPr>
-            <w:r>
-              <w:rPr>
-                <w:sz w:val="18"/>
-                <w:szCs w:val="18"/>
-              </w:rPr>
-              <w:t xml:space="preserve">smallest change that gives the exact mean and spread</w:t>
-            </w:r>
-          </w:p>
-        </w:tc>
-      </w:tr>
-      <w:tr>
-        <w:tc>
-          <w:tcPr>
-            <w:tcW w:type="dxa" w:w="2410"/>
-            <w:tcBorders>
-              <w:top w:val="single" w:color="BFC7D5" w:sz="4"/>
-              <w:left w:val="single" w:color="BFC7D5" w:sz="4"/>
-              <w:bottom w:val="single" w:color="BFC7D5" w:sz="4"/>
-              <w:right w:val="single" w:color="BFC7D5" w:sz="4"/>
-            </w:tcBorders>
-            <w:shd w:fill="F7F9FC" w:color="auto" w:val="clear"/>
-            <w:tcMar>
-              <w:top w:type="dxa" w:w="60"/>
-              <w:left w:type="dxa" w:w="90"/>
-              <w:bottom w:type="dxa" w:w="60"/>
-              <w:right w:type="dxa" w:w="90"/>
-            </w:tcMar>
-          </w:tcPr>
-          <w:p>
-            <w:pPr>
-              <w:jc w:val="left"/>
-            </w:pPr>
-            <w:r>
-              <w:rPr>
-                <w:sz w:val="18"/>
-                <w:szCs w:val="18"/>
-              </w:rPr>
-              <w:t xml:space="preserve">Fingerprint selection (KH)</w:t>
-            </w:r>
-          </w:p>
-        </w:tc>
-        <w:tc>
-          <w:tcPr>
-            <w:tcW w:type="dxa" w:w="3815"/>
-            <w:tcBorders>
-              <w:top w:val="single" w:color="BFC7D5" w:sz="4"/>
-              <w:left w:val="single" w:color="BFC7D5" w:sz="4"/>
-              <w:bottom w:val="single" w:color="BFC7D5" w:sz="4"/>
-              <w:right w:val="single" w:color="BFC7D5" w:sz="4"/>
-            </w:tcBorders>
-            <w:shd w:fill="F7F9FC" w:color="auto" w:val="clear"/>
-            <w:tcMar>
-              <w:top w:type="dxa" w:w="60"/>
-              <w:left w:type="dxa" w:w="90"/>
-              <w:bottom w:type="dxa" w:w="60"/>
-              <w:right w:type="dxa" w:w="90"/>
-            </w:tcMar>
-          </w:tcPr>
-          <w:p>
-            <w:pPr>
-              <w:jc w:val="center"/>
-            </w:pPr>
-            <w:r>
-              <w:rPr>
-                <w:sz w:val="18"/>
-                <w:szCs w:val="18"/>
-              </w:rPr>
-              <w:t xml:space="preserve">Chen, Welling and Smola, Kernel Herding, UAI 2010; Gretton et al., MMD, JMLR 2012</w:t>
-            </w:r>
-          </w:p>
-        </w:tc>
-        <w:tc>
-          <w:tcPr>
-            <w:tcW w:type="dxa" w:w="3413"/>
-            <w:tcBorders>
-              <w:top w:val="single" w:color="BFC7D5" w:sz="4"/>
-              <w:left w:val="single" w:color="BFC7D5" w:sz="4"/>
-              <w:bottom w:val="single" w:color="BFC7D5" w:sz="4"/>
-              <w:right w:val="single" w:color="BFC7D5" w:sz="4"/>
-            </w:tcBorders>
-            <w:shd w:fill="F7F9FC" w:color="auto" w:val="clear"/>
-            <w:tcMar>
-              <w:top w:type="dxa" w:w="60"/>
-              <w:left w:type="dxa" w:w="90"/>
-              <w:bottom w:type="dxa" w:w="60"/>
-              <w:right w:type="dxa" w:w="90"/>
-            </w:tcMar>
-          </w:tcPr>
-          <w:p>
-            <w:pPr>
-              <w:jc w:val="center"/>
-            </w:pPr>
-            <w:r>
-              <w:rPr>
-                <w:sz w:val="18"/>
-                <w:szCs w:val="18"/>
-              </w:rPr>
-              <w:t xml:space="preserve">pick samples whose average fingerprint matches the class</w:t>
-            </w:r>
-          </w:p>
-        </w:tc>
-      </w:tr>
-      <w:tr>
-        <w:tc>
-          <w:tcPr>
-            <w:tcW w:type="dxa" w:w="2410"/>
-            <w:tcBorders>
-              <w:top w:val="single" w:color="BFC7D5" w:sz="4"/>
-              <w:left w:val="single" w:color="BFC7D5" w:sz="4"/>
-              <w:bottom w:val="single" w:color="BFC7D5" w:sz="4"/>
-              <w:right w:val="single" w:color="BFC7D5" w:sz="4"/>
-            </w:tcBorders>
-            <w:shd w:fill="FFFFFF" w:color="auto" w:val="clear"/>
-            <w:tcMar>
-              <w:top w:type="dxa" w:w="60"/>
-              <w:left w:type="dxa" w:w="90"/>
-              <w:bottom w:type="dxa" w:w="60"/>
-              <w:right w:type="dxa" w:w="90"/>
-            </w:tcMar>
-          </w:tcPr>
-          <w:p>
-            <w:pPr>
-              <w:jc w:val="left"/>
-            </w:pPr>
-            <w:r>
-              <w:rPr>
-                <w:sz w:val="18"/>
-                <w:szCs w:val="18"/>
-              </w:rPr>
-              <w:t xml:space="preserve">Client-prior loss (LA)</w:t>
-            </w:r>
-          </w:p>
-        </w:tc>
-        <w:tc>
-          <w:tcPr>
-            <w:tcW w:type="dxa" w:w="3815"/>
-            <w:tcBorders>
-              <w:top w:val="single" w:color="BFC7D5" w:sz="4"/>
-              <w:left w:val="single" w:color="BFC7D5" w:sz="4"/>
-              <w:bottom w:val="single" w:color="BFC7D5" w:sz="4"/>
-              <w:right w:val="single" w:color="BFC7D5" w:sz="4"/>
-            </w:tcBorders>
-            <w:shd w:fill="FFFFFF" w:color="auto" w:val="clear"/>
-            <w:tcMar>
-              <w:top w:type="dxa" w:w="60"/>
-              <w:left w:type="dxa" w:w="90"/>
-              <w:bottom w:type="dxa" w:w="60"/>
-              <w:right w:type="dxa" w:w="90"/>
-            </w:tcMar>
-          </w:tcPr>
-          <w:p>
-            <w:pPr>
-              <w:jc w:val="center"/>
-            </w:pPr>
-            <w:r>
-              <w:rPr>
-                <w:sz w:val="18"/>
-                <w:szCs w:val="18"/>
-              </w:rPr>
-              <w:t xml:space="preserve">Menon et al., Logit Adjustment, ICLR 2021; Zhang et al., FedLC, ICML 2022</w:t>
-            </w:r>
-          </w:p>
-        </w:tc>
-        <w:tc>
-          <w:tcPr>
-            <w:tcW w:type="dxa" w:w="3413"/>
-            <w:tcBorders>
-              <w:top w:val="single" w:color="BFC7D5" w:sz="4"/>
-              <w:left w:val="single" w:color="BFC7D5" w:sz="4"/>
-              <w:bottom w:val="single" w:color="BFC7D5" w:sz="4"/>
-              <w:right w:val="single" w:color="BFC7D5" w:sz="4"/>
-            </w:tcBorders>
-            <w:shd w:fill="FFFFFF" w:color="auto" w:val="clear"/>
-            <w:tcMar>
-              <w:top w:type="dxa" w:w="60"/>
-              <w:left w:type="dxa" w:w="90"/>
-              <w:bottom w:type="dxa" w:w="60"/>
-              <w:right w:type="dxa" w:w="90"/>
-            </w:tcMar>
-          </w:tcPr>
-          <w:p>
-            <w:pPr>
-              <w:jc w:val="center"/>
-            </w:pPr>
-            <w:r>
-              <w:rPr>
-                <w:sz w:val="18"/>
-                <w:szCs w:val="18"/>
-              </w:rPr>
-              <w:t xml:space="preserve">loss that undoes a client's own class skew</w:t>
-            </w:r>
-          </w:p>
-        </w:tc>
-      </w:tr>
-      <w:tr>
-        <w:tc>
-          <w:tcPr>
-            <w:tcW w:type="dxa" w:w="2410"/>
-            <w:tcBorders>
-              <w:top w:val="single" w:color="BFC7D5" w:sz="4"/>
-              <w:left w:val="single" w:color="BFC7D5" w:sz="4"/>
-              <w:bottom w:val="single" w:color="BFC7D5" w:sz="4"/>
-              <w:right w:val="single" w:color="BFC7D5" w:sz="4"/>
-            </w:tcBorders>
-            <w:shd w:fill="F7F9FC" w:color="auto" w:val="clear"/>
-            <w:tcMar>
-              <w:top w:type="dxa" w:w="60"/>
-              <w:left w:type="dxa" w:w="90"/>
-              <w:bottom w:type="dxa" w:w="60"/>
-              <w:right w:type="dxa" w:w="90"/>
-            </w:tcMar>
-          </w:tcPr>
-          <w:p>
-            <w:pPr>
-              <w:jc w:val="left"/>
-            </w:pPr>
-            <w:r>
-              <w:rPr>
-                <w:sz w:val="18"/>
-                <w:szCs w:val="18"/>
-              </w:rPr>
-              <w:t xml:space="preserve">Consensus labels (CSL)</w:t>
-            </w:r>
-          </w:p>
-        </w:tc>
-        <w:tc>
-          <w:tcPr>
-            <w:tcW w:type="dxa" w:w="3815"/>
-            <w:tcBorders>
-              <w:top w:val="single" w:color="BFC7D5" w:sz="4"/>
-              <w:left w:val="single" w:color="BFC7D5" w:sz="4"/>
-              <w:bottom w:val="single" w:color="BFC7D5" w:sz="4"/>
-              <w:right w:val="single" w:color="BFC7D5" w:sz="4"/>
-            </w:tcBorders>
-            <w:shd w:fill="F7F9FC" w:color="auto" w:val="clear"/>
-            <w:tcMar>
-              <w:top w:type="dxa" w:w="60"/>
-              <w:left w:type="dxa" w:w="90"/>
-              <w:bottom w:type="dxa" w:w="60"/>
-              <w:right w:type="dxa" w:w="90"/>
-            </w:tcMar>
-          </w:tcPr>
-          <w:p>
-            <w:pPr>
-              <w:jc w:val="center"/>
-            </w:pPr>
-            <w:r>
-              <w:rPr>
-                <w:sz w:val="18"/>
-                <w:szCs w:val="18"/>
-              </w:rPr>
-              <w:t xml:space="preserve">Li and Wang, FedMD, 2019; Lin et al., FedDF, NeurIPS 2020</w:t>
-            </w:r>
-          </w:p>
-        </w:tc>
-        <w:tc>
-          <w:tcPr>
-            <w:tcW w:type="dxa" w:w="3413"/>
-            <w:tcBorders>
-              <w:top w:val="single" w:color="BFC7D5" w:sz="4"/>
-              <w:left w:val="single" w:color="BFC7D5" w:sz="4"/>
-              <w:bottom w:val="single" w:color="BFC7D5" w:sz="4"/>
-              <w:right w:val="single" w:color="BFC7D5" w:sz="4"/>
-            </w:tcBorders>
-            <w:shd w:fill="F7F9FC" w:color="auto" w:val="clear"/>
-            <w:tcMar>
-              <w:top w:type="dxa" w:w="60"/>
-              <w:left w:type="dxa" w:w="90"/>
-              <w:bottom w:type="dxa" w:w="60"/>
-              <w:right w:type="dxa" w:w="90"/>
-            </w:tcMar>
-          </w:tcPr>
-          <w:p>
-            <w:pPr>
-              <w:jc w:val="center"/>
-            </w:pPr>
-            <w:r>
-              <w:rPr>
-                <w:sz w:val="18"/>
-                <w:szCs w:val="18"/>
-              </w:rPr>
-              <w:t xml:space="preserve">average prediction of different models as soft label</w:t>
-            </w:r>
-          </w:p>
-        </w:tc>
-      </w:tr>
-    </w:tbl>
-    <w:p>
-      <w:pPr>
-        <w:spacing w:after="160"/>
-      </w:pPr>
     </w:p>
     <w:tbl>
       <w:tblPr>
@@ -8519,10 +7853,11 @@
     <w:p>
       <w:pPr>
         <w:pStyle w:val="Heading2"/>
+        <w:keepNext/>
         <w:spacing w:after="120" w:before="240"/>
       </w:pPr>
       <w:r>
-        <w:t xml:space="preserve">4.2 Architecture</w:t>
+        <w:t xml:space="preserve">4.1 Ours-A at a glance</w:t>
       </w:r>
     </w:p>
     <w:p>
@@ -8535,7 +7870,7 @@
           <wp:inline distT="0" distB="0" distL="0" distR="0">
             <wp:extent cx="6096000" cy="4019550"/>
             <wp:effectExtent t="0" r="0" b="0" l="0"/>
-            <wp:docPr id="16" name="f07_esa.png" descr="Figure 7. Ours-A inside GeFL-F. Blue: what changes. Everything new comes from class sums added up by secure aggregation." title="f07_esa.png"/>
+            <wp:docPr id="16" name="f07_esa.png" descr="Figure 7. Ours-A inside GeFL-F. Blue: what changes." title="f07_esa.png"/>
             <wp:cNvGraphicFramePr>
               <a:graphicFrameLocks xmlns:a="http://schemas.openxmlformats.org/drawingml/2006/main" noChangeAspect="1"/>
             </wp:cNvGraphicFramePr>
@@ -8584,26 +7919,1693 @@
           <w:sz w:val="18"/>
           <w:szCs w:val="18"/>
         </w:rPr>
-        <w:t xml:space="preserve">Figure 7. Ours-A inside GeFL-F. Blue: what changes. Everything new comes from class sums added up by secure aggregation.</w:t>
+        <w:t xml:space="preserve">Figure 7. Ours-A inside GeFL-F. Blue: what changes.</w:t>
       </w:r>
     </w:p>
+    <w:tbl>
+      <w:tblPr>
+        <w:tblW w:type="dxa" w:w="9638"/>
+        <w:tblBorders>
+          <w:top w:val="single" w:color="auto" w:sz="4"/>
+          <w:left w:val="single" w:color="auto" w:sz="4"/>
+          <w:bottom w:val="single" w:color="auto" w:sz="4"/>
+          <w:right w:val="single" w:color="auto" w:sz="4"/>
+          <w:insideH w:val="single" w:color="auto" w:sz="4"/>
+          <w:insideV w:val="single" w:color="auto" w:sz="4"/>
+        </w:tblBorders>
+      </w:tblPr>
+      <w:tblGrid>
+        <w:gridCol w:w="386"/>
+        <w:gridCol w:w="2506"/>
+        <w:gridCol w:w="867"/>
+        <w:gridCol w:w="1542"/>
+        <w:gridCol w:w="3084"/>
+        <w:gridCol w:w="1253"/>
+      </w:tblGrid>
+      <w:tr>
+        <w:trPr>
+          <w:tblHeader/>
+        </w:trPr>
+        <w:tc>
+          <w:tcPr>
+            <w:tcW w:type="dxa" w:w="386"/>
+            <w:tcBorders>
+              <w:top w:val="single" w:color="BFC7D5" w:sz="4"/>
+              <w:left w:val="single" w:color="BFC7D5" w:sz="4"/>
+              <w:bottom w:val="single" w:color="BFC7D5" w:sz="4"/>
+              <w:right w:val="single" w:color="BFC7D5" w:sz="4"/>
+            </w:tcBorders>
+            <w:shd w:fill="1C4E9A" w:color="auto" w:val="clear"/>
+            <w:tcMar>
+              <w:top w:type="dxa" w:w="60"/>
+              <w:left w:type="dxa" w:w="90"/>
+              <w:bottom w:type="dxa" w:w="60"/>
+              <w:right w:type="dxa" w:w="90"/>
+            </w:tcMar>
+          </w:tcPr>
+          <w:p>
+            <w:pPr>
+              <w:jc w:val="left"/>
+            </w:pPr>
+            <w:r>
+              <w:rPr>
+                <w:b/>
+                <w:bCs/>
+                <w:color w:val="FFFFFF"/>
+                <w:sz w:val="18"/>
+                <w:szCs w:val="18"/>
+              </w:rPr>
+              <w:t xml:space="preserve">#</w:t>
+            </w:r>
+          </w:p>
+        </w:tc>
+        <w:tc>
+          <w:tcPr>
+            <w:tcW w:type="dxa" w:w="2506"/>
+            <w:tcBorders>
+              <w:top w:val="single" w:color="BFC7D5" w:sz="4"/>
+              <w:left w:val="single" w:color="BFC7D5" w:sz="4"/>
+              <w:bottom w:val="single" w:color="BFC7D5" w:sz="4"/>
+              <w:right w:val="single" w:color="BFC7D5" w:sz="4"/>
+            </w:tcBorders>
+            <w:shd w:fill="1C4E9A" w:color="auto" w:val="clear"/>
+            <w:tcMar>
+              <w:top w:type="dxa" w:w="60"/>
+              <w:left w:type="dxa" w:w="90"/>
+              <w:bottom w:type="dxa" w:w="60"/>
+              <w:right w:type="dxa" w:w="90"/>
+            </w:tcMar>
+          </w:tcPr>
+          <w:p>
+            <w:pPr>
+              <w:jc w:val="center"/>
+            </w:pPr>
+            <w:r>
+              <w:rPr>
+                <w:b/>
+                <w:bCs/>
+                <w:color w:val="FFFFFF"/>
+                <w:sz w:val="18"/>
+                <w:szCs w:val="18"/>
+              </w:rPr>
+              <w:t xml:space="preserve">Component</w:t>
+            </w:r>
+          </w:p>
+        </w:tc>
+        <w:tc>
+          <w:tcPr>
+            <w:tcW w:type="dxa" w:w="867"/>
+            <w:tcBorders>
+              <w:top w:val="single" w:color="BFC7D5" w:sz="4"/>
+              <w:left w:val="single" w:color="BFC7D5" w:sz="4"/>
+              <w:bottom w:val="single" w:color="BFC7D5" w:sz="4"/>
+              <w:right w:val="single" w:color="BFC7D5" w:sz="4"/>
+            </w:tcBorders>
+            <w:shd w:fill="1C4E9A" w:color="auto" w:val="clear"/>
+            <w:tcMar>
+              <w:top w:type="dxa" w:w="60"/>
+              <w:left w:type="dxa" w:w="90"/>
+              <w:bottom w:type="dxa" w:w="60"/>
+              <w:right w:type="dxa" w:w="90"/>
+            </w:tcMar>
+          </w:tcPr>
+          <w:p>
+            <w:pPr>
+              <w:jc w:val="center"/>
+            </w:pPr>
+            <w:r>
+              <w:rPr>
+                <w:b/>
+                <w:bCs/>
+                <w:color w:val="FFFFFF"/>
+                <w:sz w:val="18"/>
+                <w:szCs w:val="18"/>
+              </w:rPr>
+              <w:t xml:space="preserve">Stage</w:t>
+            </w:r>
+          </w:p>
+        </w:tc>
+        <w:tc>
+          <w:tcPr>
+            <w:tcW w:type="dxa" w:w="1542"/>
+            <w:tcBorders>
+              <w:top w:val="single" w:color="BFC7D5" w:sz="4"/>
+              <w:left w:val="single" w:color="BFC7D5" w:sz="4"/>
+              <w:bottom w:val="single" w:color="BFC7D5" w:sz="4"/>
+              <w:right w:val="single" w:color="BFC7D5" w:sz="4"/>
+            </w:tcBorders>
+            <w:shd w:fill="1C4E9A" w:color="auto" w:val="clear"/>
+            <w:tcMar>
+              <w:top w:type="dxa" w:w="60"/>
+              <w:left w:type="dxa" w:w="90"/>
+              <w:bottom w:type="dxa" w:w="60"/>
+              <w:right w:type="dxa" w:w="90"/>
+            </w:tcMar>
+          </w:tcPr>
+          <w:p>
+            <w:pPr>
+              <w:jc w:val="center"/>
+            </w:pPr>
+            <w:r>
+              <w:rPr>
+                <w:b/>
+                <w:bCs/>
+                <w:color w:val="FFFFFF"/>
+                <w:sz w:val="18"/>
+                <w:szCs w:val="18"/>
+              </w:rPr>
+              <w:t xml:space="preserve">Runs on</w:t>
+            </w:r>
+          </w:p>
+        </w:tc>
+        <w:tc>
+          <w:tcPr>
+            <w:tcW w:type="dxa" w:w="3084"/>
+            <w:tcBorders>
+              <w:top w:val="single" w:color="BFC7D5" w:sz="4"/>
+              <w:left w:val="single" w:color="BFC7D5" w:sz="4"/>
+              <w:bottom w:val="single" w:color="BFC7D5" w:sz="4"/>
+              <w:right w:val="single" w:color="BFC7D5" w:sz="4"/>
+            </w:tcBorders>
+            <w:shd w:fill="1C4E9A" w:color="auto" w:val="clear"/>
+            <w:tcMar>
+              <w:top w:type="dxa" w:w="60"/>
+              <w:left w:type="dxa" w:w="90"/>
+              <w:bottom w:type="dxa" w:w="60"/>
+              <w:right w:type="dxa" w:w="90"/>
+            </w:tcMar>
+          </w:tcPr>
+          <w:p>
+            <w:pPr>
+              <w:jc w:val="center"/>
+            </w:pPr>
+            <w:r>
+              <w:rPr>
+                <w:b/>
+                <w:bCs/>
+                <w:color w:val="FFFFFF"/>
+                <w:sz w:val="18"/>
+                <w:szCs w:val="18"/>
+              </w:rPr>
+              <w:t xml:space="preserve">Input → output</w:t>
+            </w:r>
+          </w:p>
+        </w:tc>
+        <w:tc>
+          <w:tcPr>
+            <w:tcW w:type="dxa" w:w="1253"/>
+            <w:tcBorders>
+              <w:top w:val="single" w:color="BFC7D5" w:sz="4"/>
+              <w:left w:val="single" w:color="BFC7D5" w:sz="4"/>
+              <w:bottom w:val="single" w:color="BFC7D5" w:sz="4"/>
+              <w:right w:val="single" w:color="BFC7D5" w:sz="4"/>
+            </w:tcBorders>
+            <w:shd w:fill="1C4E9A" w:color="auto" w:val="clear"/>
+            <w:tcMar>
+              <w:top w:type="dxa" w:w="60"/>
+              <w:left w:type="dxa" w:w="90"/>
+              <w:bottom w:type="dxa" w:w="60"/>
+              <w:right w:type="dxa" w:w="90"/>
+            </w:tcMar>
+          </w:tcPr>
+          <w:p>
+            <w:pPr>
+              <w:jc w:val="center"/>
+            </w:pPr>
+            <w:r>
+              <w:rPr>
+                <w:b/>
+                <w:bCs/>
+                <w:color w:val="FFFFFF"/>
+                <w:sz w:val="18"/>
+                <w:szCs w:val="18"/>
+              </w:rPr>
+              <w:t xml:space="preserve">Learned?</w:t>
+            </w:r>
+          </w:p>
+        </w:tc>
+      </w:tr>
+      <w:tr>
+        <w:tc>
+          <w:tcPr>
+            <w:tcW w:type="dxa" w:w="386"/>
+            <w:tcBorders>
+              <w:top w:val="single" w:color="BFC7D5" w:sz="4"/>
+              <w:left w:val="single" w:color="BFC7D5" w:sz="4"/>
+              <w:bottom w:val="single" w:color="BFC7D5" w:sz="4"/>
+              <w:right w:val="single" w:color="BFC7D5" w:sz="4"/>
+            </w:tcBorders>
+            <w:shd w:fill="FFFFFF" w:color="auto" w:val="clear"/>
+            <w:tcMar>
+              <w:top w:type="dxa" w:w="60"/>
+              <w:left w:type="dxa" w:w="90"/>
+              <w:bottom w:type="dxa" w:w="60"/>
+              <w:right w:type="dxa" w:w="90"/>
+            </w:tcMar>
+          </w:tcPr>
+          <w:p>
+            <w:pPr>
+              <w:jc w:val="left"/>
+            </w:pPr>
+            <w:r>
+              <w:rPr>
+                <w:sz w:val="18"/>
+                <w:szCs w:val="18"/>
+              </w:rPr>
+              <w:t xml:space="preserve">0</w:t>
+            </w:r>
+          </w:p>
+        </w:tc>
+        <w:tc>
+          <w:tcPr>
+            <w:tcW w:type="dxa" w:w="2506"/>
+            <w:tcBorders>
+              <w:top w:val="single" w:color="BFC7D5" w:sz="4"/>
+              <w:left w:val="single" w:color="BFC7D5" w:sz="4"/>
+              <w:bottom w:val="single" w:color="BFC7D5" w:sz="4"/>
+              <w:right w:val="single" w:color="BFC7D5" w:sz="4"/>
+            </w:tcBorders>
+            <w:shd w:fill="FFFFFF" w:color="auto" w:val="clear"/>
+            <w:tcMar>
+              <w:top w:type="dxa" w:w="60"/>
+              <w:left w:type="dxa" w:w="90"/>
+              <w:bottom w:type="dxa" w:w="60"/>
+              <w:right w:type="dxa" w:w="90"/>
+            </w:tcMar>
+          </w:tcPr>
+          <w:p>
+            <w:pPr>
+              <w:jc w:val="center"/>
+            </w:pPr>
+            <w:r>
+              <w:rPr>
+                <w:sz w:val="18"/>
+                <w:szCs w:val="18"/>
+              </w:rPr>
+              <w:t xml:space="preserve">Feature extractor (FE), same as GeFL-F</w:t>
+            </w:r>
+          </w:p>
+        </w:tc>
+        <w:tc>
+          <w:tcPr>
+            <w:tcW w:type="dxa" w:w="867"/>
+            <w:tcBorders>
+              <w:top w:val="single" w:color="BFC7D5" w:sz="4"/>
+              <w:left w:val="single" w:color="BFC7D5" w:sz="4"/>
+              <w:bottom w:val="single" w:color="BFC7D5" w:sz="4"/>
+              <w:right w:val="single" w:color="BFC7D5" w:sz="4"/>
+            </w:tcBorders>
+            <w:shd w:fill="FFFFFF" w:color="auto" w:val="clear"/>
+            <w:tcMar>
+              <w:top w:type="dxa" w:w="60"/>
+              <w:left w:type="dxa" w:w="90"/>
+              <w:bottom w:type="dxa" w:w="60"/>
+              <w:right w:type="dxa" w:w="90"/>
+            </w:tcMar>
+          </w:tcPr>
+          <w:p>
+            <w:pPr>
+              <w:jc w:val="center"/>
+            </w:pPr>
+            <w:r>
+              <w:rPr>
+                <w:sz w:val="18"/>
+                <w:szCs w:val="18"/>
+              </w:rPr>
+              <w:t xml:space="preserve">I</w:t>
+            </w:r>
+          </w:p>
+        </w:tc>
+        <w:tc>
+          <w:tcPr>
+            <w:tcW w:type="dxa" w:w="1542"/>
+            <w:tcBorders>
+              <w:top w:val="single" w:color="BFC7D5" w:sz="4"/>
+              <w:left w:val="single" w:color="BFC7D5" w:sz="4"/>
+              <w:bottom w:val="single" w:color="BFC7D5" w:sz="4"/>
+              <w:right w:val="single" w:color="BFC7D5" w:sz="4"/>
+            </w:tcBorders>
+            <w:shd w:fill="FFFFFF" w:color="auto" w:val="clear"/>
+            <w:tcMar>
+              <w:top w:type="dxa" w:w="60"/>
+              <w:left w:type="dxa" w:w="90"/>
+              <w:bottom w:type="dxa" w:w="60"/>
+              <w:right w:type="dxa" w:w="90"/>
+            </w:tcMar>
+          </w:tcPr>
+          <w:p>
+            <w:pPr>
+              <w:jc w:val="center"/>
+            </w:pPr>
+            <w:r>
+              <w:rPr>
+                <w:sz w:val="18"/>
+                <w:szCs w:val="18"/>
+              </w:rPr>
+              <w:t xml:space="preserve">every client</w:t>
+            </w:r>
+          </w:p>
+        </w:tc>
+        <w:tc>
+          <w:tcPr>
+            <w:tcW w:type="dxa" w:w="3084"/>
+            <w:tcBorders>
+              <w:top w:val="single" w:color="BFC7D5" w:sz="4"/>
+              <w:left w:val="single" w:color="BFC7D5" w:sz="4"/>
+              <w:bottom w:val="single" w:color="BFC7D5" w:sz="4"/>
+              <w:right w:val="single" w:color="BFC7D5" w:sz="4"/>
+            </w:tcBorders>
+            <w:shd w:fill="FFFFFF" w:color="auto" w:val="clear"/>
+            <w:tcMar>
+              <w:top w:type="dxa" w:w="60"/>
+              <w:left w:type="dxa" w:w="90"/>
+              <w:bottom w:type="dxa" w:w="60"/>
+              <w:right w:type="dxa" w:w="90"/>
+            </w:tcMar>
+          </w:tcPr>
+          <w:p>
+            <w:pPr>
+              <w:jc w:val="center"/>
+            </w:pPr>
+            <w:r>
+              <w:rPr>
+                <w:sz w:val="18"/>
+                <w:szCs w:val="18"/>
+              </w:rPr>
+              <w:t xml:space="preserve">image 1×32×32 → h 3×16×16 = 768</w:t>
+            </w:r>
+          </w:p>
+        </w:tc>
+        <w:tc>
+          <w:tcPr>
+            <w:tcW w:type="dxa" w:w="1253"/>
+            <w:tcBorders>
+              <w:top w:val="single" w:color="BFC7D5" w:sz="4"/>
+              <w:left w:val="single" w:color="BFC7D5" w:sz="4"/>
+              <w:bottom w:val="single" w:color="BFC7D5" w:sz="4"/>
+              <w:right w:val="single" w:color="BFC7D5" w:sz="4"/>
+            </w:tcBorders>
+            <w:shd w:fill="FFFFFF" w:color="auto" w:val="clear"/>
+            <w:tcMar>
+              <w:top w:type="dxa" w:w="60"/>
+              <w:left w:type="dxa" w:w="90"/>
+              <w:bottom w:type="dxa" w:w="60"/>
+              <w:right w:type="dxa" w:w="90"/>
+            </w:tcMar>
+          </w:tcPr>
+          <w:p>
+            <w:pPr>
+              <w:jc w:val="center"/>
+            </w:pPr>
+            <w:r>
+              <w:rPr>
+                <w:sz w:val="18"/>
+                <w:szCs w:val="18"/>
+              </w:rPr>
+              <w:t xml:space="preserve">yes, then frozen</w:t>
+            </w:r>
+          </w:p>
+        </w:tc>
+      </w:tr>
+      <w:tr>
+        <w:tc>
+          <w:tcPr>
+            <w:tcW w:type="dxa" w:w="386"/>
+            <w:tcBorders>
+              <w:top w:val="single" w:color="BFC7D5" w:sz="4"/>
+              <w:left w:val="single" w:color="BFC7D5" w:sz="4"/>
+              <w:bottom w:val="single" w:color="BFC7D5" w:sz="4"/>
+              <w:right w:val="single" w:color="BFC7D5" w:sz="4"/>
+            </w:tcBorders>
+            <w:shd w:fill="DCEBFF" w:color="auto" w:val="clear"/>
+            <w:tcMar>
+              <w:top w:type="dxa" w:w="60"/>
+              <w:left w:type="dxa" w:w="90"/>
+              <w:bottom w:type="dxa" w:w="60"/>
+              <w:right w:type="dxa" w:w="90"/>
+            </w:tcMar>
+          </w:tcPr>
+          <w:p>
+            <w:pPr>
+              <w:jc w:val="left"/>
+            </w:pPr>
+            <w:r>
+              <w:rPr>
+                <w:sz w:val="18"/>
+                <w:szCs w:val="18"/>
+              </w:rPr>
+              <w:t xml:space="preserve">1</w:t>
+            </w:r>
+          </w:p>
+        </w:tc>
+        <w:tc>
+          <w:tcPr>
+            <w:tcW w:type="dxa" w:w="2506"/>
+            <w:tcBorders>
+              <w:top w:val="single" w:color="BFC7D5" w:sz="4"/>
+              <w:left w:val="single" w:color="BFC7D5" w:sz="4"/>
+              <w:bottom w:val="single" w:color="BFC7D5" w:sz="4"/>
+              <w:right w:val="single" w:color="BFC7D5" w:sz="4"/>
+            </w:tcBorders>
+            <w:shd w:fill="DCEBFF" w:color="auto" w:val="clear"/>
+            <w:tcMar>
+              <w:top w:type="dxa" w:w="60"/>
+              <w:left w:type="dxa" w:w="90"/>
+              <w:bottom w:type="dxa" w:w="60"/>
+              <w:right w:type="dxa" w:w="90"/>
+            </w:tcMar>
+          </w:tcPr>
+          <w:p>
+            <w:pPr>
+              <w:jc w:val="center"/>
+            </w:pPr>
+            <w:r>
+              <w:rPr>
+                <w:sz w:val="18"/>
+                <w:szCs w:val="18"/>
+              </w:rPr>
+              <w:t xml:space="preserve">Class statistics</w:t>
+            </w:r>
+          </w:p>
+        </w:tc>
+        <w:tc>
+          <w:tcPr>
+            <w:tcW w:type="dxa" w:w="867"/>
+            <w:tcBorders>
+              <w:top w:val="single" w:color="BFC7D5" w:sz="4"/>
+              <w:left w:val="single" w:color="BFC7D5" w:sz="4"/>
+              <w:bottom w:val="single" w:color="BFC7D5" w:sz="4"/>
+              <w:right w:val="single" w:color="BFC7D5" w:sz="4"/>
+            </w:tcBorders>
+            <w:shd w:fill="DCEBFF" w:color="auto" w:val="clear"/>
+            <w:tcMar>
+              <w:top w:type="dxa" w:w="60"/>
+              <w:left w:type="dxa" w:w="90"/>
+              <w:bottom w:type="dxa" w:w="60"/>
+              <w:right w:type="dxa" w:w="90"/>
+            </w:tcMar>
+          </w:tcPr>
+          <w:p>
+            <w:pPr>
+              <w:jc w:val="center"/>
+            </w:pPr>
+            <w:r>
+              <w:rPr>
+                <w:sz w:val="18"/>
+                <w:szCs w:val="18"/>
+              </w:rPr>
+              <w:t xml:space="preserve">after I</w:t>
+            </w:r>
+          </w:p>
+        </w:tc>
+        <w:tc>
+          <w:tcPr>
+            <w:tcW w:type="dxa" w:w="1542"/>
+            <w:tcBorders>
+              <w:top w:val="single" w:color="BFC7D5" w:sz="4"/>
+              <w:left w:val="single" w:color="BFC7D5" w:sz="4"/>
+              <w:bottom w:val="single" w:color="BFC7D5" w:sz="4"/>
+              <w:right w:val="single" w:color="BFC7D5" w:sz="4"/>
+            </w:tcBorders>
+            <w:shd w:fill="DCEBFF" w:color="auto" w:val="clear"/>
+            <w:tcMar>
+              <w:top w:type="dxa" w:w="60"/>
+              <w:left w:type="dxa" w:w="90"/>
+              <w:bottom w:type="dxa" w:w="60"/>
+              <w:right w:type="dxa" w:w="90"/>
+            </w:tcMar>
+          </w:tcPr>
+          <w:p>
+            <w:pPr>
+              <w:jc w:val="center"/>
+            </w:pPr>
+            <w:r>
+              <w:rPr>
+                <w:sz w:val="18"/>
+                <w:szCs w:val="18"/>
+              </w:rPr>
+              <w:t xml:space="preserve">client → server</w:t>
+            </w:r>
+          </w:p>
+        </w:tc>
+        <w:tc>
+          <w:tcPr>
+            <w:tcW w:type="dxa" w:w="3084"/>
+            <w:tcBorders>
+              <w:top w:val="single" w:color="BFC7D5" w:sz="4"/>
+              <w:left w:val="single" w:color="BFC7D5" w:sz="4"/>
+              <w:bottom w:val="single" w:color="BFC7D5" w:sz="4"/>
+              <w:right w:val="single" w:color="BFC7D5" w:sz="4"/>
+            </w:tcBorders>
+            <w:shd w:fill="DCEBFF" w:color="auto" w:val="clear"/>
+            <w:tcMar>
+              <w:top w:type="dxa" w:w="60"/>
+              <w:left w:type="dxa" w:w="90"/>
+              <w:bottom w:type="dxa" w:w="60"/>
+              <w:right w:type="dxa" w:w="90"/>
+            </w:tcMar>
+          </w:tcPr>
+          <w:p>
+            <w:pPr>
+              <w:jc w:val="center"/>
+            </w:pPr>
+            <w:r>
+              <w:rPr>
+                <w:sz w:val="18"/>
+                <w:szCs w:val="18"/>
+              </w:rPr>
+              <w:t xml:space="preserve">own features → 4 sums per class (0.3 MB)</w:t>
+            </w:r>
+          </w:p>
+        </w:tc>
+        <w:tc>
+          <w:tcPr>
+            <w:tcW w:type="dxa" w:w="1253"/>
+            <w:tcBorders>
+              <w:top w:val="single" w:color="BFC7D5" w:sz="4"/>
+              <w:left w:val="single" w:color="BFC7D5" w:sz="4"/>
+              <w:bottom w:val="single" w:color="BFC7D5" w:sz="4"/>
+              <w:right w:val="single" w:color="BFC7D5" w:sz="4"/>
+            </w:tcBorders>
+            <w:shd w:fill="DCEBFF" w:color="auto" w:val="clear"/>
+            <w:tcMar>
+              <w:top w:type="dxa" w:w="60"/>
+              <w:left w:type="dxa" w:w="90"/>
+              <w:bottom w:type="dxa" w:w="60"/>
+              <w:right w:type="dxa" w:w="90"/>
+            </w:tcMar>
+          </w:tcPr>
+          <w:p>
+            <w:pPr>
+              <w:jc w:val="center"/>
+            </w:pPr>
+            <w:r>
+              <w:rPr>
+                <w:sz w:val="18"/>
+                <w:szCs w:val="18"/>
+              </w:rPr>
+              <w:t xml:space="preserve">no (exact sums)</w:t>
+            </w:r>
+          </w:p>
+        </w:tc>
+      </w:tr>
+      <w:tr>
+        <w:tc>
+          <w:tcPr>
+            <w:tcW w:type="dxa" w:w="386"/>
+            <w:tcBorders>
+              <w:top w:val="single" w:color="BFC7D5" w:sz="4"/>
+              <w:left w:val="single" w:color="BFC7D5" w:sz="4"/>
+              <w:bottom w:val="single" w:color="BFC7D5" w:sz="4"/>
+              <w:right w:val="single" w:color="BFC7D5" w:sz="4"/>
+            </w:tcBorders>
+            <w:shd w:fill="DCEBFF" w:color="auto" w:val="clear"/>
+            <w:tcMar>
+              <w:top w:type="dxa" w:w="60"/>
+              <w:left w:type="dxa" w:w="90"/>
+              <w:bottom w:type="dxa" w:w="60"/>
+              <w:right w:type="dxa" w:w="90"/>
+            </w:tcMar>
+          </w:tcPr>
+          <w:p>
+            <w:pPr>
+              <w:jc w:val="left"/>
+            </w:pPr>
+            <w:r>
+              <w:rPr>
+                <w:sz w:val="18"/>
+                <w:szCs w:val="18"/>
+              </w:rPr>
+              <w:t xml:space="preserve">2</w:t>
+            </w:r>
+          </w:p>
+        </w:tc>
+        <w:tc>
+          <w:tcPr>
+            <w:tcW w:type="dxa" w:w="2506"/>
+            <w:tcBorders>
+              <w:top w:val="single" w:color="BFC7D5" w:sz="4"/>
+              <w:left w:val="single" w:color="BFC7D5" w:sz="4"/>
+              <w:bottom w:val="single" w:color="BFC7D5" w:sz="4"/>
+              <w:right w:val="single" w:color="BFC7D5" w:sz="4"/>
+            </w:tcBorders>
+            <w:shd w:fill="DCEBFF" w:color="auto" w:val="clear"/>
+            <w:tcMar>
+              <w:top w:type="dxa" w:w="60"/>
+              <w:left w:type="dxa" w:w="90"/>
+              <w:bottom w:type="dxa" w:w="60"/>
+              <w:right w:type="dxa" w:w="90"/>
+            </w:tcMar>
+          </w:tcPr>
+          <w:p>
+            <w:pPr>
+              <w:jc w:val="center"/>
+            </w:pPr>
+            <w:r>
+              <w:rPr>
+                <w:sz w:val="18"/>
+                <w:szCs w:val="18"/>
+              </w:rPr>
+              <w:t xml:space="preserve">PC-VAE generator</w:t>
+            </w:r>
+          </w:p>
+        </w:tc>
+        <w:tc>
+          <w:tcPr>
+            <w:tcW w:type="dxa" w:w="867"/>
+            <w:tcBorders>
+              <w:top w:val="single" w:color="BFC7D5" w:sz="4"/>
+              <w:left w:val="single" w:color="BFC7D5" w:sz="4"/>
+              <w:bottom w:val="single" w:color="BFC7D5" w:sz="4"/>
+              <w:right w:val="single" w:color="BFC7D5" w:sz="4"/>
+            </w:tcBorders>
+            <w:shd w:fill="DCEBFF" w:color="auto" w:val="clear"/>
+            <w:tcMar>
+              <w:top w:type="dxa" w:w="60"/>
+              <w:left w:type="dxa" w:w="90"/>
+              <w:bottom w:type="dxa" w:w="60"/>
+              <w:right w:type="dxa" w:w="90"/>
+            </w:tcMar>
+          </w:tcPr>
+          <w:p>
+            <w:pPr>
+              <w:jc w:val="center"/>
+            </w:pPr>
+            <w:r>
+              <w:rPr>
+                <w:sz w:val="18"/>
+                <w:szCs w:val="18"/>
+              </w:rPr>
+              <w:t xml:space="preserve">II</w:t>
+            </w:r>
+          </w:p>
+        </w:tc>
+        <w:tc>
+          <w:tcPr>
+            <w:tcW w:type="dxa" w:w="1542"/>
+            <w:tcBorders>
+              <w:top w:val="single" w:color="BFC7D5" w:sz="4"/>
+              <w:left w:val="single" w:color="BFC7D5" w:sz="4"/>
+              <w:bottom w:val="single" w:color="BFC7D5" w:sz="4"/>
+              <w:right w:val="single" w:color="BFC7D5" w:sz="4"/>
+            </w:tcBorders>
+            <w:shd w:fill="DCEBFF" w:color="auto" w:val="clear"/>
+            <w:tcMar>
+              <w:top w:type="dxa" w:w="60"/>
+              <w:left w:type="dxa" w:w="90"/>
+              <w:bottom w:type="dxa" w:w="60"/>
+              <w:right w:type="dxa" w:w="90"/>
+            </w:tcMar>
+          </w:tcPr>
+          <w:p>
+            <w:pPr>
+              <w:jc w:val="center"/>
+            </w:pPr>
+            <w:r>
+              <w:rPr>
+                <w:sz w:val="18"/>
+                <w:szCs w:val="18"/>
+              </w:rPr>
+              <w:t xml:space="preserve">every client, FedAvg</w:t>
+            </w:r>
+          </w:p>
+        </w:tc>
+        <w:tc>
+          <w:tcPr>
+            <w:tcW w:type="dxa" w:w="3084"/>
+            <w:tcBorders>
+              <w:top w:val="single" w:color="BFC7D5" w:sz="4"/>
+              <w:left w:val="single" w:color="BFC7D5" w:sz="4"/>
+              <w:bottom w:val="single" w:color="BFC7D5" w:sz="4"/>
+              <w:right w:val="single" w:color="BFC7D5" w:sz="4"/>
+            </w:tcBorders>
+            <w:shd w:fill="DCEBFF" w:color="auto" w:val="clear"/>
+            <w:tcMar>
+              <w:top w:type="dxa" w:w="60"/>
+              <w:left w:type="dxa" w:w="90"/>
+              <w:bottom w:type="dxa" w:w="60"/>
+              <w:right w:type="dxa" w:w="90"/>
+            </w:tcMar>
+          </w:tcPr>
+          <w:p>
+            <w:pPr>
+              <w:jc w:val="center"/>
+            </w:pPr>
+            <w:r>
+              <w:rPr>
+                <w:sz w:val="18"/>
+                <w:szCs w:val="18"/>
+              </w:rPr>
+              <w:t xml:space="preserve">z (16) + m_y (768) → h̃ (768)</w:t>
+            </w:r>
+          </w:p>
+        </w:tc>
+        <w:tc>
+          <w:tcPr>
+            <w:tcW w:type="dxa" w:w="1253"/>
+            <w:tcBorders>
+              <w:top w:val="single" w:color="BFC7D5" w:sz="4"/>
+              <w:left w:val="single" w:color="BFC7D5" w:sz="4"/>
+              <w:bottom w:val="single" w:color="BFC7D5" w:sz="4"/>
+              <w:right w:val="single" w:color="BFC7D5" w:sz="4"/>
+            </w:tcBorders>
+            <w:shd w:fill="DCEBFF" w:color="auto" w:val="clear"/>
+            <w:tcMar>
+              <w:top w:type="dxa" w:w="60"/>
+              <w:left w:type="dxa" w:w="90"/>
+              <w:bottom w:type="dxa" w:w="60"/>
+              <w:right w:type="dxa" w:w="90"/>
+            </w:tcMar>
+          </w:tcPr>
+          <w:p>
+            <w:pPr>
+              <w:jc w:val="center"/>
+            </w:pPr>
+            <w:r>
+              <w:rPr>
+                <w:sz w:val="18"/>
+                <w:szCs w:val="18"/>
+              </w:rPr>
+              <w:t xml:space="preserve">yes, then frozen</w:t>
+            </w:r>
+          </w:p>
+        </w:tc>
+      </w:tr>
+      <w:tr>
+        <w:tc>
+          <w:tcPr>
+            <w:tcW w:type="dxa" w:w="386"/>
+            <w:tcBorders>
+              <w:top w:val="single" w:color="BFC7D5" w:sz="4"/>
+              <w:left w:val="single" w:color="BFC7D5" w:sz="4"/>
+              <w:bottom w:val="single" w:color="BFC7D5" w:sz="4"/>
+              <w:right w:val="single" w:color="BFC7D5" w:sz="4"/>
+            </w:tcBorders>
+            <w:shd w:fill="DCEBFF" w:color="auto" w:val="clear"/>
+            <w:tcMar>
+              <w:top w:type="dxa" w:w="60"/>
+              <w:left w:type="dxa" w:w="90"/>
+              <w:bottom w:type="dxa" w:w="60"/>
+              <w:right w:type="dxa" w:w="90"/>
+            </w:tcMar>
+          </w:tcPr>
+          <w:p>
+            <w:pPr>
+              <w:jc w:val="left"/>
+            </w:pPr>
+            <w:r>
+              <w:rPr>
+                <w:sz w:val="18"/>
+                <w:szCs w:val="18"/>
+              </w:rPr>
+              <w:t xml:space="preserve">3</w:t>
+            </w:r>
+          </w:p>
+        </w:tc>
+        <w:tc>
+          <w:tcPr>
+            <w:tcW w:type="dxa" w:w="2506"/>
+            <w:tcBorders>
+              <w:top w:val="single" w:color="BFC7D5" w:sz="4"/>
+              <w:left w:val="single" w:color="BFC7D5" w:sz="4"/>
+              <w:bottom w:val="single" w:color="BFC7D5" w:sz="4"/>
+              <w:right w:val="single" w:color="BFC7D5" w:sz="4"/>
+            </w:tcBorders>
+            <w:shd w:fill="DCEBFF" w:color="auto" w:val="clear"/>
+            <w:tcMar>
+              <w:top w:type="dxa" w:w="60"/>
+              <w:left w:type="dxa" w:w="90"/>
+              <w:bottom w:type="dxa" w:w="60"/>
+              <w:right w:type="dxa" w:w="90"/>
+            </w:tcMar>
+          </w:tcPr>
+          <w:p>
+            <w:pPr>
+              <w:jc w:val="center"/>
+            </w:pPr>
+            <w:r>
+              <w:rPr>
+                <w:sz w:val="18"/>
+                <w:szCs w:val="18"/>
+              </w:rPr>
+              <w:t xml:space="preserve">MC: moment fix</w:t>
+            </w:r>
+          </w:p>
+        </w:tc>
+        <w:tc>
+          <w:tcPr>
+            <w:tcW w:type="dxa" w:w="867"/>
+            <w:tcBorders>
+              <w:top w:val="single" w:color="BFC7D5" w:sz="4"/>
+              <w:left w:val="single" w:color="BFC7D5" w:sz="4"/>
+              <w:bottom w:val="single" w:color="BFC7D5" w:sz="4"/>
+              <w:right w:val="single" w:color="BFC7D5" w:sz="4"/>
+            </w:tcBorders>
+            <w:shd w:fill="DCEBFF" w:color="auto" w:val="clear"/>
+            <w:tcMar>
+              <w:top w:type="dxa" w:w="60"/>
+              <w:left w:type="dxa" w:w="90"/>
+              <w:bottom w:type="dxa" w:w="60"/>
+              <w:right w:type="dxa" w:w="90"/>
+            </w:tcMar>
+          </w:tcPr>
+          <w:p>
+            <w:pPr>
+              <w:jc w:val="center"/>
+            </w:pPr>
+            <w:r>
+              <w:rPr>
+                <w:sz w:val="18"/>
+                <w:szCs w:val="18"/>
+              </w:rPr>
+              <w:t xml:space="preserve">before III</w:t>
+            </w:r>
+          </w:p>
+        </w:tc>
+        <w:tc>
+          <w:tcPr>
+            <w:tcW w:type="dxa" w:w="1542"/>
+            <w:tcBorders>
+              <w:top w:val="single" w:color="BFC7D5" w:sz="4"/>
+              <w:left w:val="single" w:color="BFC7D5" w:sz="4"/>
+              <w:bottom w:val="single" w:color="BFC7D5" w:sz="4"/>
+              <w:right w:val="single" w:color="BFC7D5" w:sz="4"/>
+            </w:tcBorders>
+            <w:shd w:fill="DCEBFF" w:color="auto" w:val="clear"/>
+            <w:tcMar>
+              <w:top w:type="dxa" w:w="60"/>
+              <w:left w:type="dxa" w:w="90"/>
+              <w:bottom w:type="dxa" w:w="60"/>
+              <w:right w:type="dxa" w:w="90"/>
+            </w:tcMar>
+          </w:tcPr>
+          <w:p>
+            <w:pPr>
+              <w:jc w:val="center"/>
+            </w:pPr>
+            <w:r>
+              <w:rPr>
+                <w:sz w:val="18"/>
+                <w:szCs w:val="18"/>
+              </w:rPr>
+              <w:t xml:space="preserve">server</w:t>
+            </w:r>
+          </w:p>
+        </w:tc>
+        <w:tc>
+          <w:tcPr>
+            <w:tcW w:type="dxa" w:w="3084"/>
+            <w:tcBorders>
+              <w:top w:val="single" w:color="BFC7D5" w:sz="4"/>
+              <w:left w:val="single" w:color="BFC7D5" w:sz="4"/>
+              <w:bottom w:val="single" w:color="BFC7D5" w:sz="4"/>
+              <w:right w:val="single" w:color="BFC7D5" w:sz="4"/>
+            </w:tcBorders>
+            <w:shd w:fill="DCEBFF" w:color="auto" w:val="clear"/>
+            <w:tcMar>
+              <w:top w:type="dxa" w:w="60"/>
+              <w:left w:type="dxa" w:w="90"/>
+              <w:bottom w:type="dxa" w:w="60"/>
+              <w:right w:type="dxa" w:w="90"/>
+            </w:tcMar>
+          </w:tcPr>
+          <w:p>
+            <w:pPr>
+              <w:jc w:val="center"/>
+            </w:pPr>
+            <w:r>
+              <w:rPr>
+                <w:sz w:val="18"/>
+                <w:szCs w:val="18"/>
+              </w:rPr>
+              <w:t xml:space="preserve">fake h̃ → fake with exact mean and spread</w:t>
+            </w:r>
+          </w:p>
+        </w:tc>
+        <w:tc>
+          <w:tcPr>
+            <w:tcW w:type="dxa" w:w="1253"/>
+            <w:tcBorders>
+              <w:top w:val="single" w:color="BFC7D5" w:sz="4"/>
+              <w:left w:val="single" w:color="BFC7D5" w:sz="4"/>
+              <w:bottom w:val="single" w:color="BFC7D5" w:sz="4"/>
+              <w:right w:val="single" w:color="BFC7D5" w:sz="4"/>
+            </w:tcBorders>
+            <w:shd w:fill="DCEBFF" w:color="auto" w:val="clear"/>
+            <w:tcMar>
+              <w:top w:type="dxa" w:w="60"/>
+              <w:left w:type="dxa" w:w="90"/>
+              <w:bottom w:type="dxa" w:w="60"/>
+              <w:right w:type="dxa" w:w="90"/>
+            </w:tcMar>
+          </w:tcPr>
+          <w:p>
+            <w:pPr>
+              <w:jc w:val="center"/>
+            </w:pPr>
+            <w:r>
+              <w:rPr>
+                <w:sz w:val="18"/>
+                <w:szCs w:val="18"/>
+              </w:rPr>
+              <w:t xml:space="preserve">no</w:t>
+            </w:r>
+          </w:p>
+        </w:tc>
+      </w:tr>
+      <w:tr>
+        <w:tc>
+          <w:tcPr>
+            <w:tcW w:type="dxa" w:w="386"/>
+            <w:tcBorders>
+              <w:top w:val="single" w:color="BFC7D5" w:sz="4"/>
+              <w:left w:val="single" w:color="BFC7D5" w:sz="4"/>
+              <w:bottom w:val="single" w:color="BFC7D5" w:sz="4"/>
+              <w:right w:val="single" w:color="BFC7D5" w:sz="4"/>
+            </w:tcBorders>
+            <w:shd w:fill="DCEBFF" w:color="auto" w:val="clear"/>
+            <w:tcMar>
+              <w:top w:type="dxa" w:w="60"/>
+              <w:left w:type="dxa" w:w="90"/>
+              <w:bottom w:type="dxa" w:w="60"/>
+              <w:right w:type="dxa" w:w="90"/>
+            </w:tcMar>
+          </w:tcPr>
+          <w:p>
+            <w:pPr>
+              <w:jc w:val="left"/>
+            </w:pPr>
+            <w:r>
+              <w:rPr>
+                <w:sz w:val="18"/>
+                <w:szCs w:val="18"/>
+              </w:rPr>
+              <w:t xml:space="preserve">4</w:t>
+            </w:r>
+          </w:p>
+        </w:tc>
+        <w:tc>
+          <w:tcPr>
+            <w:tcW w:type="dxa" w:w="2506"/>
+            <w:tcBorders>
+              <w:top w:val="single" w:color="BFC7D5" w:sz="4"/>
+              <w:left w:val="single" w:color="BFC7D5" w:sz="4"/>
+              <w:bottom w:val="single" w:color="BFC7D5" w:sz="4"/>
+              <w:right w:val="single" w:color="BFC7D5" w:sz="4"/>
+            </w:tcBorders>
+            <w:shd w:fill="DCEBFF" w:color="auto" w:val="clear"/>
+            <w:tcMar>
+              <w:top w:type="dxa" w:w="60"/>
+              <w:left w:type="dxa" w:w="90"/>
+              <w:bottom w:type="dxa" w:w="60"/>
+              <w:right w:type="dxa" w:w="90"/>
+            </w:tcMar>
+          </w:tcPr>
+          <w:p>
+            <w:pPr>
+              <w:jc w:val="center"/>
+            </w:pPr>
+            <w:r>
+              <w:rPr>
+                <w:sz w:val="18"/>
+                <w:szCs w:val="18"/>
+              </w:rPr>
+              <w:t xml:space="preserve">KH: fingerprint selection</w:t>
+            </w:r>
+          </w:p>
+        </w:tc>
+        <w:tc>
+          <w:tcPr>
+            <w:tcW w:type="dxa" w:w="867"/>
+            <w:tcBorders>
+              <w:top w:val="single" w:color="BFC7D5" w:sz="4"/>
+              <w:left w:val="single" w:color="BFC7D5" w:sz="4"/>
+              <w:bottom w:val="single" w:color="BFC7D5" w:sz="4"/>
+              <w:right w:val="single" w:color="BFC7D5" w:sz="4"/>
+            </w:tcBorders>
+            <w:shd w:fill="DCEBFF" w:color="auto" w:val="clear"/>
+            <w:tcMar>
+              <w:top w:type="dxa" w:w="60"/>
+              <w:left w:type="dxa" w:w="90"/>
+              <w:bottom w:type="dxa" w:w="60"/>
+              <w:right w:type="dxa" w:w="90"/>
+            </w:tcMar>
+          </w:tcPr>
+          <w:p>
+            <w:pPr>
+              <w:jc w:val="center"/>
+            </w:pPr>
+            <w:r>
+              <w:rPr>
+                <w:sz w:val="18"/>
+                <w:szCs w:val="18"/>
+              </w:rPr>
+              <w:t xml:space="preserve">before III</w:t>
+            </w:r>
+          </w:p>
+        </w:tc>
+        <w:tc>
+          <w:tcPr>
+            <w:tcW w:type="dxa" w:w="1542"/>
+            <w:tcBorders>
+              <w:top w:val="single" w:color="BFC7D5" w:sz="4"/>
+              <w:left w:val="single" w:color="BFC7D5" w:sz="4"/>
+              <w:bottom w:val="single" w:color="BFC7D5" w:sz="4"/>
+              <w:right w:val="single" w:color="BFC7D5" w:sz="4"/>
+            </w:tcBorders>
+            <w:shd w:fill="DCEBFF" w:color="auto" w:val="clear"/>
+            <w:tcMar>
+              <w:top w:type="dxa" w:w="60"/>
+              <w:left w:type="dxa" w:w="90"/>
+              <w:bottom w:type="dxa" w:w="60"/>
+              <w:right w:type="dxa" w:w="90"/>
+            </w:tcMar>
+          </w:tcPr>
+          <w:p>
+            <w:pPr>
+              <w:jc w:val="center"/>
+            </w:pPr>
+            <w:r>
+              <w:rPr>
+                <w:sz w:val="18"/>
+                <w:szCs w:val="18"/>
+              </w:rPr>
+              <w:t xml:space="preserve">server</w:t>
+            </w:r>
+          </w:p>
+        </w:tc>
+        <w:tc>
+          <w:tcPr>
+            <w:tcW w:type="dxa" w:w="3084"/>
+            <w:tcBorders>
+              <w:top w:val="single" w:color="BFC7D5" w:sz="4"/>
+              <w:left w:val="single" w:color="BFC7D5" w:sz="4"/>
+              <w:bottom w:val="single" w:color="BFC7D5" w:sz="4"/>
+              <w:right w:val="single" w:color="BFC7D5" w:sz="4"/>
+            </w:tcBorders>
+            <w:shd w:fill="DCEBFF" w:color="auto" w:val="clear"/>
+            <w:tcMar>
+              <w:top w:type="dxa" w:w="60"/>
+              <w:left w:type="dxa" w:w="90"/>
+              <w:bottom w:type="dxa" w:w="60"/>
+              <w:right w:type="dxa" w:w="90"/>
+            </w:tcMar>
+          </w:tcPr>
+          <w:p>
+            <w:pPr>
+              <w:jc w:val="center"/>
+            </w:pPr>
+            <w:r>
+              <w:rPr>
+                <w:sz w:val="18"/>
+                <w:szCs w:val="18"/>
+              </w:rPr>
+              <w:t xml:space="preserve">4n candidates → best n per class</w:t>
+            </w:r>
+          </w:p>
+        </w:tc>
+        <w:tc>
+          <w:tcPr>
+            <w:tcW w:type="dxa" w:w="1253"/>
+            <w:tcBorders>
+              <w:top w:val="single" w:color="BFC7D5" w:sz="4"/>
+              <w:left w:val="single" w:color="BFC7D5" w:sz="4"/>
+              <w:bottom w:val="single" w:color="BFC7D5" w:sz="4"/>
+              <w:right w:val="single" w:color="BFC7D5" w:sz="4"/>
+            </w:tcBorders>
+            <w:shd w:fill="DCEBFF" w:color="auto" w:val="clear"/>
+            <w:tcMar>
+              <w:top w:type="dxa" w:w="60"/>
+              <w:left w:type="dxa" w:w="90"/>
+              <w:bottom w:type="dxa" w:w="60"/>
+              <w:right w:type="dxa" w:w="90"/>
+            </w:tcMar>
+          </w:tcPr>
+          <w:p>
+            <w:pPr>
+              <w:jc w:val="center"/>
+            </w:pPr>
+            <w:r>
+              <w:rPr>
+                <w:sz w:val="18"/>
+                <w:szCs w:val="18"/>
+              </w:rPr>
+              <w:t xml:space="preserve">no</w:t>
+            </w:r>
+          </w:p>
+        </w:tc>
+      </w:tr>
+      <w:tr>
+        <w:tc>
+          <w:tcPr>
+            <w:tcW w:type="dxa" w:w="386"/>
+            <w:tcBorders>
+              <w:top w:val="single" w:color="BFC7D5" w:sz="4"/>
+              <w:left w:val="single" w:color="BFC7D5" w:sz="4"/>
+              <w:bottom w:val="single" w:color="BFC7D5" w:sz="4"/>
+              <w:right w:val="single" w:color="BFC7D5" w:sz="4"/>
+            </w:tcBorders>
+            <w:shd w:fill="DCEBFF" w:color="auto" w:val="clear"/>
+            <w:tcMar>
+              <w:top w:type="dxa" w:w="60"/>
+              <w:left w:type="dxa" w:w="90"/>
+              <w:bottom w:type="dxa" w:w="60"/>
+              <w:right w:type="dxa" w:w="90"/>
+            </w:tcMar>
+          </w:tcPr>
+          <w:p>
+            <w:pPr>
+              <w:jc w:val="left"/>
+            </w:pPr>
+            <w:r>
+              <w:rPr>
+                <w:sz w:val="18"/>
+                <w:szCs w:val="18"/>
+              </w:rPr>
+              <w:t xml:space="preserve">5</w:t>
+            </w:r>
+          </w:p>
+        </w:tc>
+        <w:tc>
+          <w:tcPr>
+            <w:tcW w:type="dxa" w:w="2506"/>
+            <w:tcBorders>
+              <w:top w:val="single" w:color="BFC7D5" w:sz="4"/>
+              <w:left w:val="single" w:color="BFC7D5" w:sz="4"/>
+              <w:bottom w:val="single" w:color="BFC7D5" w:sz="4"/>
+              <w:right w:val="single" w:color="BFC7D5" w:sz="4"/>
+            </w:tcBorders>
+            <w:shd w:fill="DCEBFF" w:color="auto" w:val="clear"/>
+            <w:tcMar>
+              <w:top w:type="dxa" w:w="60"/>
+              <w:left w:type="dxa" w:w="90"/>
+              <w:bottom w:type="dxa" w:w="60"/>
+              <w:right w:type="dxa" w:w="90"/>
+            </w:tcMar>
+          </w:tcPr>
+          <w:p>
+            <w:pPr>
+              <w:jc w:val="center"/>
+            </w:pPr>
+            <w:r>
+              <w:rPr>
+                <w:sz w:val="18"/>
+                <w:szCs w:val="18"/>
+              </w:rPr>
+              <w:t xml:space="preserve">CSL: consensus labels</w:t>
+            </w:r>
+          </w:p>
+        </w:tc>
+        <w:tc>
+          <w:tcPr>
+            <w:tcW w:type="dxa" w:w="867"/>
+            <w:tcBorders>
+              <w:top w:val="single" w:color="BFC7D5" w:sz="4"/>
+              <w:left w:val="single" w:color="BFC7D5" w:sz="4"/>
+              <w:bottom w:val="single" w:color="BFC7D5" w:sz="4"/>
+              <w:right w:val="single" w:color="BFC7D5" w:sz="4"/>
+            </w:tcBorders>
+            <w:shd w:fill="DCEBFF" w:color="auto" w:val="clear"/>
+            <w:tcMar>
+              <w:top w:type="dxa" w:w="60"/>
+              <w:left w:type="dxa" w:w="90"/>
+              <w:bottom w:type="dxa" w:w="60"/>
+              <w:right w:type="dxa" w:w="90"/>
+            </w:tcMar>
+          </w:tcPr>
+          <w:p>
+            <w:pPr>
+              <w:jc w:val="center"/>
+            </w:pPr>
+            <w:r>
+              <w:rPr>
+                <w:sz w:val="18"/>
+                <w:szCs w:val="18"/>
+              </w:rPr>
+              <w:t xml:space="preserve">III</w:t>
+            </w:r>
+          </w:p>
+        </w:tc>
+        <w:tc>
+          <w:tcPr>
+            <w:tcW w:type="dxa" w:w="1542"/>
+            <w:tcBorders>
+              <w:top w:val="single" w:color="BFC7D5" w:sz="4"/>
+              <w:left w:val="single" w:color="BFC7D5" w:sz="4"/>
+              <w:bottom w:val="single" w:color="BFC7D5" w:sz="4"/>
+              <w:right w:val="single" w:color="BFC7D5" w:sz="4"/>
+            </w:tcBorders>
+            <w:shd w:fill="DCEBFF" w:color="auto" w:val="clear"/>
+            <w:tcMar>
+              <w:top w:type="dxa" w:w="60"/>
+              <w:left w:type="dxa" w:w="90"/>
+              <w:bottom w:type="dxa" w:w="60"/>
+              <w:right w:type="dxa" w:w="90"/>
+            </w:tcMar>
+          </w:tcPr>
+          <w:p>
+            <w:pPr>
+              <w:jc w:val="center"/>
+            </w:pPr>
+            <w:r>
+              <w:rPr>
+                <w:sz w:val="18"/>
+                <w:szCs w:val="18"/>
+              </w:rPr>
+              <w:t xml:space="preserve">server (sums)</w:t>
+            </w:r>
+          </w:p>
+        </w:tc>
+        <w:tc>
+          <w:tcPr>
+            <w:tcW w:type="dxa" w:w="3084"/>
+            <w:tcBorders>
+              <w:top w:val="single" w:color="BFC7D5" w:sz="4"/>
+              <w:left w:val="single" w:color="BFC7D5" w:sz="4"/>
+              <w:bottom w:val="single" w:color="BFC7D5" w:sz="4"/>
+              <w:right w:val="single" w:color="BFC7D5" w:sz="4"/>
+            </w:tcBorders>
+            <w:shd w:fill="DCEBFF" w:color="auto" w:val="clear"/>
+            <w:tcMar>
+              <w:top w:type="dxa" w:w="60"/>
+              <w:left w:type="dxa" w:w="90"/>
+              <w:bottom w:type="dxa" w:w="60"/>
+              <w:right w:type="dxa" w:w="90"/>
+            </w:tcMar>
+          </w:tcPr>
+          <w:p>
+            <w:pPr>
+              <w:jc w:val="center"/>
+            </w:pPr>
+            <w:r>
+              <w:rPr>
+                <w:sz w:val="18"/>
+                <w:szCs w:val="18"/>
+              </w:rPr>
+              <w:t xml:space="preserve">fake h̃ → soft target t (10)</w:t>
+            </w:r>
+          </w:p>
+        </w:tc>
+        <w:tc>
+          <w:tcPr>
+            <w:tcW w:type="dxa" w:w="1253"/>
+            <w:tcBorders>
+              <w:top w:val="single" w:color="BFC7D5" w:sz="4"/>
+              <w:left w:val="single" w:color="BFC7D5" w:sz="4"/>
+              <w:bottom w:val="single" w:color="BFC7D5" w:sz="4"/>
+              <w:right w:val="single" w:color="BFC7D5" w:sz="4"/>
+            </w:tcBorders>
+            <w:shd w:fill="DCEBFF" w:color="auto" w:val="clear"/>
+            <w:tcMar>
+              <w:top w:type="dxa" w:w="60"/>
+              <w:left w:type="dxa" w:w="90"/>
+              <w:bottom w:type="dxa" w:w="60"/>
+              <w:right w:type="dxa" w:w="90"/>
+            </w:tcMar>
+          </w:tcPr>
+          <w:p>
+            <w:pPr>
+              <w:jc w:val="center"/>
+            </w:pPr>
+            <w:r>
+              <w:rPr>
+                <w:sz w:val="18"/>
+                <w:szCs w:val="18"/>
+              </w:rPr>
+              <w:t xml:space="preserve">no</w:t>
+            </w:r>
+          </w:p>
+        </w:tc>
+      </w:tr>
+      <w:tr>
+        <w:tc>
+          <w:tcPr>
+            <w:tcW w:type="dxa" w:w="386"/>
+            <w:tcBorders>
+              <w:top w:val="single" w:color="BFC7D5" w:sz="4"/>
+              <w:left w:val="single" w:color="BFC7D5" w:sz="4"/>
+              <w:bottom w:val="single" w:color="BFC7D5" w:sz="4"/>
+              <w:right w:val="single" w:color="BFC7D5" w:sz="4"/>
+            </w:tcBorders>
+            <w:shd w:fill="DCEBFF" w:color="auto" w:val="clear"/>
+            <w:tcMar>
+              <w:top w:type="dxa" w:w="60"/>
+              <w:left w:type="dxa" w:w="90"/>
+              <w:bottom w:type="dxa" w:w="60"/>
+              <w:right w:type="dxa" w:w="90"/>
+            </w:tcMar>
+          </w:tcPr>
+          <w:p>
+            <w:pPr>
+              <w:jc w:val="left"/>
+            </w:pPr>
+            <w:r>
+              <w:rPr>
+                <w:sz w:val="18"/>
+                <w:szCs w:val="18"/>
+              </w:rPr>
+              <w:t xml:space="preserve">6</w:t>
+            </w:r>
+          </w:p>
+        </w:tc>
+        <w:tc>
+          <w:tcPr>
+            <w:tcW w:type="dxa" w:w="2506"/>
+            <w:tcBorders>
+              <w:top w:val="single" w:color="BFC7D5" w:sz="4"/>
+              <w:left w:val="single" w:color="BFC7D5" w:sz="4"/>
+              <w:bottom w:val="single" w:color="BFC7D5" w:sz="4"/>
+              <w:right w:val="single" w:color="BFC7D5" w:sz="4"/>
+            </w:tcBorders>
+            <w:shd w:fill="DCEBFF" w:color="auto" w:val="clear"/>
+            <w:tcMar>
+              <w:top w:type="dxa" w:w="60"/>
+              <w:left w:type="dxa" w:w="90"/>
+              <w:bottom w:type="dxa" w:w="60"/>
+              <w:right w:type="dxa" w:w="90"/>
+            </w:tcMar>
+          </w:tcPr>
+          <w:p>
+            <w:pPr>
+              <w:jc w:val="center"/>
+            </w:pPr>
+            <w:r>
+              <w:rPr>
+                <w:sz w:val="18"/>
+                <w:szCs w:val="18"/>
+              </w:rPr>
+              <w:t xml:space="preserve">LA: client-prior loss</w:t>
+            </w:r>
+          </w:p>
+        </w:tc>
+        <w:tc>
+          <w:tcPr>
+            <w:tcW w:type="dxa" w:w="867"/>
+            <w:tcBorders>
+              <w:top w:val="single" w:color="BFC7D5" w:sz="4"/>
+              <w:left w:val="single" w:color="BFC7D5" w:sz="4"/>
+              <w:bottom w:val="single" w:color="BFC7D5" w:sz="4"/>
+              <w:right w:val="single" w:color="BFC7D5" w:sz="4"/>
+            </w:tcBorders>
+            <w:shd w:fill="DCEBFF" w:color="auto" w:val="clear"/>
+            <w:tcMar>
+              <w:top w:type="dxa" w:w="60"/>
+              <w:left w:type="dxa" w:w="90"/>
+              <w:bottom w:type="dxa" w:w="60"/>
+              <w:right w:type="dxa" w:w="90"/>
+            </w:tcMar>
+          </w:tcPr>
+          <w:p>
+            <w:pPr>
+              <w:jc w:val="center"/>
+            </w:pPr>
+            <w:r>
+              <w:rPr>
+                <w:sz w:val="18"/>
+                <w:szCs w:val="18"/>
+              </w:rPr>
+              <w:t xml:space="preserve">III</w:t>
+            </w:r>
+          </w:p>
+        </w:tc>
+        <w:tc>
+          <w:tcPr>
+            <w:tcW w:type="dxa" w:w="1542"/>
+            <w:tcBorders>
+              <w:top w:val="single" w:color="BFC7D5" w:sz="4"/>
+              <w:left w:val="single" w:color="BFC7D5" w:sz="4"/>
+              <w:bottom w:val="single" w:color="BFC7D5" w:sz="4"/>
+              <w:right w:val="single" w:color="BFC7D5" w:sz="4"/>
+            </w:tcBorders>
+            <w:shd w:fill="DCEBFF" w:color="auto" w:val="clear"/>
+            <w:tcMar>
+              <w:top w:type="dxa" w:w="60"/>
+              <w:left w:type="dxa" w:w="90"/>
+              <w:bottom w:type="dxa" w:w="60"/>
+              <w:right w:type="dxa" w:w="90"/>
+            </w:tcMar>
+          </w:tcPr>
+          <w:p>
+            <w:pPr>
+              <w:jc w:val="center"/>
+            </w:pPr>
+            <w:r>
+              <w:rPr>
+                <w:sz w:val="18"/>
+                <w:szCs w:val="18"/>
+              </w:rPr>
+              <w:t xml:space="preserve">every client</w:t>
+            </w:r>
+          </w:p>
+        </w:tc>
+        <w:tc>
+          <w:tcPr>
+            <w:tcW w:type="dxa" w:w="3084"/>
+            <w:tcBorders>
+              <w:top w:val="single" w:color="BFC7D5" w:sz="4"/>
+              <w:left w:val="single" w:color="BFC7D5" w:sz="4"/>
+              <w:bottom w:val="single" w:color="BFC7D5" w:sz="4"/>
+              <w:right w:val="single" w:color="BFC7D5" w:sz="4"/>
+            </w:tcBorders>
+            <w:shd w:fill="DCEBFF" w:color="auto" w:val="clear"/>
+            <w:tcMar>
+              <w:top w:type="dxa" w:w="60"/>
+              <w:left w:type="dxa" w:w="90"/>
+              <w:bottom w:type="dxa" w:w="60"/>
+              <w:right w:type="dxa" w:w="90"/>
+            </w:tcMar>
+          </w:tcPr>
+          <w:p>
+            <w:pPr>
+              <w:jc w:val="center"/>
+            </w:pPr>
+            <w:r>
+              <w:rPr>
+                <w:sz w:val="18"/>
+                <w:szCs w:val="18"/>
+              </w:rPr>
+              <w:t xml:space="preserve">real h, y → loss with offset log π_k</w:t>
+            </w:r>
+          </w:p>
+        </w:tc>
+        <w:tc>
+          <w:tcPr>
+            <w:tcW w:type="dxa" w:w="1253"/>
+            <w:tcBorders>
+              <w:top w:val="single" w:color="BFC7D5" w:sz="4"/>
+              <w:left w:val="single" w:color="BFC7D5" w:sz="4"/>
+              <w:bottom w:val="single" w:color="BFC7D5" w:sz="4"/>
+              <w:right w:val="single" w:color="BFC7D5" w:sz="4"/>
+            </w:tcBorders>
+            <w:shd w:fill="DCEBFF" w:color="auto" w:val="clear"/>
+            <w:tcMar>
+              <w:top w:type="dxa" w:w="60"/>
+              <w:left w:type="dxa" w:w="90"/>
+              <w:bottom w:type="dxa" w:w="60"/>
+              <w:right w:type="dxa" w:w="90"/>
+            </w:tcMar>
+          </w:tcPr>
+          <w:p>
+            <w:pPr>
+              <w:jc w:val="center"/>
+            </w:pPr>
+            <w:r>
+              <w:rPr>
+                <w:sz w:val="18"/>
+                <w:szCs w:val="18"/>
+              </w:rPr>
+              <w:t xml:space="preserve">no</w:t>
+            </w:r>
+          </w:p>
+        </w:tc>
+      </w:tr>
+      <w:tr>
+        <w:tc>
+          <w:tcPr>
+            <w:tcW w:type="dxa" w:w="386"/>
+            <w:tcBorders>
+              <w:top w:val="single" w:color="BFC7D5" w:sz="4"/>
+              <w:left w:val="single" w:color="BFC7D5" w:sz="4"/>
+              <w:bottom w:val="single" w:color="BFC7D5" w:sz="4"/>
+              <w:right w:val="single" w:color="BFC7D5" w:sz="4"/>
+            </w:tcBorders>
+            <w:shd w:fill="F7F9FC" w:color="auto" w:val="clear"/>
+            <w:tcMar>
+              <w:top w:type="dxa" w:w="60"/>
+              <w:left w:type="dxa" w:w="90"/>
+              <w:bottom w:type="dxa" w:w="60"/>
+              <w:right w:type="dxa" w:w="90"/>
+            </w:tcMar>
+          </w:tcPr>
+          <w:p>
+            <w:pPr>
+              <w:jc w:val="left"/>
+            </w:pPr>
+            <w:r>
+              <w:rPr>
+                <w:sz w:val="18"/>
+                <w:szCs w:val="18"/>
+              </w:rPr>
+              <w:t xml:space="preserve">7</w:t>
+            </w:r>
+          </w:p>
+        </w:tc>
+        <w:tc>
+          <w:tcPr>
+            <w:tcW w:type="dxa" w:w="2506"/>
+            <w:tcBorders>
+              <w:top w:val="single" w:color="BFC7D5" w:sz="4"/>
+              <w:left w:val="single" w:color="BFC7D5" w:sz="4"/>
+              <w:bottom w:val="single" w:color="BFC7D5" w:sz="4"/>
+              <w:right w:val="single" w:color="BFC7D5" w:sz="4"/>
+            </w:tcBorders>
+            <w:shd w:fill="F7F9FC" w:color="auto" w:val="clear"/>
+            <w:tcMar>
+              <w:top w:type="dxa" w:w="60"/>
+              <w:left w:type="dxa" w:w="90"/>
+              <w:bottom w:type="dxa" w:w="60"/>
+              <w:right w:type="dxa" w:w="90"/>
+            </w:tcMar>
+          </w:tcPr>
+          <w:p>
+            <w:pPr>
+              <w:jc w:val="center"/>
+            </w:pPr>
+            <w:r>
+              <w:rPr>
+                <w:sz w:val="18"/>
+                <w:szCs w:val="18"/>
+              </w:rPr>
+              <w:t xml:space="preserve">Private head (10 architectures)</w:t>
+            </w:r>
+          </w:p>
+        </w:tc>
+        <w:tc>
+          <w:tcPr>
+            <w:tcW w:type="dxa" w:w="867"/>
+            <w:tcBorders>
+              <w:top w:val="single" w:color="BFC7D5" w:sz="4"/>
+              <w:left w:val="single" w:color="BFC7D5" w:sz="4"/>
+              <w:bottom w:val="single" w:color="BFC7D5" w:sz="4"/>
+              <w:right w:val="single" w:color="BFC7D5" w:sz="4"/>
+            </w:tcBorders>
+            <w:shd w:fill="F7F9FC" w:color="auto" w:val="clear"/>
+            <w:tcMar>
+              <w:top w:type="dxa" w:w="60"/>
+              <w:left w:type="dxa" w:w="90"/>
+              <w:bottom w:type="dxa" w:w="60"/>
+              <w:right w:type="dxa" w:w="90"/>
+            </w:tcMar>
+          </w:tcPr>
+          <w:p>
+            <w:pPr>
+              <w:jc w:val="center"/>
+            </w:pPr>
+            <w:r>
+              <w:rPr>
+                <w:sz w:val="18"/>
+                <w:szCs w:val="18"/>
+              </w:rPr>
+              <w:t xml:space="preserve">III</w:t>
+            </w:r>
+          </w:p>
+        </w:tc>
+        <w:tc>
+          <w:tcPr>
+            <w:tcW w:type="dxa" w:w="1542"/>
+            <w:tcBorders>
+              <w:top w:val="single" w:color="BFC7D5" w:sz="4"/>
+              <w:left w:val="single" w:color="BFC7D5" w:sz="4"/>
+              <w:bottom w:val="single" w:color="BFC7D5" w:sz="4"/>
+              <w:right w:val="single" w:color="BFC7D5" w:sz="4"/>
+            </w:tcBorders>
+            <w:shd w:fill="F7F9FC" w:color="auto" w:val="clear"/>
+            <w:tcMar>
+              <w:top w:type="dxa" w:w="60"/>
+              <w:left w:type="dxa" w:w="90"/>
+              <w:bottom w:type="dxa" w:w="60"/>
+              <w:right w:type="dxa" w:w="90"/>
+            </w:tcMar>
+          </w:tcPr>
+          <w:p>
+            <w:pPr>
+              <w:jc w:val="center"/>
+            </w:pPr>
+            <w:r>
+              <w:rPr>
+                <w:sz w:val="18"/>
+                <w:szCs w:val="18"/>
+              </w:rPr>
+              <w:t xml:space="preserve">every client</w:t>
+            </w:r>
+          </w:p>
+        </w:tc>
+        <w:tc>
+          <w:tcPr>
+            <w:tcW w:type="dxa" w:w="3084"/>
+            <w:tcBorders>
+              <w:top w:val="single" w:color="BFC7D5" w:sz="4"/>
+              <w:left w:val="single" w:color="BFC7D5" w:sz="4"/>
+              <w:bottom w:val="single" w:color="BFC7D5" w:sz="4"/>
+              <w:right w:val="single" w:color="BFC7D5" w:sz="4"/>
+            </w:tcBorders>
+            <w:shd w:fill="F7F9FC" w:color="auto" w:val="clear"/>
+            <w:tcMar>
+              <w:top w:type="dxa" w:w="60"/>
+              <w:left w:type="dxa" w:w="90"/>
+              <w:bottom w:type="dxa" w:w="60"/>
+              <w:right w:type="dxa" w:w="90"/>
+            </w:tcMar>
+          </w:tcPr>
+          <w:p>
+            <w:pPr>
+              <w:jc w:val="center"/>
+            </w:pPr>
+            <w:r>
+              <w:rPr>
+                <w:sz w:val="18"/>
+                <w:szCs w:val="18"/>
+              </w:rPr>
+              <w:t xml:space="preserve">h (768) → 10 logits</w:t>
+            </w:r>
+          </w:p>
+        </w:tc>
+        <w:tc>
+          <w:tcPr>
+            <w:tcW w:type="dxa" w:w="1253"/>
+            <w:tcBorders>
+              <w:top w:val="single" w:color="BFC7D5" w:sz="4"/>
+              <w:left w:val="single" w:color="BFC7D5" w:sz="4"/>
+              <w:bottom w:val="single" w:color="BFC7D5" w:sz="4"/>
+              <w:right w:val="single" w:color="BFC7D5" w:sz="4"/>
+            </w:tcBorders>
+            <w:shd w:fill="F7F9FC" w:color="auto" w:val="clear"/>
+            <w:tcMar>
+              <w:top w:type="dxa" w:w="60"/>
+              <w:left w:type="dxa" w:w="90"/>
+              <w:bottom w:type="dxa" w:w="60"/>
+              <w:right w:type="dxa" w:w="90"/>
+            </w:tcMar>
+          </w:tcPr>
+          <w:p>
+            <w:pPr>
+              <w:jc w:val="center"/>
+            </w:pPr>
+            <w:r>
+              <w:rPr>
+                <w:sz w:val="18"/>
+                <w:szCs w:val="18"/>
+              </w:rPr>
+              <w:t xml:space="preserve">yes</w:t>
+            </w:r>
+          </w:p>
+        </w:tc>
+      </w:tr>
+    </w:tbl>
     <w:p>
       <w:pPr>
-        <w:pStyle w:val="Heading2"/>
-        <w:spacing w:after="120" w:before="240"/>
+        <w:spacing w:after="160"/>
       </w:pPr>
-      <w:r>
-        <w:t xml:space="preserve">4.3 Mathematical model</w:t>
-      </w:r>
-    </w:p>
-    <w:p>
-      <w:pPr>
-        <w:pStyle w:val="Heading3"/>
-        <w:spacing w:after="80" w:before="180"/>
-      </w:pPr>
-      <w:r>
-        <w:t xml:space="preserve">Step 1: class statistics (one upload per client, after Stage I)</w:t>
-      </w:r>
     </w:p>
     <w:p>
       <w:pPr>
@@ -8611,8 +9613,1016 @@
         <w:jc w:val="both"/>
       </w:pPr>
       <w:r>
-        <w:t xml:space="preserve">Each client sends per-class counts, feature sums, sums of squared norms and sums of 6,144 random features. The server adds them:</w:t>
-      </w:r>
+        <w:t xml:space="preserve">Everything in rows 1–6 is new. Rows 3–6 have no trainable weights: they only use the exact sums.</w:t>
+      </w:r>
+    </w:p>
+    <w:p>
+      <w:pPr>
+        <w:pStyle w:val="Heading2"/>
+        <w:keepNext/>
+        <w:spacing w:after="120" w:before="240"/>
+      </w:pPr>
+      <w:r>
+        <w:t xml:space="preserve">4.2 Step 1: class statistics (one upload, after Stage I)</w:t>
+      </w:r>
+    </w:p>
+    <w:tbl>
+      <w:tblPr>
+        <w:tblW w:type="dxa" w:w="9638"/>
+        <w:tblBorders>
+          <w:top w:val="single" w:color="auto" w:sz="4"/>
+          <w:left w:val="single" w:color="auto" w:sz="4"/>
+          <w:bottom w:val="single" w:color="auto" w:sz="4"/>
+          <w:right w:val="single" w:color="auto" w:sz="4"/>
+          <w:insideH w:val="single" w:color="auto" w:sz="4"/>
+          <w:insideV w:val="single" w:color="auto" w:sz="4"/>
+        </w:tblBorders>
+      </w:tblPr>
+      <w:tblGrid>
+        <w:gridCol w:w="1506"/>
+        <w:gridCol w:w="8132"/>
+      </w:tblGrid>
+      <w:tr>
+        <w:trPr>
+          <w:tblHeader/>
+        </w:trPr>
+        <w:tc>
+          <w:tcPr>
+            <w:tcW w:type="dxa" w:w="1506"/>
+            <w:tcBorders>
+              <w:top w:val="single" w:color="BFC7D5" w:sz="4"/>
+              <w:left w:val="single" w:color="BFC7D5" w:sz="4"/>
+              <w:bottom w:val="single" w:color="BFC7D5" w:sz="4"/>
+              <w:right w:val="single" w:color="BFC7D5" w:sz="4"/>
+            </w:tcBorders>
+            <w:shd w:fill="1C4E9A" w:color="auto" w:val="clear"/>
+            <w:tcMar>
+              <w:top w:type="dxa" w:w="60"/>
+              <w:left w:type="dxa" w:w="90"/>
+              <w:bottom w:type="dxa" w:w="60"/>
+              <w:right w:type="dxa" w:w="90"/>
+            </w:tcMar>
+          </w:tcPr>
+          <w:p>
+            <w:pPr>
+              <w:jc w:val="left"/>
+            </w:pPr>
+            <w:r>
+              <w:rPr>
+                <w:b/>
+                <w:bCs/>
+                <w:color w:val="FFFFFF"/>
+                <w:sz w:val="18"/>
+                <w:szCs w:val="18"/>
+              </w:rPr>
+              <w:t xml:space="preserve">Step 1</w:t>
+            </w:r>
+          </w:p>
+        </w:tc>
+        <w:tc>
+          <w:tcPr>
+            <w:tcW w:type="dxa" w:w="8132"/>
+            <w:tcBorders>
+              <w:top w:val="single" w:color="BFC7D5" w:sz="4"/>
+              <w:left w:val="single" w:color="BFC7D5" w:sz="4"/>
+              <w:bottom w:val="single" w:color="BFC7D5" w:sz="4"/>
+              <w:right w:val="single" w:color="BFC7D5" w:sz="4"/>
+            </w:tcBorders>
+            <w:shd w:fill="1C4E9A" w:color="auto" w:val="clear"/>
+            <w:tcMar>
+              <w:top w:type="dxa" w:w="60"/>
+              <w:left w:type="dxa" w:w="90"/>
+              <w:bottom w:type="dxa" w:w="60"/>
+              <w:right w:type="dxa" w:w="90"/>
+            </w:tcMar>
+          </w:tcPr>
+          <w:p>
+            <w:pPr>
+              <w:jc w:val="left"/>
+            </w:pPr>
+            <w:r>
+              <w:rPr>
+                <w:b/>
+                <w:bCs/>
+                <w:color w:val="FFFFFF"/>
+                <w:sz w:val="18"/>
+                <w:szCs w:val="18"/>
+              </w:rPr>
+              <w:t xml:space="preserve">Class statistics</w:t>
+            </w:r>
+          </w:p>
+        </w:tc>
+      </w:tr>
+      <w:tr>
+        <w:tc>
+          <w:tcPr>
+            <w:tcW w:type="dxa" w:w="1506"/>
+            <w:tcBorders>
+              <w:top w:val="single" w:color="BFC7D5" w:sz="4"/>
+              <w:left w:val="single" w:color="BFC7D5" w:sz="4"/>
+              <w:bottom w:val="single" w:color="BFC7D5" w:sz="4"/>
+              <w:right w:val="single" w:color="BFC7D5" w:sz="4"/>
+            </w:tcBorders>
+            <w:shd w:fill="FFFFFF" w:color="auto" w:val="clear"/>
+            <w:tcMar>
+              <w:top w:type="dxa" w:w="60"/>
+              <w:left w:type="dxa" w:w="90"/>
+              <w:bottom w:type="dxa" w:w="60"/>
+              <w:right w:type="dxa" w:w="90"/>
+            </w:tcMar>
+          </w:tcPr>
+          <w:p>
+            <w:pPr>
+              <w:jc w:val="left"/>
+            </w:pPr>
+            <w:r>
+              <w:rPr>
+                <w:b/>
+                <w:bCs/>
+                <w:sz w:val="18"/>
+                <w:szCs w:val="18"/>
+              </w:rPr>
+              <w:t xml:space="preserve">What</w:t>
+            </w:r>
+          </w:p>
+        </w:tc>
+        <w:tc>
+          <w:tcPr>
+            <w:tcW w:type="dxa" w:w="8132"/>
+            <w:tcBorders>
+              <w:top w:val="single" w:color="BFC7D5" w:sz="4"/>
+              <w:left w:val="single" w:color="BFC7D5" w:sz="4"/>
+              <w:bottom w:val="single" w:color="BFC7D5" w:sz="4"/>
+              <w:right w:val="single" w:color="BFC7D5" w:sz="4"/>
+            </w:tcBorders>
+            <w:shd w:fill="FFFFFF" w:color="auto" w:val="clear"/>
+            <w:tcMar>
+              <w:top w:type="dxa" w:w="60"/>
+              <w:left w:type="dxa" w:w="90"/>
+              <w:bottom w:type="dxa" w:w="60"/>
+              <w:right w:type="dxa" w:w="90"/>
+            </w:tcMar>
+          </w:tcPr>
+          <w:p>
+            <w:pPr>
+              <w:jc w:val="left"/>
+            </w:pPr>
+            <w:r>
+              <w:rPr>
+                <w:sz w:val="18"/>
+                <w:szCs w:val="18"/>
+              </w:rPr>
+              <w:t xml:space="preserve">Each client sends, for each of the 10 classes, four sums of its own frozen features.</w:t>
+            </w:r>
+          </w:p>
+        </w:tc>
+      </w:tr>
+      <w:tr>
+        <w:tc>
+          <w:tcPr>
+            <w:tcW w:type="dxa" w:w="1506"/>
+            <w:tcBorders>
+              <w:top w:val="single" w:color="BFC7D5" w:sz="4"/>
+              <w:left w:val="single" w:color="BFC7D5" w:sz="4"/>
+              <w:bottom w:val="single" w:color="BFC7D5" w:sz="4"/>
+              <w:right w:val="single" w:color="BFC7D5" w:sz="4"/>
+            </w:tcBorders>
+            <w:shd w:fill="F7F9FC" w:color="auto" w:val="clear"/>
+            <w:tcMar>
+              <w:top w:type="dxa" w:w="60"/>
+              <w:left w:type="dxa" w:w="90"/>
+              <w:bottom w:type="dxa" w:w="60"/>
+              <w:right w:type="dxa" w:w="90"/>
+            </w:tcMar>
+          </w:tcPr>
+          <w:p>
+            <w:pPr>
+              <w:jc w:val="left"/>
+            </w:pPr>
+            <w:r>
+              <w:rPr>
+                <w:b/>
+                <w:bCs/>
+                <w:sz w:val="18"/>
+                <w:szCs w:val="18"/>
+              </w:rPr>
+              <w:t xml:space="preserve">When</w:t>
+            </w:r>
+          </w:p>
+        </w:tc>
+        <w:tc>
+          <w:tcPr>
+            <w:tcW w:type="dxa" w:w="8132"/>
+            <w:tcBorders>
+              <w:top w:val="single" w:color="BFC7D5" w:sz="4"/>
+              <w:left w:val="single" w:color="BFC7D5" w:sz="4"/>
+              <w:bottom w:val="single" w:color="BFC7D5" w:sz="4"/>
+              <w:right w:val="single" w:color="BFC7D5" w:sz="4"/>
+            </w:tcBorders>
+            <w:shd w:fill="F7F9FC" w:color="auto" w:val="clear"/>
+            <w:tcMar>
+              <w:top w:type="dxa" w:w="60"/>
+              <w:left w:type="dxa" w:w="90"/>
+              <w:bottom w:type="dxa" w:w="60"/>
+              <w:right w:type="dxa" w:w="90"/>
+            </w:tcMar>
+          </w:tcPr>
+          <w:p>
+            <w:pPr>
+              <w:jc w:val="left"/>
+            </w:pPr>
+            <w:r>
+              <w:rPr>
+                <w:sz w:val="18"/>
+                <w:szCs w:val="18"/>
+              </w:rPr>
+              <w:t xml:space="preserve">Once, right after Stage I (the FE is frozen, so features never change again).</w:t>
+            </w:r>
+          </w:p>
+        </w:tc>
+      </w:tr>
+      <w:tr>
+        <w:tc>
+          <w:tcPr>
+            <w:tcW w:type="dxa" w:w="1506"/>
+            <w:tcBorders>
+              <w:top w:val="single" w:color="BFC7D5" w:sz="4"/>
+              <w:left w:val="single" w:color="BFC7D5" w:sz="4"/>
+              <w:bottom w:val="single" w:color="BFC7D5" w:sz="4"/>
+              <w:right w:val="single" w:color="BFC7D5" w:sz="4"/>
+            </w:tcBorders>
+            <w:shd w:fill="FFFFFF" w:color="auto" w:val="clear"/>
+            <w:tcMar>
+              <w:top w:type="dxa" w:w="60"/>
+              <w:left w:type="dxa" w:w="90"/>
+              <w:bottom w:type="dxa" w:w="60"/>
+              <w:right w:type="dxa" w:w="90"/>
+            </w:tcMar>
+          </w:tcPr>
+          <w:p>
+            <w:pPr>
+              <w:jc w:val="left"/>
+            </w:pPr>
+            <w:r>
+              <w:rPr>
+                <w:b/>
+                <w:bCs/>
+                <w:sz w:val="18"/>
+                <w:szCs w:val="18"/>
+              </w:rPr>
+              <w:t xml:space="preserve">How</w:t>
+            </w:r>
+          </w:p>
+        </w:tc>
+        <w:tc>
+          <w:tcPr>
+            <w:tcW w:type="dxa" w:w="8132"/>
+            <w:tcBorders>
+              <w:top w:val="single" w:color="BFC7D5" w:sz="4"/>
+              <w:left w:val="single" w:color="BFC7D5" w:sz="4"/>
+              <w:bottom w:val="single" w:color="BFC7D5" w:sz="4"/>
+              <w:right w:val="single" w:color="BFC7D5" w:sz="4"/>
+            </w:tcBorders>
+            <w:shd w:fill="FFFFFF" w:color="auto" w:val="clear"/>
+            <w:tcMar>
+              <w:top w:type="dxa" w:w="60"/>
+              <w:left w:type="dxa" w:w="90"/>
+              <w:bottom w:type="dxa" w:w="60"/>
+              <w:right w:type="dxa" w:w="90"/>
+            </w:tcMar>
+          </w:tcPr>
+          <w:p>
+            <w:pPr>
+              <w:jc w:val="left"/>
+            </w:pPr>
+            <w:r>
+              <w:rPr>
+                <w:sz w:val="18"/>
+                <w:szCs w:val="18"/>
+              </w:rPr>
+              <w:t xml:space="preserve">Secure aggregation (Bonawitz et al., CCS 2017): the server receives only the total over all clients.</w:t>
+            </w:r>
+          </w:p>
+        </w:tc>
+      </w:tr>
+      <w:tr>
+        <w:tc>
+          <w:tcPr>
+            <w:tcW w:type="dxa" w:w="1506"/>
+            <w:tcBorders>
+              <w:top w:val="single" w:color="BFC7D5" w:sz="4"/>
+              <w:left w:val="single" w:color="BFC7D5" w:sz="4"/>
+              <w:bottom w:val="single" w:color="BFC7D5" w:sz="4"/>
+              <w:right w:val="single" w:color="BFC7D5" w:sz="4"/>
+            </w:tcBorders>
+            <w:shd w:fill="F7F9FC" w:color="auto" w:val="clear"/>
+            <w:tcMar>
+              <w:top w:type="dxa" w:w="60"/>
+              <w:left w:type="dxa" w:w="90"/>
+              <w:bottom w:type="dxa" w:w="60"/>
+              <w:right w:type="dxa" w:w="90"/>
+            </w:tcMar>
+          </w:tcPr>
+          <w:p>
+            <w:pPr>
+              <w:jc w:val="left"/>
+            </w:pPr>
+            <w:r>
+              <w:rPr>
+                <w:b/>
+                <w:bCs/>
+                <w:sz w:val="18"/>
+                <w:szCs w:val="18"/>
+              </w:rPr>
+              <w:t xml:space="preserve">Why</w:t>
+            </w:r>
+          </w:p>
+        </w:tc>
+        <w:tc>
+          <w:tcPr>
+            <w:tcW w:type="dxa" w:w="8132"/>
+            <w:tcBorders>
+              <w:top w:val="single" w:color="BFC7D5" w:sz="4"/>
+              <w:left w:val="single" w:color="BFC7D5" w:sz="4"/>
+              <w:bottom w:val="single" w:color="BFC7D5" w:sz="4"/>
+              <w:right w:val="single" w:color="BFC7D5" w:sz="4"/>
+            </w:tcBorders>
+            <w:shd w:fill="F7F9FC" w:color="auto" w:val="clear"/>
+            <w:tcMar>
+              <w:top w:type="dxa" w:w="60"/>
+              <w:left w:type="dxa" w:w="90"/>
+              <w:bottom w:type="dxa" w:w="60"/>
+              <w:right w:type="dxa" w:w="90"/>
+            </w:tcMar>
+          </w:tcPr>
+          <w:p>
+            <w:pPr>
+              <w:jc w:val="left"/>
+            </w:pPr>
+            <w:r>
+              <w:rPr>
+                <w:sz w:val="18"/>
+                <w:szCs w:val="18"/>
+              </w:rPr>
+              <w:t xml:space="preserve">These totals are exact. Nothing is learned and nothing is averaged, so FedAvg cannot shrink them.</w:t>
+            </w:r>
+          </w:p>
+        </w:tc>
+      </w:tr>
+    </w:tbl>
+    <w:p>
+      <w:pPr>
+        <w:spacing w:after="160"/>
+      </w:pPr>
+    </w:p>
+    <w:tbl>
+      <w:tblPr>
+        <w:tblW w:type="dxa" w:w="9638"/>
+        <w:tblBorders>
+          <w:top w:val="single" w:color="auto" w:sz="4"/>
+          <w:left w:val="single" w:color="auto" w:sz="4"/>
+          <w:bottom w:val="single" w:color="auto" w:sz="4"/>
+          <w:right w:val="single" w:color="auto" w:sz="4"/>
+          <w:insideH w:val="single" w:color="auto" w:sz="4"/>
+          <w:insideV w:val="single" w:color="auto" w:sz="4"/>
+        </w:tblBorders>
+      </w:tblPr>
+      <w:tblGrid>
+        <w:gridCol w:w="3344"/>
+        <w:gridCol w:w="787"/>
+        <w:gridCol w:w="2557"/>
+        <w:gridCol w:w="2950"/>
+      </w:tblGrid>
+      <w:tr>
+        <w:trPr>
+          <w:tblHeader/>
+        </w:trPr>
+        <w:tc>
+          <w:tcPr>
+            <w:tcW w:type="dxa" w:w="3344"/>
+            <w:tcBorders>
+              <w:top w:val="single" w:color="BFC7D5" w:sz="4"/>
+              <w:left w:val="single" w:color="BFC7D5" w:sz="4"/>
+              <w:bottom w:val="single" w:color="BFC7D5" w:sz="4"/>
+              <w:right w:val="single" w:color="BFC7D5" w:sz="4"/>
+            </w:tcBorders>
+            <w:shd w:fill="1C4E9A" w:color="auto" w:val="clear"/>
+            <w:tcMar>
+              <w:top w:type="dxa" w:w="60"/>
+              <w:left w:type="dxa" w:w="90"/>
+              <w:bottom w:type="dxa" w:w="60"/>
+              <w:right w:type="dxa" w:w="90"/>
+            </w:tcMar>
+          </w:tcPr>
+          <w:p>
+            <w:pPr>
+              <w:jc w:val="left"/>
+            </w:pPr>
+            <w:r>
+              <w:rPr>
+                <w:b/>
+                <w:bCs/>
+                <w:color w:val="FFFFFF"/>
+                <w:sz w:val="18"/>
+                <w:szCs w:val="18"/>
+              </w:rPr>
+              <w:t xml:space="preserve">Sum sent by client k for class c</w:t>
+            </w:r>
+          </w:p>
+        </w:tc>
+        <w:tc>
+          <w:tcPr>
+            <w:tcW w:type="dxa" w:w="787"/>
+            <w:tcBorders>
+              <w:top w:val="single" w:color="BFC7D5" w:sz="4"/>
+              <w:left w:val="single" w:color="BFC7D5" w:sz="4"/>
+              <w:bottom w:val="single" w:color="BFC7D5" w:sz="4"/>
+              <w:right w:val="single" w:color="BFC7D5" w:sz="4"/>
+            </w:tcBorders>
+            <w:shd w:fill="1C4E9A" w:color="auto" w:val="clear"/>
+            <w:tcMar>
+              <w:top w:type="dxa" w:w="60"/>
+              <w:left w:type="dxa" w:w="90"/>
+              <w:bottom w:type="dxa" w:w="60"/>
+              <w:right w:type="dxa" w:w="90"/>
+            </w:tcMar>
+          </w:tcPr>
+          <w:p>
+            <w:pPr>
+              <w:jc w:val="center"/>
+            </w:pPr>
+            <w:r>
+              <w:rPr>
+                <w:b/>
+                <w:bCs/>
+                <w:color w:val="FFFFFF"/>
+                <w:sz w:val="18"/>
+                <w:szCs w:val="18"/>
+              </w:rPr>
+              <w:t xml:space="preserve">Size</w:t>
+            </w:r>
+          </w:p>
+        </w:tc>
+        <w:tc>
+          <w:tcPr>
+            <w:tcW w:type="dxa" w:w="2557"/>
+            <w:tcBorders>
+              <w:top w:val="single" w:color="BFC7D5" w:sz="4"/>
+              <w:left w:val="single" w:color="BFC7D5" w:sz="4"/>
+              <w:bottom w:val="single" w:color="BFC7D5" w:sz="4"/>
+              <w:right w:val="single" w:color="BFC7D5" w:sz="4"/>
+            </w:tcBorders>
+            <w:shd w:fill="1C4E9A" w:color="auto" w:val="clear"/>
+            <w:tcMar>
+              <w:top w:type="dxa" w:w="60"/>
+              <w:left w:type="dxa" w:w="90"/>
+              <w:bottom w:type="dxa" w:w="60"/>
+              <w:right w:type="dxa" w:w="90"/>
+            </w:tcMar>
+          </w:tcPr>
+          <w:p>
+            <w:pPr>
+              <w:jc w:val="center"/>
+            </w:pPr>
+            <w:r>
+              <w:rPr>
+                <w:b/>
+                <w:bCs/>
+                <w:color w:val="FFFFFF"/>
+                <w:sz w:val="18"/>
+                <w:szCs w:val="18"/>
+              </w:rPr>
+              <w:t xml:space="preserve">Server computes</w:t>
+            </w:r>
+          </w:p>
+        </w:tc>
+        <w:tc>
+          <w:tcPr>
+            <w:tcW w:type="dxa" w:w="2950"/>
+            <w:tcBorders>
+              <w:top w:val="single" w:color="BFC7D5" w:sz="4"/>
+              <w:left w:val="single" w:color="BFC7D5" w:sz="4"/>
+              <w:bottom w:val="single" w:color="BFC7D5" w:sz="4"/>
+              <w:right w:val="single" w:color="BFC7D5" w:sz="4"/>
+            </w:tcBorders>
+            <w:shd w:fill="1C4E9A" w:color="auto" w:val="clear"/>
+            <w:tcMar>
+              <w:top w:type="dxa" w:w="60"/>
+              <w:left w:type="dxa" w:w="90"/>
+              <w:bottom w:type="dxa" w:w="60"/>
+              <w:right w:type="dxa" w:w="90"/>
+            </w:tcMar>
+          </w:tcPr>
+          <w:p>
+            <w:pPr>
+              <w:jc w:val="center"/>
+            </w:pPr>
+            <w:r>
+              <w:rPr>
+                <w:b/>
+                <w:bCs/>
+                <w:color w:val="FFFFFF"/>
+                <w:sz w:val="18"/>
+                <w:szCs w:val="18"/>
+              </w:rPr>
+              <w:t xml:space="preserve">Meaning</w:t>
+            </w:r>
+          </w:p>
+        </w:tc>
+      </w:tr>
+      <w:tr>
+        <w:tc>
+          <w:tcPr>
+            <w:tcW w:type="dxa" w:w="3344"/>
+            <w:tcBorders>
+              <w:top w:val="single" w:color="BFC7D5" w:sz="4"/>
+              <w:left w:val="single" w:color="BFC7D5" w:sz="4"/>
+              <w:bottom w:val="single" w:color="BFC7D5" w:sz="4"/>
+              <w:right w:val="single" w:color="BFC7D5" w:sz="4"/>
+            </w:tcBorders>
+            <w:shd w:fill="FFFFFF" w:color="auto" w:val="clear"/>
+            <w:tcMar>
+              <w:top w:type="dxa" w:w="60"/>
+              <w:left w:type="dxa" w:w="90"/>
+              <w:bottom w:type="dxa" w:w="60"/>
+              <w:right w:type="dxa" w:w="90"/>
+            </w:tcMar>
+          </w:tcPr>
+          <w:p>
+            <w:pPr>
+              <w:jc w:val="left"/>
+            </w:pPr>
+            <w:r>
+              <w:rPr>
+                <w:sz w:val="18"/>
+                <w:szCs w:val="18"/>
+              </w:rPr>
+              <w:t xml:space="preserve">n_kc: number of samples</w:t>
+            </w:r>
+          </w:p>
+        </w:tc>
+        <w:tc>
+          <w:tcPr>
+            <w:tcW w:type="dxa" w:w="787"/>
+            <w:tcBorders>
+              <w:top w:val="single" w:color="BFC7D5" w:sz="4"/>
+              <w:left w:val="single" w:color="BFC7D5" w:sz="4"/>
+              <w:bottom w:val="single" w:color="BFC7D5" w:sz="4"/>
+              <w:right w:val="single" w:color="BFC7D5" w:sz="4"/>
+            </w:tcBorders>
+            <w:shd w:fill="FFFFFF" w:color="auto" w:val="clear"/>
+            <w:tcMar>
+              <w:top w:type="dxa" w:w="60"/>
+              <w:left w:type="dxa" w:w="90"/>
+              <w:bottom w:type="dxa" w:w="60"/>
+              <w:right w:type="dxa" w:w="90"/>
+            </w:tcMar>
+          </w:tcPr>
+          <w:p>
+            <w:pPr>
+              <w:jc w:val="center"/>
+            </w:pPr>
+            <w:r>
+              <w:rPr>
+                <w:sz w:val="18"/>
+                <w:szCs w:val="18"/>
+              </w:rPr>
+              <w:t xml:space="preserve">1</w:t>
+            </w:r>
+          </w:p>
+        </w:tc>
+        <w:tc>
+          <w:tcPr>
+            <w:tcW w:type="dxa" w:w="2557"/>
+            <w:tcBorders>
+              <w:top w:val="single" w:color="BFC7D5" w:sz="4"/>
+              <w:left w:val="single" w:color="BFC7D5" w:sz="4"/>
+              <w:bottom w:val="single" w:color="BFC7D5" w:sz="4"/>
+              <w:right w:val="single" w:color="BFC7D5" w:sz="4"/>
+            </w:tcBorders>
+            <w:shd w:fill="FFFFFF" w:color="auto" w:val="clear"/>
+            <w:tcMar>
+              <w:top w:type="dxa" w:w="60"/>
+              <w:left w:type="dxa" w:w="90"/>
+              <w:bottom w:type="dxa" w:w="60"/>
+              <w:right w:type="dxa" w:w="90"/>
+            </w:tcMar>
+          </w:tcPr>
+          <w:p>
+            <w:pPr>
+              <w:jc w:val="center"/>
+            </w:pPr>
+            <w:r>
+              <w:rPr>
+                <w:sz w:val="18"/>
+                <w:szCs w:val="18"/>
+              </w:rPr>
+              <w:t xml:space="preserve">n_c = Σ_k n_kc</w:t>
+            </w:r>
+          </w:p>
+        </w:tc>
+        <w:tc>
+          <w:tcPr>
+            <w:tcW w:type="dxa" w:w="2950"/>
+            <w:tcBorders>
+              <w:top w:val="single" w:color="BFC7D5" w:sz="4"/>
+              <w:left w:val="single" w:color="BFC7D5" w:sz="4"/>
+              <w:bottom w:val="single" w:color="BFC7D5" w:sz="4"/>
+              <w:right w:val="single" w:color="BFC7D5" w:sz="4"/>
+            </w:tcBorders>
+            <w:shd w:fill="FFFFFF" w:color="auto" w:val="clear"/>
+            <w:tcMar>
+              <w:top w:type="dxa" w:w="60"/>
+              <w:left w:type="dxa" w:w="90"/>
+              <w:bottom w:type="dxa" w:w="60"/>
+              <w:right w:type="dxa" w:w="90"/>
+            </w:tcMar>
+          </w:tcPr>
+          <w:p>
+            <w:pPr>
+              <w:jc w:val="center"/>
+            </w:pPr>
+            <w:r>
+              <w:rPr>
+                <w:sz w:val="18"/>
+                <w:szCs w:val="18"/>
+              </w:rPr>
+              <w:t xml:space="preserve">class size</w:t>
+            </w:r>
+          </w:p>
+        </w:tc>
+      </w:tr>
+      <w:tr>
+        <w:tc>
+          <w:tcPr>
+            <w:tcW w:type="dxa" w:w="3344"/>
+            <w:tcBorders>
+              <w:top w:val="single" w:color="BFC7D5" w:sz="4"/>
+              <w:left w:val="single" w:color="BFC7D5" w:sz="4"/>
+              <w:bottom w:val="single" w:color="BFC7D5" w:sz="4"/>
+              <w:right w:val="single" w:color="BFC7D5" w:sz="4"/>
+            </w:tcBorders>
+            <w:shd w:fill="F7F9FC" w:color="auto" w:val="clear"/>
+            <w:tcMar>
+              <w:top w:type="dxa" w:w="60"/>
+              <w:left w:type="dxa" w:w="90"/>
+              <w:bottom w:type="dxa" w:w="60"/>
+              <w:right w:type="dxa" w:w="90"/>
+            </w:tcMar>
+          </w:tcPr>
+          <w:p>
+            <w:pPr>
+              <w:jc w:val="left"/>
+            </w:pPr>
+            <w:r>
+              <w:rPr>
+                <w:sz w:val="18"/>
+                <w:szCs w:val="18"/>
+              </w:rPr>
+              <w:t xml:space="preserve">S_kc = Σ h</w:t>
+            </w:r>
+          </w:p>
+        </w:tc>
+        <w:tc>
+          <w:tcPr>
+            <w:tcW w:type="dxa" w:w="787"/>
+            <w:tcBorders>
+              <w:top w:val="single" w:color="BFC7D5" w:sz="4"/>
+              <w:left w:val="single" w:color="BFC7D5" w:sz="4"/>
+              <w:bottom w:val="single" w:color="BFC7D5" w:sz="4"/>
+              <w:right w:val="single" w:color="BFC7D5" w:sz="4"/>
+            </w:tcBorders>
+            <w:shd w:fill="F7F9FC" w:color="auto" w:val="clear"/>
+            <w:tcMar>
+              <w:top w:type="dxa" w:w="60"/>
+              <w:left w:type="dxa" w:w="90"/>
+              <w:bottom w:type="dxa" w:w="60"/>
+              <w:right w:type="dxa" w:w="90"/>
+            </w:tcMar>
+          </w:tcPr>
+          <w:p>
+            <w:pPr>
+              <w:jc w:val="center"/>
+            </w:pPr>
+            <w:r>
+              <w:rPr>
+                <w:sz w:val="18"/>
+                <w:szCs w:val="18"/>
+              </w:rPr>
+              <w:t xml:space="preserve">768</w:t>
+            </w:r>
+          </w:p>
+        </w:tc>
+        <w:tc>
+          <w:tcPr>
+            <w:tcW w:type="dxa" w:w="2557"/>
+            <w:tcBorders>
+              <w:top w:val="single" w:color="BFC7D5" w:sz="4"/>
+              <w:left w:val="single" w:color="BFC7D5" w:sz="4"/>
+              <w:bottom w:val="single" w:color="BFC7D5" w:sz="4"/>
+              <w:right w:val="single" w:color="BFC7D5" w:sz="4"/>
+            </w:tcBorders>
+            <w:shd w:fill="F7F9FC" w:color="auto" w:val="clear"/>
+            <w:tcMar>
+              <w:top w:type="dxa" w:w="60"/>
+              <w:left w:type="dxa" w:w="90"/>
+              <w:bottom w:type="dxa" w:w="60"/>
+              <w:right w:type="dxa" w:w="90"/>
+            </w:tcMar>
+          </w:tcPr>
+          <w:p>
+            <w:pPr>
+              <w:jc w:val="center"/>
+            </w:pPr>
+            <w:r>
+              <w:rPr>
+                <w:sz w:val="18"/>
+                <w:szCs w:val="18"/>
+              </w:rPr>
+              <w:t xml:space="preserve">m_c = S_c / n_c</w:t>
+            </w:r>
+          </w:p>
+        </w:tc>
+        <w:tc>
+          <w:tcPr>
+            <w:tcW w:type="dxa" w:w="2950"/>
+            <w:tcBorders>
+              <w:top w:val="single" w:color="BFC7D5" w:sz="4"/>
+              <w:left w:val="single" w:color="BFC7D5" w:sz="4"/>
+              <w:bottom w:val="single" w:color="BFC7D5" w:sz="4"/>
+              <w:right w:val="single" w:color="BFC7D5" w:sz="4"/>
+            </w:tcBorders>
+            <w:shd w:fill="F7F9FC" w:color="auto" w:val="clear"/>
+            <w:tcMar>
+              <w:top w:type="dxa" w:w="60"/>
+              <w:left w:type="dxa" w:w="90"/>
+              <w:bottom w:type="dxa" w:w="60"/>
+              <w:right w:type="dxa" w:w="90"/>
+            </w:tcMar>
+          </w:tcPr>
+          <w:p>
+            <w:pPr>
+              <w:jc w:val="center"/>
+            </w:pPr>
+            <w:r>
+              <w:rPr>
+                <w:sz w:val="18"/>
+                <w:szCs w:val="18"/>
+              </w:rPr>
+              <w:t xml:space="preserve">class mean (used by PC-VAE and MC)</w:t>
+            </w:r>
+          </w:p>
+        </w:tc>
+      </w:tr>
+      <w:tr>
+        <w:tc>
+          <w:tcPr>
+            <w:tcW w:type="dxa" w:w="3344"/>
+            <w:tcBorders>
+              <w:top w:val="single" w:color="BFC7D5" w:sz="4"/>
+              <w:left w:val="single" w:color="BFC7D5" w:sz="4"/>
+              <w:bottom w:val="single" w:color="BFC7D5" w:sz="4"/>
+              <w:right w:val="single" w:color="BFC7D5" w:sz="4"/>
+            </w:tcBorders>
+            <w:shd w:fill="FFFFFF" w:color="auto" w:val="clear"/>
+            <w:tcMar>
+              <w:top w:type="dxa" w:w="60"/>
+              <w:left w:type="dxa" w:w="90"/>
+              <w:bottom w:type="dxa" w:w="60"/>
+              <w:right w:type="dxa" w:w="90"/>
+            </w:tcMar>
+          </w:tcPr>
+          <w:p>
+            <w:pPr>
+              <w:jc w:val="left"/>
+            </w:pPr>
+            <w:r>
+              <w:rPr>
+                <w:sz w:val="18"/>
+                <w:szCs w:val="18"/>
+              </w:rPr>
+              <w:t xml:space="preserve">Q_kc = Σ ‖h‖²</w:t>
+            </w:r>
+          </w:p>
+        </w:tc>
+        <w:tc>
+          <w:tcPr>
+            <w:tcW w:type="dxa" w:w="787"/>
+            <w:tcBorders>
+              <w:top w:val="single" w:color="BFC7D5" w:sz="4"/>
+              <w:left w:val="single" w:color="BFC7D5" w:sz="4"/>
+              <w:bottom w:val="single" w:color="BFC7D5" w:sz="4"/>
+              <w:right w:val="single" w:color="BFC7D5" w:sz="4"/>
+            </w:tcBorders>
+            <w:shd w:fill="FFFFFF" w:color="auto" w:val="clear"/>
+            <w:tcMar>
+              <w:top w:type="dxa" w:w="60"/>
+              <w:left w:type="dxa" w:w="90"/>
+              <w:bottom w:type="dxa" w:w="60"/>
+              <w:right w:type="dxa" w:w="90"/>
+            </w:tcMar>
+          </w:tcPr>
+          <w:p>
+            <w:pPr>
+              <w:jc w:val="center"/>
+            </w:pPr>
+            <w:r>
+              <w:rPr>
+                <w:sz w:val="18"/>
+                <w:szCs w:val="18"/>
+              </w:rPr>
+              <w:t xml:space="preserve">1</w:t>
+            </w:r>
+          </w:p>
+        </w:tc>
+        <w:tc>
+          <w:tcPr>
+            <w:tcW w:type="dxa" w:w="2557"/>
+            <w:tcBorders>
+              <w:top w:val="single" w:color="BFC7D5" w:sz="4"/>
+              <w:left w:val="single" w:color="BFC7D5" w:sz="4"/>
+              <w:bottom w:val="single" w:color="BFC7D5" w:sz="4"/>
+              <w:right w:val="single" w:color="BFC7D5" w:sz="4"/>
+            </w:tcBorders>
+            <w:shd w:fill="FFFFFF" w:color="auto" w:val="clear"/>
+            <w:tcMar>
+              <w:top w:type="dxa" w:w="60"/>
+              <w:left w:type="dxa" w:w="90"/>
+              <w:bottom w:type="dxa" w:w="60"/>
+              <w:right w:type="dxa" w:w="90"/>
+            </w:tcMar>
+          </w:tcPr>
+          <w:p>
+            <w:pPr>
+              <w:jc w:val="center"/>
+            </w:pPr>
+            <w:r>
+              <w:rPr>
+                <w:sz w:val="18"/>
+                <w:szCs w:val="18"/>
+              </w:rPr>
+              <w:t xml:space="preserve">V_c = Q_c / n_c − ‖m_c‖²</w:t>
+            </w:r>
+          </w:p>
+        </w:tc>
+        <w:tc>
+          <w:tcPr>
+            <w:tcW w:type="dxa" w:w="2950"/>
+            <w:tcBorders>
+              <w:top w:val="single" w:color="BFC7D5" w:sz="4"/>
+              <w:left w:val="single" w:color="BFC7D5" w:sz="4"/>
+              <w:bottom w:val="single" w:color="BFC7D5" w:sz="4"/>
+              <w:right w:val="single" w:color="BFC7D5" w:sz="4"/>
+            </w:tcBorders>
+            <w:shd w:fill="FFFFFF" w:color="auto" w:val="clear"/>
+            <w:tcMar>
+              <w:top w:type="dxa" w:w="60"/>
+              <w:left w:type="dxa" w:w="90"/>
+              <w:bottom w:type="dxa" w:w="60"/>
+              <w:right w:type="dxa" w:w="90"/>
+            </w:tcMar>
+          </w:tcPr>
+          <w:p>
+            <w:pPr>
+              <w:jc w:val="center"/>
+            </w:pPr>
+            <w:r>
+              <w:rPr>
+                <w:sz w:val="18"/>
+                <w:szCs w:val="18"/>
+              </w:rPr>
+              <w:t xml:space="preserve">class spread (used by MC)</w:t>
+            </w:r>
+          </w:p>
+        </w:tc>
+      </w:tr>
+      <w:tr>
+        <w:tc>
+          <w:tcPr>
+            <w:tcW w:type="dxa" w:w="3344"/>
+            <w:tcBorders>
+              <w:top w:val="single" w:color="BFC7D5" w:sz="4"/>
+              <w:left w:val="single" w:color="BFC7D5" w:sz="4"/>
+              <w:bottom w:val="single" w:color="BFC7D5" w:sz="4"/>
+              <w:right w:val="single" w:color="BFC7D5" w:sz="4"/>
+            </w:tcBorders>
+            <w:shd w:fill="F7F9FC" w:color="auto" w:val="clear"/>
+            <w:tcMar>
+              <w:top w:type="dxa" w:w="60"/>
+              <w:left w:type="dxa" w:w="90"/>
+              <w:bottom w:type="dxa" w:w="60"/>
+              <w:right w:type="dxa" w:w="90"/>
+            </w:tcMar>
+          </w:tcPr>
+          <w:p>
+            <w:pPr>
+              <w:jc w:val="left"/>
+            </w:pPr>
+            <w:r>
+              <w:rPr>
+                <w:sz w:val="18"/>
+                <w:szCs w:val="18"/>
+              </w:rPr>
+              <w:t xml:space="preserve">Φ_kc = Σ φ(h), φ = random Fourier features</w:t>
+            </w:r>
+          </w:p>
+        </w:tc>
+        <w:tc>
+          <w:tcPr>
+            <w:tcW w:type="dxa" w:w="787"/>
+            <w:tcBorders>
+              <w:top w:val="single" w:color="BFC7D5" w:sz="4"/>
+              <w:left w:val="single" w:color="BFC7D5" w:sz="4"/>
+              <w:bottom w:val="single" w:color="BFC7D5" w:sz="4"/>
+              <w:right w:val="single" w:color="BFC7D5" w:sz="4"/>
+            </w:tcBorders>
+            <w:shd w:fill="F7F9FC" w:color="auto" w:val="clear"/>
+            <w:tcMar>
+              <w:top w:type="dxa" w:w="60"/>
+              <w:left w:type="dxa" w:w="90"/>
+              <w:bottom w:type="dxa" w:w="60"/>
+              <w:right w:type="dxa" w:w="90"/>
+            </w:tcMar>
+          </w:tcPr>
+          <w:p>
+            <w:pPr>
+              <w:jc w:val="center"/>
+            </w:pPr>
+            <w:r>
+              <w:rPr>
+                <w:sz w:val="18"/>
+                <w:szCs w:val="18"/>
+              </w:rPr>
+              <w:t xml:space="preserve">6,144</w:t>
+            </w:r>
+          </w:p>
+        </w:tc>
+        <w:tc>
+          <w:tcPr>
+            <w:tcW w:type="dxa" w:w="2557"/>
+            <w:tcBorders>
+              <w:top w:val="single" w:color="BFC7D5" w:sz="4"/>
+              <w:left w:val="single" w:color="BFC7D5" w:sz="4"/>
+              <w:bottom w:val="single" w:color="BFC7D5" w:sz="4"/>
+              <w:right w:val="single" w:color="BFC7D5" w:sz="4"/>
+            </w:tcBorders>
+            <w:shd w:fill="F7F9FC" w:color="auto" w:val="clear"/>
+            <w:tcMar>
+              <w:top w:type="dxa" w:w="60"/>
+              <w:left w:type="dxa" w:w="90"/>
+              <w:bottom w:type="dxa" w:w="60"/>
+              <w:right w:type="dxa" w:w="90"/>
+            </w:tcMar>
+          </w:tcPr>
+          <w:p>
+            <w:pPr>
+              <w:jc w:val="center"/>
+            </w:pPr>
+            <w:r>
+              <w:rPr>
+                <w:sz w:val="18"/>
+                <w:szCs w:val="18"/>
+              </w:rPr>
+              <w:t xml:space="preserve">μ_c = Φ_c / n_c</w:t>
+            </w:r>
+          </w:p>
+        </w:tc>
+        <w:tc>
+          <w:tcPr>
+            <w:tcW w:type="dxa" w:w="2950"/>
+            <w:tcBorders>
+              <w:top w:val="single" w:color="BFC7D5" w:sz="4"/>
+              <w:left w:val="single" w:color="BFC7D5" w:sz="4"/>
+              <w:bottom w:val="single" w:color="BFC7D5" w:sz="4"/>
+              <w:right w:val="single" w:color="BFC7D5" w:sz="4"/>
+            </w:tcBorders>
+            <w:shd w:fill="F7F9FC" w:color="auto" w:val="clear"/>
+            <w:tcMar>
+              <w:top w:type="dxa" w:w="60"/>
+              <w:left w:type="dxa" w:w="90"/>
+              <w:bottom w:type="dxa" w:w="60"/>
+              <w:right w:type="dxa" w:w="90"/>
+            </w:tcMar>
+          </w:tcPr>
+          <w:p>
+            <w:pPr>
+              <w:jc w:val="center"/>
+            </w:pPr>
+            <w:r>
+              <w:rPr>
+                <w:sz w:val="18"/>
+                <w:szCs w:val="18"/>
+              </w:rPr>
+              <w:t xml:space="preserve">class fingerprint (used by KH)</w:t>
+            </w:r>
+          </w:p>
+        </w:tc>
+      </w:tr>
+    </w:tbl>
+    <w:p>
+      <w:pPr>
+        <w:spacing w:after="160"/>
+      </w:pPr>
     </w:p>
     <w:p>
       <w:pPr>
@@ -8668,33 +10678,44 @@
     </w:p>
     <w:p>
       <w:pPr>
-        <w:pStyle w:val="Heading3"/>
-        <w:spacing w:after="80" w:before="180"/>
+        <w:spacing w:after="120" w:line="276"/>
+        <w:jc w:val="both"/>
       </w:pPr>
       <w:r>
-        <w:t xml:space="preserve">Step 2: class identity from the exact class mean (PC-VAE)</w:t>
+        <w:t xml:space="preserve">Total: 10 × (1 + 768 + 1 + 6,144) ≈ 69,000 numbers ≈ </w:t>
+      </w:r>
+      <w:r>
+        <w:rPr>
+          <w:b/>
+          <w:bCs/>
+        </w:rPr>
+        <w:t xml:space="preserve">0.3 MB per client, once</w:t>
+      </w:r>
+      <w:r>
+        <w:t xml:space="preserve">. GeFL-F already sends 22 MB per round.</w:t>
       </w:r>
     </w:p>
     <w:p>
       <w:pPr>
-        <w:spacing w:after="120" w:line="276"/>
-        <w:jc w:val="both"/>
+        <w:pStyle w:val="Heading2"/>
+        <w:keepNext/>
+        <w:spacing w:after="120" w:before="240"/>
       </w:pPr>
       <w:r>
-        <w:t xml:space="preserve">The generator learns only the difference from the class mean; it has no class-specific weight that FedAvg could shrink:</w:t>
+        <w:t xml:space="preserve">4.3 Step 2: the generator PC-VAE (replaces CVAE-F in Stage II)</w:t>
       </w:r>
     </w:p>
     <w:p>
       <w:pPr>
-        <w:spacing w:after="120" w:before="80"/>
+        <w:spacing w:after="60" w:before="120"/>
         <w:jc w:val="center"/>
       </w:pPr>
       <w:r>
         <w:drawing>
           <wp:inline distT="0" distB="0" distL="0" distR="0">
-            <wp:extent cx="3467100" cy="333375"/>
+            <wp:extent cx="6096000" cy="3905250"/>
             <wp:effectExtent t="0" r="0" b="0" l="0"/>
-            <wp:docPr id="18" name="eq_pc" descr="equation" title="eq_pc"/>
+            <wp:docPr id="18" name="f13_pcvae.png" descr="Figure 8. PC-VAE with every shape. Blue boxes: where the exact class mean enters." title="f13_pcvae.png"/>
             <wp:cNvGraphicFramePr>
               <a:graphicFrameLocks xmlns:a="http://schemas.openxmlformats.org/drawingml/2006/main" noChangeAspect="1"/>
             </wp:cNvGraphicFramePr>
@@ -8717,7 +10738,7 @@
                   <pic:spPr bwMode="auto">
                     <a:xfrm>
                       <a:off x="0" y="0"/>
-                      <a:ext cx="3467100" cy="333375"/>
+                      <a:ext cx="6096000" cy="3905250"/>
                     </a:xfrm>
                     <a:prstGeom prst="rect">
                       <a:avLst/>
@@ -8729,37 +10750,515 @@
           </wp:inline>
         </w:drawing>
       </w:r>
-      <w:r>
-        <w:rPr>
-          <w:color w:val="5B6676"/>
-        </w:rPr>
-        <w:t xml:space="preserve">     (10)</w:t>
-      </w:r>
     </w:p>
     <w:p>
       <w:pPr>
-        <w:pStyle w:val="Heading3"/>
-        <w:spacing w:after="80" w:before="180"/>
+        <w:spacing w:after="220"/>
+        <w:jc w:val="center"/>
       </w:pPr>
       <w:r>
-        <w:t xml:space="preserve">Step 3: moment fix (MC)</w:t>
+        <w:rPr>
+          <w:i/>
+          <w:iCs/>
+          <w:color w:val="5B6676"/>
+          <w:sz w:val="18"/>
+          <w:szCs w:val="18"/>
+        </w:rPr>
+        <w:t xml:space="preserve">Figure 8. PC-VAE with every shape. Blue boxes: where the exact class mean enters.</w:t>
       </w:r>
     </w:p>
+    <w:tbl>
+      <w:tblPr>
+        <w:tblW w:type="dxa" w:w="9638"/>
+        <w:tblBorders>
+          <w:top w:val="single" w:color="auto" w:sz="4"/>
+          <w:left w:val="single" w:color="auto" w:sz="4"/>
+          <w:bottom w:val="single" w:color="auto" w:sz="4"/>
+          <w:right w:val="single" w:color="auto" w:sz="4"/>
+          <w:insideH w:val="single" w:color="auto" w:sz="4"/>
+          <w:insideV w:val="single" w:color="auto" w:sz="4"/>
+        </w:tblBorders>
+      </w:tblPr>
+      <w:tblGrid>
+        <w:gridCol w:w="1506"/>
+        <w:gridCol w:w="8132"/>
+      </w:tblGrid>
+      <w:tr>
+        <w:trPr>
+          <w:tblHeader/>
+        </w:trPr>
+        <w:tc>
+          <w:tcPr>
+            <w:tcW w:type="dxa" w:w="1506"/>
+            <w:tcBorders>
+              <w:top w:val="single" w:color="BFC7D5" w:sz="4"/>
+              <w:left w:val="single" w:color="BFC7D5" w:sz="4"/>
+              <w:bottom w:val="single" w:color="BFC7D5" w:sz="4"/>
+              <w:right w:val="single" w:color="BFC7D5" w:sz="4"/>
+            </w:tcBorders>
+            <w:shd w:fill="1C4E9A" w:color="auto" w:val="clear"/>
+            <w:tcMar>
+              <w:top w:type="dxa" w:w="60"/>
+              <w:left w:type="dxa" w:w="90"/>
+              <w:bottom w:type="dxa" w:w="60"/>
+              <w:right w:type="dxa" w:w="90"/>
+            </w:tcMar>
+          </w:tcPr>
+          <w:p>
+            <w:pPr>
+              <w:jc w:val="left"/>
+            </w:pPr>
+            <w:r>
+              <w:rPr>
+                <w:b/>
+                <w:bCs/>
+                <w:color w:val="FFFFFF"/>
+                <w:sz w:val="18"/>
+                <w:szCs w:val="18"/>
+              </w:rPr>
+              <w:t xml:space="preserve">Step 2</w:t>
+            </w:r>
+          </w:p>
+        </w:tc>
+        <w:tc>
+          <w:tcPr>
+            <w:tcW w:type="dxa" w:w="8132"/>
+            <w:tcBorders>
+              <w:top w:val="single" w:color="BFC7D5" w:sz="4"/>
+              <w:left w:val="single" w:color="BFC7D5" w:sz="4"/>
+              <w:bottom w:val="single" w:color="BFC7D5" w:sz="4"/>
+              <w:right w:val="single" w:color="BFC7D5" w:sz="4"/>
+            </w:tcBorders>
+            <w:shd w:fill="1C4E9A" w:color="auto" w:val="clear"/>
+            <w:tcMar>
+              <w:top w:type="dxa" w:w="60"/>
+              <w:left w:type="dxa" w:w="90"/>
+              <w:bottom w:type="dxa" w:w="60"/>
+              <w:right w:type="dxa" w:w="90"/>
+            </w:tcMar>
+          </w:tcPr>
+          <w:p>
+            <w:pPr>
+              <w:jc w:val="left"/>
+            </w:pPr>
+            <w:r>
+              <w:rPr>
+                <w:b/>
+                <w:bCs/>
+                <w:color w:val="FFFFFF"/>
+                <w:sz w:val="18"/>
+                <w:szCs w:val="18"/>
+              </w:rPr>
+              <w:t xml:space="preserve">PC-VAE</w:t>
+            </w:r>
+          </w:p>
+        </w:tc>
+      </w:tr>
+      <w:tr>
+        <w:tc>
+          <w:tcPr>
+            <w:tcW w:type="dxa" w:w="1506"/>
+            <w:tcBorders>
+              <w:top w:val="single" w:color="BFC7D5" w:sz="4"/>
+              <w:left w:val="single" w:color="BFC7D5" w:sz="4"/>
+              <w:bottom w:val="single" w:color="BFC7D5" w:sz="4"/>
+              <w:right w:val="single" w:color="BFC7D5" w:sz="4"/>
+            </w:tcBorders>
+            <w:shd w:fill="FFFFFF" w:color="auto" w:val="clear"/>
+            <w:tcMar>
+              <w:top w:type="dxa" w:w="60"/>
+              <w:left w:type="dxa" w:w="90"/>
+              <w:bottom w:type="dxa" w:w="60"/>
+              <w:right w:type="dxa" w:w="90"/>
+            </w:tcMar>
+          </w:tcPr>
+          <w:p>
+            <w:pPr>
+              <w:jc w:val="left"/>
+            </w:pPr>
+            <w:r>
+              <w:rPr>
+                <w:b/>
+                <w:bCs/>
+                <w:sz w:val="18"/>
+                <w:szCs w:val="18"/>
+              </w:rPr>
+              <w:t xml:space="preserve">Problem it fixes</w:t>
+            </w:r>
+          </w:p>
+        </w:tc>
+        <w:tc>
+          <w:tcPr>
+            <w:tcW w:type="dxa" w:w="8132"/>
+            <w:tcBorders>
+              <w:top w:val="single" w:color="BFC7D5" w:sz="4"/>
+              <w:left w:val="single" w:color="BFC7D5" w:sz="4"/>
+              <w:bottom w:val="single" w:color="BFC7D5" w:sz="4"/>
+              <w:right w:val="single" w:color="BFC7D5" w:sz="4"/>
+            </w:tcBorders>
+            <w:shd w:fill="FFFFFF" w:color="auto" w:val="clear"/>
+            <w:tcMar>
+              <w:top w:type="dxa" w:w="60"/>
+              <w:left w:type="dxa" w:w="90"/>
+              <w:bottom w:type="dxa" w:w="60"/>
+              <w:right w:type="dxa" w:w="90"/>
+            </w:tcMar>
+          </w:tcPr>
+          <w:p>
+            <w:pPr>
+              <w:jc w:val="left"/>
+            </w:pPr>
+            <w:r>
+              <w:rPr>
+                <w:sz w:val="18"/>
+                <w:szCs w:val="18"/>
+              </w:rPr>
+              <w:t xml:space="preserve">In CVAE-F the class enters only through a learned row w_y. A client without class c only shrinks w_c (weight decay), so rows of rare classes collapse (Proposition 1).</w:t>
+            </w:r>
+          </w:p>
+        </w:tc>
+      </w:tr>
+      <w:tr>
+        <w:tc>
+          <w:tcPr>
+            <w:tcW w:type="dxa" w:w="1506"/>
+            <w:tcBorders>
+              <w:top w:val="single" w:color="BFC7D5" w:sz="4"/>
+              <w:left w:val="single" w:color="BFC7D5" w:sz="4"/>
+              <w:bottom w:val="single" w:color="BFC7D5" w:sz="4"/>
+              <w:right w:val="single" w:color="BFC7D5" w:sz="4"/>
+            </w:tcBorders>
+            <w:shd w:fill="F7F9FC" w:color="auto" w:val="clear"/>
+            <w:tcMar>
+              <w:top w:type="dxa" w:w="60"/>
+              <w:left w:type="dxa" w:w="90"/>
+              <w:bottom w:type="dxa" w:w="60"/>
+              <w:right w:type="dxa" w:w="90"/>
+            </w:tcMar>
+          </w:tcPr>
+          <w:p>
+            <w:pPr>
+              <w:jc w:val="left"/>
+            </w:pPr>
+            <w:r>
+              <w:rPr>
+                <w:b/>
+                <w:bCs/>
+                <w:sz w:val="18"/>
+                <w:szCs w:val="18"/>
+              </w:rPr>
+              <w:t xml:space="preserve">What changes</w:t>
+            </w:r>
+          </w:p>
+        </w:tc>
+        <w:tc>
+          <w:tcPr>
+            <w:tcW w:type="dxa" w:w="8132"/>
+            <w:tcBorders>
+              <w:top w:val="single" w:color="BFC7D5" w:sz="4"/>
+              <w:left w:val="single" w:color="BFC7D5" w:sz="4"/>
+              <w:bottom w:val="single" w:color="BFC7D5" w:sz="4"/>
+              <w:right w:val="single" w:color="BFC7D5" w:sz="4"/>
+            </w:tcBorders>
+            <w:shd w:fill="F7F9FC" w:color="auto" w:val="clear"/>
+            <w:tcMar>
+              <w:top w:type="dxa" w:w="60"/>
+              <w:left w:type="dxa" w:w="90"/>
+              <w:bottom w:type="dxa" w:w="60"/>
+              <w:right w:type="dxa" w:w="90"/>
+            </w:tcMar>
+          </w:tcPr>
+          <w:p>
+            <w:pPr>
+              <w:jc w:val="left"/>
+            </w:pPr>
+            <w:r>
+              <w:rPr>
+                <w:sz w:val="18"/>
+                <w:szCs w:val="18"/>
+              </w:rPr>
+              <w:t xml:space="preserve">The class enters through the exact mean m_y. It goes in twice: as 3 extra input channels of the encoder, and through a linear layer A (768 → 512) added to the decoder input.</w:t>
+            </w:r>
+          </w:p>
+        </w:tc>
+      </w:tr>
+      <w:tr>
+        <w:tc>
+          <w:tcPr>
+            <w:tcW w:type="dxa" w:w="1506"/>
+            <w:tcBorders>
+              <w:top w:val="single" w:color="BFC7D5" w:sz="4"/>
+              <w:left w:val="single" w:color="BFC7D5" w:sz="4"/>
+              <w:bottom w:val="single" w:color="BFC7D5" w:sz="4"/>
+              <w:right w:val="single" w:color="BFC7D5" w:sz="4"/>
+            </w:tcBorders>
+            <w:shd w:fill="FFFFFF" w:color="auto" w:val="clear"/>
+            <w:tcMar>
+              <w:top w:type="dxa" w:w="60"/>
+              <w:left w:type="dxa" w:w="90"/>
+              <w:bottom w:type="dxa" w:w="60"/>
+              <w:right w:type="dxa" w:w="90"/>
+            </w:tcMar>
+          </w:tcPr>
+          <w:p>
+            <w:pPr>
+              <w:jc w:val="left"/>
+            </w:pPr>
+            <w:r>
+              <w:rPr>
+                <w:b/>
+                <w:bCs/>
+                <w:sz w:val="18"/>
+                <w:szCs w:val="18"/>
+              </w:rPr>
+              <w:t xml:space="preserve">Output</w:t>
+            </w:r>
+          </w:p>
+        </w:tc>
+        <w:tc>
+          <w:tcPr>
+            <w:tcW w:type="dxa" w:w="8132"/>
+            <w:tcBorders>
+              <w:top w:val="single" w:color="BFC7D5" w:sz="4"/>
+              <w:left w:val="single" w:color="BFC7D5" w:sz="4"/>
+              <w:bottom w:val="single" w:color="BFC7D5" w:sz="4"/>
+              <w:right w:val="single" w:color="BFC7D5" w:sz="4"/>
+            </w:tcBorders>
+            <w:shd w:fill="FFFFFF" w:color="auto" w:val="clear"/>
+            <w:tcMar>
+              <w:top w:type="dxa" w:w="60"/>
+              <w:left w:type="dxa" w:w="90"/>
+              <w:bottom w:type="dxa" w:w="60"/>
+              <w:right w:type="dxa" w:w="90"/>
+            </w:tcMar>
+          </w:tcPr>
+          <w:p>
+            <w:pPr>
+              <w:jc w:val="left"/>
+            </w:pPr>
+            <w:r>
+              <w:rPr>
+                <w:sz w:val="18"/>
+                <w:szCs w:val="18"/>
+              </w:rPr>
+              <w:t xml:space="preserve">h̃ = ReLU(m_y + decoder output). The network learns only how a sample </w:t>
+            </w:r>
+            <w:r>
+              <w:rPr>
+                <w:i/>
+                <w:iCs/>
+                <w:sz w:val="18"/>
+                <w:szCs w:val="18"/>
+              </w:rPr>
+              <w:t xml:space="preserve">differs</w:t>
+            </w:r>
+            <w:r>
+              <w:rPr>
+                <w:sz w:val="18"/>
+                <w:szCs w:val="18"/>
+              </w:rPr>
+              <w:t xml:space="preserve"> from its class mean.</w:t>
+            </w:r>
+          </w:p>
+        </w:tc>
+      </w:tr>
+      <w:tr>
+        <w:tc>
+          <w:tcPr>
+            <w:tcW w:type="dxa" w:w="1506"/>
+            <w:tcBorders>
+              <w:top w:val="single" w:color="BFC7D5" w:sz="4"/>
+              <w:left w:val="single" w:color="BFC7D5" w:sz="4"/>
+              <w:bottom w:val="single" w:color="BFC7D5" w:sz="4"/>
+              <w:right w:val="single" w:color="BFC7D5" w:sz="4"/>
+            </w:tcBorders>
+            <w:shd w:fill="F7F9FC" w:color="auto" w:val="clear"/>
+            <w:tcMar>
+              <w:top w:type="dxa" w:w="60"/>
+              <w:left w:type="dxa" w:w="90"/>
+              <w:bottom w:type="dxa" w:w="60"/>
+              <w:right w:type="dxa" w:w="90"/>
+            </w:tcMar>
+          </w:tcPr>
+          <w:p>
+            <w:pPr>
+              <w:jc w:val="left"/>
+            </w:pPr>
+            <w:r>
+              <w:rPr>
+                <w:b/>
+                <w:bCs/>
+                <w:sz w:val="18"/>
+                <w:szCs w:val="18"/>
+              </w:rPr>
+              <w:t xml:space="preserve">Why it works</w:t>
+            </w:r>
+          </w:p>
+        </w:tc>
+        <w:tc>
+          <w:tcPr>
+            <w:tcW w:type="dxa" w:w="8132"/>
+            <w:tcBorders>
+              <w:top w:val="single" w:color="BFC7D5" w:sz="4"/>
+              <w:left w:val="single" w:color="BFC7D5" w:sz="4"/>
+              <w:bottom w:val="single" w:color="BFC7D5" w:sz="4"/>
+              <w:right w:val="single" w:color="BFC7D5" w:sz="4"/>
+            </w:tcBorders>
+            <w:shd w:fill="F7F9FC" w:color="auto" w:val="clear"/>
+            <w:tcMar>
+              <w:top w:type="dxa" w:w="60"/>
+              <w:left w:type="dxa" w:w="90"/>
+              <w:bottom w:type="dxa" w:w="60"/>
+              <w:right w:type="dxa" w:w="90"/>
+            </w:tcMar>
+          </w:tcPr>
+          <w:p>
+            <w:pPr>
+              <w:jc w:val="left"/>
+            </w:pPr>
+            <w:r>
+              <w:rPr>
+                <w:sz w:val="18"/>
+                <w:szCs w:val="18"/>
+              </w:rPr>
+              <w:t xml:space="preserve">There is no class-specific weight, so there is nothing for FedAvg to shrink. The shape of 'difference from the mean' is shared by all classes, so every client trains it, rare classes included.</w:t>
+            </w:r>
+          </w:p>
+        </w:tc>
+      </w:tr>
+      <w:tr>
+        <w:tc>
+          <w:tcPr>
+            <w:tcW w:type="dxa" w:w="1506"/>
+            <w:tcBorders>
+              <w:top w:val="single" w:color="BFC7D5" w:sz="4"/>
+              <w:left w:val="single" w:color="BFC7D5" w:sz="4"/>
+              <w:bottom w:val="single" w:color="BFC7D5" w:sz="4"/>
+              <w:right w:val="single" w:color="BFC7D5" w:sz="4"/>
+            </w:tcBorders>
+            <w:shd w:fill="FFFFFF" w:color="auto" w:val="clear"/>
+            <w:tcMar>
+              <w:top w:type="dxa" w:w="60"/>
+              <w:left w:type="dxa" w:w="90"/>
+              <w:bottom w:type="dxa" w:w="60"/>
+              <w:right w:type="dxa" w:w="90"/>
+            </w:tcMar>
+          </w:tcPr>
+          <w:p>
+            <w:pPr>
+              <w:jc w:val="left"/>
+            </w:pPr>
+            <w:r>
+              <w:rPr>
+                <w:b/>
+                <w:bCs/>
+                <w:sz w:val="18"/>
+                <w:szCs w:val="18"/>
+              </w:rPr>
+              <w:t xml:space="preserve">Source</w:t>
+            </w:r>
+          </w:p>
+        </w:tc>
+        <w:tc>
+          <w:tcPr>
+            <w:tcW w:type="dxa" w:w="8132"/>
+            <w:tcBorders>
+              <w:top w:val="single" w:color="BFC7D5" w:sz="4"/>
+              <w:left w:val="single" w:color="BFC7D5" w:sz="4"/>
+              <w:bottom w:val="single" w:color="BFC7D5" w:sz="4"/>
+              <w:right w:val="single" w:color="BFC7D5" w:sz="4"/>
+            </w:tcBorders>
+            <w:shd w:fill="FFFFFF" w:color="auto" w:val="clear"/>
+            <w:tcMar>
+              <w:top w:type="dxa" w:w="60"/>
+              <w:left w:type="dxa" w:w="90"/>
+              <w:bottom w:type="dxa" w:w="60"/>
+              <w:right w:type="dxa" w:w="90"/>
+            </w:tcMar>
+          </w:tcPr>
+          <w:p>
+            <w:pPr>
+              <w:jc w:val="left"/>
+            </w:pPr>
+            <w:r>
+              <w:rPr>
+                <w:sz w:val="18"/>
+                <w:szCs w:val="18"/>
+              </w:rPr>
+              <w:t xml:space="preserve">Class prototypes as shared knowledge: FedProto (Tan et al., AAAI 2022).</w:t>
+            </w:r>
+          </w:p>
+        </w:tc>
+      </w:tr>
+      <w:tr>
+        <w:tc>
+          <w:tcPr>
+            <w:tcW w:type="dxa" w:w="1506"/>
+            <w:tcBorders>
+              <w:top w:val="single" w:color="BFC7D5" w:sz="4"/>
+              <w:left w:val="single" w:color="BFC7D5" w:sz="4"/>
+              <w:bottom w:val="single" w:color="BFC7D5" w:sz="4"/>
+              <w:right w:val="single" w:color="BFC7D5" w:sz="4"/>
+            </w:tcBorders>
+            <w:shd w:fill="F7F9FC" w:color="auto" w:val="clear"/>
+            <w:tcMar>
+              <w:top w:type="dxa" w:w="60"/>
+              <w:left w:type="dxa" w:w="90"/>
+              <w:bottom w:type="dxa" w:w="60"/>
+              <w:right w:type="dxa" w:w="90"/>
+            </w:tcMar>
+          </w:tcPr>
+          <w:p>
+            <w:pPr>
+              <w:jc w:val="left"/>
+            </w:pPr>
+            <w:r>
+              <w:rPr>
+                <w:b/>
+                <w:bCs/>
+                <w:sz w:val="18"/>
+                <w:szCs w:val="18"/>
+              </w:rPr>
+              <w:t xml:space="preserve">Cost</w:t>
+            </w:r>
+          </w:p>
+        </w:tc>
+        <w:tc>
+          <w:tcPr>
+            <w:tcW w:type="dxa" w:w="8132"/>
+            <w:tcBorders>
+              <w:top w:val="single" w:color="BFC7D5" w:sz="4"/>
+              <w:left w:val="single" w:color="BFC7D5" w:sz="4"/>
+              <w:bottom w:val="single" w:color="BFC7D5" w:sz="4"/>
+              <w:right w:val="single" w:color="BFC7D5" w:sz="4"/>
+            </w:tcBorders>
+            <w:shd w:fill="F7F9FC" w:color="auto" w:val="clear"/>
+            <w:tcMar>
+              <w:top w:type="dxa" w:w="60"/>
+              <w:left w:type="dxa" w:w="90"/>
+              <w:bottom w:type="dxa" w:w="60"/>
+              <w:right w:type="dxa" w:w="90"/>
+            </w:tcMar>
+          </w:tcPr>
+          <w:p>
+            <w:pPr>
+              <w:jc w:val="left"/>
+            </w:pPr>
+            <w:r>
+              <w:rPr>
+                <w:sz w:val="18"/>
+                <w:szCs w:val="18"/>
+              </w:rPr>
+              <w:t xml:space="preserve">5.94 M parameters (CVAE-F: 5.55 M). Same training as GeFL-F: loss ‖h̃ − h‖² + KL, Adam lr 0.001, wd 0.001, batch 64, 5 local epochs, 100 rounds (CIFAR-10: 200).</w:t>
+            </w:r>
+          </w:p>
+        </w:tc>
+      </w:tr>
+    </w:tbl>
     <w:p>
       <w:pPr>
-        <w:spacing w:after="120" w:line="276"/>
-        <w:jc w:val="both"/>
+        <w:spacing w:after="160"/>
       </w:pPr>
-      <w:r>
-        <w:rPr>
-          <w:b/>
-          <w:bCs/>
-        </w:rPr>
-        <w:t xml:space="preserve">Proposition 3.</w:t>
-      </w:r>
-      <w:r>
-        <w:t xml:space="preserve"> Of all maps that give class c its exact mean and spread, this one changes the samples the least:</w:t>
-      </w:r>
     </w:p>
     <w:p>
       <w:pPr>
@@ -8769,9 +11268,9 @@
       <w:r>
         <w:drawing>
           <wp:inline distT="0" distB="0" distL="0" distR="0">
-            <wp:extent cx="5715000" cy="381000"/>
+            <wp:extent cx="3467100" cy="333375"/>
             <wp:effectExtent t="0" r="0" b="0" l="0"/>
-            <wp:docPr id="19" name="eq_mc" descr="equation" title="eq_mc"/>
+            <wp:docPr id="19" name="eq_pc" descr="equation" title="eq_pc"/>
             <wp:cNvGraphicFramePr>
               <a:graphicFrameLocks xmlns:a="http://schemas.openxmlformats.org/drawingml/2006/main" noChangeAspect="1"/>
             </wp:cNvGraphicFramePr>
@@ -8794,7 +11293,7 @@
                   <pic:spPr bwMode="auto">
                     <a:xfrm>
                       <a:off x="0" y="0"/>
-                      <a:ext cx="5715000" cy="381000"/>
+                      <a:ext cx="3467100" cy="333375"/>
                     </a:xfrm>
                     <a:prstGeom prst="rect">
                       <a:avLst/>
@@ -8810,36 +11309,1190 @@
         <w:rPr>
           <w:color w:val="5B6676"/>
         </w:rPr>
-        <w:t xml:space="preserve">     (11)</w:t>
-      </w:r>
+        <w:t xml:space="preserve">     (10)</w:t>
+      </w:r>
+    </w:p>
+    <w:tbl>
+      <w:tblPr>
+        <w:tblW w:type="dxa" w:w="9638"/>
+        <w:tblBorders>
+          <w:top w:val="single" w:color="auto" w:sz="4"/>
+          <w:left w:val="single" w:color="auto" w:sz="4"/>
+          <w:bottom w:val="single" w:color="auto" w:sz="4"/>
+          <w:right w:val="single" w:color="auto" w:sz="4"/>
+          <w:insideH w:val="single" w:color="auto" w:sz="4"/>
+          <w:insideV w:val="single" w:color="auto" w:sz="4"/>
+        </w:tblBorders>
+      </w:tblPr>
+      <w:tblGrid>
+        <w:gridCol w:w="3413"/>
+        <w:gridCol w:w="4016"/>
+        <w:gridCol w:w="2209"/>
+      </w:tblGrid>
+      <w:tr>
+        <w:trPr>
+          <w:tblHeader/>
+        </w:trPr>
+        <w:tc>
+          <w:tcPr>
+            <w:tcW w:type="dxa" w:w="3413"/>
+            <w:tcBorders>
+              <w:top w:val="single" w:color="BFC7D5" w:sz="4"/>
+              <w:left w:val="single" w:color="BFC7D5" w:sz="4"/>
+              <w:bottom w:val="single" w:color="BFC7D5" w:sz="4"/>
+              <w:right w:val="single" w:color="BFC7D5" w:sz="4"/>
+            </w:tcBorders>
+            <w:shd w:fill="1C4E9A" w:color="auto" w:val="clear"/>
+            <w:tcMar>
+              <w:top w:type="dxa" w:w="60"/>
+              <w:left w:type="dxa" w:w="90"/>
+              <w:bottom w:type="dxa" w:w="60"/>
+              <w:right w:type="dxa" w:w="90"/>
+            </w:tcMar>
+          </w:tcPr>
+          <w:p>
+            <w:pPr>
+              <w:jc w:val="left"/>
+            </w:pPr>
+            <w:r>
+              <w:rPr>
+                <w:b/>
+                <w:bCs/>
+                <w:color w:val="FFFFFF"/>
+                <w:sz w:val="18"/>
+                <w:szCs w:val="18"/>
+              </w:rPr>
+              <w:t xml:space="preserve">Layer</w:t>
+            </w:r>
+          </w:p>
+        </w:tc>
+        <w:tc>
+          <w:tcPr>
+            <w:tcW w:type="dxa" w:w="4016"/>
+            <w:tcBorders>
+              <w:top w:val="single" w:color="BFC7D5" w:sz="4"/>
+              <w:left w:val="single" w:color="BFC7D5" w:sz="4"/>
+              <w:bottom w:val="single" w:color="BFC7D5" w:sz="4"/>
+              <w:right w:val="single" w:color="BFC7D5" w:sz="4"/>
+            </w:tcBorders>
+            <w:shd w:fill="1C4E9A" w:color="auto" w:val="clear"/>
+            <w:tcMar>
+              <w:top w:type="dxa" w:w="60"/>
+              <w:left w:type="dxa" w:w="90"/>
+              <w:bottom w:type="dxa" w:w="60"/>
+              <w:right w:type="dxa" w:w="90"/>
+            </w:tcMar>
+          </w:tcPr>
+          <w:p>
+            <w:pPr>
+              <w:jc w:val="center"/>
+            </w:pPr>
+            <w:r>
+              <w:rPr>
+                <w:b/>
+                <w:bCs/>
+                <w:color w:val="FFFFFF"/>
+                <w:sz w:val="18"/>
+                <w:szCs w:val="18"/>
+              </w:rPr>
+              <w:t xml:space="preserve">MNIST / FMNIST / SVHN</w:t>
+            </w:r>
+          </w:p>
+        </w:tc>
+        <w:tc>
+          <w:tcPr>
+            <w:tcW w:type="dxa" w:w="2209"/>
+            <w:tcBorders>
+              <w:top w:val="single" w:color="BFC7D5" w:sz="4"/>
+              <w:left w:val="single" w:color="BFC7D5" w:sz="4"/>
+              <w:bottom w:val="single" w:color="BFC7D5" w:sz="4"/>
+              <w:right w:val="single" w:color="BFC7D5" w:sz="4"/>
+            </w:tcBorders>
+            <w:shd w:fill="1C4E9A" w:color="auto" w:val="clear"/>
+            <w:tcMar>
+              <w:top w:type="dxa" w:w="60"/>
+              <w:left w:type="dxa" w:w="90"/>
+              <w:bottom w:type="dxa" w:w="60"/>
+              <w:right w:type="dxa" w:w="90"/>
+            </w:tcMar>
+          </w:tcPr>
+          <w:p>
+            <w:pPr>
+              <w:jc w:val="center"/>
+            </w:pPr>
+            <w:r>
+              <w:rPr>
+                <w:b/>
+                <w:bCs/>
+                <w:color w:val="FFFFFF"/>
+                <w:sz w:val="18"/>
+                <w:szCs w:val="18"/>
+              </w:rPr>
+              <w:t xml:space="preserve">CIFAR-10</w:t>
+            </w:r>
+          </w:p>
+        </w:tc>
+      </w:tr>
+      <w:tr>
+        <w:tc>
+          <w:tcPr>
+            <w:tcW w:type="dxa" w:w="3413"/>
+            <w:tcBorders>
+              <w:top w:val="single" w:color="BFC7D5" w:sz="4"/>
+              <w:left w:val="single" w:color="BFC7D5" w:sz="4"/>
+              <w:bottom w:val="single" w:color="BFC7D5" w:sz="4"/>
+              <w:right w:val="single" w:color="BFC7D5" w:sz="4"/>
+            </w:tcBorders>
+            <w:shd w:fill="FFFFFF" w:color="auto" w:val="clear"/>
+            <w:tcMar>
+              <w:top w:type="dxa" w:w="60"/>
+              <w:left w:type="dxa" w:w="90"/>
+              <w:bottom w:type="dxa" w:w="60"/>
+              <w:right w:type="dxa" w:w="90"/>
+            </w:tcMar>
+          </w:tcPr>
+          <w:p>
+            <w:pPr>
+              <w:jc w:val="left"/>
+            </w:pPr>
+            <w:r>
+              <w:rPr>
+                <w:sz w:val="18"/>
+                <w:szCs w:val="18"/>
+              </w:rPr>
+              <w:t xml:space="preserve">Encoder input [h ; m_y]</w:t>
+            </w:r>
+          </w:p>
+        </w:tc>
+        <w:tc>
+          <w:tcPr>
+            <w:tcW w:type="dxa" w:w="4016"/>
+            <w:tcBorders>
+              <w:top w:val="single" w:color="BFC7D5" w:sz="4"/>
+              <w:left w:val="single" w:color="BFC7D5" w:sz="4"/>
+              <w:bottom w:val="single" w:color="BFC7D5" w:sz="4"/>
+              <w:right w:val="single" w:color="BFC7D5" w:sz="4"/>
+            </w:tcBorders>
+            <w:shd w:fill="FFFFFF" w:color="auto" w:val="clear"/>
+            <w:tcMar>
+              <w:top w:type="dxa" w:w="60"/>
+              <w:left w:type="dxa" w:w="90"/>
+              <w:bottom w:type="dxa" w:w="60"/>
+              <w:right w:type="dxa" w:w="90"/>
+            </w:tcMar>
+          </w:tcPr>
+          <w:p>
+            <w:pPr>
+              <w:jc w:val="center"/>
+            </w:pPr>
+            <w:r>
+              <w:rPr>
+                <w:sz w:val="18"/>
+                <w:szCs w:val="18"/>
+              </w:rPr>
+              <w:t xml:space="preserve">6×16×16</w:t>
+            </w:r>
+          </w:p>
+        </w:tc>
+        <w:tc>
+          <w:tcPr>
+            <w:tcW w:type="dxa" w:w="2209"/>
+            <w:tcBorders>
+              <w:top w:val="single" w:color="BFC7D5" w:sz="4"/>
+              <w:left w:val="single" w:color="BFC7D5" w:sz="4"/>
+              <w:bottom w:val="single" w:color="BFC7D5" w:sz="4"/>
+              <w:right w:val="single" w:color="BFC7D5" w:sz="4"/>
+            </w:tcBorders>
+            <w:shd w:fill="FFFFFF" w:color="auto" w:val="clear"/>
+            <w:tcMar>
+              <w:top w:type="dxa" w:w="60"/>
+              <w:left w:type="dxa" w:w="90"/>
+              <w:bottom w:type="dxa" w:w="60"/>
+              <w:right w:type="dxa" w:w="90"/>
+            </w:tcMar>
+          </w:tcPr>
+          <w:p>
+            <w:pPr>
+              <w:jc w:val="center"/>
+            </w:pPr>
+            <w:r>
+              <w:rPr>
+                <w:sz w:val="18"/>
+                <w:szCs w:val="18"/>
+              </w:rPr>
+              <w:t xml:space="preserve">20×16×16</w:t>
+            </w:r>
+          </w:p>
+        </w:tc>
+      </w:tr>
+      <w:tr>
+        <w:tc>
+          <w:tcPr>
+            <w:tcW w:type="dxa" w:w="3413"/>
+            <w:tcBorders>
+              <w:top w:val="single" w:color="BFC7D5" w:sz="4"/>
+              <w:left w:val="single" w:color="BFC7D5" w:sz="4"/>
+              <w:bottom w:val="single" w:color="BFC7D5" w:sz="4"/>
+              <w:right w:val="single" w:color="BFC7D5" w:sz="4"/>
+            </w:tcBorders>
+            <w:shd w:fill="F7F9FC" w:color="auto" w:val="clear"/>
+            <w:tcMar>
+              <w:top w:type="dxa" w:w="60"/>
+              <w:left w:type="dxa" w:w="90"/>
+              <w:bottom w:type="dxa" w:w="60"/>
+              <w:right w:type="dxa" w:w="90"/>
+            </w:tcMar>
+          </w:tcPr>
+          <w:p>
+            <w:pPr>
+              <w:jc w:val="left"/>
+            </w:pPr>
+            <w:r>
+              <w:rPr>
+                <w:sz w:val="18"/>
+                <w:szCs w:val="18"/>
+              </w:rPr>
+              <w:t xml:space="preserve">Conv 4×4 stride 2 → BN → ReLU (×4)</w:t>
+            </w:r>
+          </w:p>
+        </w:tc>
+        <w:tc>
+          <w:tcPr>
+            <w:tcW w:type="dxa" w:w="4016"/>
+            <w:tcBorders>
+              <w:top w:val="single" w:color="BFC7D5" w:sz="4"/>
+              <w:left w:val="single" w:color="BFC7D5" w:sz="4"/>
+              <w:bottom w:val="single" w:color="BFC7D5" w:sz="4"/>
+              <w:right w:val="single" w:color="BFC7D5" w:sz="4"/>
+            </w:tcBorders>
+            <w:shd w:fill="F7F9FC" w:color="auto" w:val="clear"/>
+            <w:tcMar>
+              <w:top w:type="dxa" w:w="60"/>
+              <w:left w:type="dxa" w:w="90"/>
+              <w:bottom w:type="dxa" w:w="60"/>
+              <w:right w:type="dxa" w:w="90"/>
+            </w:tcMar>
+          </w:tcPr>
+          <w:p>
+            <w:pPr>
+              <w:jc w:val="center"/>
+            </w:pPr>
+            <w:r>
+              <w:rPr>
+                <w:sz w:val="18"/>
+                <w:szCs w:val="18"/>
+              </w:rPr>
+              <w:t xml:space="preserve">64×8×8 → 128×4×4 → 256×2×2 → 512×1×1</w:t>
+            </w:r>
+          </w:p>
+        </w:tc>
+        <w:tc>
+          <w:tcPr>
+            <w:tcW w:type="dxa" w:w="2209"/>
+            <w:tcBorders>
+              <w:top w:val="single" w:color="BFC7D5" w:sz="4"/>
+              <w:left w:val="single" w:color="BFC7D5" w:sz="4"/>
+              <w:bottom w:val="single" w:color="BFC7D5" w:sz="4"/>
+              <w:right w:val="single" w:color="BFC7D5" w:sz="4"/>
+            </w:tcBorders>
+            <w:shd w:fill="F7F9FC" w:color="auto" w:val="clear"/>
+            <w:tcMar>
+              <w:top w:type="dxa" w:w="60"/>
+              <w:left w:type="dxa" w:w="90"/>
+              <w:bottom w:type="dxa" w:w="60"/>
+              <w:right w:type="dxa" w:w="90"/>
+            </w:tcMar>
+          </w:tcPr>
+          <w:p>
+            <w:pPr>
+              <w:jc w:val="center"/>
+            </w:pPr>
+            <w:r>
+              <w:rPr>
+                <w:sz w:val="18"/>
+                <w:szCs w:val="18"/>
+              </w:rPr>
+              <w:t xml:space="preserve">same</w:t>
+            </w:r>
+          </w:p>
+        </w:tc>
+      </w:tr>
+      <w:tr>
+        <w:tc>
+          <w:tcPr>
+            <w:tcW w:type="dxa" w:w="3413"/>
+            <w:tcBorders>
+              <w:top w:val="single" w:color="BFC7D5" w:sz="4"/>
+              <w:left w:val="single" w:color="BFC7D5" w:sz="4"/>
+              <w:bottom w:val="single" w:color="BFC7D5" w:sz="4"/>
+              <w:right w:val="single" w:color="BFC7D5" w:sz="4"/>
+            </w:tcBorders>
+            <w:shd w:fill="FFFFFF" w:color="auto" w:val="clear"/>
+            <w:tcMar>
+              <w:top w:type="dxa" w:w="60"/>
+              <w:left w:type="dxa" w:w="90"/>
+              <w:bottom w:type="dxa" w:w="60"/>
+              <w:right w:type="dxa" w:w="90"/>
+            </w:tcMar>
+          </w:tcPr>
+          <w:p>
+            <w:pPr>
+              <w:jc w:val="left"/>
+            </w:pPr>
+            <w:r>
+              <w:rPr>
+                <w:sz w:val="18"/>
+                <w:szCs w:val="18"/>
+              </w:rPr>
+              <w:t xml:space="preserve">Linear → μ, log σ²</w:t>
+            </w:r>
+          </w:p>
+        </w:tc>
+        <w:tc>
+          <w:tcPr>
+            <w:tcW w:type="dxa" w:w="4016"/>
+            <w:tcBorders>
+              <w:top w:val="single" w:color="BFC7D5" w:sz="4"/>
+              <w:left w:val="single" w:color="BFC7D5" w:sz="4"/>
+              <w:bottom w:val="single" w:color="BFC7D5" w:sz="4"/>
+              <w:right w:val="single" w:color="BFC7D5" w:sz="4"/>
+            </w:tcBorders>
+            <w:shd w:fill="FFFFFF" w:color="auto" w:val="clear"/>
+            <w:tcMar>
+              <w:top w:type="dxa" w:w="60"/>
+              <w:left w:type="dxa" w:w="90"/>
+              <w:bottom w:type="dxa" w:w="60"/>
+              <w:right w:type="dxa" w:w="90"/>
+            </w:tcMar>
+          </w:tcPr>
+          <w:p>
+            <w:pPr>
+              <w:jc w:val="center"/>
+            </w:pPr>
+            <w:r>
+              <w:rPr>
+                <w:sz w:val="18"/>
+                <w:szCs w:val="18"/>
+              </w:rPr>
+              <w:t xml:space="preserve">16 + 16</w:t>
+            </w:r>
+          </w:p>
+        </w:tc>
+        <w:tc>
+          <w:tcPr>
+            <w:tcW w:type="dxa" w:w="2209"/>
+            <w:tcBorders>
+              <w:top w:val="single" w:color="BFC7D5" w:sz="4"/>
+              <w:left w:val="single" w:color="BFC7D5" w:sz="4"/>
+              <w:bottom w:val="single" w:color="BFC7D5" w:sz="4"/>
+              <w:right w:val="single" w:color="BFC7D5" w:sz="4"/>
+            </w:tcBorders>
+            <w:shd w:fill="FFFFFF" w:color="auto" w:val="clear"/>
+            <w:tcMar>
+              <w:top w:type="dxa" w:w="60"/>
+              <w:left w:type="dxa" w:w="90"/>
+              <w:bottom w:type="dxa" w:w="60"/>
+              <w:right w:type="dxa" w:w="90"/>
+            </w:tcMar>
+          </w:tcPr>
+          <w:p>
+            <w:pPr>
+              <w:jc w:val="center"/>
+            </w:pPr>
+            <w:r>
+              <w:rPr>
+                <w:sz w:val="18"/>
+                <w:szCs w:val="18"/>
+              </w:rPr>
+              <w:t xml:space="preserve">50 + 50</w:t>
+            </w:r>
+          </w:p>
+        </w:tc>
+      </w:tr>
+      <w:tr>
+        <w:tc>
+          <w:tcPr>
+            <w:tcW w:type="dxa" w:w="3413"/>
+            <w:tcBorders>
+              <w:top w:val="single" w:color="BFC7D5" w:sz="4"/>
+              <w:left w:val="single" w:color="BFC7D5" w:sz="4"/>
+              <w:bottom w:val="single" w:color="BFC7D5" w:sz="4"/>
+              <w:right w:val="single" w:color="BFC7D5" w:sz="4"/>
+            </w:tcBorders>
+            <w:shd w:fill="F7F9FC" w:color="auto" w:val="clear"/>
+            <w:tcMar>
+              <w:top w:type="dxa" w:w="60"/>
+              <w:left w:type="dxa" w:w="90"/>
+              <w:bottom w:type="dxa" w:w="60"/>
+              <w:right w:type="dxa" w:w="90"/>
+            </w:tcMar>
+          </w:tcPr>
+          <w:p>
+            <w:pPr>
+              <w:jc w:val="left"/>
+            </w:pPr>
+            <w:r>
+              <w:rPr>
+                <w:sz w:val="18"/>
+                <w:szCs w:val="18"/>
+              </w:rPr>
+              <w:t xml:space="preserve">Decoder input: Linear(z) + A m_y → ReLU</w:t>
+            </w:r>
+          </w:p>
+        </w:tc>
+        <w:tc>
+          <w:tcPr>
+            <w:tcW w:type="dxa" w:w="4016"/>
+            <w:tcBorders>
+              <w:top w:val="single" w:color="BFC7D5" w:sz="4"/>
+              <w:left w:val="single" w:color="BFC7D5" w:sz="4"/>
+              <w:bottom w:val="single" w:color="BFC7D5" w:sz="4"/>
+              <w:right w:val="single" w:color="BFC7D5" w:sz="4"/>
+            </w:tcBorders>
+            <w:shd w:fill="F7F9FC" w:color="auto" w:val="clear"/>
+            <w:tcMar>
+              <w:top w:type="dxa" w:w="60"/>
+              <w:left w:type="dxa" w:w="90"/>
+              <w:bottom w:type="dxa" w:w="60"/>
+              <w:right w:type="dxa" w:w="90"/>
+            </w:tcMar>
+          </w:tcPr>
+          <w:p>
+            <w:pPr>
+              <w:jc w:val="center"/>
+            </w:pPr>
+            <w:r>
+              <w:rPr>
+                <w:sz w:val="18"/>
+                <w:szCs w:val="18"/>
+              </w:rPr>
+              <w:t xml:space="preserve">512×1×1</w:t>
+            </w:r>
+          </w:p>
+        </w:tc>
+        <w:tc>
+          <w:tcPr>
+            <w:tcW w:type="dxa" w:w="2209"/>
+            <w:tcBorders>
+              <w:top w:val="single" w:color="BFC7D5" w:sz="4"/>
+              <w:left w:val="single" w:color="BFC7D5" w:sz="4"/>
+              <w:bottom w:val="single" w:color="BFC7D5" w:sz="4"/>
+              <w:right w:val="single" w:color="BFC7D5" w:sz="4"/>
+            </w:tcBorders>
+            <w:shd w:fill="F7F9FC" w:color="auto" w:val="clear"/>
+            <w:tcMar>
+              <w:top w:type="dxa" w:w="60"/>
+              <w:left w:type="dxa" w:w="90"/>
+              <w:bottom w:type="dxa" w:w="60"/>
+              <w:right w:type="dxa" w:w="90"/>
+            </w:tcMar>
+          </w:tcPr>
+          <w:p>
+            <w:pPr>
+              <w:jc w:val="center"/>
+            </w:pPr>
+            <w:r>
+              <w:rPr>
+                <w:sz w:val="18"/>
+                <w:szCs w:val="18"/>
+              </w:rPr>
+              <w:t xml:space="preserve">512×1×1</w:t>
+            </w:r>
+          </w:p>
+        </w:tc>
+      </w:tr>
+      <w:tr>
+        <w:tc>
+          <w:tcPr>
+            <w:tcW w:type="dxa" w:w="3413"/>
+            <w:tcBorders>
+              <w:top w:val="single" w:color="BFC7D5" w:sz="4"/>
+              <w:left w:val="single" w:color="BFC7D5" w:sz="4"/>
+              <w:bottom w:val="single" w:color="BFC7D5" w:sz="4"/>
+              <w:right w:val="single" w:color="BFC7D5" w:sz="4"/>
+            </w:tcBorders>
+            <w:shd w:fill="FFFFFF" w:color="auto" w:val="clear"/>
+            <w:tcMar>
+              <w:top w:type="dxa" w:w="60"/>
+              <w:left w:type="dxa" w:w="90"/>
+              <w:bottom w:type="dxa" w:w="60"/>
+              <w:right w:type="dxa" w:w="90"/>
+            </w:tcMar>
+          </w:tcPr>
+          <w:p>
+            <w:pPr>
+              <w:jc w:val="left"/>
+            </w:pPr>
+            <w:r>
+              <w:rPr>
+                <w:sz w:val="18"/>
+                <w:szCs w:val="18"/>
+              </w:rPr>
+              <w:t xml:space="preserve">Transposed Conv 4×4 stride 2 (×4)</w:t>
+            </w:r>
+          </w:p>
+        </w:tc>
+        <w:tc>
+          <w:tcPr>
+            <w:tcW w:type="dxa" w:w="4016"/>
+            <w:tcBorders>
+              <w:top w:val="single" w:color="BFC7D5" w:sz="4"/>
+              <w:left w:val="single" w:color="BFC7D5" w:sz="4"/>
+              <w:bottom w:val="single" w:color="BFC7D5" w:sz="4"/>
+              <w:right w:val="single" w:color="BFC7D5" w:sz="4"/>
+            </w:tcBorders>
+            <w:shd w:fill="FFFFFF" w:color="auto" w:val="clear"/>
+            <w:tcMar>
+              <w:top w:type="dxa" w:w="60"/>
+              <w:left w:type="dxa" w:w="90"/>
+              <w:bottom w:type="dxa" w:w="60"/>
+              <w:right w:type="dxa" w:w="90"/>
+            </w:tcMar>
+          </w:tcPr>
+          <w:p>
+            <w:pPr>
+              <w:jc w:val="center"/>
+            </w:pPr>
+            <w:r>
+              <w:rPr>
+                <w:sz w:val="18"/>
+                <w:szCs w:val="18"/>
+              </w:rPr>
+              <w:t xml:space="preserve">256×2×2 → 128×4×4 → 64×8×8 → 3×16×16</w:t>
+            </w:r>
+          </w:p>
+        </w:tc>
+        <w:tc>
+          <w:tcPr>
+            <w:tcW w:type="dxa" w:w="2209"/>
+            <w:tcBorders>
+              <w:top w:val="single" w:color="BFC7D5" w:sz="4"/>
+              <w:left w:val="single" w:color="BFC7D5" w:sz="4"/>
+              <w:bottom w:val="single" w:color="BFC7D5" w:sz="4"/>
+              <w:right w:val="single" w:color="BFC7D5" w:sz="4"/>
+            </w:tcBorders>
+            <w:shd w:fill="FFFFFF" w:color="auto" w:val="clear"/>
+            <w:tcMar>
+              <w:top w:type="dxa" w:w="60"/>
+              <w:left w:type="dxa" w:w="90"/>
+              <w:bottom w:type="dxa" w:w="60"/>
+              <w:right w:type="dxa" w:w="90"/>
+            </w:tcMar>
+          </w:tcPr>
+          <w:p>
+            <w:pPr>
+              <w:jc w:val="center"/>
+            </w:pPr>
+            <w:r>
+              <w:rPr>
+                <w:sz w:val="18"/>
+                <w:szCs w:val="18"/>
+              </w:rPr>
+              <w:t xml:space="preserve">… → 10×16×16</w:t>
+            </w:r>
+          </w:p>
+        </w:tc>
+      </w:tr>
+      <w:tr>
+        <w:tc>
+          <w:tcPr>
+            <w:tcW w:type="dxa" w:w="3413"/>
+            <w:tcBorders>
+              <w:top w:val="single" w:color="BFC7D5" w:sz="4"/>
+              <w:left w:val="single" w:color="BFC7D5" w:sz="4"/>
+              <w:bottom w:val="single" w:color="BFC7D5" w:sz="4"/>
+              <w:right w:val="single" w:color="BFC7D5" w:sz="4"/>
+            </w:tcBorders>
+            <w:shd w:fill="F7F9FC" w:color="auto" w:val="clear"/>
+            <w:tcMar>
+              <w:top w:type="dxa" w:w="60"/>
+              <w:left w:type="dxa" w:w="90"/>
+              <w:bottom w:type="dxa" w:w="60"/>
+              <w:right w:type="dxa" w:w="90"/>
+            </w:tcMar>
+          </w:tcPr>
+          <w:p>
+            <w:pPr>
+              <w:jc w:val="left"/>
+            </w:pPr>
+            <w:r>
+              <w:rPr>
+                <w:sz w:val="18"/>
+                <w:szCs w:val="18"/>
+              </w:rPr>
+              <w:t xml:space="preserve">Output ReLU(m_y + ·)</w:t>
+            </w:r>
+          </w:p>
+        </w:tc>
+        <w:tc>
+          <w:tcPr>
+            <w:tcW w:type="dxa" w:w="4016"/>
+            <w:tcBorders>
+              <w:top w:val="single" w:color="BFC7D5" w:sz="4"/>
+              <w:left w:val="single" w:color="BFC7D5" w:sz="4"/>
+              <w:bottom w:val="single" w:color="BFC7D5" w:sz="4"/>
+              <w:right w:val="single" w:color="BFC7D5" w:sz="4"/>
+            </w:tcBorders>
+            <w:shd w:fill="F7F9FC" w:color="auto" w:val="clear"/>
+            <w:tcMar>
+              <w:top w:type="dxa" w:w="60"/>
+              <w:left w:type="dxa" w:w="90"/>
+              <w:bottom w:type="dxa" w:w="60"/>
+              <w:right w:type="dxa" w:w="90"/>
+            </w:tcMar>
+          </w:tcPr>
+          <w:p>
+            <w:pPr>
+              <w:jc w:val="center"/>
+            </w:pPr>
+            <w:r>
+              <w:rPr>
+                <w:sz w:val="18"/>
+                <w:szCs w:val="18"/>
+              </w:rPr>
+              <w:t xml:space="preserve">3×16×16 = 768</w:t>
+            </w:r>
+          </w:p>
+        </w:tc>
+        <w:tc>
+          <w:tcPr>
+            <w:tcW w:type="dxa" w:w="2209"/>
+            <w:tcBorders>
+              <w:top w:val="single" w:color="BFC7D5" w:sz="4"/>
+              <w:left w:val="single" w:color="BFC7D5" w:sz="4"/>
+              <w:bottom w:val="single" w:color="BFC7D5" w:sz="4"/>
+              <w:right w:val="single" w:color="BFC7D5" w:sz="4"/>
+            </w:tcBorders>
+            <w:shd w:fill="F7F9FC" w:color="auto" w:val="clear"/>
+            <w:tcMar>
+              <w:top w:type="dxa" w:w="60"/>
+              <w:left w:type="dxa" w:w="90"/>
+              <w:bottom w:type="dxa" w:w="60"/>
+              <w:right w:type="dxa" w:w="90"/>
+            </w:tcMar>
+          </w:tcPr>
+          <w:p>
+            <w:pPr>
+              <w:jc w:val="center"/>
+            </w:pPr>
+            <w:r>
+              <w:rPr>
+                <w:sz w:val="18"/>
+                <w:szCs w:val="18"/>
+              </w:rPr>
+              <w:t xml:space="preserve">10×16×16 = 2560</w:t>
+            </w:r>
+          </w:p>
+        </w:tc>
+      </w:tr>
+    </w:tbl>
+    <w:p>
+      <w:pPr>
+        <w:spacing w:after="160"/>
+      </w:pPr>
     </w:p>
     <w:p>
       <w:pPr>
-        <w:pStyle w:val="Heading3"/>
-        <w:spacing w:after="80" w:before="180"/>
+        <w:pStyle w:val="Heading2"/>
+        <w:keepNext/>
+        <w:spacing w:after="120" w:before="240"/>
       </w:pPr>
       <w:r>
-        <w:t xml:space="preserve">Step 4: fingerprint selection (kernel herding)</w:t>
+        <w:t xml:space="preserve">4.4 Step 3: moment fix (MC)</w:t>
       </w:r>
     </w:p>
+    <w:tbl>
+      <w:tblPr>
+        <w:tblW w:type="dxa" w:w="9638"/>
+        <w:tblBorders>
+          <w:top w:val="single" w:color="auto" w:sz="4"/>
+          <w:left w:val="single" w:color="auto" w:sz="4"/>
+          <w:bottom w:val="single" w:color="auto" w:sz="4"/>
+          <w:right w:val="single" w:color="auto" w:sz="4"/>
+          <w:insideH w:val="single" w:color="auto" w:sz="4"/>
+          <w:insideV w:val="single" w:color="auto" w:sz="4"/>
+        </w:tblBorders>
+      </w:tblPr>
+      <w:tblGrid>
+        <w:gridCol w:w="1506"/>
+        <w:gridCol w:w="8132"/>
+      </w:tblGrid>
+      <w:tr>
+        <w:trPr>
+          <w:tblHeader/>
+        </w:trPr>
+        <w:tc>
+          <w:tcPr>
+            <w:tcW w:type="dxa" w:w="1506"/>
+            <w:tcBorders>
+              <w:top w:val="single" w:color="BFC7D5" w:sz="4"/>
+              <w:left w:val="single" w:color="BFC7D5" w:sz="4"/>
+              <w:bottom w:val="single" w:color="BFC7D5" w:sz="4"/>
+              <w:right w:val="single" w:color="BFC7D5" w:sz="4"/>
+            </w:tcBorders>
+            <w:shd w:fill="1C4E9A" w:color="auto" w:val="clear"/>
+            <w:tcMar>
+              <w:top w:type="dxa" w:w="60"/>
+              <w:left w:type="dxa" w:w="90"/>
+              <w:bottom w:type="dxa" w:w="60"/>
+              <w:right w:type="dxa" w:w="90"/>
+            </w:tcMar>
+          </w:tcPr>
+          <w:p>
+            <w:pPr>
+              <w:jc w:val="left"/>
+            </w:pPr>
+            <w:r>
+              <w:rPr>
+                <w:b/>
+                <w:bCs/>
+                <w:color w:val="FFFFFF"/>
+                <w:sz w:val="18"/>
+                <w:szCs w:val="18"/>
+              </w:rPr>
+              <w:t xml:space="preserve">Step 3</w:t>
+            </w:r>
+          </w:p>
+        </w:tc>
+        <w:tc>
+          <w:tcPr>
+            <w:tcW w:type="dxa" w:w="8132"/>
+            <w:tcBorders>
+              <w:top w:val="single" w:color="BFC7D5" w:sz="4"/>
+              <w:left w:val="single" w:color="BFC7D5" w:sz="4"/>
+              <w:bottom w:val="single" w:color="BFC7D5" w:sz="4"/>
+              <w:right w:val="single" w:color="BFC7D5" w:sz="4"/>
+            </w:tcBorders>
+            <w:shd w:fill="1C4E9A" w:color="auto" w:val="clear"/>
+            <w:tcMar>
+              <w:top w:type="dxa" w:w="60"/>
+              <w:left w:type="dxa" w:w="90"/>
+              <w:bottom w:type="dxa" w:w="60"/>
+              <w:right w:type="dxa" w:w="90"/>
+            </w:tcMar>
+          </w:tcPr>
+          <w:p>
+            <w:pPr>
+              <w:jc w:val="left"/>
+            </w:pPr>
+            <w:r>
+              <w:rPr>
+                <w:b/>
+                <w:bCs/>
+                <w:color w:val="FFFFFF"/>
+                <w:sz w:val="18"/>
+                <w:szCs w:val="18"/>
+              </w:rPr>
+              <w:t xml:space="preserve">MC</w:t>
+            </w:r>
+          </w:p>
+        </w:tc>
+      </w:tr>
+      <w:tr>
+        <w:tc>
+          <w:tcPr>
+            <w:tcW w:type="dxa" w:w="1506"/>
+            <w:tcBorders>
+              <w:top w:val="single" w:color="BFC7D5" w:sz="4"/>
+              <w:left w:val="single" w:color="BFC7D5" w:sz="4"/>
+              <w:bottom w:val="single" w:color="BFC7D5" w:sz="4"/>
+              <w:right w:val="single" w:color="BFC7D5" w:sz="4"/>
+            </w:tcBorders>
+            <w:shd w:fill="FFFFFF" w:color="auto" w:val="clear"/>
+            <w:tcMar>
+              <w:top w:type="dxa" w:w="60"/>
+              <w:left w:type="dxa" w:w="90"/>
+              <w:bottom w:type="dxa" w:w="60"/>
+              <w:right w:type="dxa" w:w="90"/>
+            </w:tcMar>
+          </w:tcPr>
+          <w:p>
+            <w:pPr>
+              <w:jc w:val="left"/>
+            </w:pPr>
+            <w:r>
+              <w:rPr>
+                <w:b/>
+                <w:bCs/>
+                <w:sz w:val="18"/>
+                <w:szCs w:val="18"/>
+              </w:rPr>
+              <w:t xml:space="preserve">Problem it fixes</w:t>
+            </w:r>
+          </w:p>
+        </w:tc>
+        <w:tc>
+          <w:tcPr>
+            <w:tcW w:type="dxa" w:w="8132"/>
+            <w:tcBorders>
+              <w:top w:val="single" w:color="BFC7D5" w:sz="4"/>
+              <w:left w:val="single" w:color="BFC7D5" w:sz="4"/>
+              <w:bottom w:val="single" w:color="BFC7D5" w:sz="4"/>
+              <w:right w:val="single" w:color="BFC7D5" w:sz="4"/>
+            </w:tcBorders>
+            <w:shd w:fill="FFFFFF" w:color="auto" w:val="clear"/>
+            <w:tcMar>
+              <w:top w:type="dxa" w:w="60"/>
+              <w:left w:type="dxa" w:w="90"/>
+              <w:bottom w:type="dxa" w:w="60"/>
+              <w:right w:type="dxa" w:w="90"/>
+            </w:tcMar>
+          </w:tcPr>
+          <w:p>
+            <w:pPr>
+              <w:jc w:val="left"/>
+            </w:pPr>
+            <w:r>
+              <w:rPr>
+                <w:sz w:val="18"/>
+                <w:szCs w:val="18"/>
+              </w:rPr>
+              <w:t xml:space="preserve">A VAE's samples are too narrow (under-dispersed), and the mean of a rare class can be slightly off.</w:t>
+            </w:r>
+          </w:p>
+        </w:tc>
+      </w:tr>
+      <w:tr>
+        <w:tc>
+          <w:tcPr>
+            <w:tcW w:type="dxa" w:w="1506"/>
+            <w:tcBorders>
+              <w:top w:val="single" w:color="BFC7D5" w:sz="4"/>
+              <w:left w:val="single" w:color="BFC7D5" w:sz="4"/>
+              <w:bottom w:val="single" w:color="BFC7D5" w:sz="4"/>
+              <w:right w:val="single" w:color="BFC7D5" w:sz="4"/>
+            </w:tcBorders>
+            <w:shd w:fill="F7F9FC" w:color="auto" w:val="clear"/>
+            <w:tcMar>
+              <w:top w:type="dxa" w:w="60"/>
+              <w:left w:type="dxa" w:w="90"/>
+              <w:bottom w:type="dxa" w:w="60"/>
+              <w:right w:type="dxa" w:w="90"/>
+            </w:tcMar>
+          </w:tcPr>
+          <w:p>
+            <w:pPr>
+              <w:jc w:val="left"/>
+            </w:pPr>
+            <w:r>
+              <w:rPr>
+                <w:b/>
+                <w:bCs/>
+                <w:sz w:val="18"/>
+                <w:szCs w:val="18"/>
+              </w:rPr>
+              <w:t xml:space="preserve">What</w:t>
+            </w:r>
+          </w:p>
+        </w:tc>
+        <w:tc>
+          <w:tcPr>
+            <w:tcW w:type="dxa" w:w="8132"/>
+            <w:tcBorders>
+              <w:top w:val="single" w:color="BFC7D5" w:sz="4"/>
+              <w:left w:val="single" w:color="BFC7D5" w:sz="4"/>
+              <w:bottom w:val="single" w:color="BFC7D5" w:sz="4"/>
+              <w:right w:val="single" w:color="BFC7D5" w:sz="4"/>
+            </w:tcBorders>
+            <w:shd w:fill="F7F9FC" w:color="auto" w:val="clear"/>
+            <w:tcMar>
+              <w:top w:type="dxa" w:w="60"/>
+              <w:left w:type="dxa" w:w="90"/>
+              <w:bottom w:type="dxa" w:w="60"/>
+              <w:right w:type="dxa" w:w="90"/>
+            </w:tcMar>
+          </w:tcPr>
+          <w:p>
+            <w:pPr>
+              <w:jc w:val="left"/>
+            </w:pPr>
+            <w:r>
+              <w:rPr>
+                <w:sz w:val="18"/>
+                <w:szCs w:val="18"/>
+              </w:rPr>
+              <w:t xml:space="preserve">For each class, measure the fake mean m̃_c and spread Ṽ_c (from 500 generator samples), then move every fake sample x:  x′ = ReLU( m_c + √(V_c / Ṽ_c) · (x − m̃_c) ).</w:t>
+            </w:r>
+          </w:p>
+        </w:tc>
+      </w:tr>
+      <w:tr>
+        <w:tc>
+          <w:tcPr>
+            <w:tcW w:type="dxa" w:w="1506"/>
+            <w:tcBorders>
+              <w:top w:val="single" w:color="BFC7D5" w:sz="4"/>
+              <w:left w:val="single" w:color="BFC7D5" w:sz="4"/>
+              <w:bottom w:val="single" w:color="BFC7D5" w:sz="4"/>
+              <w:right w:val="single" w:color="BFC7D5" w:sz="4"/>
+            </w:tcBorders>
+            <w:shd w:fill="FFFFFF" w:color="auto" w:val="clear"/>
+            <w:tcMar>
+              <w:top w:type="dxa" w:w="60"/>
+              <w:left w:type="dxa" w:w="90"/>
+              <w:bottom w:type="dxa" w:w="60"/>
+              <w:right w:type="dxa" w:w="90"/>
+            </w:tcMar>
+          </w:tcPr>
+          <w:p>
+            <w:pPr>
+              <w:jc w:val="left"/>
+            </w:pPr>
+            <w:r>
+              <w:rPr>
+                <w:b/>
+                <w:bCs/>
+                <w:sz w:val="18"/>
+                <w:szCs w:val="18"/>
+              </w:rPr>
+              <w:t xml:space="preserve">Result</w:t>
+            </w:r>
+          </w:p>
+        </w:tc>
+        <w:tc>
+          <w:tcPr>
+            <w:tcW w:type="dxa" w:w="8132"/>
+            <w:tcBorders>
+              <w:top w:val="single" w:color="BFC7D5" w:sz="4"/>
+              <w:left w:val="single" w:color="BFC7D5" w:sz="4"/>
+              <w:bottom w:val="single" w:color="BFC7D5" w:sz="4"/>
+              <w:right w:val="single" w:color="BFC7D5" w:sz="4"/>
+            </w:tcBorders>
+            <w:shd w:fill="FFFFFF" w:color="auto" w:val="clear"/>
+            <w:tcMar>
+              <w:top w:type="dxa" w:w="60"/>
+              <w:left w:type="dxa" w:w="90"/>
+              <w:bottom w:type="dxa" w:w="60"/>
+              <w:right w:type="dxa" w:w="90"/>
+            </w:tcMar>
+          </w:tcPr>
+          <w:p>
+            <w:pPr>
+              <w:jc w:val="left"/>
+            </w:pPr>
+            <w:r>
+              <w:rPr>
+                <w:sz w:val="18"/>
+                <w:szCs w:val="18"/>
+              </w:rPr>
+              <w:t xml:space="preserve">The fake class now has the </w:t>
+            </w:r>
+            <w:r>
+              <w:rPr>
+                <w:i/>
+                <w:iCs/>
+                <w:sz w:val="18"/>
+                <w:szCs w:val="18"/>
+              </w:rPr>
+              <w:t xml:space="preserve">exact</w:t>
+            </w:r>
+            <w:r>
+              <w:rPr>
+                <w:sz w:val="18"/>
+                <w:szCs w:val="18"/>
+              </w:rPr>
+              <w:t xml:space="preserve"> real mean m_c and spread V_c.</w:t>
+            </w:r>
+          </w:p>
+        </w:tc>
+      </w:tr>
+      <w:tr>
+        <w:tc>
+          <w:tcPr>
+            <w:tcW w:type="dxa" w:w="1506"/>
+            <w:tcBorders>
+              <w:top w:val="single" w:color="BFC7D5" w:sz="4"/>
+              <w:left w:val="single" w:color="BFC7D5" w:sz="4"/>
+              <w:bottom w:val="single" w:color="BFC7D5" w:sz="4"/>
+              <w:right w:val="single" w:color="BFC7D5" w:sz="4"/>
+            </w:tcBorders>
+            <w:shd w:fill="F7F9FC" w:color="auto" w:val="clear"/>
+            <w:tcMar>
+              <w:top w:type="dxa" w:w="60"/>
+              <w:left w:type="dxa" w:w="90"/>
+              <w:bottom w:type="dxa" w:w="60"/>
+              <w:right w:type="dxa" w:w="90"/>
+            </w:tcMar>
+          </w:tcPr>
+          <w:p>
+            <w:pPr>
+              <w:jc w:val="left"/>
+            </w:pPr>
+            <w:r>
+              <w:rPr>
+                <w:b/>
+                <w:bCs/>
+                <w:sz w:val="18"/>
+                <w:szCs w:val="18"/>
+              </w:rPr>
+              <w:t xml:space="preserve">Why this map (Proposition 3)</w:t>
+            </w:r>
+          </w:p>
+        </w:tc>
+        <w:tc>
+          <w:tcPr>
+            <w:tcW w:type="dxa" w:w="8132"/>
+            <w:tcBorders>
+              <w:top w:val="single" w:color="BFC7D5" w:sz="4"/>
+              <w:left w:val="single" w:color="BFC7D5" w:sz="4"/>
+              <w:bottom w:val="single" w:color="BFC7D5" w:sz="4"/>
+              <w:right w:val="single" w:color="BFC7D5" w:sz="4"/>
+            </w:tcBorders>
+            <w:shd w:fill="F7F9FC" w:color="auto" w:val="clear"/>
+            <w:tcMar>
+              <w:top w:type="dxa" w:w="60"/>
+              <w:left w:type="dxa" w:w="90"/>
+              <w:bottom w:type="dxa" w:w="60"/>
+              <w:right w:type="dxa" w:w="90"/>
+            </w:tcMar>
+          </w:tcPr>
+          <w:p>
+            <w:pPr>
+              <w:jc w:val="left"/>
+            </w:pPr>
+            <w:r>
+              <w:rPr>
+                <w:sz w:val="18"/>
+                <w:szCs w:val="18"/>
+              </w:rPr>
+              <w:t xml:space="preserve">Of all maps that give the exact mean and spread, this one moves the samples the least. It corrects the class but keeps the shape the generator learned.</w:t>
+            </w:r>
+          </w:p>
+        </w:tc>
+      </w:tr>
+      <w:tr>
+        <w:tc>
+          <w:tcPr>
+            <w:tcW w:type="dxa" w:w="1506"/>
+            <w:tcBorders>
+              <w:top w:val="single" w:color="BFC7D5" w:sz="4"/>
+              <w:left w:val="single" w:color="BFC7D5" w:sz="4"/>
+              <w:bottom w:val="single" w:color="BFC7D5" w:sz="4"/>
+              <w:right w:val="single" w:color="BFC7D5" w:sz="4"/>
+            </w:tcBorders>
+            <w:shd w:fill="FFFFFF" w:color="auto" w:val="clear"/>
+            <w:tcMar>
+              <w:top w:type="dxa" w:w="60"/>
+              <w:left w:type="dxa" w:w="90"/>
+              <w:bottom w:type="dxa" w:w="60"/>
+              <w:right w:type="dxa" w:w="90"/>
+            </w:tcMar>
+          </w:tcPr>
+          <w:p>
+            <w:pPr>
+              <w:jc w:val="left"/>
+            </w:pPr>
+            <w:r>
+              <w:rPr>
+                <w:b/>
+                <w:bCs/>
+                <w:sz w:val="18"/>
+                <w:szCs w:val="18"/>
+              </w:rPr>
+              <w:t xml:space="preserve">Source</w:t>
+            </w:r>
+          </w:p>
+        </w:tc>
+        <w:tc>
+          <w:tcPr>
+            <w:tcW w:type="dxa" w:w="8132"/>
+            <w:tcBorders>
+              <w:top w:val="single" w:color="BFC7D5" w:sz="4"/>
+              <w:left w:val="single" w:color="BFC7D5" w:sz="4"/>
+              <w:bottom w:val="single" w:color="BFC7D5" w:sz="4"/>
+              <w:right w:val="single" w:color="BFC7D5" w:sz="4"/>
+            </w:tcBorders>
+            <w:shd w:fill="FFFFFF" w:color="auto" w:val="clear"/>
+            <w:tcMar>
+              <w:top w:type="dxa" w:w="60"/>
+              <w:left w:type="dxa" w:w="90"/>
+              <w:bottom w:type="dxa" w:w="60"/>
+              <w:right w:type="dxa" w:w="90"/>
+            </w:tcMar>
+          </w:tcPr>
+          <w:p>
+            <w:pPr>
+              <w:jc w:val="left"/>
+            </w:pPr>
+            <w:r>
+              <w:rPr>
+                <w:sz w:val="18"/>
+                <w:szCs w:val="18"/>
+              </w:rPr>
+              <w:t xml:space="preserve">Optimal transport between distributions, scalar case (Olkin and Pukelsheim, 1982).</w:t>
+            </w:r>
+          </w:p>
+        </w:tc>
+      </w:tr>
+      <w:tr>
+        <w:tc>
+          <w:tcPr>
+            <w:tcW w:type="dxa" w:w="1506"/>
+            <w:tcBorders>
+              <w:top w:val="single" w:color="BFC7D5" w:sz="4"/>
+              <w:left w:val="single" w:color="BFC7D5" w:sz="4"/>
+              <w:bottom w:val="single" w:color="BFC7D5" w:sz="4"/>
+              <w:right w:val="single" w:color="BFC7D5" w:sz="4"/>
+            </w:tcBorders>
+            <w:shd w:fill="F7F9FC" w:color="auto" w:val="clear"/>
+            <w:tcMar>
+              <w:top w:type="dxa" w:w="60"/>
+              <w:left w:type="dxa" w:w="90"/>
+              <w:bottom w:type="dxa" w:w="60"/>
+              <w:right w:type="dxa" w:w="90"/>
+            </w:tcMar>
+          </w:tcPr>
+          <w:p>
+            <w:pPr>
+              <w:jc w:val="left"/>
+            </w:pPr>
+            <w:r>
+              <w:rPr>
+                <w:b/>
+                <w:bCs/>
+                <w:sz w:val="18"/>
+                <w:szCs w:val="18"/>
+              </w:rPr>
+              <w:t xml:space="preserve">Cost</w:t>
+            </w:r>
+          </w:p>
+        </w:tc>
+        <w:tc>
+          <w:tcPr>
+            <w:tcW w:type="dxa" w:w="8132"/>
+            <w:tcBorders>
+              <w:top w:val="single" w:color="BFC7D5" w:sz="4"/>
+              <w:left w:val="single" w:color="BFC7D5" w:sz="4"/>
+              <w:bottom w:val="single" w:color="BFC7D5" w:sz="4"/>
+              <w:right w:val="single" w:color="BFC7D5" w:sz="4"/>
+            </w:tcBorders>
+            <w:shd w:fill="F7F9FC" w:color="auto" w:val="clear"/>
+            <w:tcMar>
+              <w:top w:type="dxa" w:w="60"/>
+              <w:left w:type="dxa" w:w="90"/>
+              <w:bottom w:type="dxa" w:w="60"/>
+              <w:right w:type="dxa" w:w="90"/>
+            </w:tcMar>
+          </w:tcPr>
+          <w:p>
+            <w:pPr>
+              <w:jc w:val="left"/>
+            </w:pPr>
+            <w:r>
+              <w:rPr>
+                <w:sz w:val="18"/>
+                <w:szCs w:val="18"/>
+              </w:rPr>
+              <w:t xml:space="preserve">No training. Two numbers per class (a shift and a scale), computed by the server.</w:t>
+            </w:r>
+          </w:p>
+        </w:tc>
+      </w:tr>
+    </w:tbl>
     <w:p>
       <w:pPr>
-        <w:spacing w:after="120" w:line="276"/>
-        <w:jc w:val="both"/>
+        <w:spacing w:after="160"/>
       </w:pPr>
-      <w:r>
-        <w:t xml:space="preserve">Draw 4n candidates per class, keep the n whose average fingerprint best matches μ_c. </w:t>
-      </w:r>
-      <w:r>
-        <w:rPr>
-          <w:b/>
-          <w:bCs/>
-        </w:rPr>
-        <w:t xml:space="preserve">Lemma 1:</w:t>
-      </w:r>
-      <w:r>
-        <w:t xml:space="preserve"> the head's real-vs-fake error gap is bounded by this mismatch (MMD):</w:t>
-      </w:r>
     </w:p>
     <w:p>
       <w:pPr>
@@ -8849,9 +12502,9 @@
       <w:r>
         <w:drawing>
           <wp:inline distT="0" distB="0" distL="0" distR="0">
-            <wp:extent cx="5715000" cy="390525"/>
+            <wp:extent cx="5715000" cy="381000"/>
             <wp:effectExtent t="0" r="0" b="0" l="0"/>
-            <wp:docPr id="20" name="eq_kh" descr="equation" title="eq_kh"/>
+            <wp:docPr id="20" name="eq_mc" descr="equation" title="eq_mc"/>
             <wp:cNvGraphicFramePr>
               <a:graphicFrameLocks xmlns:a="http://schemas.openxmlformats.org/drawingml/2006/main" noChangeAspect="1"/>
             </wp:cNvGraphicFramePr>
@@ -8874,6 +12527,552 @@
                   <pic:spPr bwMode="auto">
                     <a:xfrm>
                       <a:off x="0" y="0"/>
+                      <a:ext cx="5715000" cy="381000"/>
+                    </a:xfrm>
+                    <a:prstGeom prst="rect">
+                      <a:avLst/>
+                    </a:prstGeom>
+                  </pic:spPr>
+                </pic:pic>
+              </a:graphicData>
+            </a:graphic>
+          </wp:inline>
+        </w:drawing>
+      </w:r>
+      <w:r>
+        <w:rPr>
+          <w:color w:val="5B6676"/>
+        </w:rPr>
+        <w:t xml:space="preserve">     (11)</w:t>
+      </w:r>
+    </w:p>
+    <w:p>
+      <w:pPr>
+        <w:pStyle w:val="Heading2"/>
+        <w:keepNext/>
+        <w:spacing w:after="120" w:before="240"/>
+      </w:pPr>
+      <w:r>
+        <w:t xml:space="preserve">4.5 Step 4: fingerprint selection (kernel herding, KH)</w:t>
+      </w:r>
+    </w:p>
+    <w:tbl>
+      <w:tblPr>
+        <w:tblW w:type="dxa" w:w="9638"/>
+        <w:tblBorders>
+          <w:top w:val="single" w:color="auto" w:sz="4"/>
+          <w:left w:val="single" w:color="auto" w:sz="4"/>
+          <w:bottom w:val="single" w:color="auto" w:sz="4"/>
+          <w:right w:val="single" w:color="auto" w:sz="4"/>
+          <w:insideH w:val="single" w:color="auto" w:sz="4"/>
+          <w:insideV w:val="single" w:color="auto" w:sz="4"/>
+        </w:tblBorders>
+      </w:tblPr>
+      <w:tblGrid>
+        <w:gridCol w:w="1506"/>
+        <w:gridCol w:w="8132"/>
+      </w:tblGrid>
+      <w:tr>
+        <w:trPr>
+          <w:tblHeader/>
+        </w:trPr>
+        <w:tc>
+          <w:tcPr>
+            <w:tcW w:type="dxa" w:w="1506"/>
+            <w:tcBorders>
+              <w:top w:val="single" w:color="BFC7D5" w:sz="4"/>
+              <w:left w:val="single" w:color="BFC7D5" w:sz="4"/>
+              <w:bottom w:val="single" w:color="BFC7D5" w:sz="4"/>
+              <w:right w:val="single" w:color="BFC7D5" w:sz="4"/>
+            </w:tcBorders>
+            <w:shd w:fill="1C4E9A" w:color="auto" w:val="clear"/>
+            <w:tcMar>
+              <w:top w:type="dxa" w:w="60"/>
+              <w:left w:type="dxa" w:w="90"/>
+              <w:bottom w:type="dxa" w:w="60"/>
+              <w:right w:type="dxa" w:w="90"/>
+            </w:tcMar>
+          </w:tcPr>
+          <w:p>
+            <w:pPr>
+              <w:jc w:val="left"/>
+            </w:pPr>
+            <w:r>
+              <w:rPr>
+                <w:b/>
+                <w:bCs/>
+                <w:color w:val="FFFFFF"/>
+                <w:sz w:val="18"/>
+                <w:szCs w:val="18"/>
+              </w:rPr>
+              <w:t xml:space="preserve">Step 4</w:t>
+            </w:r>
+          </w:p>
+        </w:tc>
+        <w:tc>
+          <w:tcPr>
+            <w:tcW w:type="dxa" w:w="8132"/>
+            <w:tcBorders>
+              <w:top w:val="single" w:color="BFC7D5" w:sz="4"/>
+              <w:left w:val="single" w:color="BFC7D5" w:sz="4"/>
+              <w:bottom w:val="single" w:color="BFC7D5" w:sz="4"/>
+              <w:right w:val="single" w:color="BFC7D5" w:sz="4"/>
+            </w:tcBorders>
+            <w:shd w:fill="1C4E9A" w:color="auto" w:val="clear"/>
+            <w:tcMar>
+              <w:top w:type="dxa" w:w="60"/>
+              <w:left w:type="dxa" w:w="90"/>
+              <w:bottom w:type="dxa" w:w="60"/>
+              <w:right w:type="dxa" w:w="90"/>
+            </w:tcMar>
+          </w:tcPr>
+          <w:p>
+            <w:pPr>
+              <w:jc w:val="left"/>
+            </w:pPr>
+            <w:r>
+              <w:rPr>
+                <w:b/>
+                <w:bCs/>
+                <w:color w:val="FFFFFF"/>
+                <w:sz w:val="18"/>
+                <w:szCs w:val="18"/>
+              </w:rPr>
+              <w:t xml:space="preserve">KH</w:t>
+            </w:r>
+          </w:p>
+        </w:tc>
+      </w:tr>
+      <w:tr>
+        <w:tc>
+          <w:tcPr>
+            <w:tcW w:type="dxa" w:w="1506"/>
+            <w:tcBorders>
+              <w:top w:val="single" w:color="BFC7D5" w:sz="4"/>
+              <w:left w:val="single" w:color="BFC7D5" w:sz="4"/>
+              <w:bottom w:val="single" w:color="BFC7D5" w:sz="4"/>
+              <w:right w:val="single" w:color="BFC7D5" w:sz="4"/>
+            </w:tcBorders>
+            <w:shd w:fill="FFFFFF" w:color="auto" w:val="clear"/>
+            <w:tcMar>
+              <w:top w:type="dxa" w:w="60"/>
+              <w:left w:type="dxa" w:w="90"/>
+              <w:bottom w:type="dxa" w:w="60"/>
+              <w:right w:type="dxa" w:w="90"/>
+            </w:tcMar>
+          </w:tcPr>
+          <w:p>
+            <w:pPr>
+              <w:jc w:val="left"/>
+            </w:pPr>
+            <w:r>
+              <w:rPr>
+                <w:b/>
+                <w:bCs/>
+                <w:sz w:val="18"/>
+                <w:szCs w:val="18"/>
+              </w:rPr>
+              <w:t xml:space="preserve">Problem it fixes</w:t>
+            </w:r>
+          </w:p>
+        </w:tc>
+        <w:tc>
+          <w:tcPr>
+            <w:tcW w:type="dxa" w:w="8132"/>
+            <w:tcBorders>
+              <w:top w:val="single" w:color="BFC7D5" w:sz="4"/>
+              <w:left w:val="single" w:color="BFC7D5" w:sz="4"/>
+              <w:bottom w:val="single" w:color="BFC7D5" w:sz="4"/>
+              <w:right w:val="single" w:color="BFC7D5" w:sz="4"/>
+            </w:tcBorders>
+            <w:shd w:fill="FFFFFF" w:color="auto" w:val="clear"/>
+            <w:tcMar>
+              <w:top w:type="dxa" w:w="60"/>
+              <w:left w:type="dxa" w:w="90"/>
+              <w:bottom w:type="dxa" w:w="60"/>
+              <w:right w:type="dxa" w:w="90"/>
+            </w:tcMar>
+          </w:tcPr>
+          <w:p>
+            <w:pPr>
+              <w:jc w:val="left"/>
+            </w:pPr>
+            <w:r>
+              <w:rPr>
+                <w:sz w:val="18"/>
+                <w:szCs w:val="18"/>
+              </w:rPr>
+              <w:t xml:space="preserve">Mean and spread can be right while the </w:t>
+            </w:r>
+            <w:r>
+              <w:rPr>
+                <w:i/>
+                <w:iCs/>
+                <w:sz w:val="18"/>
+                <w:szCs w:val="18"/>
+              </w:rPr>
+              <w:t xml:space="preserve">shape</w:t>
+            </w:r>
+            <w:r>
+              <w:rPr>
+                <w:sz w:val="18"/>
+                <w:szCs w:val="18"/>
+              </w:rPr>
+              <w:t xml:space="preserve"> is still wrong (e.g. a fake sub-cluster that real data does not have).</w:t>
+            </w:r>
+          </w:p>
+        </w:tc>
+      </w:tr>
+      <w:tr>
+        <w:tc>
+          <w:tcPr>
+            <w:tcW w:type="dxa" w:w="1506"/>
+            <w:tcBorders>
+              <w:top w:val="single" w:color="BFC7D5" w:sz="4"/>
+              <w:left w:val="single" w:color="BFC7D5" w:sz="4"/>
+              <w:bottom w:val="single" w:color="BFC7D5" w:sz="4"/>
+              <w:right w:val="single" w:color="BFC7D5" w:sz="4"/>
+            </w:tcBorders>
+            <w:shd w:fill="F7F9FC" w:color="auto" w:val="clear"/>
+            <w:tcMar>
+              <w:top w:type="dxa" w:w="60"/>
+              <w:left w:type="dxa" w:w="90"/>
+              <w:bottom w:type="dxa" w:w="60"/>
+              <w:right w:type="dxa" w:w="90"/>
+            </w:tcMar>
+          </w:tcPr>
+          <w:p>
+            <w:pPr>
+              <w:jc w:val="left"/>
+            </w:pPr>
+            <w:r>
+              <w:rPr>
+                <w:b/>
+                <w:bCs/>
+                <w:sz w:val="18"/>
+                <w:szCs w:val="18"/>
+              </w:rPr>
+              <w:t xml:space="preserve">What</w:t>
+            </w:r>
+          </w:p>
+        </w:tc>
+        <w:tc>
+          <w:tcPr>
+            <w:tcW w:type="dxa" w:w="8132"/>
+            <w:tcBorders>
+              <w:top w:val="single" w:color="BFC7D5" w:sz="4"/>
+              <w:left w:val="single" w:color="BFC7D5" w:sz="4"/>
+              <w:bottom w:val="single" w:color="BFC7D5" w:sz="4"/>
+              <w:right w:val="single" w:color="BFC7D5" w:sz="4"/>
+            </w:tcBorders>
+            <w:shd w:fill="F7F9FC" w:color="auto" w:val="clear"/>
+            <w:tcMar>
+              <w:top w:type="dxa" w:w="60"/>
+              <w:left w:type="dxa" w:w="90"/>
+              <w:bottom w:type="dxa" w:w="60"/>
+              <w:right w:type="dxa" w:w="90"/>
+            </w:tcMar>
+          </w:tcPr>
+          <w:p>
+            <w:pPr>
+              <w:jc w:val="left"/>
+            </w:pPr>
+            <w:r>
+              <w:rPr>
+                <w:sz w:val="18"/>
+                <w:szCs w:val="18"/>
+              </w:rPr>
+              <w:t xml:space="preserve">Draw 4n corrected candidates of class c and keep the n whose average fingerprint is closest to the real fingerprint μ_c.</w:t>
+            </w:r>
+          </w:p>
+        </w:tc>
+      </w:tr>
+      <w:tr>
+        <w:tc>
+          <w:tcPr>
+            <w:tcW w:type="dxa" w:w="1506"/>
+            <w:tcBorders>
+              <w:top w:val="single" w:color="BFC7D5" w:sz="4"/>
+              <w:left w:val="single" w:color="BFC7D5" w:sz="4"/>
+              <w:bottom w:val="single" w:color="BFC7D5" w:sz="4"/>
+              <w:right w:val="single" w:color="BFC7D5" w:sz="4"/>
+            </w:tcBorders>
+            <w:shd w:fill="FFFFFF" w:color="auto" w:val="clear"/>
+            <w:tcMar>
+              <w:top w:type="dxa" w:w="60"/>
+              <w:left w:type="dxa" w:w="90"/>
+              <w:bottom w:type="dxa" w:w="60"/>
+              <w:right w:type="dxa" w:w="90"/>
+            </w:tcMar>
+          </w:tcPr>
+          <w:p>
+            <w:pPr>
+              <w:jc w:val="left"/>
+            </w:pPr>
+            <w:r>
+              <w:rPr>
+                <w:b/>
+                <w:bCs/>
+                <w:sz w:val="18"/>
+                <w:szCs w:val="18"/>
+              </w:rPr>
+              <w:t xml:space="preserve">Why it works (Lemma 1)</w:t>
+            </w:r>
+          </w:p>
+        </w:tc>
+        <w:tc>
+          <w:tcPr>
+            <w:tcW w:type="dxa" w:w="8132"/>
+            <w:tcBorders>
+              <w:top w:val="single" w:color="BFC7D5" w:sz="4"/>
+              <w:left w:val="single" w:color="BFC7D5" w:sz="4"/>
+              <w:bottom w:val="single" w:color="BFC7D5" w:sz="4"/>
+              <w:right w:val="single" w:color="BFC7D5" w:sz="4"/>
+            </w:tcBorders>
+            <w:shd w:fill="FFFFFF" w:color="auto" w:val="clear"/>
+            <w:tcMar>
+              <w:top w:type="dxa" w:w="60"/>
+              <w:left w:type="dxa" w:w="90"/>
+              <w:bottom w:type="dxa" w:w="60"/>
+              <w:right w:type="dxa" w:w="90"/>
+            </w:tcMar>
+          </w:tcPr>
+          <w:p>
+            <w:pPr>
+              <w:jc w:val="left"/>
+            </w:pPr>
+            <w:r>
+              <w:rPr>
+                <w:sz w:val="18"/>
+                <w:szCs w:val="18"/>
+              </w:rPr>
+              <w:t xml:space="preserve">A head's error on real data differs from its error on fake data by at most B · MMD(fake, real). KH directly lowers this MMD.</w:t>
+            </w:r>
+          </w:p>
+        </w:tc>
+      </w:tr>
+      <w:tr>
+        <w:tc>
+          <w:tcPr>
+            <w:tcW w:type="dxa" w:w="1506"/>
+            <w:tcBorders>
+              <w:top w:val="single" w:color="BFC7D5" w:sz="4"/>
+              <w:left w:val="single" w:color="BFC7D5" w:sz="4"/>
+              <w:bottom w:val="single" w:color="BFC7D5" w:sz="4"/>
+              <w:right w:val="single" w:color="BFC7D5" w:sz="4"/>
+            </w:tcBorders>
+            <w:shd w:fill="F7F9FC" w:color="auto" w:val="clear"/>
+            <w:tcMar>
+              <w:top w:type="dxa" w:w="60"/>
+              <w:left w:type="dxa" w:w="90"/>
+              <w:bottom w:type="dxa" w:w="60"/>
+              <w:right w:type="dxa" w:w="90"/>
+            </w:tcMar>
+          </w:tcPr>
+          <w:p>
+            <w:pPr>
+              <w:jc w:val="left"/>
+            </w:pPr>
+            <w:r>
+              <w:rPr>
+                <w:b/>
+                <w:bCs/>
+                <w:sz w:val="18"/>
+                <w:szCs w:val="18"/>
+              </w:rPr>
+              <w:t xml:space="preserve">Source</w:t>
+            </w:r>
+          </w:p>
+        </w:tc>
+        <w:tc>
+          <w:tcPr>
+            <w:tcW w:type="dxa" w:w="8132"/>
+            <w:tcBorders>
+              <w:top w:val="single" w:color="BFC7D5" w:sz="4"/>
+              <w:left w:val="single" w:color="BFC7D5" w:sz="4"/>
+              <w:bottom w:val="single" w:color="BFC7D5" w:sz="4"/>
+              <w:right w:val="single" w:color="BFC7D5" w:sz="4"/>
+            </w:tcBorders>
+            <w:shd w:fill="F7F9FC" w:color="auto" w:val="clear"/>
+            <w:tcMar>
+              <w:top w:type="dxa" w:w="60"/>
+              <w:left w:type="dxa" w:w="90"/>
+              <w:bottom w:type="dxa" w:w="60"/>
+              <w:right w:type="dxa" w:w="90"/>
+            </w:tcMar>
+          </w:tcPr>
+          <w:p>
+            <w:pPr>
+              <w:jc w:val="left"/>
+            </w:pPr>
+            <w:r>
+              <w:rPr>
+                <w:sz w:val="18"/>
+                <w:szCs w:val="18"/>
+              </w:rPr>
+              <w:t xml:space="preserve">Kernel herding (Chen, Welling and Smola, UAI 2010); MMD (Gretton et al., JMLR 2012).</w:t>
+            </w:r>
+          </w:p>
+        </w:tc>
+      </w:tr>
+      <w:tr>
+        <w:tc>
+          <w:tcPr>
+            <w:tcW w:type="dxa" w:w="1506"/>
+            <w:tcBorders>
+              <w:top w:val="single" w:color="BFC7D5" w:sz="4"/>
+              <w:left w:val="single" w:color="BFC7D5" w:sz="4"/>
+              <w:bottom w:val="single" w:color="BFC7D5" w:sz="4"/>
+              <w:right w:val="single" w:color="BFC7D5" w:sz="4"/>
+            </w:tcBorders>
+            <w:shd w:fill="FFFFFF" w:color="auto" w:val="clear"/>
+            <w:tcMar>
+              <w:top w:type="dxa" w:w="60"/>
+              <w:left w:type="dxa" w:w="90"/>
+              <w:bottom w:type="dxa" w:w="60"/>
+              <w:right w:type="dxa" w:w="90"/>
+            </w:tcMar>
+          </w:tcPr>
+          <w:p>
+            <w:pPr>
+              <w:jc w:val="left"/>
+            </w:pPr>
+            <w:r>
+              <w:rPr>
+                <w:b/>
+                <w:bCs/>
+                <w:sz w:val="18"/>
+                <w:szCs w:val="18"/>
+              </w:rPr>
+              <w:t xml:space="preserve">Cost</w:t>
+            </w:r>
+          </w:p>
+        </w:tc>
+        <w:tc>
+          <w:tcPr>
+            <w:tcW w:type="dxa" w:w="8132"/>
+            <w:tcBorders>
+              <w:top w:val="single" w:color="BFC7D5" w:sz="4"/>
+              <w:left w:val="single" w:color="BFC7D5" w:sz="4"/>
+              <w:bottom w:val="single" w:color="BFC7D5" w:sz="4"/>
+              <w:right w:val="single" w:color="BFC7D5" w:sz="4"/>
+            </w:tcBorders>
+            <w:shd w:fill="FFFFFF" w:color="auto" w:val="clear"/>
+            <w:tcMar>
+              <w:top w:type="dxa" w:w="60"/>
+              <w:left w:type="dxa" w:w="90"/>
+              <w:bottom w:type="dxa" w:w="60"/>
+              <w:right w:type="dxa" w:w="90"/>
+            </w:tcMar>
+          </w:tcPr>
+          <w:p>
+            <w:pPr>
+              <w:jc w:val="left"/>
+            </w:pPr>
+            <w:r>
+              <w:rPr>
+                <w:sz w:val="18"/>
+                <w:szCs w:val="18"/>
+              </w:rPr>
+              <w:t xml:space="preserve">No training. One matrix product per selected sample; uses only μ_c, already uploaded.</w:t>
+            </w:r>
+          </w:p>
+        </w:tc>
+      </w:tr>
+    </w:tbl>
+    <w:p>
+      <w:pPr>
+        <w:spacing w:after="160"/>
+      </w:pPr>
+    </w:p>
+    <w:p>
+      <w:pPr>
+        <w:spacing w:after="120" w:line="276"/>
+        <w:jc w:val="both"/>
+      </w:pPr>
+      <w:r>
+        <w:rPr>
+          <w:b/>
+          <w:bCs/>
+        </w:rPr>
+        <w:t xml:space="preserve">Algorithm</w:t>
+      </w:r>
+      <w:r>
+        <w:t xml:space="preserve"> (greedy, without replacement):</w:t>
+      </w:r>
+    </w:p>
+    <w:p>
+      <w:pPr>
+        <w:pStyle w:val="ListParagraph"/>
+        <w:numPr>
+          <w:ilvl w:val="0"/>
+          <w:numId w:val="3"/>
+        </w:numPr>
+        <w:spacing w:after="60" w:line="264"/>
+      </w:pPr>
+      <w:r>
+        <w:t xml:space="preserve">compute fingerprints φ(x_i) of the 4n candidates (6,144 numbers each); set w = μ_c;</w:t>
+      </w:r>
+    </w:p>
+    <w:p>
+      <w:pPr>
+        <w:pStyle w:val="ListParagraph"/>
+        <w:numPr>
+          <w:ilvl w:val="0"/>
+          <w:numId w:val="3"/>
+        </w:numPr>
+        <w:spacing w:after="60" w:line="264"/>
+      </w:pPr>
+      <w:r>
+        <w:t xml:space="preserve">pick the candidate with the largest ⟨φ(x_i), w⟩;</w:t>
+      </w:r>
+    </w:p>
+    <w:p>
+      <w:pPr>
+        <w:pStyle w:val="ListParagraph"/>
+        <w:numPr>
+          <w:ilvl w:val="0"/>
+          <w:numId w:val="3"/>
+        </w:numPr>
+        <w:spacing w:after="60" w:line="264"/>
+      </w:pPr>
+      <w:r>
+        <w:t xml:space="preserve">update w ← w + μ_c − φ(x_picked); repeat step 2 until n samples are picked.</w:t>
+      </w:r>
+    </w:p>
+    <w:p>
+      <w:pPr>
+        <w:spacing w:after="120" w:before="80"/>
+        <w:jc w:val="center"/>
+      </w:pPr>
+      <w:r>
+        <w:drawing>
+          <wp:inline distT="0" distB="0" distL="0" distR="0">
+            <wp:extent cx="5715000" cy="390525"/>
+            <wp:effectExtent t="0" r="0" b="0" l="0"/>
+            <wp:docPr id="21" name="eq_kh" descr="equation" title="eq_kh"/>
+            <wp:cNvGraphicFramePr>
+              <a:graphicFrameLocks xmlns:a="http://schemas.openxmlformats.org/drawingml/2006/main" noChangeAspect="1"/>
+            </wp:cNvGraphicFramePr>
+            <a:graphic xmlns:a="http://schemas.openxmlformats.org/drawingml/2006/main">
+              <a:graphicData uri="http://schemas.openxmlformats.org/drawingml/2006/picture">
+                <pic:pic xmlns:pic="http://schemas.openxmlformats.org/drawingml/2006/picture">
+                  <pic:nvPicPr>
+                    <pic:cNvPr id="0" name="" descr=""/>
+                    <pic:cNvPicPr>
+                      <a:picLocks noChangeAspect="1" noChangeArrowheads="1"/>
+                    </pic:cNvPicPr>
+                  </pic:nvPicPr>
+                  <pic:blipFill>
+                    <a:blip r:embed="rId29" cstate="none"/>
+                    <a:srcRect/>
+                    <a:stretch>
+                      <a:fillRect/>
+                    </a:stretch>
+                  </pic:blipFill>
+                  <pic:spPr bwMode="auto">
+                    <a:xfrm>
+                      <a:off x="0" y="0"/>
                       <a:ext cx="5715000" cy="390525"/>
                     </a:xfrm>
                     <a:prstGeom prst="rect">
@@ -8895,11 +13094,984 @@
     </w:p>
     <w:p>
       <w:pPr>
+        <w:spacing w:after="60" w:before="120"/>
+        <w:jc w:val="center"/>
+      </w:pPr>
+      <w:r>
+        <w:drawing>
+          <wp:inline distT="0" distB="0" distL="0" distR="0">
+            <wp:extent cx="6096000" cy="2076450"/>
+            <wp:effectExtent t="0" r="0" b="0" l="0"/>
+            <wp:docPr id="22" name="f15_mc_kh.png" descr="Figure 9. One class in 2-D: the generator's output, after MC (right mean and spread) and after KH (right shape). The MMD to the real class falls 0.44 → 0.25 → 0.03." title="f15_mc_kh.png"/>
+            <wp:cNvGraphicFramePr>
+              <a:graphicFrameLocks xmlns:a="http://schemas.openxmlformats.org/drawingml/2006/main" noChangeAspect="1"/>
+            </wp:cNvGraphicFramePr>
+            <a:graphic xmlns:a="http://schemas.openxmlformats.org/drawingml/2006/main">
+              <a:graphicData uri="http://schemas.openxmlformats.org/drawingml/2006/picture">
+                <pic:pic xmlns:pic="http://schemas.openxmlformats.org/drawingml/2006/picture">
+                  <pic:nvPicPr>
+                    <pic:cNvPr id="0" name="" descr=""/>
+                    <pic:cNvPicPr>
+                      <a:picLocks noChangeAspect="1" noChangeArrowheads="1"/>
+                    </pic:cNvPicPr>
+                  </pic:nvPicPr>
+                  <pic:blipFill>
+                    <a:blip r:embed="rId30" cstate="none"/>
+                    <a:srcRect/>
+                    <a:stretch>
+                      <a:fillRect/>
+                    </a:stretch>
+                  </pic:blipFill>
+                  <pic:spPr bwMode="auto">
+                    <a:xfrm>
+                      <a:off x="0" y="0"/>
+                      <a:ext cx="6096000" cy="2076450"/>
+                    </a:xfrm>
+                    <a:prstGeom prst="rect">
+                      <a:avLst/>
+                    </a:prstGeom>
+                  </pic:spPr>
+                </pic:pic>
+              </a:graphicData>
+            </a:graphic>
+          </wp:inline>
+        </w:drawing>
+      </w:r>
+    </w:p>
+    <w:p>
+      <w:pPr>
+        <w:spacing w:after="220"/>
+        <w:jc w:val="center"/>
+      </w:pPr>
+      <w:r>
+        <w:rPr>
+          <w:i/>
+          <w:iCs/>
+          <w:color w:val="5B6676"/>
+          <w:sz w:val="18"/>
+          <w:szCs w:val="18"/>
+        </w:rPr>
+        <w:t xml:space="preserve">Figure 9. One class in 2-D: the generator's output, after MC (right mean and spread) and after KH (right shape). The MMD to the real class falls 0.44 → 0.25 → 0.03.</w:t>
+      </w:r>
+    </w:p>
+    <w:p>
+      <w:pPr>
+        <w:pStyle w:val="Heading2"/>
+        <w:keepNext/>
+        <w:spacing w:after="120" w:before="240"/>
+      </w:pPr>
+      <w:r>
+        <w:t xml:space="preserve">4.6 Step 5: training the heads (Stage III)</w:t>
+      </w:r>
+    </w:p>
+    <w:p>
+      <w:pPr>
+        <w:spacing w:after="60" w:before="120"/>
+        <w:jc w:val="center"/>
+      </w:pPr>
+      <w:r>
+        <w:drawing>
+          <wp:inline distT="0" distB="0" distL="0" distR="0">
+            <wp:extent cx="6096000" cy="2800350"/>
+            <wp:effectExtent t="0" r="0" b="0" l="0"/>
+            <wp:docPr id="23" name="f14_round3.png" descr="Figure 10. One Stage III round. The fake pool is made fresh every round." title="f14_round3.png"/>
+            <wp:cNvGraphicFramePr>
+              <a:graphicFrameLocks xmlns:a="http://schemas.openxmlformats.org/drawingml/2006/main" noChangeAspect="1"/>
+            </wp:cNvGraphicFramePr>
+            <a:graphic xmlns:a="http://schemas.openxmlformats.org/drawingml/2006/main">
+              <a:graphicData uri="http://schemas.openxmlformats.org/drawingml/2006/picture">
+                <pic:pic xmlns:pic="http://schemas.openxmlformats.org/drawingml/2006/picture">
+                  <pic:nvPicPr>
+                    <pic:cNvPr id="0" name="" descr=""/>
+                    <pic:cNvPicPr>
+                      <a:picLocks noChangeAspect="1" noChangeArrowheads="1"/>
+                    </pic:cNvPicPr>
+                  </pic:nvPicPr>
+                  <pic:blipFill>
+                    <a:blip r:embed="rId31" cstate="none"/>
+                    <a:srcRect/>
+                    <a:stretch>
+                      <a:fillRect/>
+                    </a:stretch>
+                  </pic:blipFill>
+                  <pic:spPr bwMode="auto">
+                    <a:xfrm>
+                      <a:off x="0" y="0"/>
+                      <a:ext cx="6096000" cy="2800350"/>
+                    </a:xfrm>
+                    <a:prstGeom prst="rect">
+                      <a:avLst/>
+                    </a:prstGeom>
+                  </pic:spPr>
+                </pic:pic>
+              </a:graphicData>
+            </a:graphic>
+          </wp:inline>
+        </w:drawing>
+      </w:r>
+    </w:p>
+    <w:p>
+      <w:pPr>
+        <w:spacing w:after="220"/>
+        <w:jc w:val="center"/>
+      </w:pPr>
+      <w:r>
+        <w:rPr>
+          <w:i/>
+          <w:iCs/>
+          <w:color w:val="5B6676"/>
+          <w:sz w:val="18"/>
+          <w:szCs w:val="18"/>
+        </w:rPr>
+        <w:t xml:space="preserve">Figure 10. One Stage III round. The fake pool is made fresh every round.</w:t>
+      </w:r>
+    </w:p>
+    <w:p>
+      <w:pPr>
         <w:pStyle w:val="Heading3"/>
+        <w:keepNext/>
         <w:spacing w:after="80" w:before="180"/>
       </w:pPr>
       <w:r>
-        <w:t xml:space="preserve">Step 5: heads</w:t>
+        <w:t xml:space="preserve">(a) 10 epochs on the fake pool, with consensus soft labels (CSL)</w:t>
+      </w:r>
+    </w:p>
+    <w:tbl>
+      <w:tblPr>
+        <w:tblW w:type="dxa" w:w="9638"/>
+        <w:tblBorders>
+          <w:top w:val="single" w:color="auto" w:sz="4"/>
+          <w:left w:val="single" w:color="auto" w:sz="4"/>
+          <w:bottom w:val="single" w:color="auto" w:sz="4"/>
+          <w:right w:val="single" w:color="auto" w:sz="4"/>
+          <w:insideH w:val="single" w:color="auto" w:sz="4"/>
+          <w:insideV w:val="single" w:color="auto" w:sz="4"/>
+        </w:tblBorders>
+      </w:tblPr>
+      <w:tblGrid>
+        <w:gridCol w:w="1506"/>
+        <w:gridCol w:w="8132"/>
+      </w:tblGrid>
+      <w:tr>
+        <w:trPr>
+          <w:tblHeader/>
+        </w:trPr>
+        <w:tc>
+          <w:tcPr>
+            <w:tcW w:type="dxa" w:w="1506"/>
+            <w:tcBorders>
+              <w:top w:val="single" w:color="BFC7D5" w:sz="4"/>
+              <w:left w:val="single" w:color="BFC7D5" w:sz="4"/>
+              <w:bottom w:val="single" w:color="BFC7D5" w:sz="4"/>
+              <w:right w:val="single" w:color="BFC7D5" w:sz="4"/>
+            </w:tcBorders>
+            <w:shd w:fill="1C4E9A" w:color="auto" w:val="clear"/>
+            <w:tcMar>
+              <w:top w:type="dxa" w:w="60"/>
+              <w:left w:type="dxa" w:w="90"/>
+              <w:bottom w:type="dxa" w:w="60"/>
+              <w:right w:type="dxa" w:w="90"/>
+            </w:tcMar>
+          </w:tcPr>
+          <w:p>
+            <w:pPr>
+              <w:jc w:val="left"/>
+            </w:pPr>
+            <w:r>
+              <w:rPr>
+                <w:b/>
+                <w:bCs/>
+                <w:color w:val="FFFFFF"/>
+                <w:sz w:val="18"/>
+                <w:szCs w:val="18"/>
+              </w:rPr>
+              <w:t xml:space="preserve">Step 5a</w:t>
+            </w:r>
+          </w:p>
+        </w:tc>
+        <w:tc>
+          <w:tcPr>
+            <w:tcW w:type="dxa" w:w="8132"/>
+            <w:tcBorders>
+              <w:top w:val="single" w:color="BFC7D5" w:sz="4"/>
+              <w:left w:val="single" w:color="BFC7D5" w:sz="4"/>
+              <w:bottom w:val="single" w:color="BFC7D5" w:sz="4"/>
+              <w:right w:val="single" w:color="BFC7D5" w:sz="4"/>
+            </w:tcBorders>
+            <w:shd w:fill="1C4E9A" w:color="auto" w:val="clear"/>
+            <w:tcMar>
+              <w:top w:type="dxa" w:w="60"/>
+              <w:left w:type="dxa" w:w="90"/>
+              <w:bottom w:type="dxa" w:w="60"/>
+              <w:right w:type="dxa" w:w="90"/>
+            </w:tcMar>
+          </w:tcPr>
+          <w:p>
+            <w:pPr>
+              <w:jc w:val="left"/>
+            </w:pPr>
+            <w:r>
+              <w:rPr>
+                <w:b/>
+                <w:bCs/>
+                <w:color w:val="FFFFFF"/>
+                <w:sz w:val="18"/>
+                <w:szCs w:val="18"/>
+              </w:rPr>
+              <w:t xml:space="preserve">CSL</w:t>
+            </w:r>
+          </w:p>
+        </w:tc>
+      </w:tr>
+      <w:tr>
+        <w:tc>
+          <w:tcPr>
+            <w:tcW w:type="dxa" w:w="1506"/>
+            <w:tcBorders>
+              <w:top w:val="single" w:color="BFC7D5" w:sz="4"/>
+              <w:left w:val="single" w:color="BFC7D5" w:sz="4"/>
+              <w:bottom w:val="single" w:color="BFC7D5" w:sz="4"/>
+              <w:right w:val="single" w:color="BFC7D5" w:sz="4"/>
+            </w:tcBorders>
+            <w:shd w:fill="FFFFFF" w:color="auto" w:val="clear"/>
+            <w:tcMar>
+              <w:top w:type="dxa" w:w="60"/>
+              <w:left w:type="dxa" w:w="90"/>
+              <w:bottom w:type="dxa" w:w="60"/>
+              <w:right w:type="dxa" w:w="90"/>
+            </w:tcMar>
+          </w:tcPr>
+          <w:p>
+            <w:pPr>
+              <w:jc w:val="left"/>
+            </w:pPr>
+            <w:r>
+              <w:rPr>
+                <w:b/>
+                <w:bCs/>
+                <w:sz w:val="18"/>
+                <w:szCs w:val="18"/>
+              </w:rPr>
+              <w:t xml:space="preserve">What</w:t>
+            </w:r>
+          </w:p>
+        </w:tc>
+        <w:tc>
+          <w:tcPr>
+            <w:tcW w:type="dxa" w:w="8132"/>
+            <w:tcBorders>
+              <w:top w:val="single" w:color="BFC7D5" w:sz="4"/>
+              <w:left w:val="single" w:color="BFC7D5" w:sz="4"/>
+              <w:bottom w:val="single" w:color="BFC7D5" w:sz="4"/>
+              <w:right w:val="single" w:color="BFC7D5" w:sz="4"/>
+            </w:tcBorders>
+            <w:shd w:fill="FFFFFF" w:color="auto" w:val="clear"/>
+            <w:tcMar>
+              <w:top w:type="dxa" w:w="60"/>
+              <w:left w:type="dxa" w:w="90"/>
+              <w:bottom w:type="dxa" w:w="60"/>
+              <w:right w:type="dxa" w:w="90"/>
+            </w:tcMar>
+          </w:tcPr>
+          <w:p>
+            <w:pPr>
+              <w:jc w:val="left"/>
+            </w:pPr>
+            <w:r>
+              <w:rPr>
+                <w:sz w:val="18"/>
+                <w:szCs w:val="18"/>
+              </w:rPr>
+              <w:t xml:space="preserve">Target t = ½ · one-hot(y) + ½ · (average of softmax predictions of the 10 architectures' heads on the same fake sample).</w:t>
+            </w:r>
+          </w:p>
+        </w:tc>
+      </w:tr>
+      <w:tr>
+        <w:tc>
+          <w:tcPr>
+            <w:tcW w:type="dxa" w:w="1506"/>
+            <w:tcBorders>
+              <w:top w:val="single" w:color="BFC7D5" w:sz="4"/>
+              <w:left w:val="single" w:color="BFC7D5" w:sz="4"/>
+              <w:bottom w:val="single" w:color="BFC7D5" w:sz="4"/>
+              <w:right w:val="single" w:color="BFC7D5" w:sz="4"/>
+            </w:tcBorders>
+            <w:shd w:fill="F7F9FC" w:color="auto" w:val="clear"/>
+            <w:tcMar>
+              <w:top w:type="dxa" w:w="60"/>
+              <w:left w:type="dxa" w:w="90"/>
+              <w:bottom w:type="dxa" w:w="60"/>
+              <w:right w:type="dxa" w:w="90"/>
+            </w:tcMar>
+          </w:tcPr>
+          <w:p>
+            <w:pPr>
+              <w:jc w:val="left"/>
+            </w:pPr>
+            <w:r>
+              <w:rPr>
+                <w:b/>
+                <w:bCs/>
+                <w:sz w:val="18"/>
+                <w:szCs w:val="18"/>
+              </w:rPr>
+              <w:t xml:space="preserve">How</w:t>
+            </w:r>
+          </w:p>
+        </w:tc>
+        <w:tc>
+          <w:tcPr>
+            <w:tcW w:type="dxa" w:w="8132"/>
+            <w:tcBorders>
+              <w:top w:val="single" w:color="BFC7D5" w:sz="4"/>
+              <w:left w:val="single" w:color="BFC7D5" w:sz="4"/>
+              <w:bottom w:val="single" w:color="BFC7D5" w:sz="4"/>
+              <w:right w:val="single" w:color="BFC7D5" w:sz="4"/>
+            </w:tcBorders>
+            <w:shd w:fill="F7F9FC" w:color="auto" w:val="clear"/>
+            <w:tcMar>
+              <w:top w:type="dxa" w:w="60"/>
+              <w:left w:type="dxa" w:w="90"/>
+              <w:bottom w:type="dxa" w:w="60"/>
+              <w:right w:type="dxa" w:w="90"/>
+            </w:tcMar>
+          </w:tcPr>
+          <w:p>
+            <w:pPr>
+              <w:jc w:val="left"/>
+            </w:pPr>
+            <w:r>
+              <w:rPr>
+                <w:sz w:val="18"/>
+                <w:szCs w:val="18"/>
+              </w:rPr>
+              <w:t xml:space="preserve">All clients use one shared fake pool per round. Clients upload only </w:t>
+            </w:r>
+            <w:r>
+              <w:rPr>
+                <w:i/>
+                <w:iCs/>
+                <w:sz w:val="18"/>
+                <w:szCs w:val="18"/>
+              </w:rPr>
+              <w:t xml:space="preserve">sums</w:t>
+            </w:r>
+            <w:r>
+              <w:rPr>
+                <w:sz w:val="18"/>
+                <w:szCs w:val="18"/>
+              </w:rPr>
+              <w:t xml:space="preserve"> of predictions (≈ 24 KB per fake epoch), never their heads' outputs on real data.</w:t>
+            </w:r>
+          </w:p>
+        </w:tc>
+      </w:tr>
+      <w:tr>
+        <w:tc>
+          <w:tcPr>
+            <w:tcW w:type="dxa" w:w="1506"/>
+            <w:tcBorders>
+              <w:top w:val="single" w:color="BFC7D5" w:sz="4"/>
+              <w:left w:val="single" w:color="BFC7D5" w:sz="4"/>
+              <w:bottom w:val="single" w:color="BFC7D5" w:sz="4"/>
+              <w:right w:val="single" w:color="BFC7D5" w:sz="4"/>
+            </w:tcBorders>
+            <w:shd w:fill="FFFFFF" w:color="auto" w:val="clear"/>
+            <w:tcMar>
+              <w:top w:type="dxa" w:w="60"/>
+              <w:left w:type="dxa" w:w="90"/>
+              <w:bottom w:type="dxa" w:w="60"/>
+              <w:right w:type="dxa" w:w="90"/>
+            </w:tcMar>
+          </w:tcPr>
+          <w:p>
+            <w:pPr>
+              <w:jc w:val="left"/>
+            </w:pPr>
+            <w:r>
+              <w:rPr>
+                <w:b/>
+                <w:bCs/>
+                <w:sz w:val="18"/>
+                <w:szCs w:val="18"/>
+              </w:rPr>
+              <w:t xml:space="preserve">Why it works</w:t>
+            </w:r>
+          </w:p>
+        </w:tc>
+        <w:tc>
+          <w:tcPr>
+            <w:tcW w:type="dxa" w:w="8132"/>
+            <w:tcBorders>
+              <w:top w:val="single" w:color="BFC7D5" w:sz="4"/>
+              <w:left w:val="single" w:color="BFC7D5" w:sz="4"/>
+              <w:bottom w:val="single" w:color="BFC7D5" w:sz="4"/>
+              <w:right w:val="single" w:color="BFC7D5" w:sz="4"/>
+            </w:tcBorders>
+            <w:shd w:fill="FFFFFF" w:color="auto" w:val="clear"/>
+            <w:tcMar>
+              <w:top w:type="dxa" w:w="60"/>
+              <w:left w:type="dxa" w:w="90"/>
+              <w:bottom w:type="dxa" w:w="60"/>
+              <w:right w:type="dxa" w:w="90"/>
+            </w:tcMar>
+          </w:tcPr>
+          <w:p>
+            <w:pPr>
+              <w:jc w:val="left"/>
+            </w:pPr>
+            <w:r>
+              <w:rPr>
+                <w:sz w:val="18"/>
+                <w:szCs w:val="18"/>
+              </w:rPr>
+              <w:t xml:space="preserve">Different architectures make different errors. Their average is a softer and more reliable label than the generator's label alone. β = 0.5 was better than β = 1.</w:t>
+            </w:r>
+          </w:p>
+        </w:tc>
+      </w:tr>
+      <w:tr>
+        <w:tc>
+          <w:tcPr>
+            <w:tcW w:type="dxa" w:w="1506"/>
+            <w:tcBorders>
+              <w:top w:val="single" w:color="BFC7D5" w:sz="4"/>
+              <w:left w:val="single" w:color="BFC7D5" w:sz="4"/>
+              <w:bottom w:val="single" w:color="BFC7D5" w:sz="4"/>
+              <w:right w:val="single" w:color="BFC7D5" w:sz="4"/>
+            </w:tcBorders>
+            <w:shd w:fill="F7F9FC" w:color="auto" w:val="clear"/>
+            <w:tcMar>
+              <w:top w:type="dxa" w:w="60"/>
+              <w:left w:type="dxa" w:w="90"/>
+              <w:bottom w:type="dxa" w:w="60"/>
+              <w:right w:type="dxa" w:w="90"/>
+            </w:tcMar>
+          </w:tcPr>
+          <w:p>
+            <w:pPr>
+              <w:jc w:val="left"/>
+            </w:pPr>
+            <w:r>
+              <w:rPr>
+                <w:b/>
+                <w:bCs/>
+                <w:sz w:val="18"/>
+                <w:szCs w:val="18"/>
+              </w:rPr>
+              <w:t xml:space="preserve">Source</w:t>
+            </w:r>
+          </w:p>
+        </w:tc>
+        <w:tc>
+          <w:tcPr>
+            <w:tcW w:type="dxa" w:w="8132"/>
+            <w:tcBorders>
+              <w:top w:val="single" w:color="BFC7D5" w:sz="4"/>
+              <w:left w:val="single" w:color="BFC7D5" w:sz="4"/>
+              <w:bottom w:val="single" w:color="BFC7D5" w:sz="4"/>
+              <w:right w:val="single" w:color="BFC7D5" w:sz="4"/>
+            </w:tcBorders>
+            <w:shd w:fill="F7F9FC" w:color="auto" w:val="clear"/>
+            <w:tcMar>
+              <w:top w:type="dxa" w:w="60"/>
+              <w:left w:type="dxa" w:w="90"/>
+              <w:bottom w:type="dxa" w:w="60"/>
+              <w:right w:type="dxa" w:w="90"/>
+            </w:tcMar>
+          </w:tcPr>
+          <w:p>
+            <w:pPr>
+              <w:jc w:val="left"/>
+            </w:pPr>
+            <w:r>
+              <w:rPr>
+                <w:sz w:val="18"/>
+                <w:szCs w:val="18"/>
+              </w:rPr>
+              <w:t xml:space="preserve">FedMD (Li and Wang, 2019); FedDF (Lin et al., NeurIPS 2020).</w:t>
+            </w:r>
+          </w:p>
+        </w:tc>
+      </w:tr>
+    </w:tbl>
+    <w:p>
+      <w:pPr>
+        <w:spacing w:after="160"/>
+      </w:pPr>
+    </w:p>
+    <w:p>
+      <w:pPr>
+        <w:spacing w:after="120" w:before="80"/>
+        <w:jc w:val="center"/>
+      </w:pPr>
+      <w:r>
+        <w:drawing>
+          <wp:inline distT="0" distB="0" distL="0" distR="0">
+            <wp:extent cx="4095750" cy="581025"/>
+            <wp:effectExtent t="0" r="0" b="0" l="0"/>
+            <wp:docPr id="24" name="eq_csl" descr="equation" title="eq_csl"/>
+            <wp:cNvGraphicFramePr>
+              <a:graphicFrameLocks xmlns:a="http://schemas.openxmlformats.org/drawingml/2006/main" noChangeAspect="1"/>
+            </wp:cNvGraphicFramePr>
+            <a:graphic xmlns:a="http://schemas.openxmlformats.org/drawingml/2006/main">
+              <a:graphicData uri="http://schemas.openxmlformats.org/drawingml/2006/picture">
+                <pic:pic xmlns:pic="http://schemas.openxmlformats.org/drawingml/2006/picture">
+                  <pic:nvPicPr>
+                    <pic:cNvPr id="0" name="" descr=""/>
+                    <pic:cNvPicPr>
+                      <a:picLocks noChangeAspect="1" noChangeArrowheads="1"/>
+                    </pic:cNvPicPr>
+                  </pic:nvPicPr>
+                  <pic:blipFill>
+                    <a:blip r:embed="rId21" cstate="none"/>
+                    <a:srcRect/>
+                    <a:stretch>
+                      <a:fillRect/>
+                    </a:stretch>
+                  </pic:blipFill>
+                  <pic:spPr bwMode="auto">
+                    <a:xfrm>
+                      <a:off x="0" y="0"/>
+                      <a:ext cx="4095750" cy="581025"/>
+                    </a:xfrm>
+                    <a:prstGeom prst="rect">
+                      <a:avLst/>
+                    </a:prstGeom>
+                  </pic:spPr>
+                </pic:pic>
+              </a:graphicData>
+            </a:graphic>
+          </wp:inline>
+        </w:drawing>
+      </w:r>
+      <w:r>
+        <w:rPr>
+          <w:color w:val="5B6676"/>
+        </w:rPr>
+        <w:t xml:space="preserve">     (6)</w:t>
+      </w:r>
+    </w:p>
+    <w:p>
+      <w:pPr>
+        <w:pStyle w:val="Heading3"/>
+        <w:keepNext/>
+        <w:spacing w:after="80" w:before="180"/>
+      </w:pPr>
+      <w:r>
+        <w:t xml:space="preserve">(b) 5 epochs on the client's own real features, with logit adjustment (LA)</w:t>
+      </w:r>
+    </w:p>
+    <w:tbl>
+      <w:tblPr>
+        <w:tblW w:type="dxa" w:w="9638"/>
+        <w:tblBorders>
+          <w:top w:val="single" w:color="auto" w:sz="4"/>
+          <w:left w:val="single" w:color="auto" w:sz="4"/>
+          <w:bottom w:val="single" w:color="auto" w:sz="4"/>
+          <w:right w:val="single" w:color="auto" w:sz="4"/>
+          <w:insideH w:val="single" w:color="auto" w:sz="4"/>
+          <w:insideV w:val="single" w:color="auto" w:sz="4"/>
+        </w:tblBorders>
+      </w:tblPr>
+      <w:tblGrid>
+        <w:gridCol w:w="1506"/>
+        <w:gridCol w:w="8132"/>
+      </w:tblGrid>
+      <w:tr>
+        <w:trPr>
+          <w:tblHeader/>
+        </w:trPr>
+        <w:tc>
+          <w:tcPr>
+            <w:tcW w:type="dxa" w:w="1506"/>
+            <w:tcBorders>
+              <w:top w:val="single" w:color="BFC7D5" w:sz="4"/>
+              <w:left w:val="single" w:color="BFC7D5" w:sz="4"/>
+              <w:bottom w:val="single" w:color="BFC7D5" w:sz="4"/>
+              <w:right w:val="single" w:color="BFC7D5" w:sz="4"/>
+            </w:tcBorders>
+            <w:shd w:fill="1C4E9A" w:color="auto" w:val="clear"/>
+            <w:tcMar>
+              <w:top w:type="dxa" w:w="60"/>
+              <w:left w:type="dxa" w:w="90"/>
+              <w:bottom w:type="dxa" w:w="60"/>
+              <w:right w:type="dxa" w:w="90"/>
+            </w:tcMar>
+          </w:tcPr>
+          <w:p>
+            <w:pPr>
+              <w:jc w:val="left"/>
+            </w:pPr>
+            <w:r>
+              <w:rPr>
+                <w:b/>
+                <w:bCs/>
+                <w:color w:val="FFFFFF"/>
+                <w:sz w:val="18"/>
+                <w:szCs w:val="18"/>
+              </w:rPr>
+              <w:t xml:space="preserve">Step 5b</w:t>
+            </w:r>
+          </w:p>
+        </w:tc>
+        <w:tc>
+          <w:tcPr>
+            <w:tcW w:type="dxa" w:w="8132"/>
+            <w:tcBorders>
+              <w:top w:val="single" w:color="BFC7D5" w:sz="4"/>
+              <w:left w:val="single" w:color="BFC7D5" w:sz="4"/>
+              <w:bottom w:val="single" w:color="BFC7D5" w:sz="4"/>
+              <w:right w:val="single" w:color="BFC7D5" w:sz="4"/>
+            </w:tcBorders>
+            <w:shd w:fill="1C4E9A" w:color="auto" w:val="clear"/>
+            <w:tcMar>
+              <w:top w:type="dxa" w:w="60"/>
+              <w:left w:type="dxa" w:w="90"/>
+              <w:bottom w:type="dxa" w:w="60"/>
+              <w:right w:type="dxa" w:w="90"/>
+            </w:tcMar>
+          </w:tcPr>
+          <w:p>
+            <w:pPr>
+              <w:jc w:val="left"/>
+            </w:pPr>
+            <w:r>
+              <w:rPr>
+                <w:b/>
+                <w:bCs/>
+                <w:color w:val="FFFFFF"/>
+                <w:sz w:val="18"/>
+                <w:szCs w:val="18"/>
+              </w:rPr>
+              <w:t xml:space="preserve">LA</w:t>
+            </w:r>
+          </w:p>
+        </w:tc>
+      </w:tr>
+      <w:tr>
+        <w:tc>
+          <w:tcPr>
+            <w:tcW w:type="dxa" w:w="1506"/>
+            <w:tcBorders>
+              <w:top w:val="single" w:color="BFC7D5" w:sz="4"/>
+              <w:left w:val="single" w:color="BFC7D5" w:sz="4"/>
+              <w:bottom w:val="single" w:color="BFC7D5" w:sz="4"/>
+              <w:right w:val="single" w:color="BFC7D5" w:sz="4"/>
+            </w:tcBorders>
+            <w:shd w:fill="FFFFFF" w:color="auto" w:val="clear"/>
+            <w:tcMar>
+              <w:top w:type="dxa" w:w="60"/>
+              <w:left w:type="dxa" w:w="90"/>
+              <w:bottom w:type="dxa" w:w="60"/>
+              <w:right w:type="dxa" w:w="90"/>
+            </w:tcMar>
+          </w:tcPr>
+          <w:p>
+            <w:pPr>
+              <w:jc w:val="left"/>
+            </w:pPr>
+            <w:r>
+              <w:rPr>
+                <w:b/>
+                <w:bCs/>
+                <w:sz w:val="18"/>
+                <w:szCs w:val="18"/>
+              </w:rPr>
+              <w:t xml:space="preserve">What</w:t>
+            </w:r>
+          </w:p>
+        </w:tc>
+        <w:tc>
+          <w:tcPr>
+            <w:tcW w:type="dxa" w:w="8132"/>
+            <w:tcBorders>
+              <w:top w:val="single" w:color="BFC7D5" w:sz="4"/>
+              <w:left w:val="single" w:color="BFC7D5" w:sz="4"/>
+              <w:bottom w:val="single" w:color="BFC7D5" w:sz="4"/>
+              <w:right w:val="single" w:color="BFC7D5" w:sz="4"/>
+            </w:tcBorders>
+            <w:shd w:fill="FFFFFF" w:color="auto" w:val="clear"/>
+            <w:tcMar>
+              <w:top w:type="dxa" w:w="60"/>
+              <w:left w:type="dxa" w:w="90"/>
+              <w:bottom w:type="dxa" w:w="60"/>
+              <w:right w:type="dxa" w:w="90"/>
+            </w:tcMar>
+          </w:tcPr>
+          <w:p>
+            <w:pPr>
+              <w:jc w:val="left"/>
+            </w:pPr>
+            <w:r>
+              <w:rPr>
+                <w:sz w:val="18"/>
+                <w:szCs w:val="18"/>
+              </w:rPr>
+              <w:t xml:space="preserve">Loss = CE( head(h) + τ · log π_k , y ), τ = 1, where π_k is the client's own label distribution.</w:t>
+            </w:r>
+          </w:p>
+        </w:tc>
+      </w:tr>
+      <w:tr>
+        <w:tc>
+          <w:tcPr>
+            <w:tcW w:type="dxa" w:w="1506"/>
+            <w:tcBorders>
+              <w:top w:val="single" w:color="BFC7D5" w:sz="4"/>
+              <w:left w:val="single" w:color="BFC7D5" w:sz="4"/>
+              <w:bottom w:val="single" w:color="BFC7D5" w:sz="4"/>
+              <w:right w:val="single" w:color="BFC7D5" w:sz="4"/>
+            </w:tcBorders>
+            <w:shd w:fill="F7F9FC" w:color="auto" w:val="clear"/>
+            <w:tcMar>
+              <w:top w:type="dxa" w:w="60"/>
+              <w:left w:type="dxa" w:w="90"/>
+              <w:bottom w:type="dxa" w:w="60"/>
+              <w:right w:type="dxa" w:w="90"/>
+            </w:tcMar>
+          </w:tcPr>
+          <w:p>
+            <w:pPr>
+              <w:jc w:val="left"/>
+            </w:pPr>
+            <w:r>
+              <w:rPr>
+                <w:b/>
+                <w:bCs/>
+                <w:sz w:val="18"/>
+                <w:szCs w:val="18"/>
+              </w:rPr>
+              <w:t xml:space="preserve">Why it works</w:t>
+            </w:r>
+          </w:p>
+        </w:tc>
+        <w:tc>
+          <w:tcPr>
+            <w:tcW w:type="dxa" w:w="8132"/>
+            <w:tcBorders>
+              <w:top w:val="single" w:color="BFC7D5" w:sz="4"/>
+              <w:left w:val="single" w:color="BFC7D5" w:sz="4"/>
+              <w:bottom w:val="single" w:color="BFC7D5" w:sz="4"/>
+              <w:right w:val="single" w:color="BFC7D5" w:sz="4"/>
+            </w:tcBorders>
+            <w:shd w:fill="F7F9FC" w:color="auto" w:val="clear"/>
+            <w:tcMar>
+              <w:top w:type="dxa" w:w="60"/>
+              <w:left w:type="dxa" w:w="90"/>
+              <w:bottom w:type="dxa" w:w="60"/>
+              <w:right w:type="dxa" w:w="90"/>
+            </w:tcMar>
+          </w:tcPr>
+          <w:p>
+            <w:pPr>
+              <w:jc w:val="left"/>
+            </w:pPr>
+            <w:r>
+              <w:rPr>
+                <w:sz w:val="18"/>
+                <w:szCs w:val="18"/>
+              </w:rPr>
+              <w:t xml:space="preserve">A client with 90 % of one class learns to predict that class. Adding log π_k during training removes this bias; at test time the offset is dropped.</w:t>
+            </w:r>
+          </w:p>
+        </w:tc>
+      </w:tr>
+      <w:tr>
+        <w:tc>
+          <w:tcPr>
+            <w:tcW w:type="dxa" w:w="1506"/>
+            <w:tcBorders>
+              <w:top w:val="single" w:color="BFC7D5" w:sz="4"/>
+              <w:left w:val="single" w:color="BFC7D5" w:sz="4"/>
+              <w:bottom w:val="single" w:color="BFC7D5" w:sz="4"/>
+              <w:right w:val="single" w:color="BFC7D5" w:sz="4"/>
+            </w:tcBorders>
+            <w:shd w:fill="FFFFFF" w:color="auto" w:val="clear"/>
+            <w:tcMar>
+              <w:top w:type="dxa" w:w="60"/>
+              <w:left w:type="dxa" w:w="90"/>
+              <w:bottom w:type="dxa" w:w="60"/>
+              <w:right w:type="dxa" w:w="90"/>
+            </w:tcMar>
+          </w:tcPr>
+          <w:p>
+            <w:pPr>
+              <w:jc w:val="left"/>
+            </w:pPr>
+            <w:r>
+              <w:rPr>
+                <w:b/>
+                <w:bCs/>
+                <w:sz w:val="18"/>
+                <w:szCs w:val="18"/>
+              </w:rPr>
+              <w:t xml:space="preserve">Privacy</w:t>
+            </w:r>
+          </w:p>
+        </w:tc>
+        <w:tc>
+          <w:tcPr>
+            <w:tcW w:type="dxa" w:w="8132"/>
+            <w:tcBorders>
+              <w:top w:val="single" w:color="BFC7D5" w:sz="4"/>
+              <w:left w:val="single" w:color="BFC7D5" w:sz="4"/>
+              <w:bottom w:val="single" w:color="BFC7D5" w:sz="4"/>
+              <w:right w:val="single" w:color="BFC7D5" w:sz="4"/>
+            </w:tcBorders>
+            <w:shd w:fill="FFFFFF" w:color="auto" w:val="clear"/>
+            <w:tcMar>
+              <w:top w:type="dxa" w:w="60"/>
+              <w:left w:type="dxa" w:w="90"/>
+              <w:bottom w:type="dxa" w:w="60"/>
+              <w:right w:type="dxa" w:w="90"/>
+            </w:tcMar>
+          </w:tcPr>
+          <w:p>
+            <w:pPr>
+              <w:jc w:val="left"/>
+            </w:pPr>
+            <w:r>
+              <w:rPr>
+                <w:sz w:val="18"/>
+                <w:szCs w:val="18"/>
+              </w:rPr>
+              <w:t xml:space="preserve">π_k never leaves the client.</w:t>
+            </w:r>
+          </w:p>
+        </w:tc>
+      </w:tr>
+      <w:tr>
+        <w:tc>
+          <w:tcPr>
+            <w:tcW w:type="dxa" w:w="1506"/>
+            <w:tcBorders>
+              <w:top w:val="single" w:color="BFC7D5" w:sz="4"/>
+              <w:left w:val="single" w:color="BFC7D5" w:sz="4"/>
+              <w:bottom w:val="single" w:color="BFC7D5" w:sz="4"/>
+              <w:right w:val="single" w:color="BFC7D5" w:sz="4"/>
+            </w:tcBorders>
+            <w:shd w:fill="F7F9FC" w:color="auto" w:val="clear"/>
+            <w:tcMar>
+              <w:top w:type="dxa" w:w="60"/>
+              <w:left w:type="dxa" w:w="90"/>
+              <w:bottom w:type="dxa" w:w="60"/>
+              <w:right w:type="dxa" w:w="90"/>
+            </w:tcMar>
+          </w:tcPr>
+          <w:p>
+            <w:pPr>
+              <w:jc w:val="left"/>
+            </w:pPr>
+            <w:r>
+              <w:rPr>
+                <w:b/>
+                <w:bCs/>
+                <w:sz w:val="18"/>
+                <w:szCs w:val="18"/>
+              </w:rPr>
+              <w:t xml:space="preserve">Source</w:t>
+            </w:r>
+          </w:p>
+        </w:tc>
+        <w:tc>
+          <w:tcPr>
+            <w:tcW w:type="dxa" w:w="8132"/>
+            <w:tcBorders>
+              <w:top w:val="single" w:color="BFC7D5" w:sz="4"/>
+              <w:left w:val="single" w:color="BFC7D5" w:sz="4"/>
+              <w:bottom w:val="single" w:color="BFC7D5" w:sz="4"/>
+              <w:right w:val="single" w:color="BFC7D5" w:sz="4"/>
+            </w:tcBorders>
+            <w:shd w:fill="F7F9FC" w:color="auto" w:val="clear"/>
+            <w:tcMar>
+              <w:top w:type="dxa" w:w="60"/>
+              <w:left w:type="dxa" w:w="90"/>
+              <w:bottom w:type="dxa" w:w="60"/>
+              <w:right w:type="dxa" w:w="90"/>
+            </w:tcMar>
+          </w:tcPr>
+          <w:p>
+            <w:pPr>
+              <w:jc w:val="left"/>
+            </w:pPr>
+            <w:r>
+              <w:rPr>
+                <w:sz w:val="18"/>
+                <w:szCs w:val="18"/>
+              </w:rPr>
+              <w:t xml:space="preserve">Logit adjustment (Menon et al., ICLR 2021); FedLC (Zhang et al., ICML 2022).</w:t>
+            </w:r>
+          </w:p>
+        </w:tc>
+      </w:tr>
+    </w:tbl>
+    <w:p>
+      <w:pPr>
+        <w:spacing w:after="160"/>
+      </w:pPr>
+    </w:p>
+    <w:p>
+      <w:pPr>
+        <w:spacing w:after="120" w:before="80"/>
+        <w:jc w:val="center"/>
+      </w:pPr>
+      <w:r>
+        <w:drawing>
+          <wp:inline distT="0" distB="0" distL="0" distR="0">
+            <wp:extent cx="2466975" cy="533400"/>
+            <wp:effectExtent t="0" r="0" b="0" l="0"/>
+            <wp:docPr id="25" name="eq_la" descr="equation" title="eq_la"/>
+            <wp:cNvGraphicFramePr>
+              <a:graphicFrameLocks xmlns:a="http://schemas.openxmlformats.org/drawingml/2006/main" noChangeAspect="1"/>
+            </wp:cNvGraphicFramePr>
+            <a:graphic xmlns:a="http://schemas.openxmlformats.org/drawingml/2006/main">
+              <a:graphicData uri="http://schemas.openxmlformats.org/drawingml/2006/picture">
+                <pic:pic xmlns:pic="http://schemas.openxmlformats.org/drawingml/2006/picture">
+                  <pic:nvPicPr>
+                    <pic:cNvPr id="0" name="" descr=""/>
+                    <pic:cNvPicPr>
+                      <a:picLocks noChangeAspect="1" noChangeArrowheads="1"/>
+                    </pic:cNvPicPr>
+                  </pic:nvPicPr>
+                  <pic:blipFill>
+                    <a:blip r:embed="rId20" cstate="none"/>
+                    <a:srcRect/>
+                    <a:stretch>
+                      <a:fillRect/>
+                    </a:stretch>
+                  </pic:blipFill>
+                  <pic:spPr bwMode="auto">
+                    <a:xfrm>
+                      <a:off x="0" y="0"/>
+                      <a:ext cx="2466975" cy="533400"/>
+                    </a:xfrm>
+                    <a:prstGeom prst="rect">
+                      <a:avLst/>
+                    </a:prstGeom>
+                  </pic:spPr>
+                </pic:pic>
+              </a:graphicData>
+            </a:graphic>
+          </wp:inline>
+        </w:drawing>
+      </w:r>
+      <w:r>
+        <w:rPr>
+          <w:color w:val="5B6676"/>
+        </w:rPr>
+        <w:t xml:space="preserve">     (5)</w:t>
+      </w:r>
+    </w:p>
+    <w:p>
+      <w:pPr>
+        <w:pStyle w:val="Heading3"/>
+        <w:keepNext/>
+        <w:spacing w:after="80" w:before="180"/>
+      </w:pPr>
+      <w:r>
+        <w:t xml:space="preserve">(c) Why 10 fake epochs instead of GeFL-F's 1</w:t>
       </w:r>
     </w:p>
     <w:p>
@@ -8908,16 +14080,1935 @@
         <w:jc w:val="both"/>
       </w:pPr>
       <w:r>
-        <w:t xml:space="preserve">10 epochs on the corrected fake features with consensus labels (eq. 6), then 5 epochs on real features with the client-prior loss (eq. 5).</w:t>
+        <w:rPr>
+          <w:b/>
+          <w:bCs/>
+        </w:rPr>
+        <w:t xml:space="preserve">Proposition 5:</w:t>
+      </w:r>
+      <w:r>
+        <w:t xml:space="preserve"> more fake training helps only when the generator is faithful. Measured on MNIST (long tail): +1.7 with PC-VAE + MC + KH, +3.9 at 100 clients, but −0.05 with the original generator.</w:t>
+      </w:r>
+    </w:p>
+    <w:p>
+      <w:pPr>
+        <w:pStyle w:val="Heading3"/>
+        <w:keepNext/>
+        <w:spacing w:after="80" w:before="180"/>
+      </w:pPr>
+      <w:r>
+        <w:t xml:space="preserve">(d) Aggregation and test time</w:t>
+      </w:r>
+    </w:p>
+    <w:p>
+      <w:pPr>
+        <w:pStyle w:val="ListParagraph"/>
+        <w:numPr>
+          <w:ilvl w:val="0"/>
+          <w:numId w:val="2"/>
+        </w:numPr>
+        <w:spacing w:after="60" w:line="264"/>
+      </w:pPr>
+      <w:r>
+        <w:t xml:space="preserve">Heads are averaged only with heads of the </w:t>
+      </w:r>
+      <w:r>
+        <w:rPr>
+          <w:b/>
+          <w:bCs/>
+        </w:rPr>
+        <w:t xml:space="preserve">same architecture</w:t>
+      </w:r>
+      <w:r>
+        <w:t xml:space="preserve">, as in GeFL-F.</w:t>
+      </w:r>
+    </w:p>
+    <w:p>
+      <w:pPr>
+        <w:pStyle w:val="ListParagraph"/>
+        <w:numPr>
+          <w:ilvl w:val="0"/>
+          <w:numId w:val="2"/>
+        </w:numPr>
+        <w:spacing w:after="60" w:line="264"/>
+      </w:pPr>
+      <w:r>
+        <w:t xml:space="preserve">Test: image → frozen FE → 3×16×16 → the client's own head → 10 logits. No generator is needed.</w:t>
       </w:r>
     </w:p>
     <w:p>
       <w:pPr>
         <w:pStyle w:val="Heading2"/>
+        <w:keepNext/>
         <w:spacing w:after="120" w:before="240"/>
       </w:pPr>
       <w:r>
-        <w:t xml:space="preserve">4.4 What Ours-A adds to communication</w:t>
+        <w:t xml:space="preserve">4.7 How each step adds up (same seeds, long tail, balanced accuracy %)</w:t>
+      </w:r>
+    </w:p>
+    <w:tbl>
+      <w:tblPr>
+        <w:tblW w:type="dxa" w:w="9638"/>
+        <w:tblBorders>
+          <w:top w:val="single" w:color="auto" w:sz="4"/>
+          <w:left w:val="single" w:color="auto" w:sz="4"/>
+          <w:bottom w:val="single" w:color="auto" w:sz="4"/>
+          <w:right w:val="single" w:color="auto" w:sz="4"/>
+          <w:insideH w:val="single" w:color="auto" w:sz="4"/>
+          <w:insideV w:val="single" w:color="auto" w:sz="4"/>
+        </w:tblBorders>
+      </w:tblPr>
+      <w:tblGrid>
+        <w:gridCol w:w="3614"/>
+        <w:gridCol w:w="1205"/>
+        <w:gridCol w:w="1205"/>
+        <w:gridCol w:w="3614"/>
+      </w:tblGrid>
+      <w:tr>
+        <w:trPr>
+          <w:tblHeader/>
+        </w:trPr>
+        <w:tc>
+          <w:tcPr>
+            <w:tcW w:type="dxa" w:w="3614"/>
+            <w:tcBorders>
+              <w:top w:val="single" w:color="BFC7D5" w:sz="4"/>
+              <w:left w:val="single" w:color="BFC7D5" w:sz="4"/>
+              <w:bottom w:val="single" w:color="BFC7D5" w:sz="4"/>
+              <w:right w:val="single" w:color="BFC7D5" w:sz="4"/>
+            </w:tcBorders>
+            <w:shd w:fill="1C4E9A" w:color="auto" w:val="clear"/>
+            <w:tcMar>
+              <w:top w:type="dxa" w:w="60"/>
+              <w:left w:type="dxa" w:w="90"/>
+              <w:bottom w:type="dxa" w:w="60"/>
+              <w:right w:type="dxa" w:w="90"/>
+            </w:tcMar>
+          </w:tcPr>
+          <w:p>
+            <w:pPr>
+              <w:jc w:val="left"/>
+            </w:pPr>
+            <w:r>
+              <w:rPr>
+                <w:b/>
+                <w:bCs/>
+                <w:color w:val="FFFFFF"/>
+                <w:sz w:val="18"/>
+                <w:szCs w:val="18"/>
+              </w:rPr>
+              <w:t xml:space="preserve">Step</w:t>
+            </w:r>
+          </w:p>
+        </w:tc>
+        <w:tc>
+          <w:tcPr>
+            <w:tcW w:type="dxa" w:w="1205"/>
+            <w:tcBorders>
+              <w:top w:val="single" w:color="BFC7D5" w:sz="4"/>
+              <w:left w:val="single" w:color="BFC7D5" w:sz="4"/>
+              <w:bottom w:val="single" w:color="BFC7D5" w:sz="4"/>
+              <w:right w:val="single" w:color="BFC7D5" w:sz="4"/>
+            </w:tcBorders>
+            <w:shd w:fill="1C4E9A" w:color="auto" w:val="clear"/>
+            <w:tcMar>
+              <w:top w:type="dxa" w:w="60"/>
+              <w:left w:type="dxa" w:w="90"/>
+              <w:bottom w:type="dxa" w:w="60"/>
+              <w:right w:type="dxa" w:w="90"/>
+            </w:tcMar>
+          </w:tcPr>
+          <w:p>
+            <w:pPr>
+              <w:jc w:val="center"/>
+            </w:pPr>
+            <w:r>
+              <w:rPr>
+                <w:b/>
+                <w:bCs/>
+                <w:color w:val="FFFFFF"/>
+                <w:sz w:val="18"/>
+                <w:szCs w:val="18"/>
+              </w:rPr>
+              <w:t xml:space="preserve">MNIST</w:t>
+            </w:r>
+          </w:p>
+        </w:tc>
+        <w:tc>
+          <w:tcPr>
+            <w:tcW w:type="dxa" w:w="1205"/>
+            <w:tcBorders>
+              <w:top w:val="single" w:color="BFC7D5" w:sz="4"/>
+              <w:left w:val="single" w:color="BFC7D5" w:sz="4"/>
+              <w:bottom w:val="single" w:color="BFC7D5" w:sz="4"/>
+              <w:right w:val="single" w:color="BFC7D5" w:sz="4"/>
+            </w:tcBorders>
+            <w:shd w:fill="1C4E9A" w:color="auto" w:val="clear"/>
+            <w:tcMar>
+              <w:top w:type="dxa" w:w="60"/>
+              <w:left w:type="dxa" w:w="90"/>
+              <w:bottom w:type="dxa" w:w="60"/>
+              <w:right w:type="dxa" w:w="90"/>
+            </w:tcMar>
+          </w:tcPr>
+          <w:p>
+            <w:pPr>
+              <w:jc w:val="center"/>
+            </w:pPr>
+            <w:r>
+              <w:rPr>
+                <w:b/>
+                <w:bCs/>
+                <w:color w:val="FFFFFF"/>
+                <w:sz w:val="18"/>
+                <w:szCs w:val="18"/>
+              </w:rPr>
+              <w:t xml:space="preserve">FMNIST</w:t>
+            </w:r>
+          </w:p>
+        </w:tc>
+        <w:tc>
+          <w:tcPr>
+            <w:tcW w:type="dxa" w:w="3614"/>
+            <w:tcBorders>
+              <w:top w:val="single" w:color="BFC7D5" w:sz="4"/>
+              <w:left w:val="single" w:color="BFC7D5" w:sz="4"/>
+              <w:bottom w:val="single" w:color="BFC7D5" w:sz="4"/>
+              <w:right w:val="single" w:color="BFC7D5" w:sz="4"/>
+            </w:tcBorders>
+            <w:shd w:fill="1C4E9A" w:color="auto" w:val="clear"/>
+            <w:tcMar>
+              <w:top w:type="dxa" w:w="60"/>
+              <w:left w:type="dxa" w:w="90"/>
+              <w:bottom w:type="dxa" w:w="60"/>
+              <w:right w:type="dxa" w:w="90"/>
+            </w:tcMar>
+          </w:tcPr>
+          <w:p>
+            <w:pPr>
+              <w:jc w:val="center"/>
+            </w:pPr>
+            <w:r>
+              <w:rPr>
+                <w:b/>
+                <w:bCs/>
+                <w:color w:val="FFFFFF"/>
+                <w:sz w:val="18"/>
+                <w:szCs w:val="18"/>
+              </w:rPr>
+              <w:t xml:space="preserve">What it fixes</w:t>
+            </w:r>
+          </w:p>
+        </w:tc>
+      </w:tr>
+      <w:tr>
+        <w:tc>
+          <w:tcPr>
+            <w:tcW w:type="dxa" w:w="3614"/>
+            <w:tcBorders>
+              <w:top w:val="single" w:color="BFC7D5" w:sz="4"/>
+              <w:left w:val="single" w:color="BFC7D5" w:sz="4"/>
+              <w:bottom w:val="single" w:color="BFC7D5" w:sz="4"/>
+              <w:right w:val="single" w:color="BFC7D5" w:sz="4"/>
+            </w:tcBorders>
+            <w:shd w:fill="FFFFFF" w:color="auto" w:val="clear"/>
+            <w:tcMar>
+              <w:top w:type="dxa" w:w="60"/>
+              <w:left w:type="dxa" w:w="90"/>
+              <w:bottom w:type="dxa" w:w="60"/>
+              <w:right w:type="dxa" w:w="90"/>
+            </w:tcMar>
+          </w:tcPr>
+          <w:p>
+            <w:pPr>
+              <w:jc w:val="left"/>
+            </w:pPr>
+            <w:r>
+              <w:rPr>
+                <w:sz w:val="18"/>
+                <w:szCs w:val="18"/>
+              </w:rPr>
+              <w:t xml:space="preserve">GeFL-F</w:t>
+            </w:r>
+          </w:p>
+        </w:tc>
+        <w:tc>
+          <w:tcPr>
+            <w:tcW w:type="dxa" w:w="1205"/>
+            <w:tcBorders>
+              <w:top w:val="single" w:color="BFC7D5" w:sz="4"/>
+              <w:left w:val="single" w:color="BFC7D5" w:sz="4"/>
+              <w:bottom w:val="single" w:color="BFC7D5" w:sz="4"/>
+              <w:right w:val="single" w:color="BFC7D5" w:sz="4"/>
+            </w:tcBorders>
+            <w:shd w:fill="FFFFFF" w:color="auto" w:val="clear"/>
+            <w:tcMar>
+              <w:top w:type="dxa" w:w="60"/>
+              <w:left w:type="dxa" w:w="90"/>
+              <w:bottom w:type="dxa" w:w="60"/>
+              <w:right w:type="dxa" w:w="90"/>
+            </w:tcMar>
+          </w:tcPr>
+          <w:p>
+            <w:pPr>
+              <w:jc w:val="center"/>
+            </w:pPr>
+            <w:r>
+              <w:rPr>
+                <w:sz w:val="18"/>
+                <w:szCs w:val="18"/>
+              </w:rPr>
+              <w:t xml:space="preserve">75.25</w:t>
+            </w:r>
+          </w:p>
+        </w:tc>
+        <w:tc>
+          <w:tcPr>
+            <w:tcW w:type="dxa" w:w="1205"/>
+            <w:tcBorders>
+              <w:top w:val="single" w:color="BFC7D5" w:sz="4"/>
+              <w:left w:val="single" w:color="BFC7D5" w:sz="4"/>
+              <w:bottom w:val="single" w:color="BFC7D5" w:sz="4"/>
+              <w:right w:val="single" w:color="BFC7D5" w:sz="4"/>
+            </w:tcBorders>
+            <w:shd w:fill="FFFFFF" w:color="auto" w:val="clear"/>
+            <w:tcMar>
+              <w:top w:type="dxa" w:w="60"/>
+              <w:left w:type="dxa" w:w="90"/>
+              <w:bottom w:type="dxa" w:w="60"/>
+              <w:right w:type="dxa" w:w="90"/>
+            </w:tcMar>
+          </w:tcPr>
+          <w:p>
+            <w:pPr>
+              <w:jc w:val="center"/>
+            </w:pPr>
+            <w:r>
+              <w:rPr>
+                <w:sz w:val="18"/>
+                <w:szCs w:val="18"/>
+              </w:rPr>
+              <w:t xml:space="preserve">58.47</w:t>
+            </w:r>
+          </w:p>
+        </w:tc>
+        <w:tc>
+          <w:tcPr>
+            <w:tcW w:type="dxa" w:w="3614"/>
+            <w:tcBorders>
+              <w:top w:val="single" w:color="BFC7D5" w:sz="4"/>
+              <w:left w:val="single" w:color="BFC7D5" w:sz="4"/>
+              <w:bottom w:val="single" w:color="BFC7D5" w:sz="4"/>
+              <w:right w:val="single" w:color="BFC7D5" w:sz="4"/>
+            </w:tcBorders>
+            <w:shd w:fill="FFFFFF" w:color="auto" w:val="clear"/>
+            <w:tcMar>
+              <w:top w:type="dxa" w:w="60"/>
+              <w:left w:type="dxa" w:w="90"/>
+              <w:bottom w:type="dxa" w:w="60"/>
+              <w:right w:type="dxa" w:w="90"/>
+            </w:tcMar>
+          </w:tcPr>
+          <w:p>
+            <w:pPr>
+              <w:jc w:val="center"/>
+            </w:pPr>
+            <w:r>
+              <w:rPr>
+                <w:sz w:val="18"/>
+                <w:szCs w:val="18"/>
+              </w:rPr>
+              <w:t xml:space="preserve">—</w:t>
+            </w:r>
+          </w:p>
+        </w:tc>
+      </w:tr>
+      <w:tr>
+        <w:tc>
+          <w:tcPr>
+            <w:tcW w:type="dxa" w:w="3614"/>
+            <w:tcBorders>
+              <w:top w:val="single" w:color="BFC7D5" w:sz="4"/>
+              <w:left w:val="single" w:color="BFC7D5" w:sz="4"/>
+              <w:bottom w:val="single" w:color="BFC7D5" w:sz="4"/>
+              <w:right w:val="single" w:color="BFC7D5" w:sz="4"/>
+            </w:tcBorders>
+            <w:shd w:fill="F7F9FC" w:color="auto" w:val="clear"/>
+            <w:tcMar>
+              <w:top w:type="dxa" w:w="60"/>
+              <w:left w:type="dxa" w:w="90"/>
+              <w:bottom w:type="dxa" w:w="60"/>
+              <w:right w:type="dxa" w:w="90"/>
+            </w:tcMar>
+          </w:tcPr>
+          <w:p>
+            <w:pPr>
+              <w:jc w:val="left"/>
+            </w:pPr>
+            <w:r>
+              <w:rPr>
+                <w:sz w:val="18"/>
+                <w:szCs w:val="18"/>
+              </w:rPr>
+              <w:t xml:space="preserve">+ LA</w:t>
+            </w:r>
+          </w:p>
+        </w:tc>
+        <w:tc>
+          <w:tcPr>
+            <w:tcW w:type="dxa" w:w="1205"/>
+            <w:tcBorders>
+              <w:top w:val="single" w:color="BFC7D5" w:sz="4"/>
+              <w:left w:val="single" w:color="BFC7D5" w:sz="4"/>
+              <w:bottom w:val="single" w:color="BFC7D5" w:sz="4"/>
+              <w:right w:val="single" w:color="BFC7D5" w:sz="4"/>
+            </w:tcBorders>
+            <w:shd w:fill="F7F9FC" w:color="auto" w:val="clear"/>
+            <w:tcMar>
+              <w:top w:type="dxa" w:w="60"/>
+              <w:left w:type="dxa" w:w="90"/>
+              <w:bottom w:type="dxa" w:w="60"/>
+              <w:right w:type="dxa" w:w="90"/>
+            </w:tcMar>
+          </w:tcPr>
+          <w:p>
+            <w:pPr>
+              <w:jc w:val="center"/>
+            </w:pPr>
+            <w:r>
+              <w:rPr>
+                <w:sz w:val="18"/>
+                <w:szCs w:val="18"/>
+              </w:rPr>
+              <w:t xml:space="preserve">78.92</w:t>
+            </w:r>
+          </w:p>
+        </w:tc>
+        <w:tc>
+          <w:tcPr>
+            <w:tcW w:type="dxa" w:w="1205"/>
+            <w:tcBorders>
+              <w:top w:val="single" w:color="BFC7D5" w:sz="4"/>
+              <w:left w:val="single" w:color="BFC7D5" w:sz="4"/>
+              <w:bottom w:val="single" w:color="BFC7D5" w:sz="4"/>
+              <w:right w:val="single" w:color="BFC7D5" w:sz="4"/>
+            </w:tcBorders>
+            <w:shd w:fill="F7F9FC" w:color="auto" w:val="clear"/>
+            <w:tcMar>
+              <w:top w:type="dxa" w:w="60"/>
+              <w:left w:type="dxa" w:w="90"/>
+              <w:bottom w:type="dxa" w:w="60"/>
+              <w:right w:type="dxa" w:w="90"/>
+            </w:tcMar>
+          </w:tcPr>
+          <w:p>
+            <w:pPr>
+              <w:jc w:val="center"/>
+            </w:pPr>
+            <w:r>
+              <w:rPr>
+                <w:sz w:val="18"/>
+                <w:szCs w:val="18"/>
+              </w:rPr>
+              <w:t xml:space="preserve">64.78</w:t>
+            </w:r>
+          </w:p>
+        </w:tc>
+        <w:tc>
+          <w:tcPr>
+            <w:tcW w:type="dxa" w:w="3614"/>
+            <w:tcBorders>
+              <w:top w:val="single" w:color="BFC7D5" w:sz="4"/>
+              <w:left w:val="single" w:color="BFC7D5" w:sz="4"/>
+              <w:bottom w:val="single" w:color="BFC7D5" w:sz="4"/>
+              <w:right w:val="single" w:color="BFC7D5" w:sz="4"/>
+            </w:tcBorders>
+            <w:shd w:fill="F7F9FC" w:color="auto" w:val="clear"/>
+            <w:tcMar>
+              <w:top w:type="dxa" w:w="60"/>
+              <w:left w:type="dxa" w:w="90"/>
+              <w:bottom w:type="dxa" w:w="60"/>
+              <w:right w:type="dxa" w:w="90"/>
+            </w:tcMar>
+          </w:tcPr>
+          <w:p>
+            <w:pPr>
+              <w:jc w:val="center"/>
+            </w:pPr>
+            <w:r>
+              <w:rPr>
+                <w:sz w:val="18"/>
+                <w:szCs w:val="18"/>
+              </w:rPr>
+              <w:t xml:space="preserve">client's own class skew</w:t>
+            </w:r>
+          </w:p>
+        </w:tc>
+      </w:tr>
+      <w:tr>
+        <w:tc>
+          <w:tcPr>
+            <w:tcW w:type="dxa" w:w="3614"/>
+            <w:tcBorders>
+              <w:top w:val="single" w:color="BFC7D5" w:sz="4"/>
+              <w:left w:val="single" w:color="BFC7D5" w:sz="4"/>
+              <w:bottom w:val="single" w:color="BFC7D5" w:sz="4"/>
+              <w:right w:val="single" w:color="BFC7D5" w:sz="4"/>
+            </w:tcBorders>
+            <w:shd w:fill="FFFFFF" w:color="auto" w:val="clear"/>
+            <w:tcMar>
+              <w:top w:type="dxa" w:w="60"/>
+              <w:left w:type="dxa" w:w="90"/>
+              <w:bottom w:type="dxa" w:w="60"/>
+              <w:right w:type="dxa" w:w="90"/>
+            </w:tcMar>
+          </w:tcPr>
+          <w:p>
+            <w:pPr>
+              <w:jc w:val="left"/>
+            </w:pPr>
+            <w:r>
+              <w:rPr>
+                <w:sz w:val="18"/>
+                <w:szCs w:val="18"/>
+              </w:rPr>
+              <w:t xml:space="preserve">+ HWA (class rows averaged over holders)</w:t>
+            </w:r>
+          </w:p>
+        </w:tc>
+        <w:tc>
+          <w:tcPr>
+            <w:tcW w:type="dxa" w:w="1205"/>
+            <w:tcBorders>
+              <w:top w:val="single" w:color="BFC7D5" w:sz="4"/>
+              <w:left w:val="single" w:color="BFC7D5" w:sz="4"/>
+              <w:bottom w:val="single" w:color="BFC7D5" w:sz="4"/>
+              <w:right w:val="single" w:color="BFC7D5" w:sz="4"/>
+            </w:tcBorders>
+            <w:shd w:fill="FFFFFF" w:color="auto" w:val="clear"/>
+            <w:tcMar>
+              <w:top w:type="dxa" w:w="60"/>
+              <w:left w:type="dxa" w:w="90"/>
+              <w:bottom w:type="dxa" w:w="60"/>
+              <w:right w:type="dxa" w:w="90"/>
+            </w:tcMar>
+          </w:tcPr>
+          <w:p>
+            <w:pPr>
+              <w:jc w:val="center"/>
+            </w:pPr>
+            <w:r>
+              <w:rPr>
+                <w:sz w:val="18"/>
+                <w:szCs w:val="18"/>
+              </w:rPr>
+              <w:t xml:space="preserve">87.89</w:t>
+            </w:r>
+          </w:p>
+        </w:tc>
+        <w:tc>
+          <w:tcPr>
+            <w:tcW w:type="dxa" w:w="1205"/>
+            <w:tcBorders>
+              <w:top w:val="single" w:color="BFC7D5" w:sz="4"/>
+              <w:left w:val="single" w:color="BFC7D5" w:sz="4"/>
+              <w:bottom w:val="single" w:color="BFC7D5" w:sz="4"/>
+              <w:right w:val="single" w:color="BFC7D5" w:sz="4"/>
+            </w:tcBorders>
+            <w:shd w:fill="FFFFFF" w:color="auto" w:val="clear"/>
+            <w:tcMar>
+              <w:top w:type="dxa" w:w="60"/>
+              <w:left w:type="dxa" w:w="90"/>
+              <w:bottom w:type="dxa" w:w="60"/>
+              <w:right w:type="dxa" w:w="90"/>
+            </w:tcMar>
+          </w:tcPr>
+          <w:p>
+            <w:pPr>
+              <w:jc w:val="center"/>
+            </w:pPr>
+            <w:r>
+              <w:rPr>
+                <w:sz w:val="18"/>
+                <w:szCs w:val="18"/>
+              </w:rPr>
+              <w:t xml:space="preserve">76.02</w:t>
+            </w:r>
+          </w:p>
+        </w:tc>
+        <w:tc>
+          <w:tcPr>
+            <w:tcW w:type="dxa" w:w="3614"/>
+            <w:tcBorders>
+              <w:top w:val="single" w:color="BFC7D5" w:sz="4"/>
+              <w:left w:val="single" w:color="BFC7D5" w:sz="4"/>
+              <w:bottom w:val="single" w:color="BFC7D5" w:sz="4"/>
+              <w:right w:val="single" w:color="BFC7D5" w:sz="4"/>
+            </w:tcBorders>
+            <w:shd w:fill="FFFFFF" w:color="auto" w:val="clear"/>
+            <w:tcMar>
+              <w:top w:type="dxa" w:w="60"/>
+              <w:left w:type="dxa" w:w="90"/>
+              <w:bottom w:type="dxa" w:w="60"/>
+              <w:right w:type="dxa" w:w="90"/>
+            </w:tcMar>
+          </w:tcPr>
+          <w:p>
+            <w:pPr>
+              <w:jc w:val="center"/>
+            </w:pPr>
+            <w:r>
+              <w:rPr>
+                <w:sz w:val="18"/>
+                <w:szCs w:val="18"/>
+              </w:rPr>
+              <w:t xml:space="preserve">rare rows no longer pulled down</w:t>
+            </w:r>
+          </w:p>
+        </w:tc>
+      </w:tr>
+      <w:tr>
+        <w:tc>
+          <w:tcPr>
+            <w:tcW w:type="dxa" w:w="3614"/>
+            <w:tcBorders>
+              <w:top w:val="single" w:color="BFC7D5" w:sz="4"/>
+              <w:left w:val="single" w:color="BFC7D5" w:sz="4"/>
+              <w:bottom w:val="single" w:color="BFC7D5" w:sz="4"/>
+              <w:right w:val="single" w:color="BFC7D5" w:sz="4"/>
+            </w:tcBorders>
+            <w:shd w:fill="F7F9FC" w:color="auto" w:val="clear"/>
+            <w:tcMar>
+              <w:top w:type="dxa" w:w="60"/>
+              <w:left w:type="dxa" w:w="90"/>
+              <w:bottom w:type="dxa" w:w="60"/>
+              <w:right w:type="dxa" w:w="90"/>
+            </w:tcMar>
+          </w:tcPr>
+          <w:p>
+            <w:pPr>
+              <w:jc w:val="left"/>
+            </w:pPr>
+            <w:r>
+              <w:rPr>
+                <w:sz w:val="18"/>
+                <w:szCs w:val="18"/>
+              </w:rPr>
+              <w:t xml:space="preserve">+ CSL</w:t>
+            </w:r>
+          </w:p>
+        </w:tc>
+        <w:tc>
+          <w:tcPr>
+            <w:tcW w:type="dxa" w:w="1205"/>
+            <w:tcBorders>
+              <w:top w:val="single" w:color="BFC7D5" w:sz="4"/>
+              <w:left w:val="single" w:color="BFC7D5" w:sz="4"/>
+              <w:bottom w:val="single" w:color="BFC7D5" w:sz="4"/>
+              <w:right w:val="single" w:color="BFC7D5" w:sz="4"/>
+            </w:tcBorders>
+            <w:shd w:fill="F7F9FC" w:color="auto" w:val="clear"/>
+            <w:tcMar>
+              <w:top w:type="dxa" w:w="60"/>
+              <w:left w:type="dxa" w:w="90"/>
+              <w:bottom w:type="dxa" w:w="60"/>
+              <w:right w:type="dxa" w:w="90"/>
+            </w:tcMar>
+          </w:tcPr>
+          <w:p>
+            <w:pPr>
+              <w:jc w:val="center"/>
+            </w:pPr>
+            <w:r>
+              <w:rPr>
+                <w:sz w:val="18"/>
+                <w:szCs w:val="18"/>
+              </w:rPr>
+              <w:t xml:space="preserve">90.40</w:t>
+            </w:r>
+          </w:p>
+        </w:tc>
+        <w:tc>
+          <w:tcPr>
+            <w:tcW w:type="dxa" w:w="1205"/>
+            <w:tcBorders>
+              <w:top w:val="single" w:color="BFC7D5" w:sz="4"/>
+              <w:left w:val="single" w:color="BFC7D5" w:sz="4"/>
+              <w:bottom w:val="single" w:color="BFC7D5" w:sz="4"/>
+              <w:right w:val="single" w:color="BFC7D5" w:sz="4"/>
+            </w:tcBorders>
+            <w:shd w:fill="F7F9FC" w:color="auto" w:val="clear"/>
+            <w:tcMar>
+              <w:top w:type="dxa" w:w="60"/>
+              <w:left w:type="dxa" w:w="90"/>
+              <w:bottom w:type="dxa" w:w="60"/>
+              <w:right w:type="dxa" w:w="90"/>
+            </w:tcMar>
+          </w:tcPr>
+          <w:p>
+            <w:pPr>
+              <w:jc w:val="center"/>
+            </w:pPr>
+            <w:r>
+              <w:rPr>
+                <w:sz w:val="18"/>
+                <w:szCs w:val="18"/>
+              </w:rPr>
+              <w:t xml:space="preserve">76.60</w:t>
+            </w:r>
+          </w:p>
+        </w:tc>
+        <w:tc>
+          <w:tcPr>
+            <w:tcW w:type="dxa" w:w="3614"/>
+            <w:tcBorders>
+              <w:top w:val="single" w:color="BFC7D5" w:sz="4"/>
+              <w:left w:val="single" w:color="BFC7D5" w:sz="4"/>
+              <w:bottom w:val="single" w:color="BFC7D5" w:sz="4"/>
+              <w:right w:val="single" w:color="BFC7D5" w:sz="4"/>
+            </w:tcBorders>
+            <w:shd w:fill="F7F9FC" w:color="auto" w:val="clear"/>
+            <w:tcMar>
+              <w:top w:type="dxa" w:w="60"/>
+              <w:left w:type="dxa" w:w="90"/>
+              <w:bottom w:type="dxa" w:w="60"/>
+              <w:right w:type="dxa" w:w="90"/>
+            </w:tcMar>
+          </w:tcPr>
+          <w:p>
+            <w:pPr>
+              <w:jc w:val="center"/>
+            </w:pPr>
+            <w:r>
+              <w:rPr>
+                <w:sz w:val="18"/>
+                <w:szCs w:val="18"/>
+              </w:rPr>
+              <w:t xml:space="preserve">better labels on fake features</w:t>
+            </w:r>
+          </w:p>
+        </w:tc>
+      </w:tr>
+      <w:tr>
+        <w:tc>
+          <w:tcPr>
+            <w:tcW w:type="dxa" w:w="3614"/>
+            <w:tcBorders>
+              <w:top w:val="single" w:color="BFC7D5" w:sz="4"/>
+              <w:left w:val="single" w:color="BFC7D5" w:sz="4"/>
+              <w:bottom w:val="single" w:color="BFC7D5" w:sz="4"/>
+              <w:right w:val="single" w:color="BFC7D5" w:sz="4"/>
+            </w:tcBorders>
+            <w:shd w:fill="FFFFFF" w:color="auto" w:val="clear"/>
+            <w:tcMar>
+              <w:top w:type="dxa" w:w="60"/>
+              <w:left w:type="dxa" w:w="90"/>
+              <w:bottom w:type="dxa" w:w="60"/>
+              <w:right w:type="dxa" w:w="90"/>
+            </w:tcMar>
+          </w:tcPr>
+          <w:p>
+            <w:pPr>
+              <w:jc w:val="left"/>
+            </w:pPr>
+            <w:r>
+              <w:rPr>
+                <w:sz w:val="18"/>
+                <w:szCs w:val="18"/>
+              </w:rPr>
+              <w:t xml:space="preserve">PC-VAE replaces HWA</w:t>
+            </w:r>
+          </w:p>
+        </w:tc>
+        <w:tc>
+          <w:tcPr>
+            <w:tcW w:type="dxa" w:w="1205"/>
+            <w:tcBorders>
+              <w:top w:val="single" w:color="BFC7D5" w:sz="4"/>
+              <w:left w:val="single" w:color="BFC7D5" w:sz="4"/>
+              <w:bottom w:val="single" w:color="BFC7D5" w:sz="4"/>
+              <w:right w:val="single" w:color="BFC7D5" w:sz="4"/>
+            </w:tcBorders>
+            <w:shd w:fill="FFFFFF" w:color="auto" w:val="clear"/>
+            <w:tcMar>
+              <w:top w:type="dxa" w:w="60"/>
+              <w:left w:type="dxa" w:w="90"/>
+              <w:bottom w:type="dxa" w:w="60"/>
+              <w:right w:type="dxa" w:w="90"/>
+            </w:tcMar>
+          </w:tcPr>
+          <w:p>
+            <w:pPr>
+              <w:jc w:val="center"/>
+            </w:pPr>
+            <w:r>
+              <w:rPr>
+                <w:sz w:val="18"/>
+                <w:szCs w:val="18"/>
+              </w:rPr>
+              <w:t xml:space="preserve">90.75</w:t>
+            </w:r>
+          </w:p>
+        </w:tc>
+        <w:tc>
+          <w:tcPr>
+            <w:tcW w:type="dxa" w:w="1205"/>
+            <w:tcBorders>
+              <w:top w:val="single" w:color="BFC7D5" w:sz="4"/>
+              <w:left w:val="single" w:color="BFC7D5" w:sz="4"/>
+              <w:bottom w:val="single" w:color="BFC7D5" w:sz="4"/>
+              <w:right w:val="single" w:color="BFC7D5" w:sz="4"/>
+            </w:tcBorders>
+            <w:shd w:fill="FFFFFF" w:color="auto" w:val="clear"/>
+            <w:tcMar>
+              <w:top w:type="dxa" w:w="60"/>
+              <w:left w:type="dxa" w:w="90"/>
+              <w:bottom w:type="dxa" w:w="60"/>
+              <w:right w:type="dxa" w:w="90"/>
+            </w:tcMar>
+          </w:tcPr>
+          <w:p>
+            <w:pPr>
+              <w:jc w:val="center"/>
+            </w:pPr>
+            <w:r>
+              <w:rPr>
+                <w:sz w:val="18"/>
+                <w:szCs w:val="18"/>
+              </w:rPr>
+              <w:t xml:space="preserve">75.96</w:t>
+            </w:r>
+          </w:p>
+        </w:tc>
+        <w:tc>
+          <w:tcPr>
+            <w:tcW w:type="dxa" w:w="3614"/>
+            <w:tcBorders>
+              <w:top w:val="single" w:color="BFC7D5" w:sz="4"/>
+              <w:left w:val="single" w:color="BFC7D5" w:sz="4"/>
+              <w:bottom w:val="single" w:color="BFC7D5" w:sz="4"/>
+              <w:right w:val="single" w:color="BFC7D5" w:sz="4"/>
+            </w:tcBorders>
+            <w:shd w:fill="FFFFFF" w:color="auto" w:val="clear"/>
+            <w:tcMar>
+              <w:top w:type="dxa" w:w="60"/>
+              <w:left w:type="dxa" w:w="90"/>
+              <w:bottom w:type="dxa" w:w="60"/>
+              <w:right w:type="dxa" w:w="90"/>
+            </w:tcMar>
+          </w:tcPr>
+          <w:p>
+            <w:pPr>
+              <w:jc w:val="center"/>
+            </w:pPr>
+            <w:r>
+              <w:rPr>
+                <w:sz w:val="18"/>
+                <w:szCs w:val="18"/>
+              </w:rPr>
+              <w:t xml:space="preserve">no class rows at all</w:t>
+            </w:r>
+          </w:p>
+        </w:tc>
+      </w:tr>
+      <w:tr>
+        <w:tc>
+          <w:tcPr>
+            <w:tcW w:type="dxa" w:w="3614"/>
+            <w:tcBorders>
+              <w:top w:val="single" w:color="BFC7D5" w:sz="4"/>
+              <w:left w:val="single" w:color="BFC7D5" w:sz="4"/>
+              <w:bottom w:val="single" w:color="BFC7D5" w:sz="4"/>
+              <w:right w:val="single" w:color="BFC7D5" w:sz="4"/>
+            </w:tcBorders>
+            <w:shd w:fill="F7F9FC" w:color="auto" w:val="clear"/>
+            <w:tcMar>
+              <w:top w:type="dxa" w:w="60"/>
+              <w:left w:type="dxa" w:w="90"/>
+              <w:bottom w:type="dxa" w:w="60"/>
+              <w:right w:type="dxa" w:w="90"/>
+            </w:tcMar>
+          </w:tcPr>
+          <w:p>
+            <w:pPr>
+              <w:jc w:val="left"/>
+            </w:pPr>
+            <w:r>
+              <w:rPr>
+                <w:sz w:val="18"/>
+                <w:szCs w:val="18"/>
+              </w:rPr>
+              <w:t xml:space="preserve">+ MC</w:t>
+            </w:r>
+          </w:p>
+        </w:tc>
+        <w:tc>
+          <w:tcPr>
+            <w:tcW w:type="dxa" w:w="1205"/>
+            <w:tcBorders>
+              <w:top w:val="single" w:color="BFC7D5" w:sz="4"/>
+              <w:left w:val="single" w:color="BFC7D5" w:sz="4"/>
+              <w:bottom w:val="single" w:color="BFC7D5" w:sz="4"/>
+              <w:right w:val="single" w:color="BFC7D5" w:sz="4"/>
+            </w:tcBorders>
+            <w:shd w:fill="F7F9FC" w:color="auto" w:val="clear"/>
+            <w:tcMar>
+              <w:top w:type="dxa" w:w="60"/>
+              <w:left w:type="dxa" w:w="90"/>
+              <w:bottom w:type="dxa" w:w="60"/>
+              <w:right w:type="dxa" w:w="90"/>
+            </w:tcMar>
+          </w:tcPr>
+          <w:p>
+            <w:pPr>
+              <w:jc w:val="center"/>
+            </w:pPr>
+            <w:r>
+              <w:rPr>
+                <w:sz w:val="18"/>
+                <w:szCs w:val="18"/>
+              </w:rPr>
+              <w:t xml:space="preserve">92.31</w:t>
+            </w:r>
+          </w:p>
+        </w:tc>
+        <w:tc>
+          <w:tcPr>
+            <w:tcW w:type="dxa" w:w="1205"/>
+            <w:tcBorders>
+              <w:top w:val="single" w:color="BFC7D5" w:sz="4"/>
+              <w:left w:val="single" w:color="BFC7D5" w:sz="4"/>
+              <w:bottom w:val="single" w:color="BFC7D5" w:sz="4"/>
+              <w:right w:val="single" w:color="BFC7D5" w:sz="4"/>
+            </w:tcBorders>
+            <w:shd w:fill="F7F9FC" w:color="auto" w:val="clear"/>
+            <w:tcMar>
+              <w:top w:type="dxa" w:w="60"/>
+              <w:left w:type="dxa" w:w="90"/>
+              <w:bottom w:type="dxa" w:w="60"/>
+              <w:right w:type="dxa" w:w="90"/>
+            </w:tcMar>
+          </w:tcPr>
+          <w:p>
+            <w:pPr>
+              <w:jc w:val="center"/>
+            </w:pPr>
+            <w:r>
+              <w:rPr>
+                <w:sz w:val="18"/>
+                <w:szCs w:val="18"/>
+              </w:rPr>
+              <w:t xml:space="preserve">77.56</w:t>
+            </w:r>
+          </w:p>
+        </w:tc>
+        <w:tc>
+          <w:tcPr>
+            <w:tcW w:type="dxa" w:w="3614"/>
+            <w:tcBorders>
+              <w:top w:val="single" w:color="BFC7D5" w:sz="4"/>
+              <w:left w:val="single" w:color="BFC7D5" w:sz="4"/>
+              <w:bottom w:val="single" w:color="BFC7D5" w:sz="4"/>
+              <w:right w:val="single" w:color="BFC7D5" w:sz="4"/>
+            </w:tcBorders>
+            <w:shd w:fill="F7F9FC" w:color="auto" w:val="clear"/>
+            <w:tcMar>
+              <w:top w:type="dxa" w:w="60"/>
+              <w:left w:type="dxa" w:w="90"/>
+              <w:bottom w:type="dxa" w:w="60"/>
+              <w:right w:type="dxa" w:w="90"/>
+            </w:tcMar>
+          </w:tcPr>
+          <w:p>
+            <w:pPr>
+              <w:jc w:val="center"/>
+            </w:pPr>
+            <w:r>
+              <w:rPr>
+                <w:sz w:val="18"/>
+                <w:szCs w:val="18"/>
+              </w:rPr>
+              <w:t xml:space="preserve">exact mean and spread</w:t>
+            </w:r>
+          </w:p>
+        </w:tc>
+      </w:tr>
+      <w:tr>
+        <w:tc>
+          <w:tcPr>
+            <w:tcW w:type="dxa" w:w="3614"/>
+            <w:tcBorders>
+              <w:top w:val="single" w:color="BFC7D5" w:sz="4"/>
+              <w:left w:val="single" w:color="BFC7D5" w:sz="4"/>
+              <w:bottom w:val="single" w:color="BFC7D5" w:sz="4"/>
+              <w:right w:val="single" w:color="BFC7D5" w:sz="4"/>
+            </w:tcBorders>
+            <w:shd w:fill="FFFFFF" w:color="auto" w:val="clear"/>
+            <w:tcMar>
+              <w:top w:type="dxa" w:w="60"/>
+              <w:left w:type="dxa" w:w="90"/>
+              <w:bottom w:type="dxa" w:w="60"/>
+              <w:right w:type="dxa" w:w="90"/>
+            </w:tcMar>
+          </w:tcPr>
+          <w:p>
+            <w:pPr>
+              <w:jc w:val="left"/>
+            </w:pPr>
+            <w:r>
+              <w:rPr>
+                <w:sz w:val="18"/>
+                <w:szCs w:val="18"/>
+              </w:rPr>
+              <w:t xml:space="preserve">+ KH</w:t>
+            </w:r>
+          </w:p>
+        </w:tc>
+        <w:tc>
+          <w:tcPr>
+            <w:tcW w:type="dxa" w:w="1205"/>
+            <w:tcBorders>
+              <w:top w:val="single" w:color="BFC7D5" w:sz="4"/>
+              <w:left w:val="single" w:color="BFC7D5" w:sz="4"/>
+              <w:bottom w:val="single" w:color="BFC7D5" w:sz="4"/>
+              <w:right w:val="single" w:color="BFC7D5" w:sz="4"/>
+            </w:tcBorders>
+            <w:shd w:fill="FFFFFF" w:color="auto" w:val="clear"/>
+            <w:tcMar>
+              <w:top w:type="dxa" w:w="60"/>
+              <w:left w:type="dxa" w:w="90"/>
+              <w:bottom w:type="dxa" w:w="60"/>
+              <w:right w:type="dxa" w:w="90"/>
+            </w:tcMar>
+          </w:tcPr>
+          <w:p>
+            <w:pPr>
+              <w:jc w:val="center"/>
+            </w:pPr>
+            <w:r>
+              <w:rPr>
+                <w:sz w:val="18"/>
+                <w:szCs w:val="18"/>
+              </w:rPr>
+              <w:t xml:space="preserve">93.11</w:t>
+            </w:r>
+          </w:p>
+        </w:tc>
+        <w:tc>
+          <w:tcPr>
+            <w:tcW w:type="dxa" w:w="1205"/>
+            <w:tcBorders>
+              <w:top w:val="single" w:color="BFC7D5" w:sz="4"/>
+              <w:left w:val="single" w:color="BFC7D5" w:sz="4"/>
+              <w:bottom w:val="single" w:color="BFC7D5" w:sz="4"/>
+              <w:right w:val="single" w:color="BFC7D5" w:sz="4"/>
+            </w:tcBorders>
+            <w:shd w:fill="FFFFFF" w:color="auto" w:val="clear"/>
+            <w:tcMar>
+              <w:top w:type="dxa" w:w="60"/>
+              <w:left w:type="dxa" w:w="90"/>
+              <w:bottom w:type="dxa" w:w="60"/>
+              <w:right w:type="dxa" w:w="90"/>
+            </w:tcMar>
+          </w:tcPr>
+          <w:p>
+            <w:pPr>
+              <w:jc w:val="center"/>
+            </w:pPr>
+            <w:r>
+              <w:rPr>
+                <w:sz w:val="18"/>
+                <w:szCs w:val="18"/>
+              </w:rPr>
+              <w:t xml:space="preserve">78.22</w:t>
+            </w:r>
+          </w:p>
+        </w:tc>
+        <w:tc>
+          <w:tcPr>
+            <w:tcW w:type="dxa" w:w="3614"/>
+            <w:tcBorders>
+              <w:top w:val="single" w:color="BFC7D5" w:sz="4"/>
+              <w:left w:val="single" w:color="BFC7D5" w:sz="4"/>
+              <w:bottom w:val="single" w:color="BFC7D5" w:sz="4"/>
+              <w:right w:val="single" w:color="BFC7D5" w:sz="4"/>
+            </w:tcBorders>
+            <w:shd w:fill="FFFFFF" w:color="auto" w:val="clear"/>
+            <w:tcMar>
+              <w:top w:type="dxa" w:w="60"/>
+              <w:left w:type="dxa" w:w="90"/>
+              <w:bottom w:type="dxa" w:w="60"/>
+              <w:right w:type="dxa" w:w="90"/>
+            </w:tcMar>
+          </w:tcPr>
+          <w:p>
+            <w:pPr>
+              <w:jc w:val="center"/>
+            </w:pPr>
+            <w:r>
+              <w:rPr>
+                <w:sz w:val="18"/>
+                <w:szCs w:val="18"/>
+              </w:rPr>
+              <w:t xml:space="preserve">fake ≈ real (low MMD)</w:t>
+            </w:r>
+          </w:p>
+        </w:tc>
+      </w:tr>
+      <w:tr>
+        <w:tc>
+          <w:tcPr>
+            <w:tcW w:type="dxa" w:w="3614"/>
+            <w:tcBorders>
+              <w:top w:val="single" w:color="BFC7D5" w:sz="4"/>
+              <w:left w:val="single" w:color="BFC7D5" w:sz="4"/>
+              <w:bottom w:val="single" w:color="BFC7D5" w:sz="4"/>
+              <w:right w:val="single" w:color="BFC7D5" w:sz="4"/>
+            </w:tcBorders>
+            <w:shd w:fill="DCEBFF" w:color="auto" w:val="clear"/>
+            <w:tcMar>
+              <w:top w:type="dxa" w:w="60"/>
+              <w:left w:type="dxa" w:w="90"/>
+              <w:bottom w:type="dxa" w:w="60"/>
+              <w:right w:type="dxa" w:w="90"/>
+            </w:tcMar>
+          </w:tcPr>
+          <w:p>
+            <w:pPr>
+              <w:jc w:val="left"/>
+            </w:pPr>
+            <w:r>
+              <w:rPr>
+                <w:sz w:val="18"/>
+                <w:szCs w:val="18"/>
+              </w:rPr>
+              <w:t xml:space="preserve">+ T_s = 10  = </w:t>
+            </w:r>
+            <w:r>
+              <w:rPr>
+                <w:b/>
+                <w:bCs/>
+                <w:sz w:val="18"/>
+                <w:szCs w:val="18"/>
+              </w:rPr>
+              <w:t xml:space="preserve">Ours-A</w:t>
+            </w:r>
+          </w:p>
+        </w:tc>
+        <w:tc>
+          <w:tcPr>
+            <w:tcW w:type="dxa" w:w="1205"/>
+            <w:tcBorders>
+              <w:top w:val="single" w:color="BFC7D5" w:sz="4"/>
+              <w:left w:val="single" w:color="BFC7D5" w:sz="4"/>
+              <w:bottom w:val="single" w:color="BFC7D5" w:sz="4"/>
+              <w:right w:val="single" w:color="BFC7D5" w:sz="4"/>
+            </w:tcBorders>
+            <w:shd w:fill="DCEBFF" w:color="auto" w:val="clear"/>
+            <w:tcMar>
+              <w:top w:type="dxa" w:w="60"/>
+              <w:left w:type="dxa" w:w="90"/>
+              <w:bottom w:type="dxa" w:w="60"/>
+              <w:right w:type="dxa" w:w="90"/>
+            </w:tcMar>
+          </w:tcPr>
+          <w:p>
+            <w:pPr>
+              <w:jc w:val="center"/>
+            </w:pPr>
+            <w:r>
+              <w:rPr>
+                <w:b/>
+                <w:bCs/>
+                <w:sz w:val="18"/>
+                <w:szCs w:val="18"/>
+              </w:rPr>
+              <w:t xml:space="preserve">94.82</w:t>
+            </w:r>
+          </w:p>
+        </w:tc>
+        <w:tc>
+          <w:tcPr>
+            <w:tcW w:type="dxa" w:w="1205"/>
+            <w:tcBorders>
+              <w:top w:val="single" w:color="BFC7D5" w:sz="4"/>
+              <w:left w:val="single" w:color="BFC7D5" w:sz="4"/>
+              <w:bottom w:val="single" w:color="BFC7D5" w:sz="4"/>
+              <w:right w:val="single" w:color="BFC7D5" w:sz="4"/>
+            </w:tcBorders>
+            <w:shd w:fill="DCEBFF" w:color="auto" w:val="clear"/>
+            <w:tcMar>
+              <w:top w:type="dxa" w:w="60"/>
+              <w:left w:type="dxa" w:w="90"/>
+              <w:bottom w:type="dxa" w:w="60"/>
+              <w:right w:type="dxa" w:w="90"/>
+            </w:tcMar>
+          </w:tcPr>
+          <w:p>
+            <w:pPr>
+              <w:jc w:val="center"/>
+            </w:pPr>
+            <w:r>
+              <w:rPr>
+                <w:b/>
+                <w:bCs/>
+                <w:sz w:val="18"/>
+                <w:szCs w:val="18"/>
+              </w:rPr>
+              <w:t xml:space="preserve">79.67</w:t>
+            </w:r>
+          </w:p>
+        </w:tc>
+        <w:tc>
+          <w:tcPr>
+            <w:tcW w:type="dxa" w:w="3614"/>
+            <w:tcBorders>
+              <w:top w:val="single" w:color="BFC7D5" w:sz="4"/>
+              <w:left w:val="single" w:color="BFC7D5" w:sz="4"/>
+              <w:bottom w:val="single" w:color="BFC7D5" w:sz="4"/>
+              <w:right w:val="single" w:color="BFC7D5" w:sz="4"/>
+            </w:tcBorders>
+            <w:shd w:fill="DCEBFF" w:color="auto" w:val="clear"/>
+            <w:tcMar>
+              <w:top w:type="dxa" w:w="60"/>
+              <w:left w:type="dxa" w:w="90"/>
+              <w:bottom w:type="dxa" w:w="60"/>
+              <w:right w:type="dxa" w:w="90"/>
+            </w:tcMar>
+          </w:tcPr>
+          <w:p>
+            <w:pPr>
+              <w:jc w:val="center"/>
+            </w:pPr>
+            <w:r>
+              <w:rPr>
+                <w:sz w:val="18"/>
+                <w:szCs w:val="18"/>
+              </w:rPr>
+              <w:t xml:space="preserve">uses the now-faithful generator more</w:t>
+            </w:r>
+          </w:p>
+        </w:tc>
+      </w:tr>
+    </w:tbl>
+    <w:p>
+      <w:pPr>
+        <w:spacing w:after="160"/>
+      </w:pPr>
+    </w:p>
+    <w:p>
+      <w:pPr>
+        <w:pStyle w:val="Heading2"/>
+        <w:keepNext/>
+        <w:spacing w:after="120" w:before="240"/>
+      </w:pPr>
+      <w:r>
+        <w:t xml:space="preserve">4.8 Where each part comes from</w:t>
+      </w:r>
+    </w:p>
+    <w:tbl>
+      <w:tblPr>
+        <w:tblW w:type="dxa" w:w="9638"/>
+        <w:tblBorders>
+          <w:top w:val="single" w:color="auto" w:sz="4"/>
+          <w:left w:val="single" w:color="auto" w:sz="4"/>
+          <w:bottom w:val="single" w:color="auto" w:sz="4"/>
+          <w:right w:val="single" w:color="auto" w:sz="4"/>
+          <w:insideH w:val="single" w:color="auto" w:sz="4"/>
+          <w:insideV w:val="single" w:color="auto" w:sz="4"/>
+        </w:tblBorders>
+      </w:tblPr>
+      <w:tblGrid>
+        <w:gridCol w:w="2410"/>
+        <w:gridCol w:w="3815"/>
+        <w:gridCol w:w="3413"/>
+      </w:tblGrid>
+      <w:tr>
+        <w:trPr>
+          <w:tblHeader/>
+        </w:trPr>
+        <w:tc>
+          <w:tcPr>
+            <w:tcW w:type="dxa" w:w="2410"/>
+            <w:tcBorders>
+              <w:top w:val="single" w:color="BFC7D5" w:sz="4"/>
+              <w:left w:val="single" w:color="BFC7D5" w:sz="4"/>
+              <w:bottom w:val="single" w:color="BFC7D5" w:sz="4"/>
+              <w:right w:val="single" w:color="BFC7D5" w:sz="4"/>
+            </w:tcBorders>
+            <w:shd w:fill="1C4E9A" w:color="auto" w:val="clear"/>
+            <w:tcMar>
+              <w:top w:type="dxa" w:w="60"/>
+              <w:left w:type="dxa" w:w="90"/>
+              <w:bottom w:type="dxa" w:w="60"/>
+              <w:right w:type="dxa" w:w="90"/>
+            </w:tcMar>
+          </w:tcPr>
+          <w:p>
+            <w:pPr>
+              <w:jc w:val="left"/>
+            </w:pPr>
+            <w:r>
+              <w:rPr>
+                <w:b/>
+                <w:bCs/>
+                <w:color w:val="FFFFFF"/>
+                <w:sz w:val="18"/>
+                <w:szCs w:val="18"/>
+              </w:rPr>
+              <w:t xml:space="preserve">Part of Ours-A</w:t>
+            </w:r>
+          </w:p>
+        </w:tc>
+        <w:tc>
+          <w:tcPr>
+            <w:tcW w:type="dxa" w:w="3815"/>
+            <w:tcBorders>
+              <w:top w:val="single" w:color="BFC7D5" w:sz="4"/>
+              <w:left w:val="single" w:color="BFC7D5" w:sz="4"/>
+              <w:bottom w:val="single" w:color="BFC7D5" w:sz="4"/>
+              <w:right w:val="single" w:color="BFC7D5" w:sz="4"/>
+            </w:tcBorders>
+            <w:shd w:fill="1C4E9A" w:color="auto" w:val="clear"/>
+            <w:tcMar>
+              <w:top w:type="dxa" w:w="60"/>
+              <w:left w:type="dxa" w:w="90"/>
+              <w:bottom w:type="dxa" w:w="60"/>
+              <w:right w:type="dxa" w:w="90"/>
+            </w:tcMar>
+          </w:tcPr>
+          <w:p>
+            <w:pPr>
+              <w:jc w:val="center"/>
+            </w:pPr>
+            <w:r>
+              <w:rPr>
+                <w:b/>
+                <w:bCs/>
+                <w:color w:val="FFFFFF"/>
+                <w:sz w:val="18"/>
+                <w:szCs w:val="18"/>
+              </w:rPr>
+              <w:t xml:space="preserve">Source (research paper)</w:t>
+            </w:r>
+          </w:p>
+        </w:tc>
+        <w:tc>
+          <w:tcPr>
+            <w:tcW w:type="dxa" w:w="3413"/>
+            <w:tcBorders>
+              <w:top w:val="single" w:color="BFC7D5" w:sz="4"/>
+              <w:left w:val="single" w:color="BFC7D5" w:sz="4"/>
+              <w:bottom w:val="single" w:color="BFC7D5" w:sz="4"/>
+              <w:right w:val="single" w:color="BFC7D5" w:sz="4"/>
+            </w:tcBorders>
+            <w:shd w:fill="1C4E9A" w:color="auto" w:val="clear"/>
+            <w:tcMar>
+              <w:top w:type="dxa" w:w="60"/>
+              <w:left w:type="dxa" w:w="90"/>
+              <w:bottom w:type="dxa" w:w="60"/>
+              <w:right w:type="dxa" w:w="90"/>
+            </w:tcMar>
+          </w:tcPr>
+          <w:p>
+            <w:pPr>
+              <w:jc w:val="center"/>
+            </w:pPr>
+            <w:r>
+              <w:rPr>
+                <w:b/>
+                <w:bCs/>
+                <w:color w:val="FFFFFF"/>
+                <w:sz w:val="18"/>
+                <w:szCs w:val="18"/>
+              </w:rPr>
+              <w:t xml:space="preserve">What we use from it</w:t>
+            </w:r>
+          </w:p>
+        </w:tc>
+      </w:tr>
+      <w:tr>
+        <w:tc>
+          <w:tcPr>
+            <w:tcW w:type="dxa" w:w="2410"/>
+            <w:tcBorders>
+              <w:top w:val="single" w:color="BFC7D5" w:sz="4"/>
+              <w:left w:val="single" w:color="BFC7D5" w:sz="4"/>
+              <w:bottom w:val="single" w:color="BFC7D5" w:sz="4"/>
+              <w:right w:val="single" w:color="BFC7D5" w:sz="4"/>
+            </w:tcBorders>
+            <w:shd w:fill="FFFFFF" w:color="auto" w:val="clear"/>
+            <w:tcMar>
+              <w:top w:type="dxa" w:w="60"/>
+              <w:left w:type="dxa" w:w="90"/>
+              <w:bottom w:type="dxa" w:w="60"/>
+              <w:right w:type="dxa" w:w="90"/>
+            </w:tcMar>
+          </w:tcPr>
+          <w:p>
+            <w:pPr>
+              <w:jc w:val="left"/>
+            </w:pPr>
+            <w:r>
+              <w:rPr>
+                <w:sz w:val="18"/>
+                <w:szCs w:val="18"/>
+              </w:rPr>
+              <w:t xml:space="preserve">Class sums sent safely</w:t>
+            </w:r>
+          </w:p>
+        </w:tc>
+        <w:tc>
+          <w:tcPr>
+            <w:tcW w:type="dxa" w:w="3815"/>
+            <w:tcBorders>
+              <w:top w:val="single" w:color="BFC7D5" w:sz="4"/>
+              <w:left w:val="single" w:color="BFC7D5" w:sz="4"/>
+              <w:bottom w:val="single" w:color="BFC7D5" w:sz="4"/>
+              <w:right w:val="single" w:color="BFC7D5" w:sz="4"/>
+            </w:tcBorders>
+            <w:shd w:fill="FFFFFF" w:color="auto" w:val="clear"/>
+            <w:tcMar>
+              <w:top w:type="dxa" w:w="60"/>
+              <w:left w:type="dxa" w:w="90"/>
+              <w:bottom w:type="dxa" w:w="60"/>
+              <w:right w:type="dxa" w:w="90"/>
+            </w:tcMar>
+          </w:tcPr>
+          <w:p>
+            <w:pPr>
+              <w:jc w:val="center"/>
+            </w:pPr>
+            <w:r>
+              <w:rPr>
+                <w:sz w:val="18"/>
+                <w:szCs w:val="18"/>
+              </w:rPr>
+              <w:t xml:space="preserve">Bonawitz et al., Practical Secure Aggregation, ACM CCS 2017</w:t>
+            </w:r>
+          </w:p>
+        </w:tc>
+        <w:tc>
+          <w:tcPr>
+            <w:tcW w:type="dxa" w:w="3413"/>
+            <w:tcBorders>
+              <w:top w:val="single" w:color="BFC7D5" w:sz="4"/>
+              <w:left w:val="single" w:color="BFC7D5" w:sz="4"/>
+              <w:bottom w:val="single" w:color="BFC7D5" w:sz="4"/>
+              <w:right w:val="single" w:color="BFC7D5" w:sz="4"/>
+            </w:tcBorders>
+            <w:shd w:fill="FFFFFF" w:color="auto" w:val="clear"/>
+            <w:tcMar>
+              <w:top w:type="dxa" w:w="60"/>
+              <w:left w:type="dxa" w:w="90"/>
+              <w:bottom w:type="dxa" w:w="60"/>
+              <w:right w:type="dxa" w:w="90"/>
+            </w:tcMar>
+          </w:tcPr>
+          <w:p>
+            <w:pPr>
+              <w:jc w:val="center"/>
+            </w:pPr>
+            <w:r>
+              <w:rPr>
+                <w:sz w:val="18"/>
+                <w:szCs w:val="18"/>
+              </w:rPr>
+              <w:t xml:space="preserve">server gets only the total over clients</w:t>
+            </w:r>
+          </w:p>
+        </w:tc>
+      </w:tr>
+      <w:tr>
+        <w:tc>
+          <w:tcPr>
+            <w:tcW w:type="dxa" w:w="2410"/>
+            <w:tcBorders>
+              <w:top w:val="single" w:color="BFC7D5" w:sz="4"/>
+              <w:left w:val="single" w:color="BFC7D5" w:sz="4"/>
+              <w:bottom w:val="single" w:color="BFC7D5" w:sz="4"/>
+              <w:right w:val="single" w:color="BFC7D5" w:sz="4"/>
+            </w:tcBorders>
+            <w:shd w:fill="F7F9FC" w:color="auto" w:val="clear"/>
+            <w:tcMar>
+              <w:top w:type="dxa" w:w="60"/>
+              <w:left w:type="dxa" w:w="90"/>
+              <w:bottom w:type="dxa" w:w="60"/>
+              <w:right w:type="dxa" w:w="90"/>
+            </w:tcMar>
+          </w:tcPr>
+          <w:p>
+            <w:pPr>
+              <w:jc w:val="left"/>
+            </w:pPr>
+            <w:r>
+              <w:rPr>
+                <w:sz w:val="18"/>
+                <w:szCs w:val="18"/>
+              </w:rPr>
+              <w:t xml:space="preserve">Class mean as class identity</w:t>
+            </w:r>
+          </w:p>
+        </w:tc>
+        <w:tc>
+          <w:tcPr>
+            <w:tcW w:type="dxa" w:w="3815"/>
+            <w:tcBorders>
+              <w:top w:val="single" w:color="BFC7D5" w:sz="4"/>
+              <w:left w:val="single" w:color="BFC7D5" w:sz="4"/>
+              <w:bottom w:val="single" w:color="BFC7D5" w:sz="4"/>
+              <w:right w:val="single" w:color="BFC7D5" w:sz="4"/>
+            </w:tcBorders>
+            <w:shd w:fill="F7F9FC" w:color="auto" w:val="clear"/>
+            <w:tcMar>
+              <w:top w:type="dxa" w:w="60"/>
+              <w:left w:type="dxa" w:w="90"/>
+              <w:bottom w:type="dxa" w:w="60"/>
+              <w:right w:type="dxa" w:w="90"/>
+            </w:tcMar>
+          </w:tcPr>
+          <w:p>
+            <w:pPr>
+              <w:jc w:val="center"/>
+            </w:pPr>
+            <w:r>
+              <w:rPr>
+                <w:sz w:val="18"/>
+                <w:szCs w:val="18"/>
+              </w:rPr>
+              <w:t xml:space="preserve">Tan et al., FedProto, AAAI 2022</w:t>
+            </w:r>
+          </w:p>
+        </w:tc>
+        <w:tc>
+          <w:tcPr>
+            <w:tcW w:type="dxa" w:w="3413"/>
+            <w:tcBorders>
+              <w:top w:val="single" w:color="BFC7D5" w:sz="4"/>
+              <w:left w:val="single" w:color="BFC7D5" w:sz="4"/>
+              <w:bottom w:val="single" w:color="BFC7D5" w:sz="4"/>
+              <w:right w:val="single" w:color="BFC7D5" w:sz="4"/>
+            </w:tcBorders>
+            <w:shd w:fill="F7F9FC" w:color="auto" w:val="clear"/>
+            <w:tcMar>
+              <w:top w:type="dxa" w:w="60"/>
+              <w:left w:type="dxa" w:w="90"/>
+              <w:bottom w:type="dxa" w:w="60"/>
+              <w:right w:type="dxa" w:w="90"/>
+            </w:tcMar>
+          </w:tcPr>
+          <w:p>
+            <w:pPr>
+              <w:jc w:val="center"/>
+            </w:pPr>
+            <w:r>
+              <w:rPr>
+                <w:sz w:val="18"/>
+                <w:szCs w:val="18"/>
+              </w:rPr>
+              <w:t xml:space="preserve">class prototypes (means) as shared knowledge</w:t>
+            </w:r>
+          </w:p>
+        </w:tc>
+      </w:tr>
+      <w:tr>
+        <w:tc>
+          <w:tcPr>
+            <w:tcW w:type="dxa" w:w="2410"/>
+            <w:tcBorders>
+              <w:top w:val="single" w:color="BFC7D5" w:sz="4"/>
+              <w:left w:val="single" w:color="BFC7D5" w:sz="4"/>
+              <w:bottom w:val="single" w:color="BFC7D5" w:sz="4"/>
+              <w:right w:val="single" w:color="BFC7D5" w:sz="4"/>
+            </w:tcBorders>
+            <w:shd w:fill="FFFFFF" w:color="auto" w:val="clear"/>
+            <w:tcMar>
+              <w:top w:type="dxa" w:w="60"/>
+              <w:left w:type="dxa" w:w="90"/>
+              <w:bottom w:type="dxa" w:w="60"/>
+              <w:right w:type="dxa" w:w="90"/>
+            </w:tcMar>
+          </w:tcPr>
+          <w:p>
+            <w:pPr>
+              <w:jc w:val="left"/>
+            </w:pPr>
+            <w:r>
+              <w:rPr>
+                <w:sz w:val="18"/>
+                <w:szCs w:val="18"/>
+              </w:rPr>
+              <w:t xml:space="preserve">Moment fix (MC)</w:t>
+            </w:r>
+          </w:p>
+        </w:tc>
+        <w:tc>
+          <w:tcPr>
+            <w:tcW w:type="dxa" w:w="3815"/>
+            <w:tcBorders>
+              <w:top w:val="single" w:color="BFC7D5" w:sz="4"/>
+              <w:left w:val="single" w:color="BFC7D5" w:sz="4"/>
+              <w:bottom w:val="single" w:color="BFC7D5" w:sz="4"/>
+              <w:right w:val="single" w:color="BFC7D5" w:sz="4"/>
+            </w:tcBorders>
+            <w:shd w:fill="FFFFFF" w:color="auto" w:val="clear"/>
+            <w:tcMar>
+              <w:top w:type="dxa" w:w="60"/>
+              <w:left w:type="dxa" w:w="90"/>
+              <w:bottom w:type="dxa" w:w="60"/>
+              <w:right w:type="dxa" w:w="90"/>
+            </w:tcMar>
+          </w:tcPr>
+          <w:p>
+            <w:pPr>
+              <w:jc w:val="center"/>
+            </w:pPr>
+            <w:r>
+              <w:rPr>
+                <w:sz w:val="18"/>
+                <w:szCs w:val="18"/>
+              </w:rPr>
+              <w:t xml:space="preserve">Optimal transport, scalar case (Olkin and Pukelsheim 1982)</w:t>
+            </w:r>
+          </w:p>
+        </w:tc>
+        <w:tc>
+          <w:tcPr>
+            <w:tcW w:type="dxa" w:w="3413"/>
+            <w:tcBorders>
+              <w:top w:val="single" w:color="BFC7D5" w:sz="4"/>
+              <w:left w:val="single" w:color="BFC7D5" w:sz="4"/>
+              <w:bottom w:val="single" w:color="BFC7D5" w:sz="4"/>
+              <w:right w:val="single" w:color="BFC7D5" w:sz="4"/>
+            </w:tcBorders>
+            <w:shd w:fill="FFFFFF" w:color="auto" w:val="clear"/>
+            <w:tcMar>
+              <w:top w:type="dxa" w:w="60"/>
+              <w:left w:type="dxa" w:w="90"/>
+              <w:bottom w:type="dxa" w:w="60"/>
+              <w:right w:type="dxa" w:w="90"/>
+            </w:tcMar>
+          </w:tcPr>
+          <w:p>
+            <w:pPr>
+              <w:jc w:val="center"/>
+            </w:pPr>
+            <w:r>
+              <w:rPr>
+                <w:sz w:val="18"/>
+                <w:szCs w:val="18"/>
+              </w:rPr>
+              <w:t xml:space="preserve">smallest change that gives the exact mean and spread</w:t>
+            </w:r>
+          </w:p>
+        </w:tc>
+      </w:tr>
+      <w:tr>
+        <w:tc>
+          <w:tcPr>
+            <w:tcW w:type="dxa" w:w="2410"/>
+            <w:tcBorders>
+              <w:top w:val="single" w:color="BFC7D5" w:sz="4"/>
+              <w:left w:val="single" w:color="BFC7D5" w:sz="4"/>
+              <w:bottom w:val="single" w:color="BFC7D5" w:sz="4"/>
+              <w:right w:val="single" w:color="BFC7D5" w:sz="4"/>
+            </w:tcBorders>
+            <w:shd w:fill="F7F9FC" w:color="auto" w:val="clear"/>
+            <w:tcMar>
+              <w:top w:type="dxa" w:w="60"/>
+              <w:left w:type="dxa" w:w="90"/>
+              <w:bottom w:type="dxa" w:w="60"/>
+              <w:right w:type="dxa" w:w="90"/>
+            </w:tcMar>
+          </w:tcPr>
+          <w:p>
+            <w:pPr>
+              <w:jc w:val="left"/>
+            </w:pPr>
+            <w:r>
+              <w:rPr>
+                <w:sz w:val="18"/>
+                <w:szCs w:val="18"/>
+              </w:rPr>
+              <w:t xml:space="preserve">Fingerprint selection (KH)</w:t>
+            </w:r>
+          </w:p>
+        </w:tc>
+        <w:tc>
+          <w:tcPr>
+            <w:tcW w:type="dxa" w:w="3815"/>
+            <w:tcBorders>
+              <w:top w:val="single" w:color="BFC7D5" w:sz="4"/>
+              <w:left w:val="single" w:color="BFC7D5" w:sz="4"/>
+              <w:bottom w:val="single" w:color="BFC7D5" w:sz="4"/>
+              <w:right w:val="single" w:color="BFC7D5" w:sz="4"/>
+            </w:tcBorders>
+            <w:shd w:fill="F7F9FC" w:color="auto" w:val="clear"/>
+            <w:tcMar>
+              <w:top w:type="dxa" w:w="60"/>
+              <w:left w:type="dxa" w:w="90"/>
+              <w:bottom w:type="dxa" w:w="60"/>
+              <w:right w:type="dxa" w:w="90"/>
+            </w:tcMar>
+          </w:tcPr>
+          <w:p>
+            <w:pPr>
+              <w:jc w:val="center"/>
+            </w:pPr>
+            <w:r>
+              <w:rPr>
+                <w:sz w:val="18"/>
+                <w:szCs w:val="18"/>
+              </w:rPr>
+              <w:t xml:space="preserve">Chen, Welling and Smola, Kernel Herding, UAI 2010; Gretton et al., MMD, JMLR 2012</w:t>
+            </w:r>
+          </w:p>
+        </w:tc>
+        <w:tc>
+          <w:tcPr>
+            <w:tcW w:type="dxa" w:w="3413"/>
+            <w:tcBorders>
+              <w:top w:val="single" w:color="BFC7D5" w:sz="4"/>
+              <w:left w:val="single" w:color="BFC7D5" w:sz="4"/>
+              <w:bottom w:val="single" w:color="BFC7D5" w:sz="4"/>
+              <w:right w:val="single" w:color="BFC7D5" w:sz="4"/>
+            </w:tcBorders>
+            <w:shd w:fill="F7F9FC" w:color="auto" w:val="clear"/>
+            <w:tcMar>
+              <w:top w:type="dxa" w:w="60"/>
+              <w:left w:type="dxa" w:w="90"/>
+              <w:bottom w:type="dxa" w:w="60"/>
+              <w:right w:type="dxa" w:w="90"/>
+            </w:tcMar>
+          </w:tcPr>
+          <w:p>
+            <w:pPr>
+              <w:jc w:val="center"/>
+            </w:pPr>
+            <w:r>
+              <w:rPr>
+                <w:sz w:val="18"/>
+                <w:szCs w:val="18"/>
+              </w:rPr>
+              <w:t xml:space="preserve">pick samples whose average fingerprint matches the class</w:t>
+            </w:r>
+          </w:p>
+        </w:tc>
+      </w:tr>
+      <w:tr>
+        <w:tc>
+          <w:tcPr>
+            <w:tcW w:type="dxa" w:w="2410"/>
+            <w:tcBorders>
+              <w:top w:val="single" w:color="BFC7D5" w:sz="4"/>
+              <w:left w:val="single" w:color="BFC7D5" w:sz="4"/>
+              <w:bottom w:val="single" w:color="BFC7D5" w:sz="4"/>
+              <w:right w:val="single" w:color="BFC7D5" w:sz="4"/>
+            </w:tcBorders>
+            <w:shd w:fill="FFFFFF" w:color="auto" w:val="clear"/>
+            <w:tcMar>
+              <w:top w:type="dxa" w:w="60"/>
+              <w:left w:type="dxa" w:w="90"/>
+              <w:bottom w:type="dxa" w:w="60"/>
+              <w:right w:type="dxa" w:w="90"/>
+            </w:tcMar>
+          </w:tcPr>
+          <w:p>
+            <w:pPr>
+              <w:jc w:val="left"/>
+            </w:pPr>
+            <w:r>
+              <w:rPr>
+                <w:sz w:val="18"/>
+                <w:szCs w:val="18"/>
+              </w:rPr>
+              <w:t xml:space="preserve">Client-prior loss (LA)</w:t>
+            </w:r>
+          </w:p>
+        </w:tc>
+        <w:tc>
+          <w:tcPr>
+            <w:tcW w:type="dxa" w:w="3815"/>
+            <w:tcBorders>
+              <w:top w:val="single" w:color="BFC7D5" w:sz="4"/>
+              <w:left w:val="single" w:color="BFC7D5" w:sz="4"/>
+              <w:bottom w:val="single" w:color="BFC7D5" w:sz="4"/>
+              <w:right w:val="single" w:color="BFC7D5" w:sz="4"/>
+            </w:tcBorders>
+            <w:shd w:fill="FFFFFF" w:color="auto" w:val="clear"/>
+            <w:tcMar>
+              <w:top w:type="dxa" w:w="60"/>
+              <w:left w:type="dxa" w:w="90"/>
+              <w:bottom w:type="dxa" w:w="60"/>
+              <w:right w:type="dxa" w:w="90"/>
+            </w:tcMar>
+          </w:tcPr>
+          <w:p>
+            <w:pPr>
+              <w:jc w:val="center"/>
+            </w:pPr>
+            <w:r>
+              <w:rPr>
+                <w:sz w:val="18"/>
+                <w:szCs w:val="18"/>
+              </w:rPr>
+              <w:t xml:space="preserve">Menon et al., Logit Adjustment, ICLR 2021; Zhang et al., FedLC, ICML 2022</w:t>
+            </w:r>
+          </w:p>
+        </w:tc>
+        <w:tc>
+          <w:tcPr>
+            <w:tcW w:type="dxa" w:w="3413"/>
+            <w:tcBorders>
+              <w:top w:val="single" w:color="BFC7D5" w:sz="4"/>
+              <w:left w:val="single" w:color="BFC7D5" w:sz="4"/>
+              <w:bottom w:val="single" w:color="BFC7D5" w:sz="4"/>
+              <w:right w:val="single" w:color="BFC7D5" w:sz="4"/>
+            </w:tcBorders>
+            <w:shd w:fill="FFFFFF" w:color="auto" w:val="clear"/>
+            <w:tcMar>
+              <w:top w:type="dxa" w:w="60"/>
+              <w:left w:type="dxa" w:w="90"/>
+              <w:bottom w:type="dxa" w:w="60"/>
+              <w:right w:type="dxa" w:w="90"/>
+            </w:tcMar>
+          </w:tcPr>
+          <w:p>
+            <w:pPr>
+              <w:jc w:val="center"/>
+            </w:pPr>
+            <w:r>
+              <w:rPr>
+                <w:sz w:val="18"/>
+                <w:szCs w:val="18"/>
+              </w:rPr>
+              <w:t xml:space="preserve">loss that undoes a client's own class skew</w:t>
+            </w:r>
+          </w:p>
+        </w:tc>
+      </w:tr>
+      <w:tr>
+        <w:tc>
+          <w:tcPr>
+            <w:tcW w:type="dxa" w:w="2410"/>
+            <w:tcBorders>
+              <w:top w:val="single" w:color="BFC7D5" w:sz="4"/>
+              <w:left w:val="single" w:color="BFC7D5" w:sz="4"/>
+              <w:bottom w:val="single" w:color="BFC7D5" w:sz="4"/>
+              <w:right w:val="single" w:color="BFC7D5" w:sz="4"/>
+            </w:tcBorders>
+            <w:shd w:fill="F7F9FC" w:color="auto" w:val="clear"/>
+            <w:tcMar>
+              <w:top w:type="dxa" w:w="60"/>
+              <w:left w:type="dxa" w:w="90"/>
+              <w:bottom w:type="dxa" w:w="60"/>
+              <w:right w:type="dxa" w:w="90"/>
+            </w:tcMar>
+          </w:tcPr>
+          <w:p>
+            <w:pPr>
+              <w:jc w:val="left"/>
+            </w:pPr>
+            <w:r>
+              <w:rPr>
+                <w:sz w:val="18"/>
+                <w:szCs w:val="18"/>
+              </w:rPr>
+              <w:t xml:space="preserve">Consensus labels (CSL)</w:t>
+            </w:r>
+          </w:p>
+        </w:tc>
+        <w:tc>
+          <w:tcPr>
+            <w:tcW w:type="dxa" w:w="3815"/>
+            <w:tcBorders>
+              <w:top w:val="single" w:color="BFC7D5" w:sz="4"/>
+              <w:left w:val="single" w:color="BFC7D5" w:sz="4"/>
+              <w:bottom w:val="single" w:color="BFC7D5" w:sz="4"/>
+              <w:right w:val="single" w:color="BFC7D5" w:sz="4"/>
+            </w:tcBorders>
+            <w:shd w:fill="F7F9FC" w:color="auto" w:val="clear"/>
+            <w:tcMar>
+              <w:top w:type="dxa" w:w="60"/>
+              <w:left w:type="dxa" w:w="90"/>
+              <w:bottom w:type="dxa" w:w="60"/>
+              <w:right w:type="dxa" w:w="90"/>
+            </w:tcMar>
+          </w:tcPr>
+          <w:p>
+            <w:pPr>
+              <w:jc w:val="center"/>
+            </w:pPr>
+            <w:r>
+              <w:rPr>
+                <w:sz w:val="18"/>
+                <w:szCs w:val="18"/>
+              </w:rPr>
+              <w:t xml:space="preserve">Li and Wang, FedMD, 2019; Lin et al., FedDF, NeurIPS 2020</w:t>
+            </w:r>
+          </w:p>
+        </w:tc>
+        <w:tc>
+          <w:tcPr>
+            <w:tcW w:type="dxa" w:w="3413"/>
+            <w:tcBorders>
+              <w:top w:val="single" w:color="BFC7D5" w:sz="4"/>
+              <w:left w:val="single" w:color="BFC7D5" w:sz="4"/>
+              <w:bottom w:val="single" w:color="BFC7D5" w:sz="4"/>
+              <w:right w:val="single" w:color="BFC7D5" w:sz="4"/>
+            </w:tcBorders>
+            <w:shd w:fill="F7F9FC" w:color="auto" w:val="clear"/>
+            <w:tcMar>
+              <w:top w:type="dxa" w:w="60"/>
+              <w:left w:type="dxa" w:w="90"/>
+              <w:bottom w:type="dxa" w:w="60"/>
+              <w:right w:type="dxa" w:w="90"/>
+            </w:tcMar>
+          </w:tcPr>
+          <w:p>
+            <w:pPr>
+              <w:jc w:val="center"/>
+            </w:pPr>
+            <w:r>
+              <w:rPr>
+                <w:sz w:val="18"/>
+                <w:szCs w:val="18"/>
+              </w:rPr>
+              <w:t xml:space="preserve">average prediction of different models as soft label</w:t>
+            </w:r>
+          </w:p>
+        </w:tc>
+      </w:tr>
+    </w:tbl>
+    <w:p>
+      <w:pPr>
+        <w:spacing w:after="160"/>
+      </w:pPr>
+    </w:p>
+    <w:p>
+      <w:pPr>
+        <w:spacing w:after="120" w:line="276"/>
+        <w:jc w:val="both"/>
+      </w:pPr>
+      <w:r>
+        <w:rPr>
+          <w:b/>
+          <w:bCs/>
+        </w:rPr>
+        <w:t xml:space="preserve">What is new in Ours-A:</w:t>
+      </w:r>
+      <w:r>
+        <w:t xml:space="preserve"> taking class information from exact secure-aggregation sums instead of from FedAvg-trained weights, and using it in three places (generator input, moment fix, sample selection).</w:t>
+      </w:r>
+    </w:p>
+    <w:p>
+      <w:pPr>
+        <w:pStyle w:val="Heading2"/>
+        <w:keepNext/>
+        <w:spacing w:after="120" w:before="240"/>
+      </w:pPr>
+      <w:r>
+        <w:t xml:space="preserve">4.9 Communication and privacy</w:t>
       </w:r>
     </w:p>
     <w:tbl>
@@ -9346,7 +16437,7 @@
                 <w:sz w:val="18"/>
                 <w:szCs w:val="18"/>
               </w:rPr>
-              <w:t xml:space="preserve">Generator, extractor, heads</w:t>
+              <w:t xml:space="preserve">Generator</w:t>
             </w:r>
           </w:p>
         </w:tc>
@@ -9376,6 +16467,128 @@
                 <w:sz w:val="18"/>
                 <w:szCs w:val="18"/>
               </w:rPr>
+              <w:t xml:space="preserve">5.94 M params ≈ 23.7 MB (GeFL-F: 22 MB)</w:t>
+            </w:r>
+          </w:p>
+        </w:tc>
+        <w:tc>
+          <w:tcPr>
+            <w:tcW w:type="dxa" w:w="1606"/>
+            <w:tcBorders>
+              <w:top w:val="single" w:color="BFC7D5" w:sz="4"/>
+              <w:left w:val="single" w:color="BFC7D5" w:sz="4"/>
+              <w:bottom w:val="single" w:color="BFC7D5" w:sz="4"/>
+              <w:right w:val="single" w:color="BFC7D5" w:sz="4"/>
+            </w:tcBorders>
+            <w:shd w:fill="FFFFFF" w:color="auto" w:val="clear"/>
+            <w:tcMar>
+              <w:top w:type="dxa" w:w="60"/>
+              <w:left w:type="dxa" w:w="90"/>
+              <w:bottom w:type="dxa" w:w="60"/>
+              <w:right w:type="dxa" w:w="90"/>
+            </w:tcMar>
+          </w:tcPr>
+          <w:p>
+            <w:pPr>
+              <w:jc w:val="center"/>
+            </w:pPr>
+            <w:r>
+              <w:rPr>
+                <w:sz w:val="18"/>
+                <w:szCs w:val="18"/>
+              </w:rPr>
+              <w:t xml:space="preserve">each Stage-II round</w:t>
+            </w:r>
+          </w:p>
+        </w:tc>
+        <w:tc>
+          <w:tcPr>
+            <w:tcW w:type="dxa" w:w="1808"/>
+            <w:tcBorders>
+              <w:top w:val="single" w:color="BFC7D5" w:sz="4"/>
+              <w:left w:val="single" w:color="BFC7D5" w:sz="4"/>
+              <w:bottom w:val="single" w:color="BFC7D5" w:sz="4"/>
+              <w:right w:val="single" w:color="BFC7D5" w:sz="4"/>
+            </w:tcBorders>
+            <w:shd w:fill="FFFFFF" w:color="auto" w:val="clear"/>
+            <w:tcMar>
+              <w:top w:type="dxa" w:w="60"/>
+              <w:left w:type="dxa" w:w="90"/>
+              <w:bottom w:type="dxa" w:w="60"/>
+              <w:right w:type="dxa" w:w="90"/>
+            </w:tcMar>
+          </w:tcPr>
+          <w:p>
+            <w:pPr>
+              <w:jc w:val="center"/>
+            </w:pPr>
+            <w:r>
+              <w:rPr>
+                <w:sz w:val="18"/>
+                <w:szCs w:val="18"/>
+              </w:rPr>
+              <w:t xml:space="preserve">same as GeFL-F</w:t>
+            </w:r>
+          </w:p>
+        </w:tc>
+      </w:tr>
+      <w:tr>
+        <w:tc>
+          <w:tcPr>
+            <w:tcW w:type="dxa" w:w="3614"/>
+            <w:tcBorders>
+              <w:top w:val="single" w:color="BFC7D5" w:sz="4"/>
+              <w:left w:val="single" w:color="BFC7D5" w:sz="4"/>
+              <w:bottom w:val="single" w:color="BFC7D5" w:sz="4"/>
+              <w:right w:val="single" w:color="BFC7D5" w:sz="4"/>
+            </w:tcBorders>
+            <w:shd w:fill="F7F9FC" w:color="auto" w:val="clear"/>
+            <w:tcMar>
+              <w:top w:type="dxa" w:w="60"/>
+              <w:left w:type="dxa" w:w="90"/>
+              <w:bottom w:type="dxa" w:w="60"/>
+              <w:right w:type="dxa" w:w="90"/>
+            </w:tcMar>
+          </w:tcPr>
+          <w:p>
+            <w:pPr>
+              <w:jc w:val="left"/>
+            </w:pPr>
+            <w:r>
+              <w:rPr>
+                <w:sz w:val="18"/>
+                <w:szCs w:val="18"/>
+              </w:rPr>
+              <w:t xml:space="preserve">Feature extractor, heads</w:t>
+            </w:r>
+          </w:p>
+        </w:tc>
+        <w:tc>
+          <w:tcPr>
+            <w:tcW w:type="dxa" w:w="2610"/>
+            <w:tcBorders>
+              <w:top w:val="single" w:color="BFC7D5" w:sz="4"/>
+              <w:left w:val="single" w:color="BFC7D5" w:sz="4"/>
+              <w:bottom w:val="single" w:color="BFC7D5" w:sz="4"/>
+              <w:right w:val="single" w:color="BFC7D5" w:sz="4"/>
+            </w:tcBorders>
+            <w:shd w:fill="F7F9FC" w:color="auto" w:val="clear"/>
+            <w:tcMar>
+              <w:top w:type="dxa" w:w="60"/>
+              <w:left w:type="dxa" w:w="90"/>
+              <w:bottom w:type="dxa" w:w="60"/>
+              <w:right w:type="dxa" w:w="90"/>
+            </w:tcMar>
+          </w:tcPr>
+          <w:p>
+            <w:pPr>
+              <w:jc w:val="center"/>
+            </w:pPr>
+            <w:r>
+              <w:rPr>
+                <w:sz w:val="18"/>
+                <w:szCs w:val="18"/>
+              </w:rPr>
               <w:t xml:space="preserve">as in GeFL-F</w:t>
             </w:r>
           </w:p>
@@ -9389,7 +16602,7 @@
               <w:bottom w:val="single" w:color="BFC7D5" w:sz="4"/>
               <w:right w:val="single" w:color="BFC7D5" w:sz="4"/>
             </w:tcBorders>
-            <w:shd w:fill="FFFFFF" w:color="auto" w:val="clear"/>
+            <w:shd w:fill="F7F9FC" w:color="auto" w:val="clear"/>
             <w:tcMar>
               <w:top w:type="dxa" w:w="60"/>
               <w:left w:type="dxa" w:w="90"/>
@@ -9419,7 +16632,7 @@
               <w:bottom w:val="single" w:color="BFC7D5" w:sz="4"/>
               <w:right w:val="single" w:color="BFC7D5" w:sz="4"/>
             </w:tcBorders>
-            <w:shd w:fill="FFFFFF" w:color="auto" w:val="clear"/>
+            <w:shd w:fill="F7F9FC" w:color="auto" w:val="clear"/>
             <w:tcMar>
               <w:top w:type="dxa" w:w="60"/>
               <w:left w:type="dxa" w:w="90"/>
@@ -9466,7 +16679,7 @@
           <wp:inline distT="0" distB="0" distL="0" distR="0">
             <wp:extent cx="5715000" cy="304800"/>
             <wp:effectExtent t="0" r="0" b="0" l="0"/>
-            <wp:docPr id="21" name="eq_dp" descr="equation" title="eq_dp"/>
+            <wp:docPr id="26" name="eq_dp" descr="equation" title="eq_dp"/>
             <wp:cNvGraphicFramePr>
               <a:graphicFrameLocks xmlns:a="http://schemas.openxmlformats.org/drawingml/2006/main" noChangeAspect="1"/>
             </wp:cNvGraphicFramePr>
@@ -9480,7 +16693,7 @@
                     </pic:cNvPicPr>
                   </pic:nvPicPr>
                   <pic:blipFill>
-                    <a:blip r:embed="rId29" cstate="none"/>
+                    <a:blip r:embed="rId32" cstate="none"/>
                     <a:srcRect/>
                     <a:stretch>
                       <a:fillRect/>
@@ -9521,6 +16734,7 @@
     <w:p>
       <w:pPr>
         <w:pStyle w:val="Heading2"/>
+        <w:keepNext/>
         <w:spacing w:after="120" w:before="240"/>
       </w:pPr>
       <w:r>
@@ -9539,6 +16753,7 @@
     <w:p>
       <w:pPr>
         <w:pStyle w:val="Heading2"/>
+        <w:keepNext/>
         <w:spacing w:after="120" w:before="240"/>
       </w:pPr>
       <w:r>
@@ -10833,7 +18048,7 @@
           <wp:inline distT="0" distB="0" distL="0" distR="0">
             <wp:extent cx="6096000" cy="2238375"/>
             <wp:effectExtent t="0" r="0" b="0" l="0"/>
-            <wp:docPr id="22" name="f08_longtail.png" descr="Figure 8. Long-tailed clients: Ours-A against GeFL-F and the strongest alternatives." title="f08_longtail.png"/>
+            <wp:docPr id="27" name="f08_longtail.png" descr="Figure 11. Long-tailed clients: Ours-A against GeFL-F and the strongest alternatives." title="f08_longtail.png"/>
             <wp:cNvGraphicFramePr>
               <a:graphicFrameLocks xmlns:a="http://schemas.openxmlformats.org/drawingml/2006/main" noChangeAspect="1"/>
             </wp:cNvGraphicFramePr>
@@ -10847,7 +18062,7 @@
                     </pic:cNvPicPr>
                   </pic:nvPicPr>
                   <pic:blipFill>
-                    <a:blip r:embed="rId30" cstate="none"/>
+                    <a:blip r:embed="rId33" cstate="none"/>
                     <a:srcRect/>
                     <a:stretch>
                       <a:fillRect/>
@@ -10882,12 +18097,13 @@
           <w:sz w:val="18"/>
           <w:szCs w:val="18"/>
         </w:rPr>
-        <w:t xml:space="preserve">Figure 8. Long-tailed clients: Ours-A against GeFL-F and the strongest alternatives.</w:t>
+        <w:t xml:space="preserve">Figure 11. Long-tailed clients: Ours-A against GeFL-F and the strongest alternatives.</w:t>
       </w:r>
     </w:p>
     <w:p>
       <w:pPr>
         <w:pStyle w:val="Heading2"/>
+        <w:keepNext/>
         <w:spacing w:after="120" w:before="240"/>
       </w:pPr>
       <w:r>
@@ -12426,7 +19642,7 @@
           <wp:inline distT="0" distB="0" distL="0" distR="0">
             <wp:extent cx="6096000" cy="2238375"/>
             <wp:effectExtent t="0" r="0" b="0" l="0"/>
-            <wp:docPr id="23" name="f09_iid.png" descr="Figure 9. The paper's balanced setting: Ours-A against the paper's GeFL-F and the best of its ten methods." title="f09_iid.png"/>
+            <wp:docPr id="28" name="f09_iid.png" descr="Figure 12. The paper's balanced setting: Ours-A against the paper's GeFL-F and the best of its ten methods." title="f09_iid.png"/>
             <wp:cNvGraphicFramePr>
               <a:graphicFrameLocks xmlns:a="http://schemas.openxmlformats.org/drawingml/2006/main" noChangeAspect="1"/>
             </wp:cNvGraphicFramePr>
@@ -12440,7 +19656,7 @@
                     </pic:cNvPicPr>
                   </pic:nvPicPr>
                   <pic:blipFill>
-                    <a:blip r:embed="rId31" cstate="none"/>
+                    <a:blip r:embed="rId34" cstate="none"/>
                     <a:srcRect/>
                     <a:stretch>
                       <a:fillRect/>
@@ -12475,12 +19691,13 @@
           <w:sz w:val="18"/>
           <w:szCs w:val="18"/>
         </w:rPr>
-        <w:t xml:space="preserve">Figure 9. The paper's balanced setting: Ours-A against the paper's GeFL-F and the best of its ten methods.</w:t>
+        <w:t xml:space="preserve">Figure 12. The paper's balanced setting: Ours-A against the paper's GeFL-F and the best of its ten methods.</w:t>
       </w:r>
     </w:p>
     <w:p>
       <w:pPr>
         <w:pStyle w:val="Heading2"/>
+        <w:keepNext/>
         <w:spacing w:after="120" w:before="240"/>
       </w:pPr>
       <w:r>
@@ -12902,6 +20119,7 @@
     <w:p>
       <w:pPr>
         <w:pStyle w:val="Heading2"/>
+        <w:keepNext/>
         <w:spacing w:after="120" w:before="240"/>
       </w:pPr>
       <w:r>
@@ -12918,7 +20136,7 @@
           <wp:inline distT="0" distB="0" distL="0" distR="0">
             <wp:extent cx="6096000" cy="2076450"/>
             <wp:effectExtent t="0" r="0" b="0" l="0"/>
-            <wp:docPr id="24" name="f11_scaling_privacy.png" descr="Figure 10. (a) 100 clients, MNIST long tail. (b) Ours-A with every statistic made (ε, 10⁻⁵)-differentially private." title="f11_scaling_privacy.png"/>
+            <wp:docPr id="29" name="f11_scaling_privacy.png" descr="Figure 13. (a) 100 clients, MNIST long tail. (b) Ours-A with every statistic made (ε, 10⁻⁵)-differentially private." title="f11_scaling_privacy.png"/>
             <wp:cNvGraphicFramePr>
               <a:graphicFrameLocks xmlns:a="http://schemas.openxmlformats.org/drawingml/2006/main" noChangeAspect="1"/>
             </wp:cNvGraphicFramePr>
@@ -12932,7 +20150,7 @@
                     </pic:cNvPicPr>
                   </pic:nvPicPr>
                   <pic:blipFill>
-                    <a:blip r:embed="rId32" cstate="none"/>
+                    <a:blip r:embed="rId35" cstate="none"/>
                     <a:srcRect/>
                     <a:stretch>
                       <a:fillRect/>
@@ -12967,7 +20185,7 @@
           <w:sz w:val="18"/>
           <w:szCs w:val="18"/>
         </w:rPr>
-        <w:t xml:space="preserve">Figure 10. (a) 100 clients, MNIST long tail. (b) Ours-A with every statistic made (ε, 10⁻⁵)-differentially private.</w:t>
+        <w:t xml:space="preserve">Figure 13. (a) 100 clients, MNIST long tail. (b) Ours-A with every statistic made (ε, 10⁻⁵)-differentially private.</w:t>
       </w:r>
     </w:p>
     <w:tbl>
@@ -13839,6 +21057,7 @@
     <w:p>
       <w:pPr>
         <w:pStyle w:val="Heading2"/>
+        <w:keepNext/>
         <w:spacing w:after="120" w:before="240"/>
       </w:pPr>
       <w:r>
@@ -13855,7 +21074,7 @@
           <wp:inline distT="0" distB="0" distL="0" distR="0">
             <wp:extent cx="6096000" cy="2133600"/>
             <wp:effectExtent t="0" r="0" b="0" l="0"/>
-            <wp:docPr id="25" name="f10_ablation.png" descr="Figure 11. Adding components one at a time on the same seeds (long tail)." title="f10_ablation.png"/>
+            <wp:docPr id="30" name="f10_ablation.png" descr="Figure 14. Adding components one at a time on the same seeds (long tail)." title="f10_ablation.png"/>
             <wp:cNvGraphicFramePr>
               <a:graphicFrameLocks xmlns:a="http://schemas.openxmlformats.org/drawingml/2006/main" noChangeAspect="1"/>
             </wp:cNvGraphicFramePr>
@@ -13869,7 +21088,7 @@
                     </pic:cNvPicPr>
                   </pic:nvPicPr>
                   <pic:blipFill>
-                    <a:blip r:embed="rId33" cstate="none"/>
+                    <a:blip r:embed="rId36" cstate="none"/>
                     <a:srcRect/>
                     <a:stretch>
                       <a:fillRect/>
@@ -13904,7 +21123,7 @@
           <w:sz w:val="18"/>
           <w:szCs w:val="18"/>
         </w:rPr>
-        <w:t xml:space="preserve">Figure 11. Adding components one at a time on the same seeds (long tail).</w:t>
+        <w:t xml:space="preserve">Figure 14. Adding components one at a time on the same seeds (long tail).</w:t>
       </w:r>
     </w:p>
     <w:p>
@@ -13919,6 +21138,7 @@
     <w:p>
       <w:pPr>
         <w:pStyle w:val="Heading2"/>
+        <w:keepNext/>
         <w:spacing w:after="120" w:before="240"/>
       </w:pPr>
       <w:r>
@@ -14342,6 +21562,7 @@
     <w:p>
       <w:pPr>
         <w:pStyle w:val="Heading2"/>
+        <w:keepNext/>
         <w:spacing w:after="120" w:before="240"/>
       </w:pPr>
       <w:r>
@@ -14853,6 +22074,7 @@
     <w:p>
       <w:pPr>
         <w:pStyle w:val="Heading2"/>
+        <w:keepNext/>
         <w:spacing w:after="120" w:before="240"/>
       </w:pPr>
       <w:r>
@@ -17382,6 +24604,12 @@
   </w:num>
   <w:num w:numId="2">
     <w:abstractNumId w:val="2"/>
+    <w:lvlOverride w:ilvl="0">
+      <w:startOverride w:val="1"/>
+    </w:lvlOverride>
+  </w:num>
+  <w:num w:numId="3">
+    <w:abstractNumId w:val="3"/>
     <w:lvlOverride w:ilvl="0">
       <w:startOverride w:val="1"/>
     </w:lvlOverride>

--- a/docs/professor_report/OursA_Backup_Handout.docx
+++ b/docs/professor_report/OursA_Backup_Handout.docx
@@ -13100,9 +13100,9 @@
       <w:r>
         <w:drawing>
           <wp:inline distT="0" distB="0" distL="0" distR="0">
-            <wp:extent cx="6096000" cy="2076450"/>
+            <wp:extent cx="6096000" cy="1771650"/>
             <wp:effectExtent t="0" r="0" b="0" l="0"/>
-            <wp:docPr id="22" name="f15_mc_kh.png" descr="Figure 9. One class in 2-D: the generator's output, after MC (right mean and spread) and after KH (right shape). The MMD to the real class falls 0.44 → 0.25 → 0.03." title="f15_mc_kh.png"/>
+            <wp:docPr id="22" name="ev07_rare_class_mnist.png" descr="Figure 9. Real data, MNIST's rarest class (24 samples): the generator's output, after MC (right centre and width) and after KH (right shape). Details in Part 5.9." title="ev07_rare_class_mnist.png"/>
             <wp:cNvGraphicFramePr>
               <a:graphicFrameLocks xmlns:a="http://schemas.openxmlformats.org/drawingml/2006/main" noChangeAspect="1"/>
             </wp:cNvGraphicFramePr>
@@ -13125,7 +13125,7 @@
                   <pic:spPr bwMode="auto">
                     <a:xfrm>
                       <a:off x="0" y="0"/>
-                      <a:ext cx="6096000" cy="2076450"/>
+                      <a:ext cx="6096000" cy="1771650"/>
                     </a:xfrm>
                     <a:prstGeom prst="rect">
                       <a:avLst/>
@@ -13151,7 +13151,7 @@
           <w:sz w:val="18"/>
           <w:szCs w:val="18"/>
         </w:rPr>
-        <w:t xml:space="preserve">Figure 9. One class in 2-D: the generator's output, after MC (right mean and spread) and after KH (right shape). The MMD to the real class falls 0.44 → 0.25 → 0.03.</w:t>
+        <w:t xml:space="preserve">Figure 9. Real data, MNIST's rarest class (24 samples): the generator's output, after MC (right centre and width) and after KH (right shape). Details in Part 5.9.</w:t>
       </w:r>
     </w:p>
     <w:p>
@@ -21979,6 +21979,655 @@
       </w:pPr>
       <w:r>
         <w:t xml:space="preserve">After the fixes, fake features are as hard as real ones, not artificially clean.</w:t>
+      </w:r>
+    </w:p>
+    <w:p>
+      <w:pPr>
+        <w:pStyle w:val="Heading2"/>
+        <w:keepNext/>
+        <w:spacing w:after="120" w:before="240"/>
+      </w:pPr>
+      <w:r>
+        <w:t xml:space="preserve">5.9 Proof on real data: what each component does</w:t>
+      </w:r>
+    </w:p>
+    <w:p>
+      <w:pPr>
+        <w:spacing w:after="120" w:line="276"/>
+        <w:jc w:val="both"/>
+      </w:pPr>
+      <w:r>
+        <w:t xml:space="preserve">Measured on real features: MNIST and FashionMNIST, long tail, 3 seeds, the same splits as every run. The </w:t>
+      </w:r>
+      <w:r>
+        <w:rPr>
+          <w:i/>
+          <w:iCs/>
+        </w:rPr>
+        <w:t xml:space="preserve">referee</w:t>
+      </w:r>
+      <w:r>
+        <w:t xml:space="preserve"> is a head trained on held-out real features; it never takes part in training. Code: experiments/D01_component_evidence.py.</w:t>
+      </w:r>
+    </w:p>
+    <w:p>
+      <w:pPr>
+        <w:spacing w:after="60" w:before="120"/>
+        <w:jc w:val="center"/>
+      </w:pPr>
+      <w:r>
+        <w:drawing>
+          <wp:inline distT="0" distB="0" distL="0" distR="0">
+            <wp:extent cx="6096000" cy="3095625"/>
+            <wp:effectExtent t="0" r="0" b="0" l="0"/>
+            <wp:docPr id="31" name="ev01_collapse.png" descr="Rows of rare classes under FedAvg end at 0.33 (MNIST) and 0.43 (FMNIST) of their start value; with HWA they grow (×1.7, ×2.4). They shrink even when 70–90 % of clients hold the class." title="ev01_collapse.png"/>
+            <wp:cNvGraphicFramePr>
+              <a:graphicFrameLocks xmlns:a="http://schemas.openxmlformats.org/drawingml/2006/main" noChangeAspect="1"/>
+            </wp:cNvGraphicFramePr>
+            <a:graphic xmlns:a="http://schemas.openxmlformats.org/drawingml/2006/main">
+              <a:graphicData uri="http://schemas.openxmlformats.org/drawingml/2006/picture">
+                <pic:pic xmlns:pic="http://schemas.openxmlformats.org/drawingml/2006/picture">
+                  <pic:nvPicPr>
+                    <pic:cNvPr id="0" name="" descr=""/>
+                    <pic:cNvPicPr>
+                      <a:picLocks noChangeAspect="1" noChangeArrowheads="1"/>
+                    </pic:cNvPicPr>
+                  </pic:nvPicPr>
+                  <pic:blipFill>
+                    <a:blip r:embed="rId37" cstate="none"/>
+                    <a:srcRect/>
+                    <a:stretch>
+                      <a:fillRect/>
+                    </a:stretch>
+                  </pic:blipFill>
+                  <pic:spPr bwMode="auto">
+                    <a:xfrm>
+                      <a:off x="0" y="0"/>
+                      <a:ext cx="6096000" cy="3095625"/>
+                    </a:xfrm>
+                    <a:prstGeom prst="rect">
+                      <a:avLst/>
+                    </a:prstGeom>
+                  </pic:spPr>
+                </pic:pic>
+              </a:graphicData>
+            </a:graphic>
+          </wp:inline>
+        </w:drawing>
+      </w:r>
+    </w:p>
+    <w:p>
+      <w:pPr>
+        <w:spacing w:after="220"/>
+        <w:jc w:val="center"/>
+      </w:pPr>
+      <w:r>
+        <w:rPr>
+          <w:i/>
+          <w:iCs/>
+          <w:color w:val="5B6676"/>
+          <w:sz w:val="18"/>
+          <w:szCs w:val="18"/>
+        </w:rPr>
+        <w:t xml:space="preserve">Rows of rare classes under FedAvg end at 0.33 (MNIST) and 0.43 (FMNIST) of their start value; with HWA they grow (×1.7, ×2.4). They shrink even when 70–90 % of clients hold the class.</w:t>
+      </w:r>
+    </w:p>
+    <w:p>
+      <w:pPr>
+        <w:spacing w:after="60" w:before="120"/>
+        <w:jc w:val="center"/>
+      </w:pPr>
+      <w:r>
+        <w:drawing>
+          <wp:inline distT="0" distB="0" distL="0" distR="0">
+            <wp:extent cx="6096000" cy="3829050"/>
+            <wp:effectExtent t="0" r="0" b="0" l="0"/>
+            <wp:docPr id="32" name="ev02_fidelity.png" descr="Rare-class fake samples recognised as their class: GeFL-F 11 % / 21 %, + HWA 33 % / 67 %, PC-VAE 93 % / 90 %, Ours-A 89 % / 80 % (real test features: 96 % / 84 %)." title="ev02_fidelity.png"/>
+            <wp:cNvGraphicFramePr>
+              <a:graphicFrameLocks xmlns:a="http://schemas.openxmlformats.org/drawingml/2006/main" noChangeAspect="1"/>
+            </wp:cNvGraphicFramePr>
+            <a:graphic xmlns:a="http://schemas.openxmlformats.org/drawingml/2006/main">
+              <a:graphicData uri="http://schemas.openxmlformats.org/drawingml/2006/picture">
+                <pic:pic xmlns:pic="http://schemas.openxmlformats.org/drawingml/2006/picture">
+                  <pic:nvPicPr>
+                    <pic:cNvPr id="0" name="" descr=""/>
+                    <pic:cNvPicPr>
+                      <a:picLocks noChangeAspect="1" noChangeArrowheads="1"/>
+                    </pic:cNvPicPr>
+                  </pic:nvPicPr>
+                  <pic:blipFill>
+                    <a:blip r:embed="rId38" cstate="none"/>
+                    <a:srcRect/>
+                    <a:stretch>
+                      <a:fillRect/>
+                    </a:stretch>
+                  </pic:blipFill>
+                  <pic:spPr bwMode="auto">
+                    <a:xfrm>
+                      <a:off x="0" y="0"/>
+                      <a:ext cx="6096000" cy="3829050"/>
+                    </a:xfrm>
+                    <a:prstGeom prst="rect">
+                      <a:avLst/>
+                    </a:prstGeom>
+                  </pic:spPr>
+                </pic:pic>
+              </a:graphicData>
+            </a:graphic>
+          </wp:inline>
+        </w:drawing>
+      </w:r>
+    </w:p>
+    <w:p>
+      <w:pPr>
+        <w:spacing w:after="220"/>
+        <w:jc w:val="center"/>
+      </w:pPr>
+      <w:r>
+        <w:rPr>
+          <w:i/>
+          <w:iCs/>
+          <w:color w:val="5B6676"/>
+          <w:sz w:val="18"/>
+          <w:szCs w:val="18"/>
+        </w:rPr>
+        <w:t xml:space="preserve">Rare-class fake samples recognised as their class: GeFL-F 11 % / 21 %, + HWA 33 % / 67 %, PC-VAE 93 % / 90 %, Ours-A 89 % / 80 % (real test features: 96 % / 84 %).</w:t>
+      </w:r>
+    </w:p>
+    <w:p>
+      <w:pPr>
+        <w:spacing w:after="60" w:before="120"/>
+        <w:jc w:val="center"/>
+      </w:pPr>
+      <w:r>
+        <w:drawing>
+          <wp:inline distT="0" distB="0" distL="0" distR="0">
+            <wp:extent cx="6096000" cy="3552825"/>
+            <wp:effectExtent t="0" r="0" b="0" l="0"/>
+            <wp:docPr id="33" name="ev03_moments.png" descr="Spread of fake features (1 = real): PC-VAE 0.50 / 0.45, + MC 0.86 / 0.89, + KH 0.95 / 0.98. Rare-class mean error: 0.19 → 0.09 → 0.05 class std (MNIST)." title="ev03_moments.png"/>
+            <wp:cNvGraphicFramePr>
+              <a:graphicFrameLocks xmlns:a="http://schemas.openxmlformats.org/drawingml/2006/main" noChangeAspect="1"/>
+            </wp:cNvGraphicFramePr>
+            <a:graphic xmlns:a="http://schemas.openxmlformats.org/drawingml/2006/main">
+              <a:graphicData uri="http://schemas.openxmlformats.org/drawingml/2006/picture">
+                <pic:pic xmlns:pic="http://schemas.openxmlformats.org/drawingml/2006/picture">
+                  <pic:nvPicPr>
+                    <pic:cNvPr id="0" name="" descr=""/>
+                    <pic:cNvPicPr>
+                      <a:picLocks noChangeAspect="1" noChangeArrowheads="1"/>
+                    </pic:cNvPicPr>
+                  </pic:nvPicPr>
+                  <pic:blipFill>
+                    <a:blip r:embed="rId39" cstate="none"/>
+                    <a:srcRect/>
+                    <a:stretch>
+                      <a:fillRect/>
+                    </a:stretch>
+                  </pic:blipFill>
+                  <pic:spPr bwMode="auto">
+                    <a:xfrm>
+                      <a:off x="0" y="0"/>
+                      <a:ext cx="6096000" cy="3552825"/>
+                    </a:xfrm>
+                    <a:prstGeom prst="rect">
+                      <a:avLst/>
+                    </a:prstGeom>
+                  </pic:spPr>
+                </pic:pic>
+              </a:graphicData>
+            </a:graphic>
+          </wp:inline>
+        </w:drawing>
+      </w:r>
+    </w:p>
+    <w:p>
+      <w:pPr>
+        <w:spacing w:after="220"/>
+        <w:jc w:val="center"/>
+      </w:pPr>
+      <w:r>
+        <w:rPr>
+          <w:i/>
+          <w:iCs/>
+          <w:color w:val="5B6676"/>
+          <w:sz w:val="18"/>
+          <w:szCs w:val="18"/>
+        </w:rPr>
+        <w:t xml:space="preserve">Spread of fake features (1 = real): PC-VAE 0.50 / 0.45, + MC 0.86 / 0.89, + KH 0.95 / 0.98. Rare-class mean error: 0.19 → 0.09 → 0.05 class std (MNIST).</w:t>
+      </w:r>
+    </w:p>
+    <w:p>
+      <w:pPr>
+        <w:spacing w:after="60" w:before="120"/>
+        <w:jc w:val="center"/>
+      </w:pPr>
+      <w:r>
+        <w:drawing>
+          <wp:inline distT="0" distB="0" distL="0" distR="0">
+            <wp:extent cx="5715000" cy="1895475"/>
+            <wp:effectExtent t="0" r="0" b="0" l="0"/>
+            <wp:docPr id="34" name="ev11_fake_separability.png" descr="Class separability F of fake features: GeFL-F 0.10 / 0.28 (classes overlap), PC-VAE 0.78 / 1.36 (too clean), Ours-A 0.35 / 0.62, real 0.33 / 0.61." title="ev11_fake_separability.png"/>
+            <wp:cNvGraphicFramePr>
+              <a:graphicFrameLocks xmlns:a="http://schemas.openxmlformats.org/drawingml/2006/main" noChangeAspect="1"/>
+            </wp:cNvGraphicFramePr>
+            <a:graphic xmlns:a="http://schemas.openxmlformats.org/drawingml/2006/main">
+              <a:graphicData uri="http://schemas.openxmlformats.org/drawingml/2006/picture">
+                <pic:pic xmlns:pic="http://schemas.openxmlformats.org/drawingml/2006/picture">
+                  <pic:nvPicPr>
+                    <pic:cNvPr id="0" name="" descr=""/>
+                    <pic:cNvPicPr>
+                      <a:picLocks noChangeAspect="1" noChangeArrowheads="1"/>
+                    </pic:cNvPicPr>
+                  </pic:nvPicPr>
+                  <pic:blipFill>
+                    <a:blip r:embed="rId40" cstate="none"/>
+                    <a:srcRect/>
+                    <a:stretch>
+                      <a:fillRect/>
+                    </a:stretch>
+                  </pic:blipFill>
+                  <pic:spPr bwMode="auto">
+                    <a:xfrm>
+                      <a:off x="0" y="0"/>
+                      <a:ext cx="5715000" cy="1895475"/>
+                    </a:xfrm>
+                    <a:prstGeom prst="rect">
+                      <a:avLst/>
+                    </a:prstGeom>
+                  </pic:spPr>
+                </pic:pic>
+              </a:graphicData>
+            </a:graphic>
+          </wp:inline>
+        </w:drawing>
+      </w:r>
+    </w:p>
+    <w:p>
+      <w:pPr>
+        <w:spacing w:after="220"/>
+        <w:jc w:val="center"/>
+      </w:pPr>
+      <w:r>
+        <w:rPr>
+          <w:i/>
+          <w:iCs/>
+          <w:color w:val="5B6676"/>
+          <w:sz w:val="18"/>
+          <w:szCs w:val="18"/>
+        </w:rPr>
+        <w:t xml:space="preserve">Class separability F of fake features: GeFL-F 0.10 / 0.28 (classes overlap), PC-VAE 0.78 / 1.36 (too clean), Ours-A 0.35 / 0.62, real 0.33 / 0.61.</w:t>
+      </w:r>
+    </w:p>
+    <w:p>
+      <w:pPr>
+        <w:spacing w:after="60" w:before="120"/>
+        <w:jc w:val="center"/>
+      </w:pPr>
+      <w:r>
+        <w:drawing>
+          <wp:inline distT="0" distB="0" distL="0" distR="0">
+            <wp:extent cx="6096000" cy="3752850"/>
+            <wp:effectExtent t="0" r="0" b="0" l="0"/>
+            <wp:docPr id="35" name="ev04_mmd.png" descr="Distance to real test features (MMD, all classes): GeFL-F 0.22 / 0.25 → PC-VAE 0.18 / 0.19 → + MC 0.086 / 0.092 → + KH 0.069 / 0.074. Lower MMD goes with higher real accuracy (r = −0.75 / −0.51), as Lemma 1 says." title="ev04_mmd.png"/>
+            <wp:cNvGraphicFramePr>
+              <a:graphicFrameLocks xmlns:a="http://schemas.openxmlformats.org/drawingml/2006/main" noChangeAspect="1"/>
+            </wp:cNvGraphicFramePr>
+            <a:graphic xmlns:a="http://schemas.openxmlformats.org/drawingml/2006/main">
+              <a:graphicData uri="http://schemas.openxmlformats.org/drawingml/2006/picture">
+                <pic:pic xmlns:pic="http://schemas.openxmlformats.org/drawingml/2006/picture">
+                  <pic:nvPicPr>
+                    <pic:cNvPr id="0" name="" descr=""/>
+                    <pic:cNvPicPr>
+                      <a:picLocks noChangeAspect="1" noChangeArrowheads="1"/>
+                    </pic:cNvPicPr>
+                  </pic:nvPicPr>
+                  <pic:blipFill>
+                    <a:blip r:embed="rId41" cstate="none"/>
+                    <a:srcRect/>
+                    <a:stretch>
+                      <a:fillRect/>
+                    </a:stretch>
+                  </pic:blipFill>
+                  <pic:spPr bwMode="auto">
+                    <a:xfrm>
+                      <a:off x="0" y="0"/>
+                      <a:ext cx="6096000" cy="3752850"/>
+                    </a:xfrm>
+                    <a:prstGeom prst="rect">
+                      <a:avLst/>
+                    </a:prstGeom>
+                  </pic:spPr>
+                </pic:pic>
+              </a:graphicData>
+            </a:graphic>
+          </wp:inline>
+        </w:drawing>
+      </w:r>
+    </w:p>
+    <w:p>
+      <w:pPr>
+        <w:spacing w:after="220"/>
+        <w:jc w:val="center"/>
+      </w:pPr>
+      <w:r>
+        <w:rPr>
+          <w:i/>
+          <w:iCs/>
+          <w:color w:val="5B6676"/>
+          <w:sz w:val="18"/>
+          <w:szCs w:val="18"/>
+        </w:rPr>
+        <w:t xml:space="preserve">Distance to real test features (MMD, all classes): GeFL-F 0.22 / 0.25 → PC-VAE 0.18 / 0.19 → + MC 0.086 / 0.092 → + KH 0.069 / 0.074. Lower MMD goes with higher real accuracy (r = −0.75 / −0.51), as Lemma 1 says.</w:t>
+      </w:r>
+    </w:p>
+    <w:p>
+      <w:pPr>
+        <w:spacing w:after="60" w:before="120"/>
+        <w:jc w:val="center"/>
+      </w:pPr>
+      <w:r>
+        <w:drawing>
+          <wp:inline distT="0" distB="0" distL="0" distR="0">
+            <wp:extent cx="6096000" cy="2114550"/>
+            <wp:effectExtent t="0" r="0" b="0" l="0"/>
+            <wp:docPr id="36" name="ev05_tstr.png" descr="Head trained only on fake features, tested on real data (balanced accuracy): GeFL-F 59 / 47, + HWA 81 / 74, PC-VAE 92 / 77, + MC 94 / 78, + KH 94 / 78. Rare classes on MNIST: 32 → 91. KH adds little in this test; its gain shows inside the full pipeline (+0.8 / +0.7)." title="ev05_tstr.png"/>
+            <wp:cNvGraphicFramePr>
+              <a:graphicFrameLocks xmlns:a="http://schemas.openxmlformats.org/drawingml/2006/main" noChangeAspect="1"/>
+            </wp:cNvGraphicFramePr>
+            <a:graphic xmlns:a="http://schemas.openxmlformats.org/drawingml/2006/main">
+              <a:graphicData uri="http://schemas.openxmlformats.org/drawingml/2006/picture">
+                <pic:pic xmlns:pic="http://schemas.openxmlformats.org/drawingml/2006/picture">
+                  <pic:nvPicPr>
+                    <pic:cNvPr id="0" name="" descr=""/>
+                    <pic:cNvPicPr>
+                      <a:picLocks noChangeAspect="1" noChangeArrowheads="1"/>
+                    </pic:cNvPicPr>
+                  </pic:nvPicPr>
+                  <pic:blipFill>
+                    <a:blip r:embed="rId42" cstate="none"/>
+                    <a:srcRect/>
+                    <a:stretch>
+                      <a:fillRect/>
+                    </a:stretch>
+                  </pic:blipFill>
+                  <pic:spPr bwMode="auto">
+                    <a:xfrm>
+                      <a:off x="0" y="0"/>
+                      <a:ext cx="6096000" cy="2114550"/>
+                    </a:xfrm>
+                    <a:prstGeom prst="rect">
+                      <a:avLst/>
+                    </a:prstGeom>
+                  </pic:spPr>
+                </pic:pic>
+              </a:graphicData>
+            </a:graphic>
+          </wp:inline>
+        </w:drawing>
+      </w:r>
+    </w:p>
+    <w:p>
+      <w:pPr>
+        <w:spacing w:after="220"/>
+        <w:jc w:val="center"/>
+      </w:pPr>
+      <w:r>
+        <w:rPr>
+          <w:i/>
+          <w:iCs/>
+          <w:color w:val="5B6676"/>
+          <w:sz w:val="18"/>
+          <w:szCs w:val="18"/>
+        </w:rPr>
+        <w:t xml:space="preserve">Head trained only on fake features, tested on real data (balanced accuracy): GeFL-F 59 / 47, + HWA 81 / 74, PC-VAE 92 / 77, + MC 94 / 78, + KH 94 / 78. Rare classes on MNIST: 32 → 91. KH adds little in this test; its gain shows inside the full pipeline (+0.8 / +0.7).</w:t>
+      </w:r>
+    </w:p>
+    <w:p>
+      <w:pPr>
+        <w:spacing w:after="60" w:before="120"/>
+        <w:jc w:val="center"/>
+      </w:pPr>
+      <w:r>
+        <w:drawing>
+          <wp:inline distT="0" distB="0" distL="0" distR="0">
+            <wp:extent cx="6096000" cy="1771650"/>
+            <wp:effectExtent t="0" r="0" b="0" l="0"/>
+            <wp:docPr id="37" name="ev07_rare_class_mnist.png" descr="MNIST's rarest class (24 real samples): GeFL-F's fake class 9 lies on other classes; PC-VAE is on the class but too narrow; MC and KH spread it over the real class." title="ev07_rare_class_mnist.png"/>
+            <wp:cNvGraphicFramePr>
+              <a:graphicFrameLocks xmlns:a="http://schemas.openxmlformats.org/drawingml/2006/main" noChangeAspect="1"/>
+            </wp:cNvGraphicFramePr>
+            <a:graphic xmlns:a="http://schemas.openxmlformats.org/drawingml/2006/main">
+              <a:graphicData uri="http://schemas.openxmlformats.org/drawingml/2006/picture">
+                <pic:pic xmlns:pic="http://schemas.openxmlformats.org/drawingml/2006/picture">
+                  <pic:nvPicPr>
+                    <pic:cNvPr id="0" name="" descr=""/>
+                    <pic:cNvPicPr>
+                      <a:picLocks noChangeAspect="1" noChangeArrowheads="1"/>
+                    </pic:cNvPicPr>
+                  </pic:nvPicPr>
+                  <pic:blipFill>
+                    <a:blip r:embed="rId30" cstate="none"/>
+                    <a:srcRect/>
+                    <a:stretch>
+                      <a:fillRect/>
+                    </a:stretch>
+                  </pic:blipFill>
+                  <pic:spPr bwMode="auto">
+                    <a:xfrm>
+                      <a:off x="0" y="0"/>
+                      <a:ext cx="6096000" cy="1771650"/>
+                    </a:xfrm>
+                    <a:prstGeom prst="rect">
+                      <a:avLst/>
+                    </a:prstGeom>
+                  </pic:spPr>
+                </pic:pic>
+              </a:graphicData>
+            </a:graphic>
+          </wp:inline>
+        </w:drawing>
+      </w:r>
+    </w:p>
+    <w:p>
+      <w:pPr>
+        <w:spacing w:after="220"/>
+        <w:jc w:val="center"/>
+      </w:pPr>
+      <w:r>
+        <w:rPr>
+          <w:i/>
+          <w:iCs/>
+          <w:color w:val="5B6676"/>
+          <w:sz w:val="18"/>
+          <w:szCs w:val="18"/>
+        </w:rPr>
+        <w:t xml:space="preserve">MNIST's rarest class (24 real samples): GeFL-F's fake class 9 lies on other classes; PC-VAE is on the class but too narrow; MC and KH spread it over the real class.</w:t>
+      </w:r>
+    </w:p>
+    <w:p>
+      <w:pPr>
+        <w:spacing w:after="60" w:before="120"/>
+        <w:jc w:val="center"/>
+      </w:pPr>
+      <w:r>
+        <w:drawing>
+          <wp:inline distT="0" distB="0" distL="0" distR="0">
+            <wp:extent cx="6096000" cy="3133725"/>
+            <wp:effectExtent t="0" r="0" b="0" l="0"/>
+            <wp:docPr id="38" name="ev08_la_csl.png" descr="LA (seed 0): balanced accuracy 92.3 → 95.5 (MNIST), 74.0 → 79.2 (FMNIST); correlation between a client's own class shares and its predictions 0.61 → 0.42, 0.67 → 0.54. CSL: the soft target is closer to the real-data referee than the one-hot label (TV 0.098 → 0.088, 0.192 → 0.179)." title="ev08_la_csl.png"/>
+            <wp:cNvGraphicFramePr>
+              <a:graphicFrameLocks xmlns:a="http://schemas.openxmlformats.org/drawingml/2006/main" noChangeAspect="1"/>
+            </wp:cNvGraphicFramePr>
+            <a:graphic xmlns:a="http://schemas.openxmlformats.org/drawingml/2006/main">
+              <a:graphicData uri="http://schemas.openxmlformats.org/drawingml/2006/picture">
+                <pic:pic xmlns:pic="http://schemas.openxmlformats.org/drawingml/2006/picture">
+                  <pic:nvPicPr>
+                    <pic:cNvPr id="0" name="" descr=""/>
+                    <pic:cNvPicPr>
+                      <a:picLocks noChangeAspect="1" noChangeArrowheads="1"/>
+                    </pic:cNvPicPr>
+                  </pic:nvPicPr>
+                  <pic:blipFill>
+                    <a:blip r:embed="rId43" cstate="none"/>
+                    <a:srcRect/>
+                    <a:stretch>
+                      <a:fillRect/>
+                    </a:stretch>
+                  </pic:blipFill>
+                  <pic:spPr bwMode="auto">
+                    <a:xfrm>
+                      <a:off x="0" y="0"/>
+                      <a:ext cx="6096000" cy="3133725"/>
+                    </a:xfrm>
+                    <a:prstGeom prst="rect">
+                      <a:avLst/>
+                    </a:prstGeom>
+                  </pic:spPr>
+                </pic:pic>
+              </a:graphicData>
+            </a:graphic>
+          </wp:inline>
+        </w:drawing>
+      </w:r>
+    </w:p>
+    <w:p>
+      <w:pPr>
+        <w:spacing w:after="220"/>
+        <w:jc w:val="center"/>
+      </w:pPr>
+      <w:r>
+        <w:rPr>
+          <w:i/>
+          <w:iCs/>
+          <w:color w:val="5B6676"/>
+          <w:sz w:val="18"/>
+          <w:szCs w:val="18"/>
+        </w:rPr>
+        <w:t xml:space="preserve">LA (seed 0): balanced accuracy 92.3 → 95.5 (MNIST), 74.0 → 79.2 (FMNIST); correlation between a client's own class shares and its predictions 0.61 → 0.42, 0.67 → 0.54. CSL: the soft target is closer to the real-data referee than the one-hot label (TV 0.098 → 0.088, 0.192 → 0.179).</w:t>
+      </w:r>
+    </w:p>
+    <w:p>
+      <w:pPr>
+        <w:spacing w:after="60" w:before="120"/>
+        <w:jc w:val="center"/>
+      </w:pPr>
+      <w:r>
+        <w:drawing>
+          <wp:inline distT="0" distB="0" distL="0" distR="0">
+            <wp:extent cx="4953000" cy="1733550"/>
+            <wp:effectExtent t="0" r="0" b="0" l="0"/>
+            <wp:docPr id="39" name="ev09_ts.png" descr="More fake training helps more with the better generator (MNIST: −0.05 vs +1.71)." title="ev09_ts.png"/>
+            <wp:cNvGraphicFramePr>
+              <a:graphicFrameLocks xmlns:a="http://schemas.openxmlformats.org/drawingml/2006/main" noChangeAspect="1"/>
+            </wp:cNvGraphicFramePr>
+            <a:graphic xmlns:a="http://schemas.openxmlformats.org/drawingml/2006/main">
+              <a:graphicData uri="http://schemas.openxmlformats.org/drawingml/2006/picture">
+                <pic:pic xmlns:pic="http://schemas.openxmlformats.org/drawingml/2006/picture">
+                  <pic:nvPicPr>
+                    <pic:cNvPr id="0" name="" descr=""/>
+                    <pic:cNvPicPr>
+                      <a:picLocks noChangeAspect="1" noChangeArrowheads="1"/>
+                    </pic:cNvPicPr>
+                  </pic:nvPicPr>
+                  <pic:blipFill>
+                    <a:blip r:embed="rId44" cstate="none"/>
+                    <a:srcRect/>
+                    <a:stretch>
+                      <a:fillRect/>
+                    </a:stretch>
+                  </pic:blipFill>
+                  <pic:spPr bwMode="auto">
+                    <a:xfrm>
+                      <a:off x="0" y="0"/>
+                      <a:ext cx="4953000" cy="1733550"/>
+                    </a:xfrm>
+                    <a:prstGeom prst="rect">
+                      <a:avLst/>
+                    </a:prstGeom>
+                  </pic:spPr>
+                </pic:pic>
+              </a:graphicData>
+            </a:graphic>
+          </wp:inline>
+        </w:drawing>
+      </w:r>
+    </w:p>
+    <w:p>
+      <w:pPr>
+        <w:spacing w:after="220"/>
+        <w:jc w:val="center"/>
+      </w:pPr>
+      <w:r>
+        <w:rPr>
+          <w:i/>
+          <w:iCs/>
+          <w:color w:val="5B6676"/>
+          <w:sz w:val="18"/>
+          <w:szCs w:val="18"/>
+        </w:rPr>
+        <w:t xml:space="preserve">More fake training helps more with the better generator (MNIST: −0.05 vs +1.71).</w:t>
+      </w:r>
+    </w:p>
+    <w:p>
+      <w:pPr>
+        <w:spacing w:after="60" w:before="120"/>
+        <w:jc w:val="center"/>
+      </w:pPr>
+      <w:r>
+        <w:drawing>
+          <wp:inline distT="0" distB="0" distL="0" distR="0">
+            <wp:extent cx="6096000" cy="2828925"/>
+            <wp:effectExtent t="0" r="0" b="0" l="0"/>
+            <wp:docPr id="40" name="ev06_separability.png" descr="How well the exact class mean identifies the class (3 seeds): F = 0.33 / 0.61 / 0.07 / 0.013 and nearest-mean accuracy 81 / 69 / 40 / 13 % on MNIST / FMNIST / CIFAR-10 / SVHN (chance 10 %). SVHN's means carry almost no class information: the reason Ours-A is weak there." title="ev06_separability.png"/>
+            <wp:cNvGraphicFramePr>
+              <a:graphicFrameLocks xmlns:a="http://schemas.openxmlformats.org/drawingml/2006/main" noChangeAspect="1"/>
+            </wp:cNvGraphicFramePr>
+            <a:graphic xmlns:a="http://schemas.openxmlformats.org/drawingml/2006/main">
+              <a:graphicData uri="http://schemas.openxmlformats.org/drawingml/2006/picture">
+                <pic:pic xmlns:pic="http://schemas.openxmlformats.org/drawingml/2006/picture">
+                  <pic:nvPicPr>
+                    <pic:cNvPr id="0" name="" descr=""/>
+                    <pic:cNvPicPr>
+                      <a:picLocks noChangeAspect="1" noChangeArrowheads="1"/>
+                    </pic:cNvPicPr>
+                  </pic:nvPicPr>
+                  <pic:blipFill>
+                    <a:blip r:embed="rId45" cstate="none"/>
+                    <a:srcRect/>
+                    <a:stretch>
+                      <a:fillRect/>
+                    </a:stretch>
+                  </pic:blipFill>
+                  <pic:spPr bwMode="auto">
+                    <a:xfrm>
+                      <a:off x="0" y="0"/>
+                      <a:ext cx="6096000" cy="2828925"/>
+                    </a:xfrm>
+                    <a:prstGeom prst="rect">
+                      <a:avLst/>
+                    </a:prstGeom>
+                  </pic:spPr>
+                </pic:pic>
+              </a:graphicData>
+            </a:graphic>
+          </wp:inline>
+        </w:drawing>
+      </w:r>
+    </w:p>
+    <w:p>
+      <w:pPr>
+        <w:spacing w:after="220"/>
+        <w:jc w:val="center"/>
+      </w:pPr>
+      <w:r>
+        <w:rPr>
+          <w:i/>
+          <w:iCs/>
+          <w:color w:val="5B6676"/>
+          <w:sz w:val="18"/>
+          <w:szCs w:val="18"/>
+        </w:rPr>
+        <w:t xml:space="preserve">How well the exact class mean identifies the class (3 seeds): F = 0.33 / 0.61 / 0.07 / 0.013 and nearest-mean accuracy 81 / 69 / 40 / 13 % on MNIST / FMNIST / CIFAR-10 / SVHN (chance 10 %). SVHN's means carry almost no class information: the reason Ours-A is weak there.</w:t>
       </w:r>
     </w:p>
     <w:p>

--- a/docs/professor_report/OursA_Backup_Handout.docx
+++ b/docs/professor_report/OursA_Backup_Handout.docx
@@ -21997,7 +21997,7 @@
         <w:jc w:val="both"/>
       </w:pPr>
       <w:r>
-        <w:t xml:space="preserve">Measured on real features: MNIST and FashionMNIST, long tail, 3 seeds, the same splits as every run. The </w:t>
+        <w:t xml:space="preserve">Measured on real features: MNIST and FashionMNIST, long tail, 3 seeds, the same splits as every run (Kaggle T4; a second run on another GPU gives the same numbers within about 1 point). The </w:t>
       </w:r>
       <w:r>
         <w:rPr>
@@ -22018,9 +22018,9 @@
       <w:r>
         <w:drawing>
           <wp:inline distT="0" distB="0" distL="0" distR="0">
-            <wp:extent cx="6096000" cy="3095625"/>
+            <wp:extent cx="6096000" cy="3105150"/>
             <wp:effectExtent t="0" r="0" b="0" l="0"/>
-            <wp:docPr id="31" name="ev01_collapse.png" descr="Rows of rare classes under FedAvg end at 0.33 (MNIST) and 0.43 (FMNIST) of their start value; with HWA they grow (×1.7, ×2.4). They shrink even when 70–90 % of clients hold the class." title="ev01_collapse.png"/>
+            <wp:docPr id="31" name="ev01_collapse.png" descr="Rows of rare classes under FedAvg end at 0.33 (MNIST) and 0.44 (FMNIST) of their start value; with HWA they grow (×1.7, ×2.4). They shrink even when 70–90 % of clients hold the class." title="ev01_collapse.png"/>
             <wp:cNvGraphicFramePr>
               <a:graphicFrameLocks xmlns:a="http://schemas.openxmlformats.org/drawingml/2006/main" noChangeAspect="1"/>
             </wp:cNvGraphicFramePr>
@@ -22043,7 +22043,7 @@
                   <pic:spPr bwMode="auto">
                     <a:xfrm>
                       <a:off x="0" y="0"/>
-                      <a:ext cx="6096000" cy="3095625"/>
+                      <a:ext cx="6096000" cy="3105150"/>
                     </a:xfrm>
                     <a:prstGeom prst="rect">
                       <a:avLst/>
@@ -22069,7 +22069,7 @@
           <w:sz w:val="18"/>
           <w:szCs w:val="18"/>
         </w:rPr>
-        <w:t xml:space="preserve">Rows of rare classes under FedAvg end at 0.33 (MNIST) and 0.43 (FMNIST) of their start value; with HWA they grow (×1.7, ×2.4). They shrink even when 70–90 % of clients hold the class.</w:t>
+        <w:t xml:space="preserve">Rows of rare classes under FedAvg end at 0.33 (MNIST) and 0.44 (FMNIST) of their start value; with HWA they grow (×1.7, ×2.4). They shrink even when 70–90 % of clients hold the class.</w:t>
       </w:r>
     </w:p>
     <w:p>
@@ -22082,7 +22082,7 @@
           <wp:inline distT="0" distB="0" distL="0" distR="0">
             <wp:extent cx="6096000" cy="3829050"/>
             <wp:effectExtent t="0" r="0" b="0" l="0"/>
-            <wp:docPr id="32" name="ev02_fidelity.png" descr="Rare-class fake samples recognised as their class: GeFL-F 11 % / 21 %, + HWA 33 % / 67 %, PC-VAE 93 % / 90 %, Ours-A 89 % / 80 % (real test features: 96 % / 84 %)." title="ev02_fidelity.png"/>
+            <wp:docPr id="32" name="ev02_fidelity.png" descr="Rare-class fake samples recognised as their class: GeFL-F 10 % / 20 %, + HWA 31 % / 71 %, PC-VAE 93 % / 88 %, Ours-A 90 % / 79 % (real test features: 97 % / 84 %)." title="ev02_fidelity.png"/>
             <wp:cNvGraphicFramePr>
               <a:graphicFrameLocks xmlns:a="http://schemas.openxmlformats.org/drawingml/2006/main" noChangeAspect="1"/>
             </wp:cNvGraphicFramePr>
@@ -22131,7 +22131,7 @@
           <w:sz w:val="18"/>
           <w:szCs w:val="18"/>
         </w:rPr>
-        <w:t xml:space="preserve">Rare-class fake samples recognised as their class: GeFL-F 11 % / 21 %, + HWA 33 % / 67 %, PC-VAE 93 % / 90 %, Ours-A 89 % / 80 % (real test features: 96 % / 84 %).</w:t>
+        <w:t xml:space="preserve">Rare-class fake samples recognised as their class: GeFL-F 10 % / 20 %, + HWA 31 % / 71 %, PC-VAE 93 % / 88 %, Ours-A 90 % / 79 % (real test features: 97 % / 84 %).</w:t>
       </w:r>
     </w:p>
     <w:p>
@@ -22144,7 +22144,7 @@
           <wp:inline distT="0" distB="0" distL="0" distR="0">
             <wp:extent cx="6096000" cy="3552825"/>
             <wp:effectExtent t="0" r="0" b="0" l="0"/>
-            <wp:docPr id="33" name="ev03_moments.png" descr="Spread of fake features (1 = real): PC-VAE 0.50 / 0.45, + MC 0.86 / 0.89, + KH 0.95 / 0.98. Rare-class mean error: 0.19 → 0.09 → 0.05 class std (MNIST)." title="ev03_moments.png"/>
+            <wp:docPr id="33" name="ev03_moments.png" descr="Spread of fake features (1 = real): PC-VAE 0.47 / 0.45, + MC 0.85 / 0.90, + KH 0.95 / 0.98. Rare-class mean error: 0.22 → 0.09 → 0.05 class std (MNIST)." title="ev03_moments.png"/>
             <wp:cNvGraphicFramePr>
               <a:graphicFrameLocks xmlns:a="http://schemas.openxmlformats.org/drawingml/2006/main" noChangeAspect="1"/>
             </wp:cNvGraphicFramePr>
@@ -22193,7 +22193,7 @@
           <w:sz w:val="18"/>
           <w:szCs w:val="18"/>
         </w:rPr>
-        <w:t xml:space="preserve">Spread of fake features (1 = real): PC-VAE 0.50 / 0.45, + MC 0.86 / 0.89, + KH 0.95 / 0.98. Rare-class mean error: 0.19 → 0.09 → 0.05 class std (MNIST).</w:t>
+        <w:t xml:space="preserve">Spread of fake features (1 = real): PC-VAE 0.47 / 0.45, + MC 0.85 / 0.90, + KH 0.95 / 0.98. Rare-class mean error: 0.22 → 0.09 → 0.05 class std (MNIST).</w:t>
       </w:r>
     </w:p>
     <w:p>
@@ -22206,7 +22206,7 @@
           <wp:inline distT="0" distB="0" distL="0" distR="0">
             <wp:extent cx="5715000" cy="1895475"/>
             <wp:effectExtent t="0" r="0" b="0" l="0"/>
-            <wp:docPr id="34" name="ev11_fake_separability.png" descr="Class separability F of fake features: GeFL-F 0.10 / 0.28 (classes overlap), PC-VAE 0.78 / 1.36 (too clean), Ours-A 0.35 / 0.62, real 0.33 / 0.61." title="ev11_fake_separability.png"/>
+            <wp:docPr id="34" name="ev11_fake_separability.png" descr="Class separability F of fake features: GeFL-F 0.09 / 0.32 (classes overlap), PC-VAE 0.78 / 1.35 (too clean), Ours-A 0.32 / 0.61, real 0.30 / 0.60." title="ev11_fake_separability.png"/>
             <wp:cNvGraphicFramePr>
               <a:graphicFrameLocks xmlns:a="http://schemas.openxmlformats.org/drawingml/2006/main" noChangeAspect="1"/>
             </wp:cNvGraphicFramePr>
@@ -22255,7 +22255,7 @@
           <w:sz w:val="18"/>
           <w:szCs w:val="18"/>
         </w:rPr>
-        <w:t xml:space="preserve">Class separability F of fake features: GeFL-F 0.10 / 0.28 (classes overlap), PC-VAE 0.78 / 1.36 (too clean), Ours-A 0.35 / 0.62, real 0.33 / 0.61.</w:t>
+        <w:t xml:space="preserve">Class separability F of fake features: GeFL-F 0.09 / 0.32 (classes overlap), PC-VAE 0.78 / 1.35 (too clean), Ours-A 0.32 / 0.61, real 0.30 / 0.60.</w:t>
       </w:r>
     </w:p>
     <w:p>
@@ -22266,9 +22266,9 @@
       <w:r>
         <w:drawing>
           <wp:inline distT="0" distB="0" distL="0" distR="0">
-            <wp:extent cx="6096000" cy="3752850"/>
+            <wp:extent cx="6096000" cy="3762375"/>
             <wp:effectExtent t="0" r="0" b="0" l="0"/>
-            <wp:docPr id="35" name="ev04_mmd.png" descr="Distance to real test features (MMD, all classes): GeFL-F 0.22 / 0.25 → PC-VAE 0.18 / 0.19 → + MC 0.086 / 0.092 → + KH 0.069 / 0.074. Lower MMD goes with higher real accuracy (r = −0.75 / −0.51), as Lemma 1 says." title="ev04_mmd.png"/>
+            <wp:docPr id="35" name="ev04_mmd.png" descr="Distance to real test features (MMD, all classes): GeFL-F 0.22 / 0.25 → PC-VAE 0.20 / 0.19 → + MC 0.089 / 0.093 → + KH 0.071 / 0.078. Lower MMD goes with higher real accuracy (r = −0.69 / −0.47), as Lemma 1 says." title="ev04_mmd.png"/>
             <wp:cNvGraphicFramePr>
               <a:graphicFrameLocks xmlns:a="http://schemas.openxmlformats.org/drawingml/2006/main" noChangeAspect="1"/>
             </wp:cNvGraphicFramePr>
@@ -22291,7 +22291,7 @@
                   <pic:spPr bwMode="auto">
                     <a:xfrm>
                       <a:off x="0" y="0"/>
-                      <a:ext cx="6096000" cy="3752850"/>
+                      <a:ext cx="6096000" cy="3762375"/>
                     </a:xfrm>
                     <a:prstGeom prst="rect">
                       <a:avLst/>
@@ -22317,7 +22317,7 @@
           <w:sz w:val="18"/>
           <w:szCs w:val="18"/>
         </w:rPr>
-        <w:t xml:space="preserve">Distance to real test features (MMD, all classes): GeFL-F 0.22 / 0.25 → PC-VAE 0.18 / 0.19 → + MC 0.086 / 0.092 → + KH 0.069 / 0.074. Lower MMD goes with higher real accuracy (r = −0.75 / −0.51), as Lemma 1 says.</w:t>
+        <w:t xml:space="preserve">Distance to real test features (MMD, all classes): GeFL-F 0.22 / 0.25 → PC-VAE 0.20 / 0.19 → + MC 0.089 / 0.093 → + KH 0.071 / 0.078. Lower MMD goes with higher real accuracy (r = −0.69 / −0.47), as Lemma 1 says.</w:t>
       </w:r>
     </w:p>
     <w:p>
@@ -22330,7 +22330,7 @@
           <wp:inline distT="0" distB="0" distL="0" distR="0">
             <wp:extent cx="6096000" cy="2114550"/>
             <wp:effectExtent t="0" r="0" b="0" l="0"/>
-            <wp:docPr id="36" name="ev05_tstr.png" descr="Head trained only on fake features, tested on real data (balanced accuracy): GeFL-F 59 / 47, + HWA 81 / 74, PC-VAE 92 / 77, + MC 94 / 78, + KH 94 / 78. Rare classes on MNIST: 32 → 91. KH adds little in this test; its gain shows inside the full pipeline (+0.8 / +0.7)." title="ev05_tstr.png"/>
+            <wp:docPr id="36" name="ev05_tstr.png" descr="Head trained only on fake features, tested on real data (balanced accuracy): GeFL-F 57 / 48, + HWA 81 / 76, PC-VAE 92 / 76, + MC 94 / 77, + KH 94 / 76. Rare classes on MNIST: 32 → 89. KH does not add in this test (−0.2 / −1.1); its gain shows only inside the full pipeline (+0.8 / +0.7)." title="ev05_tstr.png"/>
             <wp:cNvGraphicFramePr>
               <a:graphicFrameLocks xmlns:a="http://schemas.openxmlformats.org/drawingml/2006/main" noChangeAspect="1"/>
             </wp:cNvGraphicFramePr>
@@ -22379,7 +22379,7 @@
           <w:sz w:val="18"/>
           <w:szCs w:val="18"/>
         </w:rPr>
-        <w:t xml:space="preserve">Head trained only on fake features, tested on real data (balanced accuracy): GeFL-F 59 / 47, + HWA 81 / 74, PC-VAE 92 / 77, + MC 94 / 78, + KH 94 / 78. Rare classes on MNIST: 32 → 91. KH adds little in this test; its gain shows inside the full pipeline (+0.8 / +0.7).</w:t>
+        <w:t xml:space="preserve">Head trained only on fake features, tested on real data (balanced accuracy): GeFL-F 57 / 48, + HWA 81 / 76, PC-VAE 92 / 76, + MC 94 / 77, + KH 94 / 76. Rare classes on MNIST: 32 → 89. KH does not add in this test (−0.2 / −1.1); its gain shows only inside the full pipeline (+0.8 / +0.7).</w:t>
       </w:r>
     </w:p>
     <w:p>
@@ -22454,7 +22454,7 @@
           <wp:inline distT="0" distB="0" distL="0" distR="0">
             <wp:extent cx="6096000" cy="3133725"/>
             <wp:effectExtent t="0" r="0" b="0" l="0"/>
-            <wp:docPr id="38" name="ev08_la_csl.png" descr="LA (seed 0): balanced accuracy 92.3 → 95.5 (MNIST), 74.0 → 79.2 (FMNIST); correlation between a client's own class shares and its predictions 0.61 → 0.42, 0.67 → 0.54. CSL: the soft target is closer to the real-data referee than the one-hot label (TV 0.098 → 0.088, 0.192 → 0.179)." title="ev08_la_csl.png"/>
+            <wp:docPr id="38" name="ev08_la_csl.png" descr="LA (seed 0): balanced accuracy 92.0 → 95.2 (MNIST), 75.5 → 79.9 (FMNIST); correlation between a client's own class shares and its predictions 0.64 → 0.44, 0.67 → 0.52. CSL: the soft target is closer to the real-data referee than the one-hot label, lower or equal in every class (TV 0.100 → 0.092, 0.212 → 0.202)." title="ev08_la_csl.png"/>
             <wp:cNvGraphicFramePr>
               <a:graphicFrameLocks xmlns:a="http://schemas.openxmlformats.org/drawingml/2006/main" noChangeAspect="1"/>
             </wp:cNvGraphicFramePr>
@@ -22503,7 +22503,7 @@
           <w:sz w:val="18"/>
           <w:szCs w:val="18"/>
         </w:rPr>
-        <w:t xml:space="preserve">LA (seed 0): balanced accuracy 92.3 → 95.5 (MNIST), 74.0 → 79.2 (FMNIST); correlation between a client's own class shares and its predictions 0.61 → 0.42, 0.67 → 0.54. CSL: the soft target is closer to the real-data referee than the one-hot label (TV 0.098 → 0.088, 0.192 → 0.179).</w:t>
+        <w:t xml:space="preserve">LA (seed 0): balanced accuracy 92.0 → 95.2 (MNIST), 75.5 → 79.9 (FMNIST); correlation between a client's own class shares and its predictions 0.64 → 0.44, 0.67 → 0.52. CSL: the soft target is closer to the real-data referee than the one-hot label, lower or equal in every class (TV 0.100 → 0.092, 0.212 → 0.202).</w:t>
       </w:r>
     </w:p>
     <w:p>
@@ -22578,7 +22578,7 @@
           <wp:inline distT="0" distB="0" distL="0" distR="0">
             <wp:extent cx="6096000" cy="2828925"/>
             <wp:effectExtent t="0" r="0" b="0" l="0"/>
-            <wp:docPr id="40" name="ev06_separability.png" descr="How well the exact class mean identifies the class (3 seeds): F = 0.33 / 0.61 / 0.07 / 0.013 and nearest-mean accuracy 81 / 69 / 40 / 13 % on MNIST / FMNIST / CIFAR-10 / SVHN (chance 10 %). SVHN's means carry almost no class information: the reason Ours-A is weak there." title="ev06_separability.png"/>
+            <wp:docPr id="40" name="ev06_separability.png" descr="How well the exact class mean identifies the class (3 seeds): F = 0.30 / 0.60 / 0.07 / 0.012 and nearest-mean accuracy 82 / 69 / 41 / 12 % on MNIST / FMNIST / CIFAR-10 / SVHN (chance 10 %). SVHN's means carry almost no class information: the reason Ours-A is weak there." title="ev06_separability.png"/>
             <wp:cNvGraphicFramePr>
               <a:graphicFrameLocks xmlns:a="http://schemas.openxmlformats.org/drawingml/2006/main" noChangeAspect="1"/>
             </wp:cNvGraphicFramePr>
@@ -22627,7 +22627,7 @@
           <w:sz w:val="18"/>
           <w:szCs w:val="18"/>
         </w:rPr>
-        <w:t xml:space="preserve">How well the exact class mean identifies the class (3 seeds): F = 0.33 / 0.61 / 0.07 / 0.013 and nearest-mean accuracy 81 / 69 / 40 / 13 % on MNIST / FMNIST / CIFAR-10 / SVHN (chance 10 %). SVHN's means carry almost no class information: the reason Ours-A is weak there.</w:t>
+        <w:t xml:space="preserve">How well the exact class mean identifies the class (3 seeds): F = 0.30 / 0.60 / 0.07 / 0.012 and nearest-mean accuracy 82 / 69 / 41 / 12 % on MNIST / FMNIST / CIFAR-10 / SVHN (chance 10 %). SVHN's means carry almost no class information: the reason Ours-A is weak there.</w:t>
       </w:r>
     </w:p>
     <w:p>

--- a/docs/professor_report/OursA_Backup_Handout.docx
+++ b/docs/professor_report/OursA_Backup_Handout.docx
@@ -171,7 +171,7 @@
         <w:t xml:space="preserve">Our architecture (Ours-A):</w:t>
       </w:r>
       <w:r>
-        <w:t xml:space="preserve"> class identity from the exact class mean, fake features corrected to exact class statistics, consensus labels, client-prior loss.</w:t>
+        <w:t xml:space="preserve"> class identity from the exact class mean, fake features corrected to exact class statistics, consensus labels, logit adjustment (a loss that cancels each client's own class skew).</w:t>
       </w:r>
     </w:p>
     <w:tbl>
@@ -1284,7 +1284,7 @@
                 <w:sz w:val="18"/>
                 <w:szCs w:val="18"/>
               </w:rPr>
-              <w:t xml:space="preserve">above on MNIST (10/50/100 clients) and CIFAR-10; level on FMNIST; below on SVHN</w:t>
+              <w:t xml:space="preserve">above on MNIST (10/50/100 clients), CIFAR-10 and SVHN (with the switch); level on FashionMNIST</w:t>
             </w:r>
           </w:p>
         </w:tc>
@@ -1379,7 +1379,7 @@
               <w:t xml:space="preserve">last layer</w:t>
             </w:r>
             <w:r>
-              <w:t xml:space="preserve"> of each head. Re-fitting only that layer on real data (a known fix: CCVR, CReFF, Fed3R) lifts GeFL-F to 90.7 / 79.2 / 64.8 (MNIST / FMNIST / SVHN, long tail).</w:t>
+              <w:t xml:space="preserve"> of each head. Re-fitting only that layer on real data (a known fix: CCVR, CReFF, Fed3R) lifts GeFL-F to 90.7 / 79.2 / 64.8 (MNIST / FashionMNIST / SVHN, long tail).</w:t>
             </w:r>
           </w:p>
           <w:p>
@@ -1481,7 +1481,7 @@
               <w:t xml:space="preserve">New Part 6:</w:t>
             </w:r>
             <w:r>
-              <w:t xml:space="preserve"> where the remaining error lives (the last layer), a federated fix from exact statistics (ER), and the stronger baseline above.</w:t>
+              <w:t xml:space="preserve"> where the remaining error lives (the last layer), a federated fix from exact statistics (exact readout), and the stronger baseline above.</w:t>
             </w:r>
           </w:p>
           <w:p>
@@ -1496,7 +1496,7 @@
               <w:t xml:space="preserve">New results:</w:t>
             </w:r>
             <w:r>
-              <w:t xml:space="preserve"> leave-one-out ablation (Part 5.6), SVHN switch (Part 5.7), FashionMNIST at 50 / 100 clients (Part 5.5), covariance version MC-B (Part 8).</w:t>
+              <w:t xml:space="preserve"> leave-one-out ablation (Part 5.6), SVHN switch (Part 5.7), FashionMNIST at 50 / 100 clients (Part 5.5), covariance correction (Part 8).</w:t>
             </w:r>
           </w:p>
           <w:p>
@@ -1529,6 +1529,2714 @@
         <w:spacing w:after="200"/>
       </w:pPr>
       <w:r>
+        <w:t xml:space="preserve">How to read the numbers</w:t>
+      </w:r>
+    </w:p>
+    <w:p>
+      <w:pPr>
+        <w:spacing w:after="120" w:line="276"/>
+        <w:jc w:val="both"/>
+      </w:pPr>
+      <w:r>
+        <w:t xml:space="preserve">This report uses many measurements. Only four of them decide whether the method works; one exists only to compare with the original paper; the rest are </w:t>
+      </w:r>
+      <w:r>
+        <w:rPr>
+          <w:i/>
+          <w:iCs/>
+        </w:rPr>
+        <w:t xml:space="preserve">diagnostics</w:t>
+      </w:r>
+      <w:r>
+        <w:t xml:space="preserve">: they explain why something works or fails, and are not goals in themselves. Every accuracy is in percent; a difference between two accuracies is in </w:t>
+      </w:r>
+      <w:r>
+        <w:rPr>
+          <w:i/>
+          <w:iCs/>
+        </w:rPr>
+        <w:t xml:space="preserve">points</w:t>
+      </w:r>
+      <w:r>
+        <w:t xml:space="preserve"> (79.7 − 58.5 = +21.2 points).</w:t>
+      </w:r>
+    </w:p>
+    <w:p>
+      <w:pPr>
+        <w:pStyle w:val="Heading2"/>
+        <w:keepNext/>
+        <w:spacing w:after="120" w:before="240"/>
+      </w:pPr>
+      <w:r>
+        <w:t xml:space="preserve">A. The numbers that decide whether the method works</w:t>
+      </w:r>
+    </w:p>
+    <w:tbl>
+      <w:tblPr>
+        <w:tblW w:type="dxa" w:w="9638"/>
+        <w:tblBorders>
+          <w:top w:val="single" w:color="auto" w:sz="4"/>
+          <w:left w:val="single" w:color="auto" w:sz="4"/>
+          <w:bottom w:val="single" w:color="auto" w:sz="4"/>
+          <w:right w:val="single" w:color="auto" w:sz="4"/>
+          <w:insideH w:val="single" w:color="auto" w:sz="4"/>
+          <w:insideV w:val="single" w:color="auto" w:sz="4"/>
+        </w:tblBorders>
+      </w:tblPr>
+      <w:tblGrid>
+        <w:gridCol w:w="2209"/>
+        <w:gridCol w:w="4417"/>
+        <w:gridCol w:w="3012"/>
+      </w:tblGrid>
+      <w:tr>
+        <w:trPr>
+          <w:tblHeader/>
+        </w:trPr>
+        <w:tc>
+          <w:tcPr>
+            <w:tcW w:type="dxa" w:w="2209"/>
+            <w:tcBorders>
+              <w:top w:val="single" w:color="BFC7D5" w:sz="4"/>
+              <w:left w:val="single" w:color="BFC7D5" w:sz="4"/>
+              <w:bottom w:val="single" w:color="BFC7D5" w:sz="4"/>
+              <w:right w:val="single" w:color="BFC7D5" w:sz="4"/>
+            </w:tcBorders>
+            <w:shd w:fill="1C4E9A" w:color="auto" w:val="clear"/>
+            <w:tcMar>
+              <w:top w:type="dxa" w:w="60"/>
+              <w:left w:type="dxa" w:w="90"/>
+              <w:bottom w:type="dxa" w:w="60"/>
+              <w:right w:type="dxa" w:w="90"/>
+            </w:tcMar>
+          </w:tcPr>
+          <w:p>
+            <w:pPr>
+              <w:jc w:val="left"/>
+            </w:pPr>
+            <w:r>
+              <w:rPr>
+                <w:b/>
+                <w:bCs/>
+                <w:color w:val="FFFFFF"/>
+                <w:sz w:val="18"/>
+                <w:szCs w:val="18"/>
+              </w:rPr>
+              <w:t xml:space="preserve">Measurement</w:t>
+            </w:r>
+          </w:p>
+        </w:tc>
+        <w:tc>
+          <w:tcPr>
+            <w:tcW w:type="dxa" w:w="4417"/>
+            <w:tcBorders>
+              <w:top w:val="single" w:color="BFC7D5" w:sz="4"/>
+              <w:left w:val="single" w:color="BFC7D5" w:sz="4"/>
+              <w:bottom w:val="single" w:color="BFC7D5" w:sz="4"/>
+              <w:right w:val="single" w:color="BFC7D5" w:sz="4"/>
+            </w:tcBorders>
+            <w:shd w:fill="1C4E9A" w:color="auto" w:val="clear"/>
+            <w:tcMar>
+              <w:top w:type="dxa" w:w="60"/>
+              <w:left w:type="dxa" w:w="90"/>
+              <w:bottom w:type="dxa" w:w="60"/>
+              <w:right w:type="dxa" w:w="90"/>
+            </w:tcMar>
+          </w:tcPr>
+          <w:p>
+            <w:pPr>
+              <w:jc w:val="left"/>
+            </w:pPr>
+            <w:r>
+              <w:rPr>
+                <w:b/>
+                <w:bCs/>
+                <w:color w:val="FFFFFF"/>
+                <w:sz w:val="18"/>
+                <w:szCs w:val="18"/>
+              </w:rPr>
+              <w:t xml:space="preserve">What it measures, in plain words</w:t>
+            </w:r>
+          </w:p>
+        </w:tc>
+        <w:tc>
+          <w:tcPr>
+            <w:tcW w:type="dxa" w:w="3012"/>
+            <w:tcBorders>
+              <w:top w:val="single" w:color="BFC7D5" w:sz="4"/>
+              <w:left w:val="single" w:color="BFC7D5" w:sz="4"/>
+              <w:bottom w:val="single" w:color="BFC7D5" w:sz="4"/>
+              <w:right w:val="single" w:color="BFC7D5" w:sz="4"/>
+            </w:tcBorders>
+            <w:shd w:fill="1C4E9A" w:color="auto" w:val="clear"/>
+            <w:tcMar>
+              <w:top w:type="dxa" w:w="60"/>
+              <w:left w:type="dxa" w:w="90"/>
+              <w:bottom w:type="dxa" w:w="60"/>
+              <w:right w:type="dxa" w:w="90"/>
+            </w:tcMar>
+          </w:tcPr>
+          <w:p>
+            <w:pPr>
+              <w:jc w:val="left"/>
+            </w:pPr>
+            <w:r>
+              <w:rPr>
+                <w:b/>
+                <w:bCs/>
+                <w:color w:val="FFFFFF"/>
+                <w:sz w:val="18"/>
+                <w:szCs w:val="18"/>
+              </w:rPr>
+              <w:t xml:space="preserve">How to read it</w:t>
+            </w:r>
+          </w:p>
+        </w:tc>
+      </w:tr>
+      <w:tr>
+        <w:tc>
+          <w:tcPr>
+            <w:tcW w:type="dxa" w:w="2209"/>
+            <w:tcBorders>
+              <w:top w:val="single" w:color="BFC7D5" w:sz="4"/>
+              <w:left w:val="single" w:color="BFC7D5" w:sz="4"/>
+              <w:bottom w:val="single" w:color="BFC7D5" w:sz="4"/>
+              <w:right w:val="single" w:color="BFC7D5" w:sz="4"/>
+            </w:tcBorders>
+            <w:shd w:fill="FFFFFF" w:color="auto" w:val="clear"/>
+            <w:tcMar>
+              <w:top w:type="dxa" w:w="60"/>
+              <w:left w:type="dxa" w:w="90"/>
+              <w:bottom w:type="dxa" w:w="60"/>
+              <w:right w:type="dxa" w:w="90"/>
+            </w:tcMar>
+          </w:tcPr>
+          <w:p>
+            <w:pPr>
+              <w:jc w:val="left"/>
+            </w:pPr>
+            <w:r>
+              <w:rPr>
+                <w:b/>
+                <w:bCs/>
+                <w:sz w:val="18"/>
+                <w:szCs w:val="18"/>
+              </w:rPr>
+              <w:t xml:space="preserve">Balanced accuracy</w:t>
+            </w:r>
+          </w:p>
+        </w:tc>
+        <w:tc>
+          <w:tcPr>
+            <w:tcW w:type="dxa" w:w="4417"/>
+            <w:tcBorders>
+              <w:top w:val="single" w:color="BFC7D5" w:sz="4"/>
+              <w:left w:val="single" w:color="BFC7D5" w:sz="4"/>
+              <w:bottom w:val="single" w:color="BFC7D5" w:sz="4"/>
+              <w:right w:val="single" w:color="BFC7D5" w:sz="4"/>
+            </w:tcBorders>
+            <w:shd w:fill="FFFFFF" w:color="auto" w:val="clear"/>
+            <w:tcMar>
+              <w:top w:type="dxa" w:w="60"/>
+              <w:left w:type="dxa" w:w="90"/>
+              <w:bottom w:type="dxa" w:w="60"/>
+              <w:right w:type="dxa" w:w="90"/>
+            </w:tcMar>
+          </w:tcPr>
+          <w:p>
+            <w:pPr>
+              <w:jc w:val="left"/>
+            </w:pPr>
+            <w:r>
+              <w:rPr>
+                <w:sz w:val="18"/>
+                <w:szCs w:val="18"/>
+              </w:rPr>
+              <w:t xml:space="preserve">Accuracy on each of the 10 classes separately, then averaged, so a rare class counts as much as a common one. Measured on the test set after the last training round.</w:t>
+            </w:r>
+          </w:p>
+        </w:tc>
+        <w:tc>
+          <w:tcPr>
+            <w:tcW w:type="dxa" w:w="3012"/>
+            <w:tcBorders>
+              <w:top w:val="single" w:color="BFC7D5" w:sz="4"/>
+              <w:left w:val="single" w:color="BFC7D5" w:sz="4"/>
+              <w:bottom w:val="single" w:color="BFC7D5" w:sz="4"/>
+              <w:right w:val="single" w:color="BFC7D5" w:sz="4"/>
+            </w:tcBorders>
+            <w:shd w:fill="FFFFFF" w:color="auto" w:val="clear"/>
+            <w:tcMar>
+              <w:top w:type="dxa" w:w="60"/>
+              <w:left w:type="dxa" w:w="90"/>
+              <w:bottom w:type="dxa" w:w="60"/>
+              <w:right w:type="dxa" w:w="90"/>
+            </w:tcMar>
+          </w:tcPr>
+          <w:p>
+            <w:pPr>
+              <w:jc w:val="left"/>
+            </w:pPr>
+            <w:r>
+              <w:rPr>
+                <w:sz w:val="18"/>
+                <w:szCs w:val="18"/>
+              </w:rPr>
+              <w:t xml:space="preserve">10 = guessing, 100 = perfect. </w:t>
+            </w:r>
+            <w:r>
+              <w:rPr>
+                <w:b/>
+                <w:bCs/>
+                <w:sz w:val="18"/>
+                <w:szCs w:val="18"/>
+              </w:rPr>
+              <w:t xml:space="preserve">The headline number of this report.</w:t>
+            </w:r>
+          </w:p>
+        </w:tc>
+      </w:tr>
+      <w:tr>
+        <w:tc>
+          <w:tcPr>
+            <w:tcW w:type="dxa" w:w="2209"/>
+            <w:tcBorders>
+              <w:top w:val="single" w:color="BFC7D5" w:sz="4"/>
+              <w:left w:val="single" w:color="BFC7D5" w:sz="4"/>
+              <w:bottom w:val="single" w:color="BFC7D5" w:sz="4"/>
+              <w:right w:val="single" w:color="BFC7D5" w:sz="4"/>
+            </w:tcBorders>
+            <w:shd w:fill="F7F9FC" w:color="auto" w:val="clear"/>
+            <w:tcMar>
+              <w:top w:type="dxa" w:w="60"/>
+              <w:left w:type="dxa" w:w="90"/>
+              <w:bottom w:type="dxa" w:w="60"/>
+              <w:right w:type="dxa" w:w="90"/>
+            </w:tcMar>
+          </w:tcPr>
+          <w:p>
+            <w:pPr>
+              <w:jc w:val="left"/>
+            </w:pPr>
+            <w:r>
+              <w:rPr>
+                <w:b/>
+                <w:bCs/>
+                <w:sz w:val="18"/>
+                <w:szCs w:val="18"/>
+              </w:rPr>
+              <w:t xml:space="preserve">Rare-class accuracy</w:t>
+            </w:r>
+            <w:r>
+              <w:rPr>
+                <w:sz w:val="18"/>
+                <w:szCs w:val="18"/>
+              </w:rPr>
+              <w:t xml:space="preserve"> ("tail recall")</w:t>
+            </w:r>
+          </w:p>
+        </w:tc>
+        <w:tc>
+          <w:tcPr>
+            <w:tcW w:type="dxa" w:w="4417"/>
+            <w:tcBorders>
+              <w:top w:val="single" w:color="BFC7D5" w:sz="4"/>
+              <w:left w:val="single" w:color="BFC7D5" w:sz="4"/>
+              <w:bottom w:val="single" w:color="BFC7D5" w:sz="4"/>
+              <w:right w:val="single" w:color="BFC7D5" w:sz="4"/>
+            </w:tcBorders>
+            <w:shd w:fill="F7F9FC" w:color="auto" w:val="clear"/>
+            <w:tcMar>
+              <w:top w:type="dxa" w:w="60"/>
+              <w:left w:type="dxa" w:w="90"/>
+              <w:bottom w:type="dxa" w:w="60"/>
+              <w:right w:type="dxa" w:w="90"/>
+            </w:tcMar>
+          </w:tcPr>
+          <w:p>
+            <w:pPr>
+              <w:jc w:val="left"/>
+            </w:pPr>
+            <w:r>
+              <w:rPr>
+                <w:sz w:val="18"/>
+                <w:szCs w:val="18"/>
+              </w:rPr>
+              <w:t xml:space="preserve">The same, but averaged over the 4 rarest classes only.</w:t>
+            </w:r>
+          </w:p>
+        </w:tc>
+        <w:tc>
+          <w:tcPr>
+            <w:tcW w:type="dxa" w:w="3012"/>
+            <w:tcBorders>
+              <w:top w:val="single" w:color="BFC7D5" w:sz="4"/>
+              <w:left w:val="single" w:color="BFC7D5" w:sz="4"/>
+              <w:bottom w:val="single" w:color="BFC7D5" w:sz="4"/>
+              <w:right w:val="single" w:color="BFC7D5" w:sz="4"/>
+            </w:tcBorders>
+            <w:shd w:fill="F7F9FC" w:color="auto" w:val="clear"/>
+            <w:tcMar>
+              <w:top w:type="dxa" w:w="60"/>
+              <w:left w:type="dxa" w:w="90"/>
+              <w:bottom w:type="dxa" w:w="60"/>
+              <w:right w:type="dxa" w:w="90"/>
+            </w:tcMar>
+          </w:tcPr>
+          <w:p>
+            <w:pPr>
+              <w:jc w:val="left"/>
+            </w:pPr>
+            <w:r>
+              <w:rPr>
+                <w:sz w:val="18"/>
+                <w:szCs w:val="18"/>
+              </w:rPr>
+              <w:t xml:space="preserve">Shows whether the rare classes came back. Close to balanced accuracy = rare classes are no longer neglected.</w:t>
+            </w:r>
+          </w:p>
+        </w:tc>
+      </w:tr>
+      <w:tr>
+        <w:tc>
+          <w:tcPr>
+            <w:tcW w:type="dxa" w:w="2209"/>
+            <w:tcBorders>
+              <w:top w:val="single" w:color="BFC7D5" w:sz="4"/>
+              <w:left w:val="single" w:color="BFC7D5" w:sz="4"/>
+              <w:bottom w:val="single" w:color="BFC7D5" w:sz="4"/>
+              <w:right w:val="single" w:color="BFC7D5" w:sz="4"/>
+            </w:tcBorders>
+            <w:shd w:fill="FFFFFF" w:color="auto" w:val="clear"/>
+            <w:tcMar>
+              <w:top w:type="dxa" w:w="60"/>
+              <w:left w:type="dxa" w:w="90"/>
+              <w:bottom w:type="dxa" w:w="60"/>
+              <w:right w:type="dxa" w:w="90"/>
+            </w:tcMar>
+          </w:tcPr>
+          <w:p>
+            <w:pPr>
+              <w:jc w:val="left"/>
+            </w:pPr>
+            <w:r>
+              <w:rPr>
+                <w:b/>
+                <w:bCs/>
+                <w:sz w:val="18"/>
+                <w:szCs w:val="18"/>
+              </w:rPr>
+              <w:t xml:space="preserve">Gain</w:t>
+            </w:r>
+            <w:r>
+              <w:rPr>
+                <w:sz w:val="18"/>
+                <w:szCs w:val="18"/>
+              </w:rPr>
+              <w:t xml:space="preserve"> (points)</w:t>
+            </w:r>
+          </w:p>
+        </w:tc>
+        <w:tc>
+          <w:tcPr>
+            <w:tcW w:type="dxa" w:w="4417"/>
+            <w:tcBorders>
+              <w:top w:val="single" w:color="BFC7D5" w:sz="4"/>
+              <w:left w:val="single" w:color="BFC7D5" w:sz="4"/>
+              <w:bottom w:val="single" w:color="BFC7D5" w:sz="4"/>
+              <w:right w:val="single" w:color="BFC7D5" w:sz="4"/>
+            </w:tcBorders>
+            <w:shd w:fill="FFFFFF" w:color="auto" w:val="clear"/>
+            <w:tcMar>
+              <w:top w:type="dxa" w:w="60"/>
+              <w:left w:type="dxa" w:w="90"/>
+              <w:bottom w:type="dxa" w:w="60"/>
+              <w:right w:type="dxa" w:w="90"/>
+            </w:tcMar>
+          </w:tcPr>
+          <w:p>
+            <w:pPr>
+              <w:jc w:val="left"/>
+            </w:pPr>
+            <w:r>
+              <w:rPr>
+                <w:sz w:val="18"/>
+                <w:szCs w:val="18"/>
+              </w:rPr>
+              <w:t xml:space="preserve">Accuracy of one method minus another, on the same data splits and starting weights.</w:t>
+            </w:r>
+          </w:p>
+        </w:tc>
+        <w:tc>
+          <w:tcPr>
+            <w:tcW w:type="dxa" w:w="3012"/>
+            <w:tcBorders>
+              <w:top w:val="single" w:color="BFC7D5" w:sz="4"/>
+              <w:left w:val="single" w:color="BFC7D5" w:sz="4"/>
+              <w:bottom w:val="single" w:color="BFC7D5" w:sz="4"/>
+              <w:right w:val="single" w:color="BFC7D5" w:sz="4"/>
+            </w:tcBorders>
+            <w:shd w:fill="FFFFFF" w:color="auto" w:val="clear"/>
+            <w:tcMar>
+              <w:top w:type="dxa" w:w="60"/>
+              <w:left w:type="dxa" w:w="90"/>
+              <w:bottom w:type="dxa" w:w="60"/>
+              <w:right w:type="dxa" w:w="90"/>
+            </w:tcMar>
+          </w:tcPr>
+          <w:p>
+            <w:pPr>
+              <w:jc w:val="left"/>
+            </w:pPr>
+            <w:r>
+              <w:rPr>
+                <w:sz w:val="18"/>
+                <w:szCs w:val="18"/>
+              </w:rPr>
+              <w:t xml:space="preserve">+21 = 21 percentage points better.</w:t>
+            </w:r>
+          </w:p>
+        </w:tc>
+      </w:tr>
+      <w:tr>
+        <w:tc>
+          <w:tcPr>
+            <w:tcW w:type="dxa" w:w="2209"/>
+            <w:tcBorders>
+              <w:top w:val="single" w:color="BFC7D5" w:sz="4"/>
+              <w:left w:val="single" w:color="BFC7D5" w:sz="4"/>
+              <w:bottom w:val="single" w:color="BFC7D5" w:sz="4"/>
+              <w:right w:val="single" w:color="BFC7D5" w:sz="4"/>
+            </w:tcBorders>
+            <w:shd w:fill="F7F9FC" w:color="auto" w:val="clear"/>
+            <w:tcMar>
+              <w:top w:type="dxa" w:w="60"/>
+              <w:left w:type="dxa" w:w="90"/>
+              <w:bottom w:type="dxa" w:w="60"/>
+              <w:right w:type="dxa" w:w="90"/>
+            </w:tcMar>
+          </w:tcPr>
+          <w:p>
+            <w:pPr>
+              <w:jc w:val="left"/>
+            </w:pPr>
+            <w:r>
+              <w:rPr>
+                <w:b/>
+                <w:bCs/>
+                <w:sz w:val="18"/>
+                <w:szCs w:val="18"/>
+              </w:rPr>
+              <w:t xml:space="preserve">± and p-value</w:t>
+            </w:r>
+          </w:p>
+        </w:tc>
+        <w:tc>
+          <w:tcPr>
+            <w:tcW w:type="dxa" w:w="4417"/>
+            <w:tcBorders>
+              <w:top w:val="single" w:color="BFC7D5" w:sz="4"/>
+              <w:left w:val="single" w:color="BFC7D5" w:sz="4"/>
+              <w:bottom w:val="single" w:color="BFC7D5" w:sz="4"/>
+              <w:right w:val="single" w:color="BFC7D5" w:sz="4"/>
+            </w:tcBorders>
+            <w:shd w:fill="F7F9FC" w:color="auto" w:val="clear"/>
+            <w:tcMar>
+              <w:top w:type="dxa" w:w="60"/>
+              <w:left w:type="dxa" w:w="90"/>
+              <w:bottom w:type="dxa" w:w="60"/>
+              <w:right w:type="dxa" w:w="90"/>
+            </w:tcMar>
+          </w:tcPr>
+          <w:p>
+            <w:pPr>
+              <w:jc w:val="left"/>
+            </w:pPr>
+            <w:r>
+              <w:rPr>
+                <w:sz w:val="18"/>
+                <w:szCs w:val="18"/>
+              </w:rPr>
+              <w:t xml:space="preserve">Every result is repeated 3 times with different random splits ("seeds"); ± is the spread over the 3. The p-value asks: if the two methods were really equal, how likely is a difference this consistent?</w:t>
+            </w:r>
+          </w:p>
+        </w:tc>
+        <w:tc>
+          <w:tcPr>
+            <w:tcW w:type="dxa" w:w="3012"/>
+            <w:tcBorders>
+              <w:top w:val="single" w:color="BFC7D5" w:sz="4"/>
+              <w:left w:val="single" w:color="BFC7D5" w:sz="4"/>
+              <w:bottom w:val="single" w:color="BFC7D5" w:sz="4"/>
+              <w:right w:val="single" w:color="BFC7D5" w:sz="4"/>
+            </w:tcBorders>
+            <w:shd w:fill="F7F9FC" w:color="auto" w:val="clear"/>
+            <w:tcMar>
+              <w:top w:type="dxa" w:w="60"/>
+              <w:left w:type="dxa" w:w="90"/>
+              <w:bottom w:type="dxa" w:w="60"/>
+              <w:right w:type="dxa" w:w="90"/>
+            </w:tcMar>
+          </w:tcPr>
+          <w:p>
+            <w:pPr>
+              <w:jc w:val="left"/>
+            </w:pPr>
+            <w:r>
+              <w:rPr>
+                <w:sz w:val="18"/>
+                <w:szCs w:val="18"/>
+              </w:rPr>
+              <w:t xml:space="preserve">± small compared with the gain = trustworthy. p below 0.05 is the usual bar. With only 3 repeats, p-values are rough.</w:t>
+            </w:r>
+          </w:p>
+        </w:tc>
+      </w:tr>
+    </w:tbl>
+    <w:p>
+      <w:pPr>
+        <w:spacing w:after="160"/>
+      </w:pPr>
+    </w:p>
+    <w:p>
+      <w:pPr>
+        <w:pStyle w:val="Heading2"/>
+        <w:keepNext/>
+        <w:spacing w:after="120" w:before="240"/>
+      </w:pPr>
+      <w:r>
+        <w:t xml:space="preserve">B. Only for comparison with the original paper</w:t>
+      </w:r>
+    </w:p>
+    <w:tbl>
+      <w:tblPr>
+        <w:tblW w:type="dxa" w:w="9638"/>
+        <w:tblBorders>
+          <w:top w:val="single" w:color="auto" w:sz="4"/>
+          <w:left w:val="single" w:color="auto" w:sz="4"/>
+          <w:bottom w:val="single" w:color="auto" w:sz="4"/>
+          <w:right w:val="single" w:color="auto" w:sz="4"/>
+          <w:insideH w:val="single" w:color="auto" w:sz="4"/>
+          <w:insideV w:val="single" w:color="auto" w:sz="4"/>
+        </w:tblBorders>
+      </w:tblPr>
+      <w:tblGrid>
+        <w:gridCol w:w="2209"/>
+        <w:gridCol w:w="4417"/>
+        <w:gridCol w:w="3012"/>
+      </w:tblGrid>
+      <w:tr>
+        <w:trPr>
+          <w:tblHeader/>
+        </w:trPr>
+        <w:tc>
+          <w:tcPr>
+            <w:tcW w:type="dxa" w:w="2209"/>
+            <w:tcBorders>
+              <w:top w:val="single" w:color="BFC7D5" w:sz="4"/>
+              <w:left w:val="single" w:color="BFC7D5" w:sz="4"/>
+              <w:bottom w:val="single" w:color="BFC7D5" w:sz="4"/>
+              <w:right w:val="single" w:color="BFC7D5" w:sz="4"/>
+            </w:tcBorders>
+            <w:shd w:fill="1C4E9A" w:color="auto" w:val="clear"/>
+            <w:tcMar>
+              <w:top w:type="dxa" w:w="60"/>
+              <w:left w:type="dxa" w:w="90"/>
+              <w:bottom w:type="dxa" w:w="60"/>
+              <w:right w:type="dxa" w:w="90"/>
+            </w:tcMar>
+          </w:tcPr>
+          <w:p>
+            <w:pPr>
+              <w:jc w:val="left"/>
+            </w:pPr>
+            <w:r>
+              <w:rPr>
+                <w:b/>
+                <w:bCs/>
+                <w:color w:val="FFFFFF"/>
+                <w:sz w:val="18"/>
+                <w:szCs w:val="18"/>
+              </w:rPr>
+              <w:t xml:space="preserve">Measurement</w:t>
+            </w:r>
+          </w:p>
+        </w:tc>
+        <w:tc>
+          <w:tcPr>
+            <w:tcW w:type="dxa" w:w="4417"/>
+            <w:tcBorders>
+              <w:top w:val="single" w:color="BFC7D5" w:sz="4"/>
+              <w:left w:val="single" w:color="BFC7D5" w:sz="4"/>
+              <w:bottom w:val="single" w:color="BFC7D5" w:sz="4"/>
+              <w:right w:val="single" w:color="BFC7D5" w:sz="4"/>
+            </w:tcBorders>
+            <w:shd w:fill="1C4E9A" w:color="auto" w:val="clear"/>
+            <w:tcMar>
+              <w:top w:type="dxa" w:w="60"/>
+              <w:left w:type="dxa" w:w="90"/>
+              <w:bottom w:type="dxa" w:w="60"/>
+              <w:right w:type="dxa" w:w="90"/>
+            </w:tcMar>
+          </w:tcPr>
+          <w:p>
+            <w:pPr>
+              <w:jc w:val="left"/>
+            </w:pPr>
+            <w:r>
+              <w:rPr>
+                <w:b/>
+                <w:bCs/>
+                <w:color w:val="FFFFFF"/>
+                <w:sz w:val="18"/>
+                <w:szCs w:val="18"/>
+              </w:rPr>
+              <w:t xml:space="preserve">What it measures, in plain words</w:t>
+            </w:r>
+          </w:p>
+        </w:tc>
+        <w:tc>
+          <w:tcPr>
+            <w:tcW w:type="dxa" w:w="3012"/>
+            <w:tcBorders>
+              <w:top w:val="single" w:color="BFC7D5" w:sz="4"/>
+              <w:left w:val="single" w:color="BFC7D5" w:sz="4"/>
+              <w:bottom w:val="single" w:color="BFC7D5" w:sz="4"/>
+              <w:right w:val="single" w:color="BFC7D5" w:sz="4"/>
+            </w:tcBorders>
+            <w:shd w:fill="1C4E9A" w:color="auto" w:val="clear"/>
+            <w:tcMar>
+              <w:top w:type="dxa" w:w="60"/>
+              <w:left w:type="dxa" w:w="90"/>
+              <w:bottom w:type="dxa" w:w="60"/>
+              <w:right w:type="dxa" w:w="90"/>
+            </w:tcMar>
+          </w:tcPr>
+          <w:p>
+            <w:pPr>
+              <w:jc w:val="left"/>
+            </w:pPr>
+            <w:r>
+              <w:rPr>
+                <w:b/>
+                <w:bCs/>
+                <w:color w:val="FFFFFF"/>
+                <w:sz w:val="18"/>
+                <w:szCs w:val="18"/>
+              </w:rPr>
+              <w:t xml:space="preserve">How to read it</w:t>
+            </w:r>
+          </w:p>
+        </w:tc>
+      </w:tr>
+      <w:tr>
+        <w:tc>
+          <w:tcPr>
+            <w:tcW w:type="dxa" w:w="2209"/>
+            <w:tcBorders>
+              <w:top w:val="single" w:color="BFC7D5" w:sz="4"/>
+              <w:left w:val="single" w:color="BFC7D5" w:sz="4"/>
+              <w:bottom w:val="single" w:color="BFC7D5" w:sz="4"/>
+              <w:right w:val="single" w:color="BFC7D5" w:sz="4"/>
+            </w:tcBorders>
+            <w:shd w:fill="FFFFFF" w:color="auto" w:val="clear"/>
+            <w:tcMar>
+              <w:top w:type="dxa" w:w="60"/>
+              <w:left w:type="dxa" w:w="90"/>
+              <w:bottom w:type="dxa" w:w="60"/>
+              <w:right w:type="dxa" w:w="90"/>
+            </w:tcMar>
+          </w:tcPr>
+          <w:p>
+            <w:pPr>
+              <w:jc w:val="left"/>
+            </w:pPr>
+            <w:r>
+              <w:rPr>
+                <w:b/>
+                <w:bCs/>
+                <w:sz w:val="18"/>
+                <w:szCs w:val="18"/>
+              </w:rPr>
+              <w:t xml:space="preserve">Paper's accuracy</w:t>
+            </w:r>
+            <w:r>
+              <w:rPr>
+                <w:sz w:val="18"/>
+                <w:szCs w:val="18"/>
+              </w:rPr>
+              <w:t xml:space="preserve"> (best_mean_acc)</w:t>
+            </w:r>
+          </w:p>
+        </w:tc>
+        <w:tc>
+          <w:tcPr>
+            <w:tcW w:type="dxa" w:w="4417"/>
+            <w:tcBorders>
+              <w:top w:val="single" w:color="BFC7D5" w:sz="4"/>
+              <w:left w:val="single" w:color="BFC7D5" w:sz="4"/>
+              <w:bottom w:val="single" w:color="BFC7D5" w:sz="4"/>
+              <w:right w:val="single" w:color="BFC7D5" w:sz="4"/>
+            </w:tcBorders>
+            <w:shd w:fill="FFFFFF" w:color="auto" w:val="clear"/>
+            <w:tcMar>
+              <w:top w:type="dxa" w:w="60"/>
+              <w:left w:type="dxa" w:w="90"/>
+              <w:bottom w:type="dxa" w:w="60"/>
+              <w:right w:type="dxa" w:w="90"/>
+            </w:tcMar>
+          </w:tcPr>
+          <w:p>
+            <w:pPr>
+              <w:jc w:val="left"/>
+            </w:pPr>
+            <w:r>
+              <w:rPr>
+                <w:sz w:val="18"/>
+                <w:szCs w:val="18"/>
+              </w:rPr>
+              <w:t xml:space="preserve">For each of the 10 model types, its best test accuracy over all rounds; then the average of the 10.</w:t>
+            </w:r>
+          </w:p>
+        </w:tc>
+        <w:tc>
+          <w:tcPr>
+            <w:tcW w:type="dxa" w:w="3012"/>
+            <w:tcBorders>
+              <w:top w:val="single" w:color="BFC7D5" w:sz="4"/>
+              <w:left w:val="single" w:color="BFC7D5" w:sz="4"/>
+              <w:bottom w:val="single" w:color="BFC7D5" w:sz="4"/>
+              <w:right w:val="single" w:color="BFC7D5" w:sz="4"/>
+            </w:tcBorders>
+            <w:shd w:fill="FFFFFF" w:color="auto" w:val="clear"/>
+            <w:tcMar>
+              <w:top w:type="dxa" w:w="60"/>
+              <w:left w:type="dxa" w:w="90"/>
+              <w:bottom w:type="dxa" w:w="60"/>
+              <w:right w:type="dxa" w:w="90"/>
+            </w:tcMar>
+          </w:tcPr>
+          <w:p>
+            <w:pPr>
+              <w:jc w:val="left"/>
+            </w:pPr>
+            <w:r>
+              <w:rPr>
+                <w:sz w:val="18"/>
+                <w:szCs w:val="18"/>
+              </w:rPr>
+              <w:t xml:space="preserve">Optimistic, because it picks the best round by looking at the test set. We use it only where we compare with the paper's own tables; our own claims use balanced accuracy at the last round.</w:t>
+            </w:r>
+          </w:p>
+        </w:tc>
+      </w:tr>
+    </w:tbl>
+    <w:p>
+      <w:pPr>
+        <w:spacing w:after="160"/>
+      </w:pPr>
+    </w:p>
+    <w:p>
+      <w:pPr>
+        <w:pStyle w:val="Heading2"/>
+        <w:keepNext/>
+        <w:spacing w:after="120" w:before="240"/>
+      </w:pPr>
+      <w:r>
+        <w:t xml:space="preserve">C. Diagnostics: why it works or fails</w:t>
+      </w:r>
+    </w:p>
+    <w:tbl>
+      <w:tblPr>
+        <w:tblW w:type="dxa" w:w="9638"/>
+        <w:tblBorders>
+          <w:top w:val="single" w:color="auto" w:sz="4"/>
+          <w:left w:val="single" w:color="auto" w:sz="4"/>
+          <w:bottom w:val="single" w:color="auto" w:sz="4"/>
+          <w:right w:val="single" w:color="auto" w:sz="4"/>
+          <w:insideH w:val="single" w:color="auto" w:sz="4"/>
+          <w:insideV w:val="single" w:color="auto" w:sz="4"/>
+        </w:tblBorders>
+      </w:tblPr>
+      <w:tblGrid>
+        <w:gridCol w:w="2209"/>
+        <w:gridCol w:w="4417"/>
+        <w:gridCol w:w="3012"/>
+      </w:tblGrid>
+      <w:tr>
+        <w:trPr>
+          <w:tblHeader/>
+        </w:trPr>
+        <w:tc>
+          <w:tcPr>
+            <w:tcW w:type="dxa" w:w="2209"/>
+            <w:tcBorders>
+              <w:top w:val="single" w:color="BFC7D5" w:sz="4"/>
+              <w:left w:val="single" w:color="BFC7D5" w:sz="4"/>
+              <w:bottom w:val="single" w:color="BFC7D5" w:sz="4"/>
+              <w:right w:val="single" w:color="BFC7D5" w:sz="4"/>
+            </w:tcBorders>
+            <w:shd w:fill="1C4E9A" w:color="auto" w:val="clear"/>
+            <w:tcMar>
+              <w:top w:type="dxa" w:w="60"/>
+              <w:left w:type="dxa" w:w="90"/>
+              <w:bottom w:type="dxa" w:w="60"/>
+              <w:right w:type="dxa" w:w="90"/>
+            </w:tcMar>
+          </w:tcPr>
+          <w:p>
+            <w:pPr>
+              <w:jc w:val="left"/>
+            </w:pPr>
+            <w:r>
+              <w:rPr>
+                <w:b/>
+                <w:bCs/>
+                <w:color w:val="FFFFFF"/>
+                <w:sz w:val="18"/>
+                <w:szCs w:val="18"/>
+              </w:rPr>
+              <w:t xml:space="preserve">Measurement</w:t>
+            </w:r>
+          </w:p>
+        </w:tc>
+        <w:tc>
+          <w:tcPr>
+            <w:tcW w:type="dxa" w:w="4417"/>
+            <w:tcBorders>
+              <w:top w:val="single" w:color="BFC7D5" w:sz="4"/>
+              <w:left w:val="single" w:color="BFC7D5" w:sz="4"/>
+              <w:bottom w:val="single" w:color="BFC7D5" w:sz="4"/>
+              <w:right w:val="single" w:color="BFC7D5" w:sz="4"/>
+            </w:tcBorders>
+            <w:shd w:fill="1C4E9A" w:color="auto" w:val="clear"/>
+            <w:tcMar>
+              <w:top w:type="dxa" w:w="60"/>
+              <w:left w:type="dxa" w:w="90"/>
+              <w:bottom w:type="dxa" w:w="60"/>
+              <w:right w:type="dxa" w:w="90"/>
+            </w:tcMar>
+          </w:tcPr>
+          <w:p>
+            <w:pPr>
+              <w:jc w:val="left"/>
+            </w:pPr>
+            <w:r>
+              <w:rPr>
+                <w:b/>
+                <w:bCs/>
+                <w:color w:val="FFFFFF"/>
+                <w:sz w:val="18"/>
+                <w:szCs w:val="18"/>
+              </w:rPr>
+              <w:t xml:space="preserve">What it measures, in plain words</w:t>
+            </w:r>
+          </w:p>
+        </w:tc>
+        <w:tc>
+          <w:tcPr>
+            <w:tcW w:type="dxa" w:w="3012"/>
+            <w:tcBorders>
+              <w:top w:val="single" w:color="BFC7D5" w:sz="4"/>
+              <w:left w:val="single" w:color="BFC7D5" w:sz="4"/>
+              <w:bottom w:val="single" w:color="BFC7D5" w:sz="4"/>
+              <w:right w:val="single" w:color="BFC7D5" w:sz="4"/>
+            </w:tcBorders>
+            <w:shd w:fill="1C4E9A" w:color="auto" w:val="clear"/>
+            <w:tcMar>
+              <w:top w:type="dxa" w:w="60"/>
+              <w:left w:type="dxa" w:w="90"/>
+              <w:bottom w:type="dxa" w:w="60"/>
+              <w:right w:type="dxa" w:w="90"/>
+            </w:tcMar>
+          </w:tcPr>
+          <w:p>
+            <w:pPr>
+              <w:jc w:val="left"/>
+            </w:pPr>
+            <w:r>
+              <w:rPr>
+                <w:b/>
+                <w:bCs/>
+                <w:color w:val="FFFFFF"/>
+                <w:sz w:val="18"/>
+                <w:szCs w:val="18"/>
+              </w:rPr>
+              <w:t xml:space="preserve">How to read it</w:t>
+            </w:r>
+          </w:p>
+        </w:tc>
+      </w:tr>
+      <w:tr>
+        <w:tc>
+          <w:tcPr>
+            <w:tcW w:type="dxa" w:w="2209"/>
+            <w:tcBorders>
+              <w:top w:val="single" w:color="BFC7D5" w:sz="4"/>
+              <w:left w:val="single" w:color="BFC7D5" w:sz="4"/>
+              <w:bottom w:val="single" w:color="BFC7D5" w:sz="4"/>
+              <w:right w:val="single" w:color="BFC7D5" w:sz="4"/>
+            </w:tcBorders>
+            <w:shd w:fill="FFFFFF" w:color="auto" w:val="clear"/>
+            <w:tcMar>
+              <w:top w:type="dxa" w:w="60"/>
+              <w:left w:type="dxa" w:w="90"/>
+              <w:bottom w:type="dxa" w:w="60"/>
+              <w:right w:type="dxa" w:w="90"/>
+            </w:tcMar>
+          </w:tcPr>
+          <w:p>
+            <w:pPr>
+              <w:jc w:val="left"/>
+            </w:pPr>
+            <w:r>
+              <w:rPr>
+                <w:b/>
+                <w:bCs/>
+                <w:sz w:val="18"/>
+                <w:szCs w:val="18"/>
+              </w:rPr>
+              <w:t xml:space="preserve">Row length ratio</w:t>
+            </w:r>
+            <w:r>
+              <w:rPr>
+                <w:sz w:val="18"/>
+                <w:szCs w:val="18"/>
+              </w:rPr>
+              <w:t xml:space="preserve"> (rare / common)</w:t>
+            </w:r>
+          </w:p>
+        </w:tc>
+        <w:tc>
+          <w:tcPr>
+            <w:tcW w:type="dxa" w:w="4417"/>
+            <w:tcBorders>
+              <w:top w:val="single" w:color="BFC7D5" w:sz="4"/>
+              <w:left w:val="single" w:color="BFC7D5" w:sz="4"/>
+              <w:bottom w:val="single" w:color="BFC7D5" w:sz="4"/>
+              <w:right w:val="single" w:color="BFC7D5" w:sz="4"/>
+            </w:tcBorders>
+            <w:shd w:fill="FFFFFF" w:color="auto" w:val="clear"/>
+            <w:tcMar>
+              <w:top w:type="dxa" w:w="60"/>
+              <w:left w:type="dxa" w:w="90"/>
+              <w:bottom w:type="dxa" w:w="60"/>
+              <w:right w:type="dxa" w:w="90"/>
+            </w:tcMar>
+          </w:tcPr>
+          <w:p>
+            <w:pPr>
+              <w:jc w:val="left"/>
+            </w:pPr>
+            <w:r>
+              <w:rPr>
+                <w:sz w:val="18"/>
+                <w:szCs w:val="18"/>
+              </w:rPr>
+              <w:t xml:space="preserve">The original generator stores each class as a row of 512 numbers. We compare the length of the rows of rare classes with those of common classes.</w:t>
+            </w:r>
+          </w:p>
+        </w:tc>
+        <w:tc>
+          <w:tcPr>
+            <w:tcW w:type="dxa" w:w="3012"/>
+            <w:tcBorders>
+              <w:top w:val="single" w:color="BFC7D5" w:sz="4"/>
+              <w:left w:val="single" w:color="BFC7D5" w:sz="4"/>
+              <w:bottom w:val="single" w:color="BFC7D5" w:sz="4"/>
+              <w:right w:val="single" w:color="BFC7D5" w:sz="4"/>
+            </w:tcBorders>
+            <w:shd w:fill="FFFFFF" w:color="auto" w:val="clear"/>
+            <w:tcMar>
+              <w:top w:type="dxa" w:w="60"/>
+              <w:left w:type="dxa" w:w="90"/>
+              <w:bottom w:type="dxa" w:w="60"/>
+              <w:right w:type="dxa" w:w="90"/>
+            </w:tcMar>
+          </w:tcPr>
+          <w:p>
+            <w:pPr>
+              <w:jc w:val="left"/>
+            </w:pPr>
+            <w:r>
+              <w:rPr>
+                <w:sz w:val="18"/>
+                <w:szCs w:val="18"/>
+              </w:rPr>
+              <w:t xml:space="preserve">1 = rare classes treated like common ones. 0.2 = rare-class rows shrank to a fifth: the generator can no longer tell rare classes apart. </w:t>
+            </w:r>
+            <w:r>
+              <w:rPr>
+                <w:b/>
+                <w:bCs/>
+                <w:sz w:val="18"/>
+                <w:szCs w:val="18"/>
+              </w:rPr>
+              <w:t xml:space="preserve">Proof of the collapse</w:t>
+            </w:r>
+            <w:r>
+              <w:rPr>
+                <w:sz w:val="18"/>
+                <w:szCs w:val="18"/>
+              </w:rPr>
+              <w:t xml:space="preserve"> (Part 2).</w:t>
+            </w:r>
+          </w:p>
+        </w:tc>
+      </w:tr>
+      <w:tr>
+        <w:tc>
+          <w:tcPr>
+            <w:tcW w:type="dxa" w:w="2209"/>
+            <w:tcBorders>
+              <w:top w:val="single" w:color="BFC7D5" w:sz="4"/>
+              <w:left w:val="single" w:color="BFC7D5" w:sz="4"/>
+              <w:bottom w:val="single" w:color="BFC7D5" w:sz="4"/>
+              <w:right w:val="single" w:color="BFC7D5" w:sz="4"/>
+            </w:tcBorders>
+            <w:shd w:fill="F7F9FC" w:color="auto" w:val="clear"/>
+            <w:tcMar>
+              <w:top w:type="dxa" w:w="60"/>
+              <w:left w:type="dxa" w:w="90"/>
+              <w:bottom w:type="dxa" w:w="60"/>
+              <w:right w:type="dxa" w:w="90"/>
+            </w:tcMar>
+          </w:tcPr>
+          <w:p>
+            <w:pPr>
+              <w:jc w:val="left"/>
+            </w:pPr>
+            <w:r>
+              <w:rPr>
+                <w:b/>
+                <w:bCs/>
+                <w:sz w:val="18"/>
+                <w:szCs w:val="18"/>
+              </w:rPr>
+              <w:t xml:space="preserve">Holder gain / non-holder loss, and the threshold θ</w:t>
+            </w:r>
+          </w:p>
+        </w:tc>
+        <w:tc>
+          <w:tcPr>
+            <w:tcW w:type="dxa" w:w="4417"/>
+            <w:tcBorders>
+              <w:top w:val="single" w:color="BFC7D5" w:sz="4"/>
+              <w:left w:val="single" w:color="BFC7D5" w:sz="4"/>
+              <w:bottom w:val="single" w:color="BFC7D5" w:sz="4"/>
+              <w:right w:val="single" w:color="BFC7D5" w:sz="4"/>
+            </w:tcBorders>
+            <w:shd w:fill="F7F9FC" w:color="auto" w:val="clear"/>
+            <w:tcMar>
+              <w:top w:type="dxa" w:w="60"/>
+              <w:left w:type="dxa" w:w="90"/>
+              <w:bottom w:type="dxa" w:w="60"/>
+              <w:right w:type="dxa" w:w="90"/>
+            </w:tcMar>
+          </w:tcPr>
+          <w:p>
+            <w:pPr>
+              <w:jc w:val="left"/>
+            </w:pPr>
+            <w:r>
+              <w:rPr>
+                <w:sz w:val="18"/>
+                <w:szCs w:val="18"/>
+              </w:rPr>
+              <w:t xml:space="preserve">Per round: how much the clients that have a class lengthen its row, against how much the clients without it shorten it. θ is the share of clients that must have the class for the row not to shrink.</w:t>
+            </w:r>
+          </w:p>
+        </w:tc>
+        <w:tc>
+          <w:tcPr>
+            <w:tcW w:type="dxa" w:w="3012"/>
+            <w:tcBorders>
+              <w:top w:val="single" w:color="BFC7D5" w:sz="4"/>
+              <w:left w:val="single" w:color="BFC7D5" w:sz="4"/>
+              <w:bottom w:val="single" w:color="BFC7D5" w:sz="4"/>
+              <w:right w:val="single" w:color="BFC7D5" w:sz="4"/>
+            </w:tcBorders>
+            <w:shd w:fill="F7F9FC" w:color="auto" w:val="clear"/>
+            <w:tcMar>
+              <w:top w:type="dxa" w:w="60"/>
+              <w:left w:type="dxa" w:w="90"/>
+              <w:bottom w:type="dxa" w:w="60"/>
+              <w:right w:type="dxa" w:w="90"/>
+            </w:tcMar>
+          </w:tcPr>
+          <w:p>
+            <w:pPr>
+              <w:jc w:val="left"/>
+            </w:pPr>
+            <w:r>
+              <w:rPr>
+                <w:sz w:val="18"/>
+                <w:szCs w:val="18"/>
+              </w:rPr>
+              <w:t xml:space="preserve">Measured θ = 0.61–0.93: a rare class shrinks unless 61–93 % of clients have it, not 50 % as we first claimed.</w:t>
+            </w:r>
+          </w:p>
+        </w:tc>
+      </w:tr>
+      <w:tr>
+        <w:tc>
+          <w:tcPr>
+            <w:tcW w:type="dxa" w:w="2209"/>
+            <w:tcBorders>
+              <w:top w:val="single" w:color="BFC7D5" w:sz="4"/>
+              <w:left w:val="single" w:color="BFC7D5" w:sz="4"/>
+              <w:bottom w:val="single" w:color="BFC7D5" w:sz="4"/>
+              <w:right w:val="single" w:color="BFC7D5" w:sz="4"/>
+            </w:tcBorders>
+            <w:shd w:fill="FFFFFF" w:color="auto" w:val="clear"/>
+            <w:tcMar>
+              <w:top w:type="dxa" w:w="60"/>
+              <w:left w:type="dxa" w:w="90"/>
+              <w:bottom w:type="dxa" w:w="60"/>
+              <w:right w:type="dxa" w:w="90"/>
+            </w:tcMar>
+          </w:tcPr>
+          <w:p>
+            <w:pPr>
+              <w:jc w:val="left"/>
+            </w:pPr>
+            <w:r>
+              <w:rPr>
+                <w:b/>
+                <w:bCs/>
+                <w:sz w:val="18"/>
+                <w:szCs w:val="18"/>
+              </w:rPr>
+              <w:t xml:space="preserve">Fake-sample correctness</w:t>
+            </w:r>
+            <w:r>
+              <w:rPr>
+                <w:sz w:val="18"/>
+                <w:szCs w:val="18"/>
+              </w:rPr>
+              <w:t xml:space="preserve"> ("fidelity")</w:t>
+            </w:r>
+          </w:p>
+        </w:tc>
+        <w:tc>
+          <w:tcPr>
+            <w:tcW w:type="dxa" w:w="4417"/>
+            <w:tcBorders>
+              <w:top w:val="single" w:color="BFC7D5" w:sz="4"/>
+              <w:left w:val="single" w:color="BFC7D5" w:sz="4"/>
+              <w:bottom w:val="single" w:color="BFC7D5" w:sz="4"/>
+              <w:right w:val="single" w:color="BFC7D5" w:sz="4"/>
+            </w:tcBorders>
+            <w:shd w:fill="FFFFFF" w:color="auto" w:val="clear"/>
+            <w:tcMar>
+              <w:top w:type="dxa" w:w="60"/>
+              <w:left w:type="dxa" w:w="90"/>
+              <w:bottom w:type="dxa" w:w="60"/>
+              <w:right w:type="dxa" w:w="90"/>
+            </w:tcMar>
+          </w:tcPr>
+          <w:p>
+            <w:pPr>
+              <w:jc w:val="left"/>
+            </w:pPr>
+            <w:r>
+              <w:rPr>
+                <w:sz w:val="18"/>
+                <w:szCs w:val="18"/>
+              </w:rPr>
+              <w:t xml:space="preserve">A separate judge classifier, trained only on real data and never used in training, labels the generator's fake samples of a rare class. Share it labels correctly.</w:t>
+            </w:r>
+          </w:p>
+        </w:tc>
+        <w:tc>
+          <w:tcPr>
+            <w:tcW w:type="dxa" w:w="3012"/>
+            <w:tcBorders>
+              <w:top w:val="single" w:color="BFC7D5" w:sz="4"/>
+              <w:left w:val="single" w:color="BFC7D5" w:sz="4"/>
+              <w:bottom w:val="single" w:color="BFC7D5" w:sz="4"/>
+              <w:right w:val="single" w:color="BFC7D5" w:sz="4"/>
+            </w:tcBorders>
+            <w:shd w:fill="FFFFFF" w:color="auto" w:val="clear"/>
+            <w:tcMar>
+              <w:top w:type="dxa" w:w="60"/>
+              <w:left w:type="dxa" w:w="90"/>
+              <w:bottom w:type="dxa" w:w="60"/>
+              <w:right w:type="dxa" w:w="90"/>
+            </w:tcMar>
+          </w:tcPr>
+          <w:p>
+            <w:pPr>
+              <w:jc w:val="left"/>
+            </w:pPr>
+            <w:r>
+              <w:rPr>
+                <w:sz w:val="18"/>
+                <w:szCs w:val="18"/>
+              </w:rPr>
+              <w:t xml:space="preserve">10 % = fakes look like random classes. Ceiling = the judge's score on real data (97 % MNIST, 84 % FashionMNIST).</w:t>
+            </w:r>
+          </w:p>
+        </w:tc>
+      </w:tr>
+      <w:tr>
+        <w:tc>
+          <w:tcPr>
+            <w:tcW w:type="dxa" w:w="2209"/>
+            <w:tcBorders>
+              <w:top w:val="single" w:color="BFC7D5" w:sz="4"/>
+              <w:left w:val="single" w:color="BFC7D5" w:sz="4"/>
+              <w:bottom w:val="single" w:color="BFC7D5" w:sz="4"/>
+              <w:right w:val="single" w:color="BFC7D5" w:sz="4"/>
+            </w:tcBorders>
+            <w:shd w:fill="F7F9FC" w:color="auto" w:val="clear"/>
+            <w:tcMar>
+              <w:top w:type="dxa" w:w="60"/>
+              <w:left w:type="dxa" w:w="90"/>
+              <w:bottom w:type="dxa" w:w="60"/>
+              <w:right w:type="dxa" w:w="90"/>
+            </w:tcMar>
+          </w:tcPr>
+          <w:p>
+            <w:pPr>
+              <w:jc w:val="left"/>
+            </w:pPr>
+            <w:r>
+              <w:rPr>
+                <w:b/>
+                <w:bCs/>
+                <w:sz w:val="18"/>
+                <w:szCs w:val="18"/>
+              </w:rPr>
+              <w:t xml:space="preserve">Spread ratio</w:t>
+            </w:r>
+          </w:p>
+        </w:tc>
+        <w:tc>
+          <w:tcPr>
+            <w:tcW w:type="dxa" w:w="4417"/>
+            <w:tcBorders>
+              <w:top w:val="single" w:color="BFC7D5" w:sz="4"/>
+              <w:left w:val="single" w:color="BFC7D5" w:sz="4"/>
+              <w:bottom w:val="single" w:color="BFC7D5" w:sz="4"/>
+              <w:right w:val="single" w:color="BFC7D5" w:sz="4"/>
+            </w:tcBorders>
+            <w:shd w:fill="F7F9FC" w:color="auto" w:val="clear"/>
+            <w:tcMar>
+              <w:top w:type="dxa" w:w="60"/>
+              <w:left w:type="dxa" w:w="90"/>
+              <w:bottom w:type="dxa" w:w="60"/>
+              <w:right w:type="dxa" w:w="90"/>
+            </w:tcMar>
+          </w:tcPr>
+          <w:p>
+            <w:pPr>
+              <w:jc w:val="left"/>
+            </w:pPr>
+            <w:r>
+              <w:rPr>
+                <w:sz w:val="18"/>
+                <w:szCs w:val="18"/>
+              </w:rPr>
+              <w:t xml:space="preserve">How varied the fake samples of a class are, divided by how varied the real ones are.</w:t>
+            </w:r>
+          </w:p>
+        </w:tc>
+        <w:tc>
+          <w:tcPr>
+            <w:tcW w:type="dxa" w:w="3012"/>
+            <w:tcBorders>
+              <w:top w:val="single" w:color="BFC7D5" w:sz="4"/>
+              <w:left w:val="single" w:color="BFC7D5" w:sz="4"/>
+              <w:bottom w:val="single" w:color="BFC7D5" w:sz="4"/>
+              <w:right w:val="single" w:color="BFC7D5" w:sz="4"/>
+            </w:tcBorders>
+            <w:shd w:fill="F7F9FC" w:color="auto" w:val="clear"/>
+            <w:tcMar>
+              <w:top w:type="dxa" w:w="60"/>
+              <w:left w:type="dxa" w:w="90"/>
+              <w:bottom w:type="dxa" w:w="60"/>
+              <w:right w:type="dxa" w:w="90"/>
+            </w:tcMar>
+          </w:tcPr>
+          <w:p>
+            <w:pPr>
+              <w:jc w:val="left"/>
+            </w:pPr>
+            <w:r>
+              <w:rPr>
+                <w:sz w:val="18"/>
+                <w:szCs w:val="18"/>
+              </w:rPr>
+              <w:t xml:space="preserve">1 = right variety. 0.45 = fakes too similar to each other.</w:t>
+            </w:r>
+          </w:p>
+        </w:tc>
+      </w:tr>
+      <w:tr>
+        <w:tc>
+          <w:tcPr>
+            <w:tcW w:type="dxa" w:w="2209"/>
+            <w:tcBorders>
+              <w:top w:val="single" w:color="BFC7D5" w:sz="4"/>
+              <w:left w:val="single" w:color="BFC7D5" w:sz="4"/>
+              <w:bottom w:val="single" w:color="BFC7D5" w:sz="4"/>
+              <w:right w:val="single" w:color="BFC7D5" w:sz="4"/>
+            </w:tcBorders>
+            <w:shd w:fill="FFFFFF" w:color="auto" w:val="clear"/>
+            <w:tcMar>
+              <w:top w:type="dxa" w:w="60"/>
+              <w:left w:type="dxa" w:w="90"/>
+              <w:bottom w:type="dxa" w:w="60"/>
+              <w:right w:type="dxa" w:w="90"/>
+            </w:tcMar>
+          </w:tcPr>
+          <w:p>
+            <w:pPr>
+              <w:jc w:val="left"/>
+            </w:pPr>
+            <w:r>
+              <w:rPr>
+                <w:b/>
+                <w:bCs/>
+                <w:sz w:val="18"/>
+                <w:szCs w:val="18"/>
+              </w:rPr>
+              <w:t xml:space="preserve">Fake-to-real distance</w:t>
+            </w:r>
+            <w:r>
+              <w:rPr>
+                <w:sz w:val="18"/>
+                <w:szCs w:val="18"/>
+              </w:rPr>
+              <w:t xml:space="preserve"> (maximum mean discrepancy)</w:t>
+            </w:r>
+          </w:p>
+        </w:tc>
+        <w:tc>
+          <w:tcPr>
+            <w:tcW w:type="dxa" w:w="4417"/>
+            <w:tcBorders>
+              <w:top w:val="single" w:color="BFC7D5" w:sz="4"/>
+              <w:left w:val="single" w:color="BFC7D5" w:sz="4"/>
+              <w:bottom w:val="single" w:color="BFC7D5" w:sz="4"/>
+              <w:right w:val="single" w:color="BFC7D5" w:sz="4"/>
+            </w:tcBorders>
+            <w:shd w:fill="FFFFFF" w:color="auto" w:val="clear"/>
+            <w:tcMar>
+              <w:top w:type="dxa" w:w="60"/>
+              <w:left w:type="dxa" w:w="90"/>
+              <w:bottom w:type="dxa" w:w="60"/>
+              <w:right w:type="dxa" w:w="90"/>
+            </w:tcMar>
+          </w:tcPr>
+          <w:p>
+            <w:pPr>
+              <w:jc w:val="left"/>
+            </w:pPr>
+            <w:r>
+              <w:rPr>
+                <w:sz w:val="18"/>
+                <w:szCs w:val="18"/>
+              </w:rPr>
+              <w:t xml:space="preserve">One number for how different the whole cloud of fake features is from the cloud of real features.</w:t>
+            </w:r>
+          </w:p>
+        </w:tc>
+        <w:tc>
+          <w:tcPr>
+            <w:tcW w:type="dxa" w:w="3012"/>
+            <w:tcBorders>
+              <w:top w:val="single" w:color="BFC7D5" w:sz="4"/>
+              <w:left w:val="single" w:color="BFC7D5" w:sz="4"/>
+              <w:bottom w:val="single" w:color="BFC7D5" w:sz="4"/>
+              <w:right w:val="single" w:color="BFC7D5" w:sz="4"/>
+            </w:tcBorders>
+            <w:shd w:fill="FFFFFF" w:color="auto" w:val="clear"/>
+            <w:tcMar>
+              <w:top w:type="dxa" w:w="60"/>
+              <w:left w:type="dxa" w:w="90"/>
+              <w:bottom w:type="dxa" w:w="60"/>
+              <w:right w:type="dxa" w:w="90"/>
+            </w:tcMar>
+          </w:tcPr>
+          <w:p>
+            <w:pPr>
+              <w:jc w:val="left"/>
+            </w:pPr>
+            <w:r>
+              <w:rPr>
+                <w:sz w:val="18"/>
+                <w:szCs w:val="18"/>
+              </w:rPr>
+              <w:t xml:space="preserve">0 = identical; lower is better. Compare only within one dataset.</w:t>
+            </w:r>
+          </w:p>
+        </w:tc>
+      </w:tr>
+      <w:tr>
+        <w:tc>
+          <w:tcPr>
+            <w:tcW w:type="dxa" w:w="2209"/>
+            <w:tcBorders>
+              <w:top w:val="single" w:color="BFC7D5" w:sz="4"/>
+              <w:left w:val="single" w:color="BFC7D5" w:sz="4"/>
+              <w:bottom w:val="single" w:color="BFC7D5" w:sz="4"/>
+              <w:right w:val="single" w:color="BFC7D5" w:sz="4"/>
+            </w:tcBorders>
+            <w:shd w:fill="F7F9FC" w:color="auto" w:val="clear"/>
+            <w:tcMar>
+              <w:top w:type="dxa" w:w="60"/>
+              <w:left w:type="dxa" w:w="90"/>
+              <w:bottom w:type="dxa" w:w="60"/>
+              <w:right w:type="dxa" w:w="90"/>
+            </w:tcMar>
+          </w:tcPr>
+          <w:p>
+            <w:pPr>
+              <w:jc w:val="left"/>
+            </w:pPr>
+            <w:r>
+              <w:rPr>
+                <w:b/>
+                <w:bCs/>
+                <w:sz w:val="18"/>
+                <w:szCs w:val="18"/>
+              </w:rPr>
+              <w:t xml:space="preserve">Train-on-fake, test-on-real accuracy</w:t>
+            </w:r>
+          </w:p>
+        </w:tc>
+        <w:tc>
+          <w:tcPr>
+            <w:tcW w:type="dxa" w:w="4417"/>
+            <w:tcBorders>
+              <w:top w:val="single" w:color="BFC7D5" w:sz="4"/>
+              <w:left w:val="single" w:color="BFC7D5" w:sz="4"/>
+              <w:bottom w:val="single" w:color="BFC7D5" w:sz="4"/>
+              <w:right w:val="single" w:color="BFC7D5" w:sz="4"/>
+            </w:tcBorders>
+            <w:shd w:fill="F7F9FC" w:color="auto" w:val="clear"/>
+            <w:tcMar>
+              <w:top w:type="dxa" w:w="60"/>
+              <w:left w:type="dxa" w:w="90"/>
+              <w:bottom w:type="dxa" w:w="60"/>
+              <w:right w:type="dxa" w:w="90"/>
+            </w:tcMar>
+          </w:tcPr>
+          <w:p>
+            <w:pPr>
+              <w:jc w:val="left"/>
+            </w:pPr>
+            <w:r>
+              <w:rPr>
+                <w:sz w:val="18"/>
+                <w:szCs w:val="18"/>
+              </w:rPr>
+              <w:t xml:space="preserve">Train a classifier only on fake features, test it on real data.</w:t>
+            </w:r>
+          </w:p>
+        </w:tc>
+        <w:tc>
+          <w:tcPr>
+            <w:tcW w:type="dxa" w:w="3012"/>
+            <w:tcBorders>
+              <w:top w:val="single" w:color="BFC7D5" w:sz="4"/>
+              <w:left w:val="single" w:color="BFC7D5" w:sz="4"/>
+              <w:bottom w:val="single" w:color="BFC7D5" w:sz="4"/>
+              <w:right w:val="single" w:color="BFC7D5" w:sz="4"/>
+            </w:tcBorders>
+            <w:shd w:fill="F7F9FC" w:color="auto" w:val="clear"/>
+            <w:tcMar>
+              <w:top w:type="dxa" w:w="60"/>
+              <w:left w:type="dxa" w:w="90"/>
+              <w:bottom w:type="dxa" w:w="60"/>
+              <w:right w:type="dxa" w:w="90"/>
+            </w:tcMar>
+          </w:tcPr>
+          <w:p>
+            <w:pPr>
+              <w:jc w:val="left"/>
+            </w:pPr>
+            <w:r>
+              <w:rPr>
+                <w:sz w:val="18"/>
+                <w:szCs w:val="18"/>
+              </w:rPr>
+              <w:t xml:space="preserve">The most direct test of whether fake features are useful.</w:t>
+            </w:r>
+          </w:p>
+        </w:tc>
+      </w:tr>
+      <w:tr>
+        <w:tc>
+          <w:tcPr>
+            <w:tcW w:type="dxa" w:w="2209"/>
+            <w:tcBorders>
+              <w:top w:val="single" w:color="BFC7D5" w:sz="4"/>
+              <w:left w:val="single" w:color="BFC7D5" w:sz="4"/>
+              <w:bottom w:val="single" w:color="BFC7D5" w:sz="4"/>
+              <w:right w:val="single" w:color="BFC7D5" w:sz="4"/>
+            </w:tcBorders>
+            <w:shd w:fill="FFFFFF" w:color="auto" w:val="clear"/>
+            <w:tcMar>
+              <w:top w:type="dxa" w:w="60"/>
+              <w:left w:type="dxa" w:w="90"/>
+              <w:bottom w:type="dxa" w:w="60"/>
+              <w:right w:type="dxa" w:w="90"/>
+            </w:tcMar>
+          </w:tcPr>
+          <w:p>
+            <w:pPr>
+              <w:jc w:val="left"/>
+            </w:pPr>
+            <w:r>
+              <w:rPr>
+                <w:b/>
+                <w:bCs/>
+                <w:sz w:val="18"/>
+                <w:szCs w:val="18"/>
+              </w:rPr>
+              <w:t xml:space="preserve">Class separability</w:t>
+            </w:r>
+            <w:r>
+              <w:rPr>
+                <w:sz w:val="18"/>
+                <w:szCs w:val="18"/>
+              </w:rPr>
+              <w:t xml:space="preserve"> (F) and </w:t>
+            </w:r>
+            <w:r>
+              <w:rPr>
+                <w:b/>
+                <w:bCs/>
+                <w:sz w:val="18"/>
+                <w:szCs w:val="18"/>
+              </w:rPr>
+              <w:t xml:space="preserve">nearest-mean accuracy</w:t>
+            </w:r>
+          </w:p>
+        </w:tc>
+        <w:tc>
+          <w:tcPr>
+            <w:tcW w:type="dxa" w:w="4417"/>
+            <w:tcBorders>
+              <w:top w:val="single" w:color="BFC7D5" w:sz="4"/>
+              <w:left w:val="single" w:color="BFC7D5" w:sz="4"/>
+              <w:bottom w:val="single" w:color="BFC7D5" w:sz="4"/>
+              <w:right w:val="single" w:color="BFC7D5" w:sz="4"/>
+            </w:tcBorders>
+            <w:shd w:fill="FFFFFF" w:color="auto" w:val="clear"/>
+            <w:tcMar>
+              <w:top w:type="dxa" w:w="60"/>
+              <w:left w:type="dxa" w:w="90"/>
+              <w:bottom w:type="dxa" w:w="60"/>
+              <w:right w:type="dxa" w:w="90"/>
+            </w:tcMar>
+          </w:tcPr>
+          <w:p>
+            <w:pPr>
+              <w:jc w:val="left"/>
+            </w:pPr>
+            <w:r>
+              <w:rPr>
+                <w:sz w:val="18"/>
+                <w:szCs w:val="18"/>
+              </w:rPr>
+              <w:t xml:space="preserve">Can the </w:t>
+            </w:r>
+            <w:r>
+              <w:rPr>
+                <w:i/>
+                <w:iCs/>
+                <w:sz w:val="18"/>
+                <w:szCs w:val="18"/>
+              </w:rPr>
+              <w:t xml:space="preserve">average</w:t>
+            </w:r>
+            <w:r>
+              <w:rPr>
+                <w:sz w:val="18"/>
+                <w:szCs w:val="18"/>
+              </w:rPr>
+              <w:t xml:space="preserve"> feature of each class tell the classes apart? F: distance between class averages relative to the spread inside a class. Nearest-mean accuracy: label each real sample by the closest class average.</w:t>
+            </w:r>
+          </w:p>
+        </w:tc>
+        <w:tc>
+          <w:tcPr>
+            <w:tcW w:type="dxa" w:w="3012"/>
+            <w:tcBorders>
+              <w:top w:val="single" w:color="BFC7D5" w:sz="4"/>
+              <w:left w:val="single" w:color="BFC7D5" w:sz="4"/>
+              <w:bottom w:val="single" w:color="BFC7D5" w:sz="4"/>
+              <w:right w:val="single" w:color="BFC7D5" w:sz="4"/>
+            </w:tcBorders>
+            <w:shd w:fill="FFFFFF" w:color="auto" w:val="clear"/>
+            <w:tcMar>
+              <w:top w:type="dxa" w:w="60"/>
+              <w:left w:type="dxa" w:w="90"/>
+              <w:bottom w:type="dxa" w:w="60"/>
+              <w:right w:type="dxa" w:w="90"/>
+            </w:tcMar>
+          </w:tcPr>
+          <w:p>
+            <w:pPr>
+              <w:jc w:val="left"/>
+            </w:pPr>
+            <w:r>
+              <w:rPr>
+                <w:sz w:val="18"/>
+                <w:szCs w:val="18"/>
+              </w:rPr>
+              <w:t xml:space="preserve">F near 0 and nearest-mean accuracy near 10 % = class averages are almost identical. Explains why SVHN fails (12 %).</w:t>
+            </w:r>
+          </w:p>
+        </w:tc>
+      </w:tr>
+      <w:tr>
+        <w:tc>
+          <w:tcPr>
+            <w:tcW w:type="dxa" w:w="2209"/>
+            <w:tcBorders>
+              <w:top w:val="single" w:color="BFC7D5" w:sz="4"/>
+              <w:left w:val="single" w:color="BFC7D5" w:sz="4"/>
+              <w:bottom w:val="single" w:color="BFC7D5" w:sz="4"/>
+              <w:right w:val="single" w:color="BFC7D5" w:sz="4"/>
+            </w:tcBorders>
+            <w:shd w:fill="F7F9FC" w:color="auto" w:val="clear"/>
+            <w:tcMar>
+              <w:top w:type="dxa" w:w="60"/>
+              <w:left w:type="dxa" w:w="90"/>
+              <w:bottom w:type="dxa" w:w="60"/>
+              <w:right w:type="dxa" w:w="90"/>
+            </w:tcMar>
+          </w:tcPr>
+          <w:p>
+            <w:pPr>
+              <w:jc w:val="left"/>
+            </w:pPr>
+            <w:r>
+              <w:rPr>
+                <w:b/>
+                <w:bCs/>
+                <w:sz w:val="18"/>
+                <w:szCs w:val="18"/>
+              </w:rPr>
+              <w:t xml:space="preserve">Last-layer gap</w:t>
+            </w:r>
+            <w:r>
+              <w:rPr>
+                <w:sz w:val="18"/>
+                <w:szCs w:val="18"/>
+              </w:rPr>
+              <w:t xml:space="preserve"> ("readout gap")</w:t>
+            </w:r>
+          </w:p>
+        </w:tc>
+        <w:tc>
+          <w:tcPr>
+            <w:tcW w:type="dxa" w:w="4417"/>
+            <w:tcBorders>
+              <w:top w:val="single" w:color="BFC7D5" w:sz="4"/>
+              <w:left w:val="single" w:color="BFC7D5" w:sz="4"/>
+              <w:bottom w:val="single" w:color="BFC7D5" w:sz="4"/>
+              <w:right w:val="single" w:color="BFC7D5" w:sz="4"/>
+            </w:tcBorders>
+            <w:shd w:fill="F7F9FC" w:color="auto" w:val="clear"/>
+            <w:tcMar>
+              <w:top w:type="dxa" w:w="60"/>
+              <w:left w:type="dxa" w:w="90"/>
+              <w:bottom w:type="dxa" w:w="60"/>
+              <w:right w:type="dxa" w:w="90"/>
+            </w:tcMar>
+          </w:tcPr>
+          <w:p>
+            <w:pPr>
+              <w:jc w:val="left"/>
+            </w:pPr>
+            <w:r>
+              <w:rPr>
+                <w:sz w:val="18"/>
+                <w:szCs w:val="18"/>
+              </w:rPr>
+              <w:t xml:space="preserve">Accuracy after re-fitting only each model's last layer on pooled real data, minus the accuracy as trained.</w:t>
+            </w:r>
+          </w:p>
+        </w:tc>
+        <w:tc>
+          <w:tcPr>
+            <w:tcW w:type="dxa" w:w="3012"/>
+            <w:tcBorders>
+              <w:top w:val="single" w:color="BFC7D5" w:sz="4"/>
+              <w:left w:val="single" w:color="BFC7D5" w:sz="4"/>
+              <w:bottom w:val="single" w:color="BFC7D5" w:sz="4"/>
+              <w:right w:val="single" w:color="BFC7D5" w:sz="4"/>
+            </w:tcBorders>
+            <w:shd w:fill="F7F9FC" w:color="auto" w:val="clear"/>
+            <w:tcMar>
+              <w:top w:type="dxa" w:w="60"/>
+              <w:left w:type="dxa" w:w="90"/>
+              <w:bottom w:type="dxa" w:w="60"/>
+              <w:right w:type="dxa" w:w="90"/>
+            </w:tcMar>
+          </w:tcPr>
+          <w:p>
+            <w:pPr>
+              <w:jc w:val="left"/>
+            </w:pPr>
+            <w:r>
+              <w:rPr>
+                <w:sz w:val="18"/>
+                <w:szCs w:val="18"/>
+              </w:rPr>
+              <w:t xml:space="preserve">How much accuracy is lost in the last layer alone. GeFL-F loses 14–20 points there; Ours-A 0.1–2 (Part 6).</w:t>
+            </w:r>
+          </w:p>
+        </w:tc>
+      </w:tr>
+      <w:tr>
+        <w:tc>
+          <w:tcPr>
+            <w:tcW w:type="dxa" w:w="2209"/>
+            <w:tcBorders>
+              <w:top w:val="single" w:color="BFC7D5" w:sz="4"/>
+              <w:left w:val="single" w:color="BFC7D5" w:sz="4"/>
+              <w:bottom w:val="single" w:color="BFC7D5" w:sz="4"/>
+              <w:right w:val="single" w:color="BFC7D5" w:sz="4"/>
+            </w:tcBorders>
+            <w:shd w:fill="FFFFFF" w:color="auto" w:val="clear"/>
+            <w:tcMar>
+              <w:top w:type="dxa" w:w="60"/>
+              <w:left w:type="dxa" w:w="90"/>
+              <w:bottom w:type="dxa" w:w="60"/>
+              <w:right w:type="dxa" w:w="90"/>
+            </w:tcMar>
+          </w:tcPr>
+          <w:p>
+            <w:pPr>
+              <w:jc w:val="left"/>
+            </w:pPr>
+            <w:r>
+              <w:rPr>
+                <w:b/>
+                <w:bCs/>
+                <w:sz w:val="18"/>
+                <w:szCs w:val="18"/>
+              </w:rPr>
+              <w:t xml:space="preserve">Class-share correlation</w:t>
+            </w:r>
+          </w:p>
+        </w:tc>
+        <w:tc>
+          <w:tcPr>
+            <w:tcW w:type="dxa" w:w="4417"/>
+            <w:tcBorders>
+              <w:top w:val="single" w:color="BFC7D5" w:sz="4"/>
+              <w:left w:val="single" w:color="BFC7D5" w:sz="4"/>
+              <w:bottom w:val="single" w:color="BFC7D5" w:sz="4"/>
+              <w:right w:val="single" w:color="BFC7D5" w:sz="4"/>
+            </w:tcBorders>
+            <w:shd w:fill="FFFFFF" w:color="auto" w:val="clear"/>
+            <w:tcMar>
+              <w:top w:type="dxa" w:w="60"/>
+              <w:left w:type="dxa" w:w="90"/>
+              <w:bottom w:type="dxa" w:w="60"/>
+              <w:right w:type="dxa" w:w="90"/>
+            </w:tcMar>
+          </w:tcPr>
+          <w:p>
+            <w:pPr>
+              <w:jc w:val="left"/>
+            </w:pPr>
+            <w:r>
+              <w:rPr>
+                <w:sz w:val="18"/>
+                <w:szCs w:val="18"/>
+              </w:rPr>
+              <w:t xml:space="preserve">Correlation between how often a client sees each class and how often its model predicts it.</w:t>
+            </w:r>
+          </w:p>
+        </w:tc>
+        <w:tc>
+          <w:tcPr>
+            <w:tcW w:type="dxa" w:w="3012"/>
+            <w:tcBorders>
+              <w:top w:val="single" w:color="BFC7D5" w:sz="4"/>
+              <w:left w:val="single" w:color="BFC7D5" w:sz="4"/>
+              <w:bottom w:val="single" w:color="BFC7D5" w:sz="4"/>
+              <w:right w:val="single" w:color="BFC7D5" w:sz="4"/>
+            </w:tcBorders>
+            <w:shd w:fill="FFFFFF" w:color="auto" w:val="clear"/>
+            <w:tcMar>
+              <w:top w:type="dxa" w:w="60"/>
+              <w:left w:type="dxa" w:w="90"/>
+              <w:bottom w:type="dxa" w:w="60"/>
+              <w:right w:type="dxa" w:w="90"/>
+            </w:tcMar>
+          </w:tcPr>
+          <w:p>
+            <w:pPr>
+              <w:jc w:val="left"/>
+            </w:pPr>
+            <w:r>
+              <w:rPr>
+                <w:sz w:val="18"/>
+                <w:szCs w:val="18"/>
+              </w:rPr>
+              <w:t xml:space="preserve">0 = predictions not biased toward the client's own common classes. Used to show what logit adjustment does.</w:t>
+            </w:r>
+          </w:p>
+        </w:tc>
+      </w:tr>
+      <w:tr>
+        <w:tc>
+          <w:tcPr>
+            <w:tcW w:type="dxa" w:w="2209"/>
+            <w:tcBorders>
+              <w:top w:val="single" w:color="BFC7D5" w:sz="4"/>
+              <w:left w:val="single" w:color="BFC7D5" w:sz="4"/>
+              <w:bottom w:val="single" w:color="BFC7D5" w:sz="4"/>
+              <w:right w:val="single" w:color="BFC7D5" w:sz="4"/>
+            </w:tcBorders>
+            <w:shd w:fill="F7F9FC" w:color="auto" w:val="clear"/>
+            <w:tcMar>
+              <w:top w:type="dxa" w:w="60"/>
+              <w:left w:type="dxa" w:w="90"/>
+              <w:bottom w:type="dxa" w:w="60"/>
+              <w:right w:type="dxa" w:w="90"/>
+            </w:tcMar>
+          </w:tcPr>
+          <w:p>
+            <w:pPr>
+              <w:jc w:val="left"/>
+            </w:pPr>
+            <w:r>
+              <w:rPr>
+                <w:b/>
+                <w:bCs/>
+                <w:sz w:val="18"/>
+                <w:szCs w:val="18"/>
+              </w:rPr>
+              <w:t xml:space="preserve">Total-variation distance of labels</w:t>
+            </w:r>
+          </w:p>
+        </w:tc>
+        <w:tc>
+          <w:tcPr>
+            <w:tcW w:type="dxa" w:w="4417"/>
+            <w:tcBorders>
+              <w:top w:val="single" w:color="BFC7D5" w:sz="4"/>
+              <w:left w:val="single" w:color="BFC7D5" w:sz="4"/>
+              <w:bottom w:val="single" w:color="BFC7D5" w:sz="4"/>
+              <w:right w:val="single" w:color="BFC7D5" w:sz="4"/>
+            </w:tcBorders>
+            <w:shd w:fill="F7F9FC" w:color="auto" w:val="clear"/>
+            <w:tcMar>
+              <w:top w:type="dxa" w:w="60"/>
+              <w:left w:type="dxa" w:w="90"/>
+              <w:bottom w:type="dxa" w:w="60"/>
+              <w:right w:type="dxa" w:w="90"/>
+            </w:tcMar>
+          </w:tcPr>
+          <w:p>
+            <w:pPr>
+              <w:jc w:val="left"/>
+            </w:pPr>
+            <w:r>
+              <w:rPr>
+                <w:sz w:val="18"/>
+                <w:szCs w:val="18"/>
+              </w:rPr>
+              <w:t xml:space="preserve">How far the soft training labels are from a real-data judge's answers.</w:t>
+            </w:r>
+          </w:p>
+        </w:tc>
+        <w:tc>
+          <w:tcPr>
+            <w:tcW w:type="dxa" w:w="3012"/>
+            <w:tcBorders>
+              <w:top w:val="single" w:color="BFC7D5" w:sz="4"/>
+              <w:left w:val="single" w:color="BFC7D5" w:sz="4"/>
+              <w:bottom w:val="single" w:color="BFC7D5" w:sz="4"/>
+              <w:right w:val="single" w:color="BFC7D5" w:sz="4"/>
+            </w:tcBorders>
+            <w:shd w:fill="F7F9FC" w:color="auto" w:val="clear"/>
+            <w:tcMar>
+              <w:top w:type="dxa" w:w="60"/>
+              <w:left w:type="dxa" w:w="90"/>
+              <w:bottom w:type="dxa" w:w="60"/>
+              <w:right w:type="dxa" w:w="90"/>
+            </w:tcMar>
+          </w:tcPr>
+          <w:p>
+            <w:pPr>
+              <w:jc w:val="left"/>
+            </w:pPr>
+            <w:r>
+              <w:rPr>
+                <w:sz w:val="18"/>
+                <w:szCs w:val="18"/>
+              </w:rPr>
+              <w:t xml:space="preserve">0 = same answers. Used to show what consensus labels do.</w:t>
+            </w:r>
+          </w:p>
+        </w:tc>
+      </w:tr>
+      <w:tr>
+        <w:tc>
+          <w:tcPr>
+            <w:tcW w:type="dxa" w:w="2209"/>
+            <w:tcBorders>
+              <w:top w:val="single" w:color="BFC7D5" w:sz="4"/>
+              <w:left w:val="single" w:color="BFC7D5" w:sz="4"/>
+              <w:bottom w:val="single" w:color="BFC7D5" w:sz="4"/>
+              <w:right w:val="single" w:color="BFC7D5" w:sz="4"/>
+            </w:tcBorders>
+            <w:shd w:fill="FFFFFF" w:color="auto" w:val="clear"/>
+            <w:tcMar>
+              <w:top w:type="dxa" w:w="60"/>
+              <w:left w:type="dxa" w:w="90"/>
+              <w:bottom w:type="dxa" w:w="60"/>
+              <w:right w:type="dxa" w:w="90"/>
+            </w:tcMar>
+          </w:tcPr>
+          <w:p>
+            <w:pPr>
+              <w:jc w:val="left"/>
+            </w:pPr>
+            <w:r>
+              <w:rPr>
+                <w:b/>
+                <w:bCs/>
+                <w:sz w:val="18"/>
+                <w:szCs w:val="18"/>
+              </w:rPr>
+              <w:t xml:space="preserve">Privacy budget</w:t>
+            </w:r>
+            <w:r>
+              <w:rPr>
+                <w:sz w:val="18"/>
+                <w:szCs w:val="18"/>
+              </w:rPr>
+              <w:t xml:space="preserve"> ε</w:t>
+            </w:r>
+          </w:p>
+        </w:tc>
+        <w:tc>
+          <w:tcPr>
+            <w:tcW w:type="dxa" w:w="4417"/>
+            <w:tcBorders>
+              <w:top w:val="single" w:color="BFC7D5" w:sz="4"/>
+              <w:left w:val="single" w:color="BFC7D5" w:sz="4"/>
+              <w:bottom w:val="single" w:color="BFC7D5" w:sz="4"/>
+              <w:right w:val="single" w:color="BFC7D5" w:sz="4"/>
+            </w:tcBorders>
+            <w:shd w:fill="FFFFFF" w:color="auto" w:val="clear"/>
+            <w:tcMar>
+              <w:top w:type="dxa" w:w="60"/>
+              <w:left w:type="dxa" w:w="90"/>
+              <w:bottom w:type="dxa" w:w="60"/>
+              <w:right w:type="dxa" w:w="90"/>
+            </w:tcMar>
+          </w:tcPr>
+          <w:p>
+            <w:pPr>
+              <w:jc w:val="left"/>
+            </w:pPr>
+            <w:r>
+              <w:rPr>
+                <w:sz w:val="18"/>
+                <w:szCs w:val="18"/>
+              </w:rPr>
+              <w:t xml:space="preserve">Strength of the formal privacy guarantee when noise is added to the uploaded class sums.</w:t>
+            </w:r>
+          </w:p>
+        </w:tc>
+        <w:tc>
+          <w:tcPr>
+            <w:tcW w:type="dxa" w:w="3012"/>
+            <w:tcBorders>
+              <w:top w:val="single" w:color="BFC7D5" w:sz="4"/>
+              <w:left w:val="single" w:color="BFC7D5" w:sz="4"/>
+              <w:bottom w:val="single" w:color="BFC7D5" w:sz="4"/>
+              <w:right w:val="single" w:color="BFC7D5" w:sz="4"/>
+            </w:tcBorders>
+            <w:shd w:fill="FFFFFF" w:color="auto" w:val="clear"/>
+            <w:tcMar>
+              <w:top w:type="dxa" w:w="60"/>
+              <w:left w:type="dxa" w:w="90"/>
+              <w:bottom w:type="dxa" w:w="60"/>
+              <w:right w:type="dxa" w:w="90"/>
+            </w:tcMar>
+          </w:tcPr>
+          <w:p>
+            <w:pPr>
+              <w:jc w:val="left"/>
+            </w:pPr>
+            <w:r>
+              <w:rPr>
+                <w:sz w:val="18"/>
+                <w:szCs w:val="18"/>
+              </w:rPr>
+              <w:t xml:space="preserve">Smaller = more private. 8 = moderate, 2 = strong.</w:t>
+            </w:r>
+          </w:p>
+        </w:tc>
+      </w:tr>
+    </w:tbl>
+    <w:p>
+      <w:pPr>
+        <w:spacing w:after="160"/>
+      </w:pPr>
+    </w:p>
+    <w:p>
+      <w:pPr>
+        <w:pStyle w:val="Heading2"/>
+        <w:keepNext/>
+        <w:spacing w:after="120" w:before="240"/>
+      </w:pPr>
+      <w:r>
+        <w:t xml:space="preserve">D. The settings</w:t>
+      </w:r>
+    </w:p>
+    <w:tbl>
+      <w:tblPr>
+        <w:tblW w:type="dxa" w:w="9638"/>
+        <w:tblBorders>
+          <w:top w:val="single" w:color="auto" w:sz="4"/>
+          <w:left w:val="single" w:color="auto" w:sz="4"/>
+          <w:bottom w:val="single" w:color="auto" w:sz="4"/>
+          <w:right w:val="single" w:color="auto" w:sz="4"/>
+          <w:insideH w:val="single" w:color="auto" w:sz="4"/>
+          <w:insideV w:val="single" w:color="auto" w:sz="4"/>
+        </w:tblBorders>
+      </w:tblPr>
+      <w:tblGrid>
+        <w:gridCol w:w="2209"/>
+        <w:gridCol w:w="4417"/>
+        <w:gridCol w:w="3012"/>
+      </w:tblGrid>
+      <w:tr>
+        <w:trPr>
+          <w:tblHeader/>
+        </w:trPr>
+        <w:tc>
+          <w:tcPr>
+            <w:tcW w:type="dxa" w:w="2209"/>
+            <w:tcBorders>
+              <w:top w:val="single" w:color="BFC7D5" w:sz="4"/>
+              <w:left w:val="single" w:color="BFC7D5" w:sz="4"/>
+              <w:bottom w:val="single" w:color="BFC7D5" w:sz="4"/>
+              <w:right w:val="single" w:color="BFC7D5" w:sz="4"/>
+            </w:tcBorders>
+            <w:shd w:fill="1C4E9A" w:color="auto" w:val="clear"/>
+            <w:tcMar>
+              <w:top w:type="dxa" w:w="60"/>
+              <w:left w:type="dxa" w:w="90"/>
+              <w:bottom w:type="dxa" w:w="60"/>
+              <w:right w:type="dxa" w:w="90"/>
+            </w:tcMar>
+          </w:tcPr>
+          <w:p>
+            <w:pPr>
+              <w:jc w:val="left"/>
+            </w:pPr>
+            <w:r>
+              <w:rPr>
+                <w:b/>
+                <w:bCs/>
+                <w:color w:val="FFFFFF"/>
+                <w:sz w:val="18"/>
+                <w:szCs w:val="18"/>
+              </w:rPr>
+              <w:t xml:space="preserve">Measurement</w:t>
+            </w:r>
+          </w:p>
+        </w:tc>
+        <w:tc>
+          <w:tcPr>
+            <w:tcW w:type="dxa" w:w="4417"/>
+            <w:tcBorders>
+              <w:top w:val="single" w:color="BFC7D5" w:sz="4"/>
+              <w:left w:val="single" w:color="BFC7D5" w:sz="4"/>
+              <w:bottom w:val="single" w:color="BFC7D5" w:sz="4"/>
+              <w:right w:val="single" w:color="BFC7D5" w:sz="4"/>
+            </w:tcBorders>
+            <w:shd w:fill="1C4E9A" w:color="auto" w:val="clear"/>
+            <w:tcMar>
+              <w:top w:type="dxa" w:w="60"/>
+              <w:left w:type="dxa" w:w="90"/>
+              <w:bottom w:type="dxa" w:w="60"/>
+              <w:right w:type="dxa" w:w="90"/>
+            </w:tcMar>
+          </w:tcPr>
+          <w:p>
+            <w:pPr>
+              <w:jc w:val="left"/>
+            </w:pPr>
+            <w:r>
+              <w:rPr>
+                <w:b/>
+                <w:bCs/>
+                <w:color w:val="FFFFFF"/>
+                <w:sz w:val="18"/>
+                <w:szCs w:val="18"/>
+              </w:rPr>
+              <w:t xml:space="preserve">What it measures, in plain words</w:t>
+            </w:r>
+          </w:p>
+        </w:tc>
+        <w:tc>
+          <w:tcPr>
+            <w:tcW w:type="dxa" w:w="3012"/>
+            <w:tcBorders>
+              <w:top w:val="single" w:color="BFC7D5" w:sz="4"/>
+              <w:left w:val="single" w:color="BFC7D5" w:sz="4"/>
+              <w:bottom w:val="single" w:color="BFC7D5" w:sz="4"/>
+              <w:right w:val="single" w:color="BFC7D5" w:sz="4"/>
+            </w:tcBorders>
+            <w:shd w:fill="1C4E9A" w:color="auto" w:val="clear"/>
+            <w:tcMar>
+              <w:top w:type="dxa" w:w="60"/>
+              <w:left w:type="dxa" w:w="90"/>
+              <w:bottom w:type="dxa" w:w="60"/>
+              <w:right w:type="dxa" w:w="90"/>
+            </w:tcMar>
+          </w:tcPr>
+          <w:p>
+            <w:pPr>
+              <w:jc w:val="left"/>
+            </w:pPr>
+            <w:r>
+              <w:rPr>
+                <w:b/>
+                <w:bCs/>
+                <w:color w:val="FFFFFF"/>
+                <w:sz w:val="18"/>
+                <w:szCs w:val="18"/>
+              </w:rPr>
+              <w:t xml:space="preserve">How to read it</w:t>
+            </w:r>
+          </w:p>
+        </w:tc>
+      </w:tr>
+      <w:tr>
+        <w:tc>
+          <w:tcPr>
+            <w:tcW w:type="dxa" w:w="2209"/>
+            <w:tcBorders>
+              <w:top w:val="single" w:color="BFC7D5" w:sz="4"/>
+              <w:left w:val="single" w:color="BFC7D5" w:sz="4"/>
+              <w:bottom w:val="single" w:color="BFC7D5" w:sz="4"/>
+              <w:right w:val="single" w:color="BFC7D5" w:sz="4"/>
+            </w:tcBorders>
+            <w:shd w:fill="FFFFFF" w:color="auto" w:val="clear"/>
+            <w:tcMar>
+              <w:top w:type="dxa" w:w="60"/>
+              <w:left w:type="dxa" w:w="90"/>
+              <w:bottom w:type="dxa" w:w="60"/>
+              <w:right w:type="dxa" w:w="90"/>
+            </w:tcMar>
+          </w:tcPr>
+          <w:p>
+            <w:pPr>
+              <w:jc w:val="left"/>
+            </w:pPr>
+            <w:r>
+              <w:rPr>
+                <w:b/>
+                <w:bCs/>
+                <w:sz w:val="18"/>
+                <w:szCs w:val="18"/>
+              </w:rPr>
+              <w:t xml:space="preserve">Long tail</w:t>
+            </w:r>
+            <w:r>
+              <w:rPr>
+                <w:sz w:val="18"/>
+                <w:szCs w:val="18"/>
+              </w:rPr>
+              <w:t xml:space="preserve"> (imbalance 100 : 1)</w:t>
+            </w:r>
+          </w:p>
+        </w:tc>
+        <w:tc>
+          <w:tcPr>
+            <w:tcW w:type="dxa" w:w="4417"/>
+            <w:tcBorders>
+              <w:top w:val="single" w:color="BFC7D5" w:sz="4"/>
+              <w:left w:val="single" w:color="BFC7D5" w:sz="4"/>
+              <w:bottom w:val="single" w:color="BFC7D5" w:sz="4"/>
+              <w:right w:val="single" w:color="BFC7D5" w:sz="4"/>
+            </w:tcBorders>
+            <w:shd w:fill="FFFFFF" w:color="auto" w:val="clear"/>
+            <w:tcMar>
+              <w:top w:type="dxa" w:w="60"/>
+              <w:left w:type="dxa" w:w="90"/>
+              <w:bottom w:type="dxa" w:w="60"/>
+              <w:right w:type="dxa" w:w="90"/>
+            </w:tcMar>
+          </w:tcPr>
+          <w:p>
+            <w:pPr>
+              <w:jc w:val="left"/>
+            </w:pPr>
+            <w:r>
+              <w:rPr>
+                <w:sz w:val="18"/>
+                <w:szCs w:val="18"/>
+              </w:rPr>
+              <w:t xml:space="preserve">The most common class has 100 times as many samples as the rarest.</w:t>
+            </w:r>
+          </w:p>
+        </w:tc>
+        <w:tc>
+          <w:tcPr>
+            <w:tcW w:type="dxa" w:w="3012"/>
+            <w:tcBorders>
+              <w:top w:val="single" w:color="BFC7D5" w:sz="4"/>
+              <w:left w:val="single" w:color="BFC7D5" w:sz="4"/>
+              <w:bottom w:val="single" w:color="BFC7D5" w:sz="4"/>
+              <w:right w:val="single" w:color="BFC7D5" w:sz="4"/>
+            </w:tcBorders>
+            <w:shd w:fill="FFFFFF" w:color="auto" w:val="clear"/>
+            <w:tcMar>
+              <w:top w:type="dxa" w:w="60"/>
+              <w:left w:type="dxa" w:w="90"/>
+              <w:bottom w:type="dxa" w:w="60"/>
+              <w:right w:type="dxa" w:w="90"/>
+            </w:tcMar>
+          </w:tcPr>
+          <w:p>
+            <w:pPr>
+              <w:jc w:val="left"/>
+            </w:pPr>
+            <w:r>
+              <w:rPr>
+                <w:sz w:val="18"/>
+                <w:szCs w:val="18"/>
+              </w:rPr>
+              <w:t xml:space="preserve">The setting this work is built for.</w:t>
+            </w:r>
+          </w:p>
+        </w:tc>
+      </w:tr>
+      <w:tr>
+        <w:tc>
+          <w:tcPr>
+            <w:tcW w:type="dxa" w:w="2209"/>
+            <w:tcBorders>
+              <w:top w:val="single" w:color="BFC7D5" w:sz="4"/>
+              <w:left w:val="single" w:color="BFC7D5" w:sz="4"/>
+              <w:bottom w:val="single" w:color="BFC7D5" w:sz="4"/>
+              <w:right w:val="single" w:color="BFC7D5" w:sz="4"/>
+            </w:tcBorders>
+            <w:shd w:fill="F7F9FC" w:color="auto" w:val="clear"/>
+            <w:tcMar>
+              <w:top w:type="dxa" w:w="60"/>
+              <w:left w:type="dxa" w:w="90"/>
+              <w:bottom w:type="dxa" w:w="60"/>
+              <w:right w:type="dxa" w:w="90"/>
+            </w:tcMar>
+          </w:tcPr>
+          <w:p>
+            <w:pPr>
+              <w:jc w:val="left"/>
+            </w:pPr>
+            <w:r>
+              <w:rPr>
+                <w:b/>
+                <w:bCs/>
+                <w:sz w:val="18"/>
+                <w:szCs w:val="18"/>
+              </w:rPr>
+              <w:t xml:space="preserve">Balanced</w:t>
+            </w:r>
+            <w:r>
+              <w:rPr>
+                <w:sz w:val="18"/>
+                <w:szCs w:val="18"/>
+              </w:rPr>
+              <w:t xml:space="preserve"> setting</w:t>
+            </w:r>
+          </w:p>
+        </w:tc>
+        <w:tc>
+          <w:tcPr>
+            <w:tcW w:type="dxa" w:w="4417"/>
+            <w:tcBorders>
+              <w:top w:val="single" w:color="BFC7D5" w:sz="4"/>
+              <w:left w:val="single" w:color="BFC7D5" w:sz="4"/>
+              <w:bottom w:val="single" w:color="BFC7D5" w:sz="4"/>
+              <w:right w:val="single" w:color="BFC7D5" w:sz="4"/>
+            </w:tcBorders>
+            <w:shd w:fill="F7F9FC" w:color="auto" w:val="clear"/>
+            <w:tcMar>
+              <w:top w:type="dxa" w:w="60"/>
+              <w:left w:type="dxa" w:w="90"/>
+              <w:bottom w:type="dxa" w:w="60"/>
+              <w:right w:type="dxa" w:w="90"/>
+            </w:tcMar>
+          </w:tcPr>
+          <w:p>
+            <w:pPr>
+              <w:jc w:val="left"/>
+            </w:pPr>
+            <w:r>
+              <w:rPr>
+                <w:sz w:val="18"/>
+                <w:szCs w:val="18"/>
+              </w:rPr>
+              <w:t xml:space="preserve">Every class has the same number of samples, split evenly over clients: the original paper's setting.</w:t>
+            </w:r>
+          </w:p>
+        </w:tc>
+        <w:tc>
+          <w:tcPr>
+            <w:tcW w:type="dxa" w:w="3012"/>
+            <w:tcBorders>
+              <w:top w:val="single" w:color="BFC7D5" w:sz="4"/>
+              <w:left w:val="single" w:color="BFC7D5" w:sz="4"/>
+              <w:bottom w:val="single" w:color="BFC7D5" w:sz="4"/>
+              <w:right w:val="single" w:color="BFC7D5" w:sz="4"/>
+            </w:tcBorders>
+            <w:shd w:fill="F7F9FC" w:color="auto" w:val="clear"/>
+            <w:tcMar>
+              <w:top w:type="dxa" w:w="60"/>
+              <w:left w:type="dxa" w:w="90"/>
+              <w:bottom w:type="dxa" w:w="60"/>
+              <w:right w:type="dxa" w:w="90"/>
+            </w:tcMar>
+          </w:tcPr>
+          <w:p>
+            <w:pPr>
+              <w:jc w:val="left"/>
+            </w:pPr>
+            <w:r>
+              <w:rPr>
+                <w:sz w:val="18"/>
+                <w:szCs w:val="18"/>
+              </w:rPr>
+              <w:t xml:space="preserve">Checks that the method does no harm when there is no imbalance.</w:t>
+            </w:r>
+          </w:p>
+        </w:tc>
+      </w:tr>
+      <w:tr>
+        <w:tc>
+          <w:tcPr>
+            <w:tcW w:type="dxa" w:w="2209"/>
+            <w:tcBorders>
+              <w:top w:val="single" w:color="BFC7D5" w:sz="4"/>
+              <w:left w:val="single" w:color="BFC7D5" w:sz="4"/>
+              <w:bottom w:val="single" w:color="BFC7D5" w:sz="4"/>
+              <w:right w:val="single" w:color="BFC7D5" w:sz="4"/>
+            </w:tcBorders>
+            <w:shd w:fill="FFFFFF" w:color="auto" w:val="clear"/>
+            <w:tcMar>
+              <w:top w:type="dxa" w:w="60"/>
+              <w:left w:type="dxa" w:w="90"/>
+              <w:bottom w:type="dxa" w:w="60"/>
+              <w:right w:type="dxa" w:w="90"/>
+            </w:tcMar>
+          </w:tcPr>
+          <w:p>
+            <w:pPr>
+              <w:jc w:val="left"/>
+            </w:pPr>
+            <w:r>
+              <w:rPr>
+                <w:b/>
+                <w:bCs/>
+                <w:sz w:val="18"/>
+                <w:szCs w:val="18"/>
+              </w:rPr>
+              <w:t xml:space="preserve">Dirichlet 0.5</w:t>
+            </w:r>
+          </w:p>
+        </w:tc>
+        <w:tc>
+          <w:tcPr>
+            <w:tcW w:type="dxa" w:w="4417"/>
+            <w:tcBorders>
+              <w:top w:val="single" w:color="BFC7D5" w:sz="4"/>
+              <w:left w:val="single" w:color="BFC7D5" w:sz="4"/>
+              <w:bottom w:val="single" w:color="BFC7D5" w:sz="4"/>
+              <w:right w:val="single" w:color="BFC7D5" w:sz="4"/>
+            </w:tcBorders>
+            <w:shd w:fill="FFFFFF" w:color="auto" w:val="clear"/>
+            <w:tcMar>
+              <w:top w:type="dxa" w:w="60"/>
+              <w:left w:type="dxa" w:w="90"/>
+              <w:bottom w:type="dxa" w:w="60"/>
+              <w:right w:type="dxa" w:w="90"/>
+            </w:tcMar>
+          </w:tcPr>
+          <w:p>
+            <w:pPr>
+              <w:jc w:val="left"/>
+            </w:pPr>
+            <w:r>
+              <w:rPr>
+                <w:sz w:val="18"/>
+                <w:szCs w:val="18"/>
+              </w:rPr>
+              <w:t xml:space="preserve">How unevenly each class is shared among clients. Smaller = more uneven.</w:t>
+            </w:r>
+          </w:p>
+        </w:tc>
+        <w:tc>
+          <w:tcPr>
+            <w:tcW w:type="dxa" w:w="3012"/>
+            <w:tcBorders>
+              <w:top w:val="single" w:color="BFC7D5" w:sz="4"/>
+              <w:left w:val="single" w:color="BFC7D5" w:sz="4"/>
+              <w:bottom w:val="single" w:color="BFC7D5" w:sz="4"/>
+              <w:right w:val="single" w:color="BFC7D5" w:sz="4"/>
+            </w:tcBorders>
+            <w:shd w:fill="FFFFFF" w:color="auto" w:val="clear"/>
+            <w:tcMar>
+              <w:top w:type="dxa" w:w="60"/>
+              <w:left w:type="dxa" w:w="90"/>
+              <w:bottom w:type="dxa" w:w="60"/>
+              <w:right w:type="dxa" w:w="90"/>
+            </w:tcMar>
+          </w:tcPr>
+          <w:p>
+            <w:pPr>
+              <w:jc w:val="left"/>
+            </w:pPr>
+            <w:r>
+              <w:rPr>
+                <w:sz w:val="18"/>
+                <w:szCs w:val="18"/>
+              </w:rPr>
+              <w:t xml:space="preserve">At 0.5 most clients have several classes missing entirely.</w:t>
+            </w:r>
+          </w:p>
+        </w:tc>
+      </w:tr>
+      <w:tr>
+        <w:tc>
+          <w:tcPr>
+            <w:tcW w:type="dxa" w:w="2209"/>
+            <w:tcBorders>
+              <w:top w:val="single" w:color="BFC7D5" w:sz="4"/>
+              <w:left w:val="single" w:color="BFC7D5" w:sz="4"/>
+              <w:bottom w:val="single" w:color="BFC7D5" w:sz="4"/>
+              <w:right w:val="single" w:color="BFC7D5" w:sz="4"/>
+            </w:tcBorders>
+            <w:shd w:fill="F7F9FC" w:color="auto" w:val="clear"/>
+            <w:tcMar>
+              <w:top w:type="dxa" w:w="60"/>
+              <w:left w:type="dxa" w:w="90"/>
+              <w:bottom w:type="dxa" w:w="60"/>
+              <w:right w:type="dxa" w:w="90"/>
+            </w:tcMar>
+          </w:tcPr>
+          <w:p>
+            <w:pPr>
+              <w:jc w:val="left"/>
+            </w:pPr>
+            <w:r>
+              <w:rPr>
+                <w:b/>
+                <w:bCs/>
+                <w:sz w:val="18"/>
+                <w:szCs w:val="18"/>
+              </w:rPr>
+              <w:t xml:space="preserve">Number of clients</w:t>
+            </w:r>
+            <w:r>
+              <w:rPr>
+                <w:sz w:val="18"/>
+                <w:szCs w:val="18"/>
+              </w:rPr>
+              <w:t xml:space="preserve"> (10, 50, 100)</w:t>
+            </w:r>
+          </w:p>
+        </w:tc>
+        <w:tc>
+          <w:tcPr>
+            <w:tcW w:type="dxa" w:w="4417"/>
+            <w:tcBorders>
+              <w:top w:val="single" w:color="BFC7D5" w:sz="4"/>
+              <w:left w:val="single" w:color="BFC7D5" w:sz="4"/>
+              <w:bottom w:val="single" w:color="BFC7D5" w:sz="4"/>
+              <w:right w:val="single" w:color="BFC7D5" w:sz="4"/>
+            </w:tcBorders>
+            <w:shd w:fill="F7F9FC" w:color="auto" w:val="clear"/>
+            <w:tcMar>
+              <w:top w:type="dxa" w:w="60"/>
+              <w:left w:type="dxa" w:w="90"/>
+              <w:bottom w:type="dxa" w:w="60"/>
+              <w:right w:type="dxa" w:w="90"/>
+            </w:tcMar>
+          </w:tcPr>
+          <w:p>
+            <w:pPr>
+              <w:jc w:val="left"/>
+            </w:pPr>
+            <w:r>
+              <w:rPr>
+                <w:sz w:val="18"/>
+                <w:szCs w:val="18"/>
+              </w:rPr>
+              <w:t xml:space="preserve">Devices taking part. There are always 10 model types, so 50 clients means 5 clients per model type.</w:t>
+            </w:r>
+          </w:p>
+        </w:tc>
+        <w:tc>
+          <w:tcPr>
+            <w:tcW w:type="dxa" w:w="3012"/>
+            <w:tcBorders>
+              <w:top w:val="single" w:color="BFC7D5" w:sz="4"/>
+              <w:left w:val="single" w:color="BFC7D5" w:sz="4"/>
+              <w:bottom w:val="single" w:color="BFC7D5" w:sz="4"/>
+              <w:right w:val="single" w:color="BFC7D5" w:sz="4"/>
+            </w:tcBorders>
+            <w:shd w:fill="F7F9FC" w:color="auto" w:val="clear"/>
+            <w:tcMar>
+              <w:top w:type="dxa" w:w="60"/>
+              <w:left w:type="dxa" w:w="90"/>
+              <w:bottom w:type="dxa" w:w="60"/>
+              <w:right w:type="dxa" w:w="90"/>
+            </w:tcMar>
+          </w:tcPr>
+          <w:p>
+            <w:pPr>
+              <w:jc w:val="left"/>
+            </w:pPr>
+            <w:r>
+              <w:rPr>
+                <w:sz w:val="18"/>
+                <w:szCs w:val="18"/>
+              </w:rPr>
+              <w:t xml:space="preserve">More clients = less data each.</w:t>
+            </w:r>
+          </w:p>
+        </w:tc>
+      </w:tr>
+    </w:tbl>
+    <w:p>
+      <w:pPr>
+        <w:spacing w:after="160"/>
+      </w:pPr>
+    </w:p>
+    <w:tbl>
+      <w:tblPr>
+        <w:tblW w:type="dxa" w:w="9638"/>
+        <w:tblBorders>
+          <w:top w:val="single" w:color="auto" w:sz="4"/>
+          <w:left w:val="single" w:color="auto" w:sz="4"/>
+          <w:bottom w:val="single" w:color="auto" w:sz="4"/>
+          <w:right w:val="single" w:color="auto" w:sz="4"/>
+          <w:insideH w:val="single" w:color="auto" w:sz="4"/>
+          <w:insideV w:val="single" w:color="auto" w:sz="4"/>
+        </w:tblBorders>
+      </w:tblPr>
+      <w:tblGrid>
+        <w:gridCol w:w="9638"/>
+      </w:tblGrid>
+      <w:tr>
+        <w:tc>
+          <w:tcPr>
+            <w:tcW w:type="dxa" w:w="9638"/>
+            <w:tcBorders>
+              <w:top w:val="single" w:color="1C4E9A" w:sz="12"/>
+              <w:left w:val="single" w:color="BFC7D5" w:sz="4"/>
+              <w:bottom w:val="single" w:color="BFC7D5" w:sz="4"/>
+              <w:right w:val="single" w:color="BFC7D5" w:sz="4"/>
+            </w:tcBorders>
+            <w:shd w:fill="EEF2F8" w:color="auto" w:val="clear"/>
+            <w:tcMar>
+              <w:top w:type="dxa" w:w="120"/>
+              <w:left w:type="dxa" w:w="160"/>
+              <w:bottom w:type="dxa" w:w="120"/>
+              <w:right w:type="dxa" w:w="160"/>
+            </w:tcMar>
+          </w:tcPr>
+          <w:p>
+            <w:pPr>
+              <w:spacing w:after="80"/>
+            </w:pPr>
+            <w:r>
+              <w:rPr>
+                <w:b/>
+                <w:bCs/>
+                <w:color w:val="1C4E9A"/>
+              </w:rPr>
+              <w:t xml:space="preserve">If you remember only four numbers</w:t>
+            </w:r>
+          </w:p>
+          <w:p>
+            <w:pPr>
+              <w:spacing w:after="60"/>
+            </w:pPr>
+            <w:r>
+              <w:rPr>
+                <w:b/>
+                <w:bCs/>
+              </w:rPr>
+              <w:t xml:space="preserve">Balanced accuracy</w:t>
+            </w:r>
+            <w:r>
+              <w:t xml:space="preserve"> (does it work), </w:t>
+            </w:r>
+            <w:r>
+              <w:rPr>
+                <w:b/>
+                <w:bCs/>
+              </w:rPr>
+              <w:t xml:space="preserve">rare-class accuracy</w:t>
+            </w:r>
+            <w:r>
+              <w:t xml:space="preserve"> (do rare classes come back), </w:t>
+            </w:r>
+            <w:r>
+              <w:rPr>
+                <w:b/>
+                <w:bCs/>
+              </w:rPr>
+              <w:t xml:space="preserve">row length ratio</w:t>
+            </w:r>
+            <w:r>
+              <w:t xml:space="preserve"> (proof of the cause), and </w:t>
+            </w:r>
+            <w:r>
+              <w:rPr>
+                <w:b/>
+                <w:bCs/>
+              </w:rPr>
+              <w:t xml:space="preserve">last-layer gap</w:t>
+            </w:r>
+            <w:r>
+              <w:t xml:space="preserve"> (where the remaining error is).</w:t>
+            </w:r>
+          </w:p>
+          <w:p>
+            <w:pPr>
+              <w:spacing w:after="60"/>
+            </w:pPr>
+            <w:r>
+              <w:t xml:space="preserve">Short names used in tables: Ours-A = our final method; GeFL-F = the original paper's method; holder-weighted averaging, moment correction, sample selection, consensus labels and logit adjustment are the parts described in Part 4.</w:t>
+            </w:r>
+          </w:p>
+        </w:tc>
+      </w:tr>
+    </w:tbl>
+    <w:p>
+      <w:pPr>
+        <w:spacing w:after="160"/>
+      </w:pPr>
+    </w:p>
+    <w:p>
+      <w:pPr>
+        <w:pStyle w:val="Heading1"/>
+        <w:pageBreakBefore/>
+        <w:spacing w:after="200"/>
+      </w:pPr>
+      <w:r>
         <w:t xml:space="preserve">1. The baseline: GeFL-F and the full lifecycle of its data</w:t>
       </w:r>
     </w:p>
@@ -1559,7 +4267,7 @@
         <w:t xml:space="preserve">Clients.</w:t>
       </w:r>
       <w:r>
-        <w:t xml:space="preserve"> K clients (K = 10, 50 or 100). Client k holds private data D_k and a classifier head of architecture a(k), one of G = 10 CNNs (CNN-1 … CNN-10), assigned contiguously (K/10 clients per architecture).</w:t>
+        <w:t xml:space="preserve"> K clients (10 clients, 50 or 100). Client k holds private data D_k and a classifier head of architecture a(k), one of G = 10 CNNs (CNN-1 … CNN-10), assigned contiguously (K/10 clients per architecture).</w:t>
       </w:r>
     </w:p>
     <w:p>
@@ -1579,7 +4287,7 @@
         <w:t xml:space="preserve">Data.</w:t>
       </w:r>
       <w:r>
-        <w:t xml:space="preserve"> MNIST, FashionMNIST and SVHN use a 10% fraction of the training set (6,000 / 6,000 / 7,326 images); CIFAR-10 uses 50% (25,000). In the paper's setting the data are split IID across clients. Test sets are the full balanced test sets.</w:t>
+        <w:t xml:space="preserve"> MNIST, FashionMNIST and SVHN use a 10% fraction of the training set (6,000 / 6,000 / 7,326 images); CIFAR-10 uses 50% (25,000). In the paper's setting the data are split evenly (balanced) across clients. Test sets are the full balanced test sets.</w:t>
       </w:r>
     </w:p>
     <w:p>
@@ -1636,10 +4344,10 @@
           <w:i/>
           <w:iCs/>
         </w:rPr>
-        <w:t xml:space="preserve">tail recall</w:t>
-      </w:r>
-      <w:r>
-        <w:t xml:space="preserve"> (mean recall of the four rarest classes).</w:t>
+        <w:t xml:space="preserve">rare-class accuracy</w:t>
+      </w:r>
+      <w:r>
+        <w:t xml:space="preserve"> (average accuracy on the four rarest classes; see "How to read the numbers").</w:t>
       </w:r>
     </w:p>
     <w:p>
@@ -1724,7 +4432,7 @@
           <wp:inline distT="0" distB="0" distL="0" distR="0">
             <wp:extent cx="6096000" cy="3295650"/>
             <wp:effectExtent t="0" r="0" b="0" l="0"/>
-            <wp:docPr id="1" name="f03_architectures.png" descr="Figure 2. Architectures. The CVAE-F's label projection W (C × 512) holds the only class-specific parameters; this matters in Part 2." title="f03_architectures.png"/>
+            <wp:docPr id="1" name="f03_architectures.png" descr="Figure 2. Architectures. The original generator's label projection W (C × 512) holds the only class-specific parameters; this matters in Part 2." title="f03_architectures.png"/>
             <wp:cNvGraphicFramePr>
               <a:graphicFrameLocks xmlns:a="http://schemas.openxmlformats.org/drawingml/2006/main" noChangeAspect="1"/>
             </wp:cNvGraphicFramePr>
@@ -1773,7 +4481,7 @@
           <w:sz w:val="18"/>
           <w:szCs w:val="18"/>
         </w:rPr>
-        <w:t xml:space="preserve">Figure 2. Architectures. The CVAE-F's label projection W (C × 512) holds the only class-specific parameters; this matters in Part 2.</w:t>
+        <w:t xml:space="preserve">Figure 2. Architectures. The original generator's label projection W (C × 512) holds the only class-specific parameters; this matters in Part 2.</w:t>
       </w:r>
     </w:p>
     <w:tbl>
@@ -2022,7 +4730,7 @@
                 <w:sz w:val="18"/>
                 <w:szCs w:val="18"/>
               </w:rPr>
-              <w:t xml:space="preserve">image resized to 1×32×32 (MNIST, FMNIST) / 3×32×32</w:t>
+              <w:t xml:space="preserve">image resized to 1×32×32 (MNIST, FashionMNIST) / 3×32×32</w:t>
             </w:r>
           </w:p>
         </w:tc>
@@ -2052,7 +4760,7 @@
                 <w:sz w:val="18"/>
                 <w:szCs w:val="18"/>
               </w:rPr>
-              <w:t xml:space="preserve">feature h: 3×16×16 = 768 (MNIST, FMNIST, SVHN); CIFAR-10 10×16×16 = 2,560</w:t>
+              <w:t xml:space="preserve">feature h: 3×16×16 = 768 (MNIST, FashionMNIST, SVHN); CIFAR-10 10×16×16 = 2,560</w:t>
             </w:r>
           </w:p>
         </w:tc>
@@ -2144,7 +4852,7 @@
                 <w:sz w:val="18"/>
                 <w:szCs w:val="18"/>
               </w:rPr>
-              <w:t xml:space="preserve">Generator G, CVAE-F (Table XX)</w:t>
+              <w:t xml:space="preserve">Generator G, original generator (Table XX)</w:t>
             </w:r>
           </w:p>
         </w:tc>
@@ -2546,7 +5254,7 @@
         <w:t xml:space="preserve">Local training:</w:t>
       </w:r>
       <w:r>
-        <w:t xml:space="preserve"> 5 epochs per round; φ and the client's head trained jointly; SGD, learning rate 0.1, batch 64 (128 for CIFAR-10); loss = cross-entropy CE(h_k(φ(x)), y).</w:t>
+        <w:t xml:space="preserve"> 5 epochs per round; φ and the client's head trained jointly; stochastic gradient descent, learning rate 0.1, batch 64 (128 for CIFAR-10); loss = cross-entropy cross-entropy(h_k(φ(x)), y).</w:t>
       </w:r>
     </w:p>
     <w:p>
@@ -2708,7 +5416,7 @@
         <w:t xml:space="preserve">Local training:</w:t>
       </w:r>
       <w:r>
-        <w:t xml:space="preserve"> 5 epochs per round of the conditional VAE, Adam with learning rate 10⁻³ and coupled weight decay 10⁻³, batch 64. The loss is the evidence lower bound:</w:t>
+        <w:t xml:space="preserve"> 5 epochs per round of the conditional variational autoencoder, Adam with learning rate 10⁻³ and coupled weight decay 10⁻³, batch 64. The loss is the evidence lower bound:</w:t>
       </w:r>
     </w:p>
     <w:p>
@@ -2863,7 +5571,7 @@
         <w:t xml:space="preserve">Synthetic phase:</w:t>
       </w:r>
       <w:r>
-        <w:t xml:space="preserve"> T_s = 1 epoch on generated features h̃ = G(z, y), with y drawn uniformly over the 10 classes and z ~ N(0, I), sampled locally from the client's own copy of G; loss CE(h_k(h̃), y).</w:t>
+        <w:t xml:space="preserve"> 1 synthetic epoch epoch on generated features h̃ = G(z, y), with y drawn uniformly over the 10 classes and z ~ N(0, I), sampled locally from the client's own copy of G; loss cross-entropy(h_k(h̃), y).</w:t>
       </w:r>
     </w:p>
     <w:p>
@@ -2883,7 +5591,7 @@
         <w:t xml:space="preserve">Real phase:</w:t>
       </w:r>
       <w:r>
-        <w:t xml:space="preserve"> T_r = 5 epochs on the client's real features φ(x); loss CE(h_k(φ(x)), y); SGD, learning rate 0.1.</w:t>
+        <w:t xml:space="preserve"> T_r = 5 epochs on the client's real features φ(x); loss cross-entropy(h_k(φ(x)), y); stochastic gradient descent, learning rate 0.1.</w:t>
       </w:r>
     </w:p>
     <w:p>
@@ -2903,7 +5611,7 @@
         <w:t xml:space="preserve">Uplink and aggregation:</w:t>
       </w:r>
       <w:r>
-        <w:t xml:space="preserve"> head weights, averaged within an architecture group only when several clients share an architecture (K = 50, 100). At K = 10 each architecture has one client, and nothing is exchanged in this stage.</w:t>
+        <w:t xml:space="preserve"> head weights, averaged within an architecture group only when several clients share an architecture (50 clients, 100). At 10 clients each architecture has one client, and nothing is exchanged in this stage.</w:t>
       </w:r>
     </w:p>
     <w:p>
@@ -3713,7 +6421,7 @@
                 <w:sz w:val="18"/>
                 <w:szCs w:val="18"/>
               </w:rPr>
-              <w:t xml:space="preserve">MNIST IID, K = 10 (best_mean_acc)</w:t>
+              <w:t xml:space="preserve">MNIST balanced, 10 clients (best_mean_acc)</w:t>
             </w:r>
           </w:p>
         </w:tc>
@@ -3835,7 +6543,7 @@
                 <w:sz w:val="18"/>
                 <w:szCs w:val="18"/>
               </w:rPr>
-              <w:t xml:space="preserve">MNIST IID, K = 50</w:t>
+              <w:t xml:space="preserve">MNIST balanced, 50 clients</w:t>
             </w:r>
           </w:p>
         </w:tc>
@@ -3957,7 +6665,7 @@
                 <w:sz w:val="18"/>
                 <w:szCs w:val="18"/>
               </w:rPr>
-              <w:t xml:space="preserve">MNIST IID, K = 100</w:t>
+              <w:t xml:space="preserve">MNIST balanced, 100 clients</w:t>
             </w:r>
           </w:p>
         </w:tc>
@@ -4079,7 +6787,7 @@
                 <w:sz w:val="18"/>
                 <w:szCs w:val="18"/>
               </w:rPr>
-              <w:t xml:space="preserve">FashionMNIST IID, K = 10</w:t>
+              <w:t xml:space="preserve">FashionMNIST balanced, 10 clients</w:t>
             </w:r>
           </w:p>
         </w:tc>
@@ -4337,7 +7045,7 @@
         <w:jc w:val="both"/>
       </w:pPr>
       <w:r>
-        <w:t xml:space="preserve">Class sizes n_c ∝ IF^{c/(C−1)}, IF = 100 (MNIST: 24 to ≈2,400 samples). Client shares: Dirichlet(0.5). Test sets balanced.</w:t>
+        <w:t xml:space="preserve">The most common class has 100 times as many training samples as the rarest, with sizes falling evenly (on a log scale) in between (MNIST: about 2,400 down to 24 samples). Each class is shared out among the clients with a Dirichlet(0.5) draw, so most clients have many samples of a few classes and none of several others. Test sets stay balanced.</w:t>
       </w:r>
     </w:p>
     <w:p>
@@ -4520,7 +7228,7 @@
         <w:t xml:space="preserve">whatever λ is</w:t>
       </w:r>
       <w:r>
-        <w:t xml:space="preserve"> (10⁻⁴ or 10⁻³ give the same step). Only λ = 0 removes it. With plain SGD the same decay would be about 1,000 times weaker here.</w:t>
+        <w:t xml:space="preserve"> (10⁻⁴ or 10⁻³ give the same step). Only λ = 0 removes it. With plain stochastic gradient descent the same decay would be about 1,000 times weaker here.</w:t>
       </w:r>
     </w:p>
     <w:p>
@@ -4613,7 +7321,7 @@
                 <w:sz w:val="18"/>
                 <w:szCs w:val="18"/>
               </w:rPr>
-              <w:t xml:space="preserve">Measurement (IF = 100, Dir 0.5, K = 10)</w:t>
+              <w:t xml:space="preserve">Measurement (imbalance 100 : 1, Dirichlet 0.5, 10 clients)</w:t>
             </w:r>
           </w:p>
         </w:tc>
@@ -4866,7 +7574,7 @@
                 <w:sz w:val="18"/>
                 <w:szCs w:val="18"/>
               </w:rPr>
-              <w:t xml:space="preserve">Same, with non-holders excluded from the average (HWA)</w:t>
+              <w:t xml:space="preserve">Same, with non-holders excluded from the average </w:t>
             </w:r>
           </w:p>
         </w:tc>
@@ -5110,7 +7818,7 @@
                 <w:sz w:val="18"/>
                 <w:szCs w:val="18"/>
               </w:rPr>
-              <w:t xml:space="preserve">GeFL-F balanced accuracy: IID → long tail</w:t>
+              <w:t xml:space="preserve">GeFL-F balanced accuracy: balanced → long tail</w:t>
             </w:r>
           </w:p>
         </w:tc>
@@ -5227,7 +7935,7 @@
         <w:spacing w:after="80" w:before="180"/>
       </w:pPr>
       <w:r>
-        <w:t xml:space="preserve">Direct test of Theorem 1 on the real generator (T01: MNIST long tail, K = 10, 40 rounds, 4 arms)</w:t>
+        <w:t xml:space="preserve">Direct test of Theorem 1 on the real generator (T01: MNIST long tail, 10 clients, 40 rounds, 4 arms)</w:t>
       </w:r>
     </w:p>
     <w:p>
@@ -5240,7 +7948,7 @@
           <wp:inline distT="0" distB="0" distL="0" distR="0">
             <wp:extent cx="6096000" cy="2066925"/>
             <wp:effectExtent t="0" r="0" b="0" l="0"/>
-            <wp:docPr id="1" name="t01_collapse.png" descr="Figure 5b. (a) Tail rows shrink to 15 % of head rows with decay 10⁻³ or 10⁻⁴ (identical curves), not without decay, and not with HWA. (b) The bound holds in all 1,200 row-rounds. (c) Rows of classes held by 7–9 of 10 clients still collapse; under HWA they grow." title="t01_collapse.png"/>
+            <wp:docPr id="1" name="t01_collapse.png" descr="Figure 5b. (a) Tail rows shrink to 15 % of head rows with decay 10⁻³ or 10⁻⁴ (identical curves), not without decay, and not with holder-weighted averaging. (b) The bound holds in all 1,200 row-rounds. (c) Rows of classes held by 7–9 of 10 clients still collapse; under holder-weighted averaging they grow." title="t01_collapse.png"/>
             <wp:cNvGraphicFramePr>
               <a:graphicFrameLocks xmlns:a="http://schemas.openxmlformats.org/drawingml/2006/main" noChangeAspect="1"/>
             </wp:cNvGraphicFramePr>
@@ -5289,7 +7997,7 @@
           <w:sz w:val="18"/>
           <w:szCs w:val="18"/>
         </w:rPr>
-        <w:t xml:space="preserve">Figure 5b. (a) Tail rows shrink to 15 % of head rows with decay 10⁻³ or 10⁻⁴ (identical curves), not without decay, and not with HWA. (b) The bound holds in all 1,200 row-rounds. (c) Rows of classes held by 7–9 of 10 clients still collapse; under HWA they grow.</w:t>
+        <w:t xml:space="preserve">Figure 5b. (a) Tail rows shrink to 15 % of head rows with decay 10⁻³ or 10⁻⁴ (identical curves), not without decay, and not with holder-weighted averaging. (b) The bound holds in all 1,200 row-rounds. (c) Rows of classes held by 7–9 of 10 clients still collapse; under holder-weighted averaging they grow.</w:t>
       </w:r>
     </w:p>
     <w:tbl>
@@ -5716,7 +8424,7 @@
                 <w:sz w:val="18"/>
                 <w:szCs w:val="18"/>
               </w:rPr>
-              <w:t xml:space="preserve">HWA, decay 10⁻³</w:t>
+              <w:t xml:space="preserve">Holder-weighted averaging, decay 10⁻³</w:t>
             </w:r>
           </w:p>
         </w:tc>
@@ -5810,7 +8518,7 @@
         <w:t xml:space="preserve">generator's</w:t>
       </w:r>
       <w:r>
-        <w:t xml:space="preserve"> conditioning rows and the Adam-decay explanation. The obvious existing fixes (AdamW, no decay on the rows, lazy decay) are compared with HWA in the prepared job K15 (Part 8).</w:t>
+        <w:t xml:space="preserve"> conditioning rows and the Adam-decay explanation. The obvious existing fixes (AdamW, no decay on the rows, lazy decay) are compared with holder-weighted averaging in the prepared job K15 (Part 8).</w:t>
       </w:r>
     </w:p>
     <w:p>
@@ -5829,7 +8537,7 @@
         <w:jc w:val="both"/>
       </w:pPr>
       <w:r>
-        <w:t xml:space="preserve">A head trained on fake features is only as good on real data as the fake features are close to real ones (TV distance). For rare classes this gap is large:</w:t>
+        <w:t xml:space="preserve">A head trained on fake features is only as good on real data as the fake features are close to real ones (total-variation distance). For rare classes this gap is large:</w:t>
       </w:r>
     </w:p>
     <w:p>
@@ -5973,7 +8681,7 @@
         <w:spacing w:after="80" w:before="180"/>
       </w:pPr>
       <w:r>
-        <w:t xml:space="preserve">HWA: holder-weighted aggregation (kept)</w:t>
+        <w:t xml:space="preserve">Holder-weighted averaging (kept)</w:t>
       </w:r>
     </w:p>
     <w:p>
@@ -6067,7 +8775,7 @@
         <w:t xml:space="preserve">Result:</w:t>
       </w:r>
       <w:r>
-        <w:t xml:space="preserve"> +9.0 / +11.2 / +3.4 / +6.0 (MNIST / FMNIST / CIFAR-10 / SVHN, long tail); row ratio back to 0.80–1.05. Later replaced in Ours-A by the mean anchor, which has no class rows at all.</w:t>
+        <w:t xml:space="preserve"> +9.0 / +11.2 / +3.4 / +6.0 (MNIST / FashionMNIST / CIFAR-10 / SVHN, long tail); row ratio back to 0.80–1.05. Later replaced in Ours-A by the mean anchor, which has no class rows at all.</w:t>
       </w:r>
     </w:p>
     <w:p>
@@ -6077,7 +8785,7 @@
         <w:spacing w:after="80" w:before="180"/>
       </w:pPr>
       <w:r>
-        <w:t xml:space="preserve">LCD: lazy conditioning decay (dropped)</w:t>
+        <w:t xml:space="preserve">Lazy decay (dropped)</w:t>
       </w:r>
     </w:p>
     <w:p>
@@ -6113,7 +8821,7 @@
         <w:t xml:space="preserve">Result:</w:t>
       </w:r>
       <w:r>
-        <w:t xml:space="preserve"> 78.6 vs 79.1 for HWA; adds nothing.</w:t>
+        <w:t xml:space="preserve"> 78.6 vs 79.1 for holder-weighted averaging; adds nothing.</w:t>
       </w:r>
     </w:p>
     <w:p>
@@ -6133,7 +8841,7 @@
         <w:spacing w:after="80" w:before="180"/>
       </w:pPr>
       <w:r>
-        <w:t xml:space="preserve">LA: logit adjustment with the client's own prior (kept; established technique)</w:t>
+        <w:t xml:space="preserve">Logit adjustment with the client's own class shares (kept; established technique)</w:t>
       </w:r>
     </w:p>
     <w:p>
@@ -6227,7 +8935,7 @@
         <w:t xml:space="preserve">Result:</w:t>
       </w:r>
       <w:r>
-        <w:t xml:space="preserve"> +3.6 to +6.3 on all four datasets. Needed because the 5 real epochs pull each head back to its own skew. No effect in IID.</w:t>
+        <w:t xml:space="preserve"> +3.6 to +6.3 on all four datasets. Needed because the 5 real epochs pull each head back to its own skew. No effect in balanced.</w:t>
       </w:r>
     </w:p>
     <w:p>
@@ -6237,7 +8945,7 @@
         <w:spacing w:after="80" w:before="180"/>
       </w:pPr>
       <w:r>
-        <w:t xml:space="preserve">CSL: consensus soft labels on synthetic features (kept)</w:t>
+        <w:t xml:space="preserve">Consensus labels on synthetic features (kept)</w:t>
       </w:r>
     </w:p>
     <w:p>
@@ -6331,7 +9039,7 @@
         <w:t xml:space="preserve">Result:</w:t>
       </w:r>
       <w:r>
-        <w:t xml:space="preserve"> +2.5 MNIST long tail; +0.5 to +0.8 IID. β = 0.5 better than β = 1.</w:t>
+        <w:t xml:space="preserve"> +2.5 MNIST long tail; +0.5 to +0.8 balanced. β = 0.5 better than β = 1.</w:t>
       </w:r>
     </w:p>
     <w:p>
@@ -6341,7 +9049,7 @@
         <w:spacing w:after="80" w:before="180"/>
       </w:pPr>
       <w:r>
-        <w:t xml:space="preserve">T_s = 10: a larger synthetic budget (kept)</w:t>
+        <w:t xml:space="preserve">10 synthetic epochs: a larger synthetic budget (kept)</w:t>
       </w:r>
     </w:p>
     <w:p>
@@ -6425,7 +9133,7 @@
         <w:t xml:space="preserve">Result:</w:t>
       </w:r>
       <w:r>
-        <w:t xml:space="preserve"> with the anchored generator +1.7 (MNIST long tail) and +3.9 at K = 100; with the original generator −0.05, as predicted.</w:t>
+        <w:t xml:space="preserve"> with the anchored generator +1.7 (MNIST long tail) and +3.9 at 100 clients; with the original generator −0.05, as predicted.</w:t>
       </w:r>
     </w:p>
     <w:tbl>
@@ -6610,7 +9318,7 @@
                 <w:sz w:val="18"/>
                 <w:szCs w:val="18"/>
               </w:rPr>
-              <w:t xml:space="preserve">Bayesian CSL</w:t>
+              <w:t xml:space="preserve">Bayesian consensus labels</w:t>
             </w:r>
           </w:p>
         </w:tc>
@@ -6670,7 +9378,7 @@
                 <w:sz w:val="18"/>
                 <w:szCs w:val="18"/>
               </w:rPr>
-              <w:t xml:space="preserve">83.16 vs 84.22 (FMNIST IID, p = 0.004); 87.3 vs 90.5 (MNIST LT)</w:t>
+              <w:t xml:space="preserve">83.16 vs 84.22 (FashionMNIST balanced, p = 0.004); 87.3 vs 90.5 (MNIST long tail)</w:t>
             </w:r>
           </w:p>
         </w:tc>
@@ -6732,7 +9440,7 @@
                 <w:sz w:val="18"/>
                 <w:szCs w:val="18"/>
               </w:rPr>
-              <w:t xml:space="preserve">CSLM</w:t>
+              <w:t xml:space="preserve">Consensus labels inside real batches</w:t>
             </w:r>
           </w:p>
         </w:tc>
@@ -6792,7 +9500,7 @@
                 <w:sz w:val="18"/>
                 <w:szCs w:val="18"/>
               </w:rPr>
-              <w:t xml:space="preserve">SVHN LT 49.9 vs 62.4</w:t>
+              <w:t xml:space="preserve">SVHN long tail 49.9 vs 62.4</w:t>
             </w:r>
           </w:p>
         </w:tc>
@@ -6854,7 +9562,7 @@
                 <w:sz w:val="18"/>
                 <w:szCs w:val="18"/>
               </w:rPr>
-              <w:t xml:space="preserve">PCM</w:t>
+              <w:t xml:space="preserve">Prior-completing batches</w:t>
             </w:r>
           </w:p>
         </w:tc>
@@ -6914,7 +9622,7 @@
                 <w:sz w:val="18"/>
                 <w:szCs w:val="18"/>
               </w:rPr>
-              <w:t xml:space="preserve">FMNIST LT 59.6 vs 65.2 (with LA)</w:t>
+              <w:t xml:space="preserve">FashionMNIST long tail 59.6 vs 65.2 (with logit adjustment)</w:t>
             </w:r>
           </w:p>
         </w:tc>
@@ -6976,7 +9684,7 @@
                 <w:sz w:val="18"/>
                 <w:szCs w:val="18"/>
               </w:rPr>
-              <w:t xml:space="preserve">RSA</w:t>
+              <w:t xml:space="preserve">Real–synthetic alignment</w:t>
             </w:r>
           </w:p>
         </w:tc>
@@ -7098,7 +9806,7 @@
                 <w:sz w:val="18"/>
                 <w:szCs w:val="18"/>
               </w:rPr>
-              <w:t xml:space="preserve">VCT / MixUp</w:t>
+              <w:t xml:space="preserve">Our mixing variant / MixUp</w:t>
             </w:r>
           </w:p>
         </w:tc>
@@ -7128,7 +9836,7 @@
                 <w:sz w:val="18"/>
                 <w:szCs w:val="18"/>
               </w:rPr>
-              <w:t xml:space="preserve">Mix real features with consensus-labelled synthetic partners (VCT) or with each other (MixUp)</w:t>
+              <w:t xml:space="preserve">Mix real features with consensus-labelled synthetic partners (our mixing variant) or with each other (MixUp)</w:t>
             </w:r>
           </w:p>
         </w:tc>
@@ -7158,7 +9866,7 @@
                 <w:sz w:val="18"/>
                 <w:szCs w:val="18"/>
               </w:rPr>
-              <w:t xml:space="preserve">CIFAR-10 IID: VCT 60.29, MixUp 59.98, neither 60.93; LT tail recall +10 with VCT</w:t>
+              <w:t xml:space="preserve">CIFAR-10 balanced: our mixing variant 60.29, MixUp 59.98, neither 60.93; long tail tail recall +10 with our mixing variant</w:t>
             </w:r>
           </w:p>
         </w:tc>
@@ -7391,7 +10099,7 @@
                 <w:sz w:val="18"/>
                 <w:szCs w:val="18"/>
               </w:rPr>
-              <w:t xml:space="preserve">SED: server-side ensemble distillation</w:t>
+              <w:t xml:space="preserve">Server-side ensemble distillation</w:t>
             </w:r>
           </w:p>
         </w:tc>
@@ -7451,7 +10159,7 @@
                 <w:sz w:val="18"/>
                 <w:szCs w:val="18"/>
               </w:rPr>
-              <w:t xml:space="preserve">FMNIST IID 81.69 → 80.96; LT 70.65 → 71.30</w:t>
+              <w:t xml:space="preserve">FashionMNIST balanced 81.69 → 80.96; long tail 70.65 → 71.30</w:t>
             </w:r>
           </w:p>
         </w:tc>
@@ -7513,7 +10221,7 @@
                 <w:sz w:val="18"/>
                 <w:szCs w:val="18"/>
               </w:rPr>
-              <w:t xml:space="preserve">BCR: balanced classifier re-training</w:t>
+              <w:t xml:space="preserve">Balanced classifier re-training</w:t>
             </w:r>
           </w:p>
         </w:tc>
@@ -7573,7 +10281,7 @@
                 <w:sz w:val="18"/>
                 <w:szCs w:val="18"/>
               </w:rPr>
-              <w:t xml:space="preserve">62.0 vs 65.2 for LA (FMNIST LT, quick)</w:t>
+              <w:t xml:space="preserve">62.0 vs 65.2 for logit adjustment (FashionMNIST long tail, quick)</w:t>
             </w:r>
           </w:p>
         </w:tc>
@@ -7603,7 +10311,7 @@
                 <w:sz w:val="18"/>
                 <w:szCs w:val="18"/>
               </w:rPr>
-              <w:t xml:space="preserve">Dropped: weaker than LA</w:t>
+              <w:t xml:space="preserve">Dropped: weaker than logit adjustment</w:t>
             </w:r>
           </w:p>
         </w:tc>
@@ -7635,7 +10343,7 @@
                 <w:sz w:val="18"/>
                 <w:szCs w:val="18"/>
               </w:rPr>
-              <w:t xml:space="preserve">GF: gradient filtering</w:t>
+              <w:t xml:space="preserve">Gradient filtering</w:t>
             </w:r>
           </w:p>
         </w:tc>
@@ -7757,7 +10465,7 @@
                 <w:sz w:val="18"/>
                 <w:szCs w:val="18"/>
               </w:rPr>
-              <w:t xml:space="preserve">BBC: balanced bias calibration (Saerens et al., 2002)</w:t>
+              <w:t xml:space="preserve">Bias calibration (Saerens et al., 2002)</w:t>
             </w:r>
           </w:p>
         </w:tc>
@@ -7817,7 +10525,7 @@
                 <w:sz w:val="18"/>
                 <w:szCs w:val="18"/>
               </w:rPr>
-              <w:t xml:space="preserve">+0.35 to +1.4 under the long tail (MNIST/FMNIST); stays below the last-layer refit in every run</w:t>
+              <w:t xml:space="preserve">+0.35 to +1.4 under the long tail (MNIST/FashionMNIST); stays below the last-layer refit in every run</w:t>
             </w:r>
           </w:p>
         </w:tc>
@@ -7847,7 +10555,7 @@
                 <w:sz w:val="18"/>
                 <w:szCs w:val="18"/>
               </w:rPr>
-              <w:t xml:space="preserve">Kept as an optional, gated post-hoc step; overlaps with LA (Part 5.6); cannot fix a weight error (Part 6)</w:t>
+              <w:t xml:space="preserve">Kept as an optional, gated post-hoc step; overlaps with logit adjustment (Part 5.6); cannot fix a weight error (Part 6)</w:t>
             </w:r>
           </w:p>
         </w:tc>
@@ -8050,7 +10758,7 @@
                 <w:sz w:val="18"/>
                 <w:szCs w:val="18"/>
               </w:rPr>
-              <w:t xml:space="preserve">FSG: Gaussian from exact statistics</w:t>
+              <w:t xml:space="preserve">Gaussian generator from exact statistics</w:t>
             </w:r>
           </w:p>
         </w:tc>
@@ -8110,7 +10818,7 @@
                 <w:sz w:val="18"/>
                 <w:szCs w:val="18"/>
               </w:rPr>
-              <w:t xml:space="preserve">MNIST LT 87.0; CIFAR-10 LT 44.2; SVHN LT 44.2 &lt; GeFL-F 50.5</w:t>
+              <w:t xml:space="preserve">MNIST long tail 87.0; CIFAR-10 long tail 44.2; SVHN long tail 44.2 &lt; GeFL-F 50.5</w:t>
             </w:r>
           </w:p>
         </w:tc>
@@ -8140,7 +10848,7 @@
                 <w:sz w:val="18"/>
                 <w:szCs w:val="18"/>
               </w:rPr>
-              <w:t xml:space="preserve">Dropped: its Bayes head is LDA (eq. 8), which reaches only 21 % on SVHN pixels</w:t>
+              <w:t xml:space="preserve">Dropped: its Bayes head is linear discriminant analysis (eq. 8), which reaches only 21 % on SVHN pixels</w:t>
             </w:r>
           </w:p>
         </w:tc>
@@ -8172,7 +10880,7 @@
                 <w:sz w:val="18"/>
                 <w:szCs w:val="18"/>
               </w:rPr>
-              <w:t xml:space="preserve">Hybrid CVAE / Gaussian</w:t>
+              <w:t xml:space="preserve">Hybrid original generator / Gaussian</w:t>
             </w:r>
           </w:p>
         </w:tc>
@@ -8294,7 +11002,7 @@
                 <w:sz w:val="18"/>
                 <w:szCs w:val="18"/>
               </w:rPr>
-              <w:t xml:space="preserve">KME-Gen</w:t>
+              <w:t xml:space="preserve">Server-trained generator (kernel matching)</w:t>
             </w:r>
           </w:p>
         </w:tc>
@@ -8324,7 +11032,7 @@
                 <w:sz w:val="18"/>
                 <w:szCs w:val="18"/>
               </w:rPr>
-              <w:t xml:space="preserve">Generator trained only at the server, by MMD to exact kernel embeddings</w:t>
+              <w:t xml:space="preserve">Generator trained only at the server, by fake-to-real distance to exact kernel embeddings</w:t>
             </w:r>
           </w:p>
         </w:tc>
@@ -8354,7 +11062,7 @@
                 <w:sz w:val="18"/>
                 <w:szCs w:val="18"/>
               </w:rPr>
-              <w:t xml:space="preserve">MNIST 89.9, FMNIST 75.1 (+15 over GeFL-F) at 1/3000 of the communication</w:t>
+              <w:t xml:space="preserve">MNIST 89.9, FashionMNIST 75.1 (+15 over GeFL-F) at 1/3000 of the communication</w:t>
             </w:r>
           </w:p>
         </w:tc>
@@ -8416,7 +11124,7 @@
                 <w:sz w:val="18"/>
                 <w:szCs w:val="18"/>
               </w:rPr>
-              <w:t xml:space="preserve">DDPM-F (paper's diffusion generator)</w:t>
+              <w:t xml:space="preserve">Diffusion generator (paper's diffusion generator)</w:t>
             </w:r>
           </w:p>
         </w:tc>
@@ -8476,7 +11184,7 @@
                 <w:sz w:val="18"/>
                 <w:szCs w:val="18"/>
               </w:rPr>
-              <w:t xml:space="preserve">SVHN IID 70.37 vs DDPM GeFL-F 69.77 (p = 0.10); far below 76–77 with CVAE</w:t>
+              <w:t xml:space="preserve">SVHN balanced 70.37 vs diffusion GeFL-F 69.77 (p = 0.10); far below 76–77 with original generator</w:t>
             </w:r>
           </w:p>
         </w:tc>
@@ -8538,7 +11246,7 @@
                 <w:sz w:val="18"/>
                 <w:szCs w:val="18"/>
               </w:rPr>
-              <w:t xml:space="preserve">ZP: ex-post latent prior</w:t>
+              <w:t xml:space="preserve">Latent prior fitted afterwards</w:t>
             </w:r>
           </w:p>
         </w:tc>
@@ -8598,7 +11306,7 @@
                 <w:sz w:val="18"/>
                 <w:szCs w:val="18"/>
               </w:rPr>
-              <w:t xml:space="preserve">PC + ZP 91.69 vs PC + MC 92.31</w:t>
+              <w:t xml:space="preserve">Mean anchor + latent prior 91.69 vs mean anchor + moment correction 92.31</w:t>
             </w:r>
           </w:p>
         </w:tc>
@@ -8628,7 +11336,7 @@
                 <w:sz w:val="18"/>
                 <w:szCs w:val="18"/>
               </w:rPr>
-              <w:t xml:space="preserve">Dropped: MC fixes the same issue better</w:t>
+              <w:t xml:space="preserve">Dropped: moment correction fixes the same issue better</w:t>
             </w:r>
           </w:p>
         </w:tc>
@@ -8660,7 +11368,7 @@
                 <w:sz w:val="18"/>
                 <w:szCs w:val="18"/>
               </w:rPr>
-              <w:t xml:space="preserve">PCR: class rows + mean anchor</w:t>
+              <w:t xml:space="preserve">Class rows plus mean anchor</w:t>
             </w:r>
           </w:p>
         </w:tc>
@@ -8720,7 +11428,7 @@
                 <w:sz w:val="18"/>
                 <w:szCs w:val="18"/>
               </w:rPr>
-              <w:t xml:space="preserve">Ties Ours-A on MNIST/FMNIST; SVHN LT 60.9 vs 65.6 for rows alone</w:t>
+              <w:t xml:space="preserve">Ties Ours-A on MNIST/FashionMNIST; SVHN long tail 60.9 vs 65.6 for rows alone</w:t>
             </w:r>
           </w:p>
         </w:tc>
@@ -8769,7 +11477,7 @@
       <w:r>
         <w:drawing>
           <wp:inline distT="0" distB="0" distL="0" distR="0">
-            <wp:extent cx="5715000" cy="323850"/>
+            <wp:extent cx="5715000" cy="295275"/>
             <wp:effectExtent t="0" r="0" b="0" l="0"/>
             <wp:docPr id="1" name="eq_lda" descr="equation" title="eq_lda"/>
             <wp:cNvGraphicFramePr>
@@ -8794,7 +11502,7 @@
                   <pic:spPr bwMode="auto">
                     <a:xfrm>
                       <a:off x="0" y="0"/>
-                      <a:ext cx="5715000" cy="323850"/>
+                      <a:ext cx="5715000" cy="295275"/>
                     </a:xfrm>
                     <a:prstGeom prst="rect">
                       <a:avLst/>
@@ -8833,10 +11541,10 @@
           <w:b/>
           <w:bCs/>
         </w:rPr>
-        <w:t xml:space="preserve">MC (kept in Ours-A).</w:t>
-      </w:r>
-      <w:r>
-        <w:t xml:space="preserve"> Moves each fake class onto its exact mean and spread with the smallest change (Proposition 3): +1.6 MNIST, +1.6 FMNIST over the plain anchored generator.</w:t>
+        <w:t xml:space="preserve">Moment correction (kept in Ours-A).</w:t>
+      </w:r>
+      <w:r>
+        <w:t xml:space="preserve"> Moves each fake class onto its exact mean and spread with the smallest change (Proposition 3): +1.6 MNIST, +1.6 FashionMNIST over the plain anchored generator.</w:t>
       </w:r>
     </w:p>
     <w:p>
@@ -8849,10 +11557,10 @@
           <w:b/>
           <w:bCs/>
         </w:rPr>
-        <w:t xml:space="preserve">Covariance version (MC-S / MC-B): future scope.</w:t>
-      </w:r>
-      <w:r>
-        <w:t xml:space="preserve"> Helps FMNIST and SVHN but not yet complete on every dataset (Part 8).</w:t>
+        <w:t xml:space="preserve">Covariance correction: promising, not yet final.</w:t>
+      </w:r>
+      <w:r>
+        <w:t xml:space="preserve"> Uses each class's exact covariance where the class has enough data: FashionMNIST 81.57 (long tail) and 85.75 (balanced, above the paper's best); unstable on one MNIST seed (Part 8).</w:t>
       </w:r>
     </w:p>
     <w:p>
@@ -9307,7 +12015,7 @@
                 <w:sz w:val="18"/>
                 <w:szCs w:val="18"/>
               </w:rPr>
-              <w:t xml:space="preserve">Feature extractor (FE), same as GeFL-F</w:t>
+              <w:t xml:space="preserve">Feature extractor, same as GeFL-F</w:t>
             </w:r>
           </w:p>
         </w:tc>
@@ -9671,7 +12379,7 @@
                 <w:sz w:val="18"/>
                 <w:szCs w:val="18"/>
               </w:rPr>
-              <w:t xml:space="preserve">PC-VAE generator</w:t>
+              <w:t xml:space="preserve">Mean-anchored generator generator</w:t>
             </w:r>
           </w:p>
         </w:tc>
@@ -9853,7 +12561,7 @@
                 <w:sz w:val="18"/>
                 <w:szCs w:val="18"/>
               </w:rPr>
-              <w:t xml:space="preserve">MC: moment fix</w:t>
+              <w:t xml:space="preserve">Moment correction: moment fix</w:t>
             </w:r>
           </w:p>
         </w:tc>
@@ -10035,7 +12743,7 @@
                 <w:sz w:val="18"/>
                 <w:szCs w:val="18"/>
               </w:rPr>
-              <w:t xml:space="preserve">KH: fingerprint selection</w:t>
+              <w:t xml:space="preserve">Sample selection: fingerprint selection</w:t>
             </w:r>
           </w:p>
         </w:tc>
@@ -10217,7 +12925,7 @@
                 <w:sz w:val="18"/>
                 <w:szCs w:val="18"/>
               </w:rPr>
-              <w:t xml:space="preserve">CSL: consensus labels</w:t>
+              <w:t xml:space="preserve">Consensus labels: consensus labels</w:t>
             </w:r>
           </w:p>
         </w:tc>
@@ -10399,7 +13107,7 @@
                 <w:sz w:val="18"/>
                 <w:szCs w:val="18"/>
               </w:rPr>
-              <w:t xml:space="preserve">LA: client-prior loss</w:t>
+              <w:t xml:space="preserve">Logit adjustment: client-prior loss</w:t>
             </w:r>
           </w:p>
         </w:tc>
@@ -10941,7 +13649,7 @@
                 <w:sz w:val="18"/>
                 <w:szCs w:val="18"/>
               </w:rPr>
-              <w:t xml:space="preserve">Once, right after Stage I (the FE is frozen, so features never change again).</w:t>
+              <w:t xml:space="preserve">Once, right after Stage I (the feature extractor is frozen, so features never change again).</w:t>
             </w:r>
           </w:p>
         </w:tc>
@@ -11474,7 +14182,7 @@
                 <w:sz w:val="18"/>
                 <w:szCs w:val="18"/>
               </w:rPr>
-              <w:t xml:space="preserve">class mean (used by PC-VAE and MC)</w:t>
+              <w:t xml:space="preserve">class mean (used by mean-anchored generator and moment correction)</w:t>
             </w:r>
           </w:p>
         </w:tc>
@@ -11596,7 +14304,7 @@
                 <w:sz w:val="18"/>
                 <w:szCs w:val="18"/>
               </w:rPr>
-              <w:t xml:space="preserve">class spread (used by MC)</w:t>
+              <w:t xml:space="preserve">class spread (used by moment correction)</w:t>
             </w:r>
           </w:p>
         </w:tc>
@@ -11718,7 +14426,7 @@
                 <w:sz w:val="18"/>
                 <w:szCs w:val="18"/>
               </w:rPr>
-              <w:t xml:space="preserve">class fingerprint (used by KH)</w:t>
+              <w:t xml:space="preserve">class fingerprint (used by sample selection)</w:t>
             </w:r>
           </w:p>
         </w:tc>
@@ -11807,7 +14515,7 @@
         <w:spacing w:after="120" w:before="240"/>
       </w:pPr>
       <w:r>
-        <w:t xml:space="preserve">4.3 Step 2: the generator PC-VAE (replaces CVAE-F in Stage II)</w:t>
+        <w:t xml:space="preserve">4.3 Step 2: the generator mean-anchored generator (replaces original generator in Stage II)</w:t>
       </w:r>
     </w:p>
     <w:p>
@@ -11820,7 +14528,7 @@
           <wp:inline distT="0" distB="0" distL="0" distR="0">
             <wp:extent cx="6096000" cy="3905250"/>
             <wp:effectExtent t="0" r="0" b="0" l="0"/>
-            <wp:docPr id="1" name="f13_pcvae.png" descr="Figure 8. PC-VAE with every shape. Blue boxes: where the exact class mean enters." title="f13_pcvae.png"/>
+            <wp:docPr id="1" name="f13_pcvae.png" descr="Figure 8. Mean-anchored generator with every shape. Blue boxes: where the exact class mean enters." title="f13_pcvae.png"/>
             <wp:cNvGraphicFramePr>
               <a:graphicFrameLocks xmlns:a="http://schemas.openxmlformats.org/drawingml/2006/main" noChangeAspect="1"/>
             </wp:cNvGraphicFramePr>
@@ -11869,7 +14577,7 @@
           <w:sz w:val="18"/>
           <w:szCs w:val="18"/>
         </w:rPr>
-        <w:t xml:space="preserve">Figure 8. PC-VAE with every shape. Blue boxes: where the exact class mean enters.</w:t>
+        <w:t xml:space="preserve">Figure 8. Mean-anchored generator with every shape. Blue boxes: where the exact class mean enters.</w:t>
       </w:r>
     </w:p>
     <w:tbl>
@@ -11954,7 +14662,7 @@
                 <w:sz w:val="18"/>
                 <w:szCs w:val="18"/>
               </w:rPr>
-              <w:t xml:space="preserve">PC-VAE</w:t>
+              <w:t xml:space="preserve">Mean-anchored generator</w:t>
             </w:r>
           </w:p>
         </w:tc>
@@ -12018,7 +14726,7 @@
                 <w:sz w:val="18"/>
                 <w:szCs w:val="18"/>
               </w:rPr>
-              <w:t xml:space="preserve">In CVAE-F the class enters only through a learned row w_y. A client without class c only shrinks w_c (weight decay), so rows of rare classes collapse (Theorem 1, Part 2.2).</w:t>
+              <w:t xml:space="preserve">In original generator the class enters only through a learned row w_y. A client without class c only shrinks w_c (weight decay), so rows of rare classes collapse (Theorem 1, Part 2.2).</w:t>
             </w:r>
           </w:p>
         </w:tc>
@@ -12354,7 +15062,7 @@
                 <w:sz w:val="18"/>
                 <w:szCs w:val="18"/>
               </w:rPr>
-              <w:t xml:space="preserve">5.94 M parameters (CVAE-F: 5.55 M). Same training as GeFL-F: loss ‖h̃ − h‖² + KL, Adam lr 0.001, wd 0.001, batch 64, 5 local epochs, 100 rounds (CIFAR-10: 200).</w:t>
+              <w:t xml:space="preserve">5.94 M parameters (original generator: 5.55 M). Same training as GeFL-F: loss ‖h̃ − h‖² + KL, Adam lr 0.001, wd 0.001, batch 64, 5 local epochs, 100 rounds (CIFAR-10: 200).</w:t>
             </w:r>
           </w:p>
         </w:tc>
@@ -12500,7 +15208,7 @@
                 <w:sz w:val="18"/>
                 <w:szCs w:val="18"/>
               </w:rPr>
-              <w:t xml:space="preserve">MNIST / FMNIST / SVHN</w:t>
+              <w:t xml:space="preserve">MNIST / FashionMNIST / SVHN</w:t>
             </w:r>
           </w:p>
         </w:tc>
@@ -12657,7 +15365,7 @@
                 <w:sz w:val="18"/>
                 <w:szCs w:val="18"/>
               </w:rPr>
-              <w:t xml:space="preserve">Conv 4×4 stride 2 → BN → ReLU (×4)</w:t>
+              <w:t xml:space="preserve">Conv 4×4 stride 2 → batch norm → ReLU (×4)</w:t>
             </w:r>
           </w:p>
         </w:tc>
@@ -13103,7 +15811,7 @@
         <w:spacing w:after="120" w:before="240"/>
       </w:pPr>
       <w:r>
-        <w:t xml:space="preserve">4.4 Step 3: moment fix (MC)</w:t>
+        <w:t xml:space="preserve">4.4 Step 3: moment fix </w:t>
       </w:r>
     </w:p>
     <w:tbl>
@@ -13188,7 +15896,7 @@
                 <w:sz w:val="18"/>
                 <w:szCs w:val="18"/>
               </w:rPr>
-              <w:t xml:space="preserve">MC</w:t>
+              <w:t xml:space="preserve">Moment correction</w:t>
             </w:r>
           </w:p>
         </w:tc>
@@ -13252,7 +15960,7 @@
                 <w:sz w:val="18"/>
                 <w:szCs w:val="18"/>
               </w:rPr>
-              <w:t xml:space="preserve">A VAE's samples are too narrow (under-dispersed), and the mean of a rare class can be slightly off.</w:t>
+              <w:t xml:space="preserve">A variational autoencoder's samples are too narrow (under-dispersed), and the mean of a rare class can be slightly off.</w:t>
             </w:r>
           </w:p>
         </w:tc>
@@ -13658,7 +16366,7 @@
         <w:spacing w:after="120" w:before="240"/>
       </w:pPr>
       <w:r>
-        <w:t xml:space="preserve">4.5 Step 4: fingerprint selection (kernel herding, KH)</w:t>
+        <w:t xml:space="preserve">4.5 Step 4: fingerprint selection (kernel herding, sample selection)</w:t>
       </w:r>
     </w:p>
     <w:tbl>
@@ -13743,7 +16451,7 @@
                 <w:sz w:val="18"/>
                 <w:szCs w:val="18"/>
               </w:rPr>
-              <w:t xml:space="preserve">KH</w:t>
+              <w:t xml:space="preserve">Sample selection</w:t>
             </w:r>
           </w:p>
         </w:tc>
@@ -13951,7 +16659,7 @@
                 <w:sz w:val="18"/>
                 <w:szCs w:val="18"/>
               </w:rPr>
-              <w:t xml:space="preserve">A head's error on real data differs from its error on fake data by at most B · MMD(fake, real). KH directly lowers this MMD.</w:t>
+              <w:t xml:space="preserve">A head's error on real data differs from its error on fake data by at most B × (fake-to-real distance). Sample selection directly lowers this fake-to-real distance.</w:t>
             </w:r>
           </w:p>
         </w:tc>
@@ -14015,7 +16723,7 @@
                 <w:sz w:val="18"/>
                 <w:szCs w:val="18"/>
               </w:rPr>
-              <w:t xml:space="preserve">Kernel herding (Chen, Welling and Smola, UAI 2010); MMD (Gretton et al., JMLR 2012).</w:t>
+              <w:t xml:space="preserve">Kernel herding (Chen, Welling and Smola, UAI 2010); maximum mean discrepancy (Gretton et al., JMLR 2012).</w:t>
             </w:r>
           </w:p>
         </w:tc>
@@ -14207,7 +16915,7 @@
           <wp:inline distT="0" distB="0" distL="0" distR="0">
             <wp:extent cx="6096000" cy="1771650"/>
             <wp:effectExtent t="0" r="0" b="0" l="0"/>
-            <wp:docPr id="1" name="ev07_rare_class_mnist.png" descr="Figure 9. Real data, MNIST's rarest class (24 samples): the generator's output, after MC (right centre and width) and after KH (right shape). Details in Part 5.9." title="ev07_rare_class_mnist.png"/>
+            <wp:docPr id="1" name="ev07_rare_class_mnist.png" descr="Figure 9. Real data, MNIST's rarest class (24 samples): the generator's output, after moment correction (right centre and width) and after sample selection (right shape). Details in Part 5.9." title="ev07_rare_class_mnist.png"/>
             <wp:cNvGraphicFramePr>
               <a:graphicFrameLocks xmlns:a="http://schemas.openxmlformats.org/drawingml/2006/main" noChangeAspect="1"/>
             </wp:cNvGraphicFramePr>
@@ -14256,7 +16964,7 @@
           <w:sz w:val="18"/>
           <w:szCs w:val="18"/>
         </w:rPr>
-        <w:t xml:space="preserve">Figure 9. Real data, MNIST's rarest class (24 samples): the generator's output, after MC (right centre and width) and after KH (right shape). Details in Part 5.9.</w:t>
+        <w:t xml:space="preserve">Figure 9. Real data, MNIST's rarest class (24 samples): the generator's output, after moment correction (right centre and width) and after sample selection (right shape). Details in Part 5.9.</w:t>
       </w:r>
     </w:p>
     <w:p>
@@ -14338,7 +17046,7 @@
         <w:spacing w:after="80" w:before="180"/>
       </w:pPr>
       <w:r>
-        <w:t xml:space="preserve">(a) 10 epochs on the fake pool, with consensus soft labels (CSL)</w:t>
+        <w:t xml:space="preserve">(a) 10 epochs on the fake pool, with consensus soft labels </w:t>
       </w:r>
     </w:p>
     <w:tbl>
@@ -14423,7 +17131,7 @@
                 <w:sz w:val="18"/>
                 <w:szCs w:val="18"/>
               </w:rPr>
-              <w:t xml:space="preserve">CSL</w:t>
+              <w:t xml:space="preserve">Consensus labels</w:t>
             </w:r>
           </w:p>
         </w:tc>
@@ -14765,7 +17473,7 @@
         <w:spacing w:after="80" w:before="180"/>
       </w:pPr>
       <w:r>
-        <w:t xml:space="preserve">(b) 5 epochs on the client's own real features, with logit adjustment (LA)</w:t>
+        <w:t xml:space="preserve">(b) 5 epochs on the client's own real features, with logit adjustment </w:t>
       </w:r>
     </w:p>
     <w:tbl>
@@ -14850,7 +17558,7 @@
                 <w:sz w:val="18"/>
                 <w:szCs w:val="18"/>
               </w:rPr>
-              <w:t xml:space="preserve">LA</w:t>
+              <w:t xml:space="preserve">Logit adjustment</w:t>
             </w:r>
           </w:p>
         </w:tc>
@@ -14914,7 +17622,7 @@
                 <w:sz w:val="18"/>
                 <w:szCs w:val="18"/>
               </w:rPr>
-              <w:t xml:space="preserve">Loss = CE( head(h) + τ · log π_k , y ), τ = 1, where π_k is the client's own label distribution.</w:t>
+              <w:t xml:space="preserve">Loss = cross-entropy( head(h) + τ · log π_k , y ), τ = 1, where π_k is the client's own label distribution.</w:t>
             </w:r>
           </w:p>
         </w:tc>
@@ -15192,7 +17900,7 @@
         <w:t xml:space="preserve">Proposition 5:</w:t>
       </w:r>
       <w:r>
-        <w:t xml:space="preserve"> more fake training helps only when the generator is faithful. Measured on MNIST (long tail): +1.7 with PC-VAE + MC + KH, +3.9 at 100 clients, but −0.05 with the original generator.</w:t>
+        <w:t xml:space="preserve"> more fake training helps only when the generator is faithful. Measured on MNIST (long tail): +1.7 with mean-anchored generator + moment correction + sample selection, +3.9 at 100 clients, but −0.05 with the original generator.</w:t>
       </w:r>
     </w:p>
     <w:p>
@@ -15238,7 +17946,7 @@
         <w:spacing w:after="60" w:line="264"/>
       </w:pPr>
       <w:r>
-        <w:t xml:space="preserve">Test: image → frozen FE → 3×16×16 → the client's own head → 10 logits. No generator is needed.</w:t>
+        <w:t xml:space="preserve">Test: image → frozen feature extractor → 3×16×16 → the client's own head → 10 logits. No generator is needed.</w:t>
       </w:r>
     </w:p>
     <w:p>
@@ -15368,7 +18076,7 @@
                 <w:sz w:val="18"/>
                 <w:szCs w:val="18"/>
               </w:rPr>
-              <w:t xml:space="preserve">FMNIST</w:t>
+              <w:t xml:space="preserve">FashionMNIST</w:t>
             </w:r>
           </w:p>
         </w:tc>
@@ -15555,7 +18263,7 @@
                 <w:sz w:val="18"/>
                 <w:szCs w:val="18"/>
               </w:rPr>
-              <w:t xml:space="preserve">+ LA</w:t>
+              <w:t xml:space="preserve">+ logit adjustment</w:t>
             </w:r>
           </w:p>
         </w:tc>
@@ -15677,7 +18385,7 @@
                 <w:sz w:val="18"/>
                 <w:szCs w:val="18"/>
               </w:rPr>
-              <w:t xml:space="preserve">+ HWA (class rows averaged over holders)</w:t>
+              <w:t xml:space="preserve">+ holder-weighted averaging (class rows averaged over holders)</w:t>
             </w:r>
           </w:p>
         </w:tc>
@@ -15799,7 +18507,7 @@
                 <w:sz w:val="18"/>
                 <w:szCs w:val="18"/>
               </w:rPr>
-              <w:t xml:space="preserve">+ CSL</w:t>
+              <w:t xml:space="preserve">+ consensus labels</w:t>
             </w:r>
           </w:p>
         </w:tc>
@@ -15921,7 +18629,7 @@
                 <w:sz w:val="18"/>
                 <w:szCs w:val="18"/>
               </w:rPr>
-              <w:t xml:space="preserve">PC-VAE replaces HWA</w:t>
+              <w:t xml:space="preserve">Mean-anchored generator replaces holder-weighted averaging</w:t>
             </w:r>
           </w:p>
         </w:tc>
@@ -16043,7 +18751,7 @@
                 <w:sz w:val="18"/>
                 <w:szCs w:val="18"/>
               </w:rPr>
-              <w:t xml:space="preserve">+ MC</w:t>
+              <w:t xml:space="preserve">+ moment correction</w:t>
             </w:r>
           </w:p>
         </w:tc>
@@ -16165,7 +18873,7 @@
                 <w:sz w:val="18"/>
                 <w:szCs w:val="18"/>
               </w:rPr>
-              <w:t xml:space="preserve">+ KH</w:t>
+              <w:t xml:space="preserve">+ sample selection</w:t>
             </w:r>
           </w:p>
         </w:tc>
@@ -16255,7 +18963,7 @@
                 <w:sz w:val="18"/>
                 <w:szCs w:val="18"/>
               </w:rPr>
-              <w:t xml:space="preserve">fake ≈ real (low MMD)</w:t>
+              <w:t xml:space="preserve">fake ≈ real (low fake-to-real distance)</w:t>
             </w:r>
           </w:p>
         </w:tc>
@@ -16287,7 +18995,7 @@
                 <w:sz w:val="18"/>
                 <w:szCs w:val="18"/>
               </w:rPr>
-              <w:t xml:space="preserve">+ T_s = 10  = </w:t>
+              <w:t xml:space="preserve">+ 10 synthetic epochs  = </w:t>
             </w:r>
             <w:r>
               <w:rPr>
@@ -16743,7 +19451,7 @@
                 <w:sz w:val="18"/>
                 <w:szCs w:val="18"/>
               </w:rPr>
-              <w:t xml:space="preserve">Moment fix (MC)</w:t>
+              <w:t xml:space="preserve">Moment fix </w:t>
             </w:r>
           </w:p>
         </w:tc>
@@ -16835,7 +19543,7 @@
                 <w:sz w:val="18"/>
                 <w:szCs w:val="18"/>
               </w:rPr>
-              <w:t xml:space="preserve">Fingerprint selection (KH)</w:t>
+              <w:t xml:space="preserve">Fingerprint selection </w:t>
             </w:r>
           </w:p>
         </w:tc>
@@ -16865,7 +19573,7 @@
                 <w:sz w:val="18"/>
                 <w:szCs w:val="18"/>
               </w:rPr>
-              <w:t xml:space="preserve">Chen, Welling and Smola, Kernel Herding, UAI 2010; Gretton et al., MMD, JMLR 2012</w:t>
+              <w:t xml:space="preserve">Chen, Welling and Smola, Kernel Herding, UAI 2010; Gretton et al., JMLR 2012</w:t>
             </w:r>
           </w:p>
         </w:tc>
@@ -16927,7 +19635,7 @@
                 <w:sz w:val="18"/>
                 <w:szCs w:val="18"/>
               </w:rPr>
-              <w:t xml:space="preserve">Client-prior loss (LA)</w:t>
+              <w:t xml:space="preserve">Client-prior loss </w:t>
             </w:r>
           </w:p>
         </w:tc>
@@ -17019,7 +19727,7 @@
                 <w:sz w:val="18"/>
                 <w:szCs w:val="18"/>
               </w:rPr>
-              <w:t xml:space="preserve">Consensus labels (CSL)</w:t>
+              <w:t xml:space="preserve">Consensus labels </w:t>
             </w:r>
           </w:p>
         </w:tc>
@@ -17103,7 +19811,7 @@
         <w:t xml:space="preserve">What is new in Ours-A:</w:t>
       </w:r>
       <w:r>
-        <w:t xml:space="preserve"> taking class information from exact secure-aggregation sums instead of from FedAvg-trained weights, and using it in three places (generator input, moment fix, sample selection). Each building block exists; the combination, its use inside a heterogeneous generator-based pipeline, and the collapse analysis that motivates it are ours. LA, CSL and HWA are adopted, not claimed.</w:t>
+        <w:t xml:space="preserve"> taking class information from exact secure-aggregation sums instead of from FedAvg-trained weights, and using it in three places (generator input, moment fix, sample selection). Each building block exists; the combination, its use inside a heterogeneous generator-based pipeline, and the collapse analysis that motivates it are ours. Logit adjustment, consensus labels and holder-weighted averaging are adopted, not claimed.</w:t>
       </w:r>
     </w:p>
     <w:p>
@@ -17388,7 +20096,7 @@
                 <w:sz w:val="18"/>
                 <w:szCs w:val="18"/>
               </w:rPr>
-              <w:t xml:space="preserve">secure aggregation; optional (ε, δ)-DP</w:t>
+              <w:t xml:space="preserve">secure aggregation; optional (ε, δ) differential privacy</w:t>
             </w:r>
           </w:p>
         </w:tc>
@@ -17771,7 +20479,7 @@
         <w:jc w:val="both"/>
       </w:pPr>
       <w:r>
-        <w:t xml:space="preserve">For formal privacy, features are clipped and each release gets Gaussian noise (zero-concentrated DP):</w:t>
+        <w:t xml:space="preserve">For formal privacy, features are clipped and each release gets Gaussian noise (zero-concentrated differential privacy):</w:t>
       </w:r>
     </w:p>
     <w:p>
@@ -17917,7 +20625,7 @@
                 <w:sz w:val="18"/>
                 <w:szCs w:val="18"/>
               </w:rPr>
-              <w:t xml:space="preserve">Method (IF = 100, Dir 0.5, K = 10; balanced accuracy)</w:t>
+              <w:t xml:space="preserve">Method (imbalance 100 : 1, Dirichlet 0.5, 10 clients; balanced accuracy)</w:t>
             </w:r>
           </w:p>
         </w:tc>
@@ -18233,7 +20941,7 @@
                 <w:sz w:val="18"/>
                 <w:szCs w:val="18"/>
               </w:rPr>
-              <w:t xml:space="preserve">GeFL-F + logit adjustment (≈ FedLC)</w:t>
+              <w:t xml:space="preserve">GeFL-F + logit adjustment (similar to FedLC)</w:t>
             </w:r>
           </w:p>
         </w:tc>
@@ -18385,7 +21093,7 @@
                 <w:sz w:val="18"/>
                 <w:szCs w:val="18"/>
               </w:rPr>
-              <w:t xml:space="preserve">+ HWA (count-anchored rows) + LA</w:t>
+              <w:t xml:space="preserve">+ holder-weighted averaging + logit adjustment</w:t>
             </w:r>
           </w:p>
         </w:tc>
@@ -18537,7 +21245,7 @@
                 <w:sz w:val="18"/>
                 <w:szCs w:val="18"/>
               </w:rPr>
-              <w:t xml:space="preserve">+ HWA + LA + consensus labels</w:t>
+              <w:t xml:space="preserve">+ holder-weighted averaging + logit adjustment + consensus labels</w:t>
             </w:r>
           </w:p>
         </w:tc>
@@ -18689,7 +21397,7 @@
                 <w:sz w:val="18"/>
                 <w:szCs w:val="18"/>
               </w:rPr>
-              <w:t xml:space="preserve">Gaussian generator from exact statistics (FSG) + LA</w:t>
+              <w:t xml:space="preserve">Gaussian generator from exact statistics + logit adjustment</w:t>
             </w:r>
           </w:p>
         </w:tc>
@@ -19162,7 +21870,7 @@
                 <w:sz w:val="18"/>
                 <w:szCs w:val="18"/>
               </w:rPr>
-              <w:t xml:space="preserve"> (class rows + HWA + MC + KH when class means are uninformative)</w:t>
+              <w:t xml:space="preserve"> (class rows + holder-weighted averaging + moment correction + sample selection when class means are uninformative)</w:t>
             </w:r>
           </w:p>
         </w:tc>
@@ -19590,7 +22298,7 @@
                 <w:sz w:val="18"/>
                 <w:szCs w:val="18"/>
               </w:rPr>
-              <w:t xml:space="preserve">best_mean_acc, IID</w:t>
+              <w:t xml:space="preserve">best_mean_acc, balanced</w:t>
             </w:r>
           </w:p>
         </w:tc>
@@ -19787,7 +22495,7 @@
                 <w:sz w:val="18"/>
                 <w:szCs w:val="18"/>
               </w:rPr>
-              <w:t xml:space="preserve">MNIST, K = 10</w:t>
+              <w:t xml:space="preserve">MNIST, 10 clients</w:t>
             </w:r>
           </w:p>
         </w:tc>
@@ -19847,7 +22555,7 @@
                 <w:sz w:val="18"/>
                 <w:szCs w:val="18"/>
               </w:rPr>
-              <w:t xml:space="preserve">96.44 (GeFL, DDPM)</w:t>
+              <w:t xml:space="preserve">96.44 (GeFL, diffusion)</w:t>
             </w:r>
           </w:p>
         </w:tc>
@@ -19971,7 +22679,7 @@
                 <w:sz w:val="18"/>
                 <w:szCs w:val="18"/>
               </w:rPr>
-              <w:t xml:space="preserve">MNIST, K = 50</w:t>
+              <w:t xml:space="preserve">MNIST, 50 clients</w:t>
             </w:r>
           </w:p>
         </w:tc>
@@ -20031,7 +22739,7 @@
                 <w:sz w:val="18"/>
                 <w:szCs w:val="18"/>
               </w:rPr>
-              <w:t xml:space="preserve">95.04 (GeFL-F, CVAE-F)</w:t>
+              <w:t xml:space="preserve">95.04 (GeFL-F, original generator)</w:t>
             </w:r>
           </w:p>
         </w:tc>
@@ -20155,7 +22863,7 @@
                 <w:sz w:val="18"/>
                 <w:szCs w:val="18"/>
               </w:rPr>
-              <w:t xml:space="preserve">MNIST, K = 100</w:t>
+              <w:t xml:space="preserve">MNIST, 100 clients</w:t>
             </w:r>
           </w:p>
         </w:tc>
@@ -20215,7 +22923,7 @@
                 <w:sz w:val="18"/>
                 <w:szCs w:val="18"/>
               </w:rPr>
-              <w:t xml:space="preserve">94.63 (GeFL-F, CVAE-F)</w:t>
+              <w:t xml:space="preserve">94.63 (GeFL-F, original generator)</w:t>
             </w:r>
           </w:p>
         </w:tc>
@@ -20339,7 +23047,7 @@
                 <w:sz w:val="18"/>
                 <w:szCs w:val="18"/>
               </w:rPr>
-              <w:t xml:space="preserve">FashionMNIST, K = 10</w:t>
+              <w:t xml:space="preserve">FashionMNIST, 10 clients</w:t>
             </w:r>
           </w:p>
         </w:tc>
@@ -20399,7 +23107,7 @@
                 <w:sz w:val="18"/>
                 <w:szCs w:val="18"/>
               </w:rPr>
-              <w:t xml:space="preserve">84.28 (GeFL-F, DDPM-F)</w:t>
+              <w:t xml:space="preserve">84.28 (GeFL-F, diffusion generator)</w:t>
             </w:r>
           </w:p>
         </w:tc>
@@ -20521,7 +23229,7 @@
                 <w:sz w:val="18"/>
                 <w:szCs w:val="18"/>
               </w:rPr>
-              <w:t xml:space="preserve">FashionMNIST, K = 50</w:t>
+              <w:t xml:space="preserve">FashionMNIST, 50 clients</w:t>
             </w:r>
           </w:p>
         </w:tc>
@@ -20581,7 +23289,7 @@
                 <w:sz w:val="18"/>
                 <w:szCs w:val="18"/>
               </w:rPr>
-              <w:t xml:space="preserve">82.96 (GeFL-F, DDPM-F)</w:t>
+              <w:t xml:space="preserve">82.96 (GeFL-F, diffusion generator)</w:t>
             </w:r>
           </w:p>
         </w:tc>
@@ -20705,7 +23413,7 @@
                 <w:sz w:val="18"/>
                 <w:szCs w:val="18"/>
               </w:rPr>
-              <w:t xml:space="preserve">CIFAR-10, K = 10</w:t>
+              <w:t xml:space="preserve">CIFAR-10, 10 clients</w:t>
             </w:r>
           </w:p>
         </w:tc>
@@ -20765,7 +23473,7 @@
                 <w:sz w:val="18"/>
                 <w:szCs w:val="18"/>
               </w:rPr>
-              <w:t xml:space="preserve">59.36 (GeFL, DDPM)</w:t>
+              <w:t xml:space="preserve">59.36 (GeFL, diffusion)</w:t>
             </w:r>
           </w:p>
         </w:tc>
@@ -20889,7 +23597,7 @@
                 <w:sz w:val="18"/>
                 <w:szCs w:val="18"/>
               </w:rPr>
-              <w:t xml:space="preserve">SVHN, K = 10 (mean anchor)</w:t>
+              <w:t xml:space="preserve">SVHN, 10 clients (mean anchor)</w:t>
             </w:r>
           </w:p>
         </w:tc>
@@ -20949,7 +23657,7 @@
                 <w:sz w:val="18"/>
                 <w:szCs w:val="18"/>
               </w:rPr>
-              <w:t xml:space="preserve">76.26 (GeFL-F, CVAE-F)</w:t>
+              <w:t xml:space="preserve">76.26 (GeFL-F, original generator)</w:t>
             </w:r>
           </w:p>
         </w:tc>
@@ -21071,7 +23779,7 @@
                 <w:sz w:val="18"/>
                 <w:szCs w:val="18"/>
               </w:rPr>
-              <w:t xml:space="preserve">SVHN, K = 10 (with the switch to class rows)</w:t>
+              <w:t xml:space="preserve">SVHN, 10 clients (with the switch to class rows)</w:t>
             </w:r>
           </w:p>
         </w:tc>
@@ -21131,7 +23839,7 @@
                 <w:sz w:val="18"/>
                 <w:szCs w:val="18"/>
               </w:rPr>
-              <w:t xml:space="preserve">76.26 (GeFL-F, CVAE-F)</w:t>
+              <w:t xml:space="preserve">76.26 (GeFL-F, original generator)</w:t>
             </w:r>
           </w:p>
         </w:tc>
@@ -21255,7 +23963,7 @@
                 <w:sz w:val="18"/>
                 <w:szCs w:val="18"/>
               </w:rPr>
-              <w:t xml:space="preserve">FashionMNIST, K = 10, with MC-B (covariance version)</w:t>
+              <w:t xml:space="preserve">FashionMNIST, 10 clients, with covariance correction (covariance version)</w:t>
             </w:r>
           </w:p>
         </w:tc>
@@ -21315,7 +24023,7 @@
                 <w:sz w:val="18"/>
                 <w:szCs w:val="18"/>
               </w:rPr>
-              <w:t xml:space="preserve">84.28 (GeFL-F, DDPM-F)</w:t>
+              <w:t xml:space="preserve">84.28 (GeFL-F, diffusion generator)</w:t>
             </w:r>
           </w:p>
         </w:tc>
@@ -21424,7 +24132,7 @@
         <w:jc w:val="both"/>
       </w:pPr>
       <w:r>
-        <w:t xml:space="preserve">Above the best of the paper's 10 methods on MNIST (all client counts), CIFAR-10 and, with the switch, SVHN; level on FashionMNIST with the main method and above it with MC-B. Note: best_mean_acc picks each architecture's best round on the test set, which flatters every method equally; our long-tail results use the final round instead.</w:t>
+        <w:t xml:space="preserve">Above the best of the paper's 10 methods on MNIST (all client counts), CIFAR-10 and, with the switch, SVHN; level on FashionMNIST with the main method and above it with covariance correction. Note: best_mean_acc picks each architecture's best round on the test set, which flatters every method equally; our long-tail results use the final round instead.</w:t>
       </w:r>
     </w:p>
     <w:p>
@@ -21548,7 +24256,7 @@
                 <w:sz w:val="18"/>
                 <w:szCs w:val="18"/>
               </w:rPr>
-              <w:t xml:space="preserve">CIFAR-10, IID, K = 10</w:t>
+              <w:t xml:space="preserve">CIFAR-10, balanced, 10 clients</w:t>
             </w:r>
           </w:p>
         </w:tc>
@@ -21861,7 +24569,7 @@
                 <w:sz w:val="18"/>
                 <w:szCs w:val="18"/>
               </w:rPr>
-              <w:t xml:space="preserve">Ours-A + VCT (our MixUp variant)</w:t>
+              <w:t xml:space="preserve">Ours-A + our mixing variant</w:t>
             </w:r>
           </w:p>
         </w:tc>
@@ -21929,9 +24637,9 @@
       <w:r>
         <w:drawing>
           <wp:inline distT="0" distB="0" distL="0" distR="0">
-            <wp:extent cx="6096000" cy="2076450"/>
+            <wp:extent cx="6096000" cy="2085975"/>
             <wp:effectExtent t="0" r="0" b="0" l="0"/>
-            <wp:docPr id="1" name="f11_scaling_privacy.png" descr="Figure 13. (a) 100 clients, MNIST long tail. (b) Ours-A with every statistic made (ε, 10⁻⁵)-differentially private." title="f11_scaling_privacy.png"/>
+            <wp:docPr id="1" name="f11_scaling_privacy.png" descr="Figure 13. (a) 100 clients, MNIST long tail. (b) Ours-A with every statistic made differentially private (ε, δ = 10⁻⁵)." title="f11_scaling_privacy.png"/>
             <wp:cNvGraphicFramePr>
               <a:graphicFrameLocks xmlns:a="http://schemas.openxmlformats.org/drawingml/2006/main" noChangeAspect="1"/>
             </wp:cNvGraphicFramePr>
@@ -21954,7 +24662,7 @@
                   <pic:spPr bwMode="auto">
                     <a:xfrm>
                       <a:off x="0" y="0"/>
-                      <a:ext cx="6096000" cy="2076450"/>
+                      <a:ext cx="6096000" cy="2085975"/>
                     </a:xfrm>
                     <a:prstGeom prst="rect">
                       <a:avLst/>
@@ -21980,7 +24688,7 @@
           <w:sz w:val="18"/>
           <w:szCs w:val="18"/>
         </w:rPr>
-        <w:t xml:space="preserve">Figure 13. (a) 100 clients, MNIST long tail. (b) Ours-A with every statistic made (ε, 10⁻⁵)-differentially private.</w:t>
+        <w:t xml:space="preserve">Figure 13. (a) 100 clients, MNIST long tail. (b) Ours-A with every statistic made differentially private (ε, δ = 10⁻⁵).</w:t>
       </w:r>
     </w:p>
     <w:tbl>
@@ -22101,7 +24809,7 @@
                 <w:sz w:val="18"/>
                 <w:szCs w:val="18"/>
               </w:rPr>
-              <w:t xml:space="preserve">HWA + LA</w:t>
+              <w:t xml:space="preserve">Holder-weighted averaging + logit adjustment</w:t>
             </w:r>
           </w:p>
         </w:tc>
@@ -22134,7 +24842,7 @@
                 <w:sz w:val="18"/>
                 <w:szCs w:val="18"/>
               </w:rPr>
-              <w:t xml:space="preserve">FSG + LA</w:t>
+              <w:t xml:space="preserve">Gaussian generator + logit adjustment</w:t>
             </w:r>
           </w:p>
         </w:tc>
@@ -22199,7 +24907,7 @@
                 <w:sz w:val="18"/>
                 <w:szCs w:val="18"/>
               </w:rPr>
-              <w:t xml:space="preserve">MNIST long tail, K = 100</w:t>
+              <w:t xml:space="preserve">MNIST long tail, 100 clients</w:t>
             </w:r>
           </w:p>
         </w:tc>
@@ -22338,7 +25046,7 @@
         <w:jc w:val="both"/>
       </w:pPr>
       <w:r>
-        <w:t xml:space="preserve">Only −0.5 from 10 to 100 clients (the CVAE with HWA loses 4.8): no class weights to estimate from shrinking client data. FashionMNIST long tail (3 seeds): Ours-A 79.7 / 79.5 / 79.0 at K = 10 / 50 / 100, against GeFL-F 58.5 / 61.9 / 61.9.</w:t>
+        <w:t xml:space="preserve">Only −0.5 from 10 to 100 clients (the original generator with holder-weighted averaging loses 4.8): no class weights to estimate from shrinking client data. FashionMNIST long tail (3 seeds): Ours-A 79.7 / 79.5 / 79.0 at 10 / 50 / 100 clients, against GeFL-F 58.5 / 61.9 / 61.9.</w:t>
       </w:r>
     </w:p>
     <w:tbl>
@@ -22393,7 +25101,7 @@
                 <w:sz w:val="18"/>
                 <w:szCs w:val="18"/>
               </w:rPr>
-              <w:t xml:space="preserve">Long tail, K = 10</w:t>
+              <w:t xml:space="preserve">Long tail, 10 clients</w:t>
             </w:r>
           </w:p>
         </w:tc>
@@ -23122,7 +25830,7 @@
                 <w:sz w:val="18"/>
                 <w:szCs w:val="18"/>
               </w:rPr>
-              <w:t xml:space="preserve">PC-VAE (back to CVAE + HWA)</w:t>
+              <w:t xml:space="preserve">Mean-anchored generator (back to original generator + holder-weighted averaging)</w:t>
             </w:r>
           </w:p>
         </w:tc>
@@ -23212,7 +25920,7 @@
                 <w:sz w:val="18"/>
                 <w:szCs w:val="18"/>
               </w:rPr>
-              <w:t xml:space="preserve">large on MNIST, small on FMNIST</w:t>
+              <w:t xml:space="preserve">large on MNIST, small on FashionMNIST</w:t>
             </w:r>
           </w:p>
         </w:tc>
@@ -23244,7 +25952,7 @@
                 <w:sz w:val="18"/>
                 <w:szCs w:val="18"/>
               </w:rPr>
-              <w:t xml:space="preserve">LA</w:t>
+              <w:t xml:space="preserve">Logit adjustment</w:t>
             </w:r>
           </w:p>
         </w:tc>
@@ -23334,7 +26042,7 @@
                 <w:sz w:val="18"/>
                 <w:szCs w:val="18"/>
               </w:rPr>
-              <w:t xml:space="preserve">largest; mostly recovered by post-hoc BBC</w:t>
+              <w:t xml:space="preserve">largest; mostly recovered by post-hoc bias calibration</w:t>
             </w:r>
           </w:p>
         </w:tc>
@@ -23366,7 +26074,7 @@
                 <w:sz w:val="18"/>
                 <w:szCs w:val="18"/>
               </w:rPr>
-              <w:t xml:space="preserve">CSL</w:t>
+              <w:t xml:space="preserve">Consensus labels</w:t>
             </w:r>
           </w:p>
         </w:tc>
@@ -23488,7 +26196,7 @@
                 <w:sz w:val="18"/>
                 <w:szCs w:val="18"/>
               </w:rPr>
-              <w:t xml:space="preserve">MC</w:t>
+              <w:t xml:space="preserve">Moment correction</w:t>
             </w:r>
           </w:p>
         </w:tc>
@@ -23610,7 +26318,7 @@
                 <w:sz w:val="18"/>
                 <w:szCs w:val="18"/>
               </w:rPr>
-              <w:t xml:space="preserve">KH</w:t>
+              <w:t xml:space="preserve">Sample selection</w:t>
             </w:r>
           </w:p>
         </w:tc>
@@ -23717,7 +26425,7 @@
         <w:jc w:val="both"/>
       </w:pPr>
       <w:r>
-        <w:t xml:space="preserve">Full Ours-A in this run: 95.18 ± 0.08 (MNIST), 79.79 ± 0.31 (FMNIST). All 30 seed-level differences are negative (every part, every seed, both datasets; sign test p = 2·10⁻⁹). With 3 seeds no single part survives a multiple-test correction; two more seeds (job K14, ready) are needed for per-part significance.</w:t>
+        <w:t xml:space="preserve">Full Ours-A in this run: 95.18 ± 0.08 (MNIST), 79.79 ± 0.31 (FashionMNIST). All 30 seed-level differences are negative (every part, every seed, both datasets; sign test p = 2·10⁻⁹). With 3 seeds no single part survives a multiple-test correction; two more seeds (job K14, ready) are needed for per-part significance.</w:t>
       </w:r>
     </w:p>
     <w:p>
@@ -23847,7 +26555,7 @@
                 <w:sz w:val="18"/>
                 <w:szCs w:val="18"/>
               </w:rPr>
-              <w:t xml:space="preserve">+ HWA + LA</w:t>
+              <w:t xml:space="preserve">+ holder-weighted averaging + logit adjustment</w:t>
             </w:r>
           </w:p>
         </w:tc>
@@ -23912,7 +26620,7 @@
                 <w:sz w:val="18"/>
                 <w:szCs w:val="18"/>
               </w:rPr>
-              <w:t xml:space="preserve">long tail, balanced accuracy</w:t>
+              <w:t xml:space="preserve">Long tail, balanced accuracy</w:t>
             </w:r>
           </w:p>
         </w:tc>
@@ -24034,7 +26742,7 @@
                 <w:sz w:val="18"/>
                 <w:szCs w:val="18"/>
               </w:rPr>
-              <w:t xml:space="preserve">balanced setting, best_mean_acc</w:t>
+              <w:t xml:space="preserve">Balanced setting, paper's accuracy (best_mean_acc)</w:t>
             </w:r>
           </w:p>
         </w:tc>
@@ -24157,7 +26865,7 @@
         <w:t xml:space="preserve">Switch (implemented):</w:t>
       </w:r>
       <w:r>
-        <w:t xml:space="preserve"> the server measures how well the exact class means separate the classes (F, from the same sums). When F &lt; 0.05 it keeps GeFL-F's class rows, protected by HWA, and still applies MC and KH. On SVHN this gives </w:t>
+        <w:t xml:space="preserve"> the server measures how well the exact class means separate the classes (F, from the same sums). When F &lt; 0.05 it keeps GeFL-F's class rows, protected by holder-weighted averaging, and still applies moment correction and sample selection. On SVHN this gives </w:t>
       </w:r>
       <w:r>
         <w:rPr>
@@ -24177,7 +26885,7 @@
         <w:t xml:space="preserve">77.07 ± 0.19</w:t>
       </w:r>
       <w:r>
-        <w:t xml:space="preserve"> in the balanced setting (above the paper's 76.26). MNIST, FMNIST and CIFAR-10 are unaffected (F = 0.07–0.60).</w:t>
+        <w:t xml:space="preserve"> in the balanced setting (above the paper's 76.26). MNIST, FashionMNIST and CIFAR-10 are unaffected (F = 0.07–0.60).</w:t>
       </w:r>
     </w:p>
     <w:p>
@@ -24338,7 +27046,7 @@
                 <w:sz w:val="18"/>
                 <w:szCs w:val="18"/>
               </w:rPr>
-              <w:t xml:space="preserve">Tail fidelity (referee accuracy on synthetic tail features), MNIST / FMNIST</w:t>
+              <w:t xml:space="preserve">Tail fidelity (referee accuracy on synthetic tail features), MNIST / FashionMNIST</w:t>
             </w:r>
           </w:p>
         </w:tc>
@@ -24522,7 +27230,7 @@
                 <w:sz w:val="18"/>
                 <w:szCs w:val="18"/>
               </w:rPr>
-              <w:t xml:space="preserve">IID fidelity vs the referee's accuracy on real data (FMNIST)</w:t>
+              <w:t xml:space="preserve">Fake-sample correctness in the balanced setting vs the judge's accuracy on real data (FashionMNIST)</w:t>
             </w:r>
           </w:p>
         </w:tc>
@@ -24641,7 +27349,7 @@
           <wp:inline distT="0" distB="0" distL="0" distR="0">
             <wp:extent cx="6096000" cy="3105150"/>
             <wp:effectExtent t="0" r="0" b="0" l="0"/>
-            <wp:docPr id="1" name="ev01_collapse.png" descr="Rows of rare classes under FedAvg end at 0.33 (MNIST) and 0.44 (FMNIST) of their start value; with HWA they grow (×1.7, ×2.4). They shrink even when 70–90 % of clients hold the class." title="ev01_collapse.png"/>
+            <wp:docPr id="1" name="ev01_collapse.png" descr="Rows of rare classes under FedAvg end at 0.33 (MNIST) and 0.44 (FashionMNIST) of their start value; with holder-weighted averaging they grow (×1.7, ×2.4). They shrink even when 70–90 % of clients hold the class." title="ev01_collapse.png"/>
             <wp:cNvGraphicFramePr>
               <a:graphicFrameLocks xmlns:a="http://schemas.openxmlformats.org/drawingml/2006/main" noChangeAspect="1"/>
             </wp:cNvGraphicFramePr>
@@ -24690,7 +27398,7 @@
           <w:sz w:val="18"/>
           <w:szCs w:val="18"/>
         </w:rPr>
-        <w:t xml:space="preserve">Rows of rare classes under FedAvg end at 0.33 (MNIST) and 0.44 (FMNIST) of their start value; with HWA they grow (×1.7, ×2.4). They shrink even when 70–90 % of clients hold the class.</w:t>
+        <w:t xml:space="preserve">Rows of rare classes under FedAvg end at 0.33 (MNIST) and 0.44 (FashionMNIST) of their start value; with holder-weighted averaging they grow (×1.7, ×2.4). They shrink even when 70–90 % of clients hold the class.</w:t>
       </w:r>
     </w:p>
     <w:p>
@@ -24703,7 +27411,7 @@
           <wp:inline distT="0" distB="0" distL="0" distR="0">
             <wp:extent cx="6096000" cy="3829050"/>
             <wp:effectExtent t="0" r="0" b="0" l="0"/>
-            <wp:docPr id="1" name="ev02_fidelity.png" descr="Rare-class fake samples recognised as their class: GeFL-F 10 % / 20 %, + HWA 31 % / 71 %, PC-VAE 93 % / 88 %, Ours-A 90 % / 79 % (real test features: 97 % / 84 %)." title="ev02_fidelity.png"/>
+            <wp:docPr id="1" name="ev02_fidelity.png" descr="Rare-class fake samples recognised as their class: GeFL-F 10 % / 20 %, + holder-weighted averaging 31 % / 71 %, mean-anchored generator 93 % / 88 %, Ours-A 90 % / 79 % (real test features: 97 % / 84 %)." title="ev02_fidelity.png"/>
             <wp:cNvGraphicFramePr>
               <a:graphicFrameLocks xmlns:a="http://schemas.openxmlformats.org/drawingml/2006/main" noChangeAspect="1"/>
             </wp:cNvGraphicFramePr>
@@ -24752,7 +27460,7 @@
           <w:sz w:val="18"/>
           <w:szCs w:val="18"/>
         </w:rPr>
-        <w:t xml:space="preserve">Rare-class fake samples recognised as their class: GeFL-F 10 % / 20 %, + HWA 31 % / 71 %, PC-VAE 93 % / 88 %, Ours-A 90 % / 79 % (real test features: 97 % / 84 %).</w:t>
+        <w:t xml:space="preserve">Rare-class fake samples recognised as their class: GeFL-F 10 % / 20 %, + holder-weighted averaging 31 % / 71 %, mean-anchored generator 93 % / 88 %, Ours-A 90 % / 79 % (real test features: 97 % / 84 %).</w:t>
       </w:r>
     </w:p>
     <w:p>
@@ -24765,7 +27473,7 @@
           <wp:inline distT="0" distB="0" distL="0" distR="0">
             <wp:extent cx="6096000" cy="3552825"/>
             <wp:effectExtent t="0" r="0" b="0" l="0"/>
-            <wp:docPr id="1" name="ev03_moments.png" descr="Spread of fake features (1 = real): PC-VAE 0.47 / 0.45, + MC 0.85 / 0.90, + KH 0.95 / 0.98. Rare-class mean error: 0.22 → 0.09 → 0.05 class std (MNIST)." title="ev03_moments.png"/>
+            <wp:docPr id="1" name="ev03_moments.png" descr="Spread of fake features (1 = real): mean-anchored generator 0.47 / 0.45, + moment correction 0.85 / 0.90, + sample selection 0.95 / 0.98. Rare-class mean error: 0.22 → 0.09 → 0.05 class std (MNIST)." title="ev03_moments.png"/>
             <wp:cNvGraphicFramePr>
               <a:graphicFrameLocks xmlns:a="http://schemas.openxmlformats.org/drawingml/2006/main" noChangeAspect="1"/>
             </wp:cNvGraphicFramePr>
@@ -24814,7 +27522,7 @@
           <w:sz w:val="18"/>
           <w:szCs w:val="18"/>
         </w:rPr>
-        <w:t xml:space="preserve">Spread of fake features (1 = real): PC-VAE 0.47 / 0.45, + MC 0.85 / 0.90, + KH 0.95 / 0.98. Rare-class mean error: 0.22 → 0.09 → 0.05 class std (MNIST).</w:t>
+        <w:t xml:space="preserve">Spread of fake features (1 = real): mean-anchored generator 0.47 / 0.45, + moment correction 0.85 / 0.90, + sample selection 0.95 / 0.98. Rare-class mean error: 0.22 → 0.09 → 0.05 class std (MNIST).</w:t>
       </w:r>
     </w:p>
     <w:p>
@@ -24827,7 +27535,7 @@
           <wp:inline distT="0" distB="0" distL="0" distR="0">
             <wp:extent cx="5715000" cy="1895475"/>
             <wp:effectExtent t="0" r="0" b="0" l="0"/>
-            <wp:docPr id="1" name="ev11_fake_separability.png" descr="Class separability F of fake features: GeFL-F 0.09 / 0.32 (classes overlap), PC-VAE 0.78 / 1.35 (too clean), Ours-A 0.32 / 0.61, real 0.30 / 0.60." title="ev11_fake_separability.png"/>
+            <wp:docPr id="1" name="ev11_fake_separability.png" descr="Class separability F of fake features: GeFL-F 0.09 / 0.32 (classes overlap), mean-anchored generator 0.78 / 1.35 (too clean), Ours-A 0.32 / 0.61, real 0.30 / 0.60." title="ev11_fake_separability.png"/>
             <wp:cNvGraphicFramePr>
               <a:graphicFrameLocks xmlns:a="http://schemas.openxmlformats.org/drawingml/2006/main" noChangeAspect="1"/>
             </wp:cNvGraphicFramePr>
@@ -24876,7 +27584,7 @@
           <w:sz w:val="18"/>
           <w:szCs w:val="18"/>
         </w:rPr>
-        <w:t xml:space="preserve">Class separability F of fake features: GeFL-F 0.09 / 0.32 (classes overlap), PC-VAE 0.78 / 1.35 (too clean), Ours-A 0.32 / 0.61, real 0.30 / 0.60.</w:t>
+        <w:t xml:space="preserve">Class separability F of fake features: GeFL-F 0.09 / 0.32 (classes overlap), mean-anchored generator 0.78 / 1.35 (too clean), Ours-A 0.32 / 0.61, real 0.30 / 0.60.</w:t>
       </w:r>
     </w:p>
     <w:p>
@@ -24889,7 +27597,7 @@
           <wp:inline distT="0" distB="0" distL="0" distR="0">
             <wp:extent cx="6096000" cy="3762375"/>
             <wp:effectExtent t="0" r="0" b="0" l="0"/>
-            <wp:docPr id="1" name="ev04_mmd.png" descr="Distance to real test features (MMD, all classes): GeFL-F 0.22 / 0.25 → PC-VAE 0.20 / 0.19 → + MC 0.089 / 0.093 → + KH 0.071 / 0.078. Lower MMD goes with higher real accuracy (r = −0.69 / −0.47), as Lemma 1 says." title="ev04_mmd.png"/>
+            <wp:docPr id="1" name="ev04_mmd.png" descr="Distance to real test features (fake-to-real distance, all classes): GeFL-F 0.22 / 0.25 → mean-anchored generator 0.20 / 0.19 → + moment correction 0.089 / 0.093 → + sample selection 0.071 / 0.078. Lower fake-to-real distance goes with higher real accuracy (r = −0.69 / −0.47), as Lemma 1 says." title="ev04_mmd.png"/>
             <wp:cNvGraphicFramePr>
               <a:graphicFrameLocks xmlns:a="http://schemas.openxmlformats.org/drawingml/2006/main" noChangeAspect="1"/>
             </wp:cNvGraphicFramePr>
@@ -24938,7 +27646,7 @@
           <w:sz w:val="18"/>
           <w:szCs w:val="18"/>
         </w:rPr>
-        <w:t xml:space="preserve">Distance to real test features (MMD, all classes): GeFL-F 0.22 / 0.25 → PC-VAE 0.20 / 0.19 → + MC 0.089 / 0.093 → + KH 0.071 / 0.078. Lower MMD goes with higher real accuracy (r = −0.69 / −0.47), as Lemma 1 says.</w:t>
+        <w:t xml:space="preserve">Distance to real test features (fake-to-real distance, all classes): GeFL-F 0.22 / 0.25 → mean-anchored generator 0.20 / 0.19 → + moment correction 0.089 / 0.093 → + sample selection 0.071 / 0.078. Lower fake-to-real distance goes with higher real accuracy (r = −0.69 / −0.47), as Lemma 1 says.</w:t>
       </w:r>
     </w:p>
     <w:p>
@@ -24951,7 +27659,7 @@
           <wp:inline distT="0" distB="0" distL="0" distR="0">
             <wp:extent cx="6096000" cy="2114550"/>
             <wp:effectExtent t="0" r="0" b="0" l="0"/>
-            <wp:docPr id="1" name="ev05_tstr.png" descr="Head trained only on fake features, tested on real data (balanced accuracy): GeFL-F 57 / 48, + HWA 81 / 76, PC-VAE 92 / 76, + MC 94 / 77, + KH 94 / 76. Rare classes on MNIST: 32 → 89. KH does not add in this test (−0.2 / −1.1); its gain shows only inside the full pipeline (+0.8 / +0.7)." title="ev05_tstr.png"/>
+            <wp:docPr id="1" name="ev05_tstr.png" descr="Head trained only on fake features, tested on real data (balanced accuracy): GeFL-F 57 / 48, + holder-weighted averaging 81 / 76, mean-anchored generator 92 / 76, + moment correction 94 / 77, + sample selection 94 / 76. Rare classes on MNIST: 32 → 89. Sample selection does not add in this test (−0.2 / −1.1); its gain shows only inside the full pipeline (+0.8 / +0.7)." title="ev05_tstr.png"/>
             <wp:cNvGraphicFramePr>
               <a:graphicFrameLocks xmlns:a="http://schemas.openxmlformats.org/drawingml/2006/main" noChangeAspect="1"/>
             </wp:cNvGraphicFramePr>
@@ -25000,7 +27708,7 @@
           <w:sz w:val="18"/>
           <w:szCs w:val="18"/>
         </w:rPr>
-        <w:t xml:space="preserve">Head trained only on fake features, tested on real data (balanced accuracy): GeFL-F 57 / 48, + HWA 81 / 76, PC-VAE 92 / 76, + MC 94 / 77, + KH 94 / 76. Rare classes on MNIST: 32 → 89. KH does not add in this test (−0.2 / −1.1); its gain shows only inside the full pipeline (+0.8 / +0.7).</w:t>
+        <w:t xml:space="preserve">Head trained only on fake features, tested on real data (balanced accuracy): GeFL-F 57 / 48, + holder-weighted averaging 81 / 76, mean-anchored generator 92 / 76, + moment correction 94 / 77, + sample selection 94 / 76. Rare classes on MNIST: 32 → 89. Sample selection does not add in this test (−0.2 / −1.1); its gain shows only inside the full pipeline (+0.8 / +0.7).</w:t>
       </w:r>
     </w:p>
     <w:p>
@@ -25013,7 +27721,7 @@
           <wp:inline distT="0" distB="0" distL="0" distR="0">
             <wp:extent cx="6096000" cy="1771650"/>
             <wp:effectExtent t="0" r="0" b="0" l="0"/>
-            <wp:docPr id="1" name="ev07_rare_class_mnist.png" descr="MNIST's rarest class (24 real samples): GeFL-F's fake class 9 lies on other classes; PC-VAE is on the class but too narrow; MC and KH spread it over the real class." title="ev07_rare_class_mnist.png"/>
+            <wp:docPr id="1" name="ev07_rare_class_mnist.png" descr="MNIST's rarest class (24 real samples): GeFL-F's fake class 9 lies on other classes; mean-anchored generator is on the class but too narrow; moment correction and sample selection spread it over the real class." title="ev07_rare_class_mnist.png"/>
             <wp:cNvGraphicFramePr>
               <a:graphicFrameLocks xmlns:a="http://schemas.openxmlformats.org/drawingml/2006/main" noChangeAspect="1"/>
             </wp:cNvGraphicFramePr>
@@ -25062,7 +27770,7 @@
           <w:sz w:val="18"/>
           <w:szCs w:val="18"/>
         </w:rPr>
-        <w:t xml:space="preserve">MNIST's rarest class (24 real samples): GeFL-F's fake class 9 lies on other classes; PC-VAE is on the class but too narrow; MC and KH spread it over the real class.</w:t>
+        <w:t xml:space="preserve">MNIST's rarest class (24 real samples): GeFL-F's fake class 9 lies on other classes; mean-anchored generator is on the class but too narrow; moment correction and sample selection spread it over the real class.</w:t>
       </w:r>
     </w:p>
     <w:p>
@@ -25075,7 +27783,7 @@
           <wp:inline distT="0" distB="0" distL="0" distR="0">
             <wp:extent cx="6096000" cy="3133725"/>
             <wp:effectExtent t="0" r="0" b="0" l="0"/>
-            <wp:docPr id="1" name="ev08_la_csl.png" descr="LA (seed 0): balanced accuracy 92.0 → 95.2 (MNIST), 75.5 → 79.9 (FMNIST); correlation between a client's own class shares and its predictions 0.64 → 0.44, 0.67 → 0.52. CSL: the soft target is closer to the real-data referee than the one-hot label, lower or equal in every class (TV 0.100 → 0.092, 0.212 → 0.202)." title="ev08_la_csl.png"/>
+            <wp:docPr id="1" name="ev08_la_csl.png" descr="Logit adjustment (seed 0): balanced accuracy 92.0 → 95.2 (MNIST), 75.5 → 79.9 (FashionMNIST); correlation between a client's own class shares and its predictions 0.64 → 0.44, 0.67 → 0.52. Consensus labels: the soft target is closer to the real-data referee than the one-hot label, lower or equal in every class (total-variation distance 0.100 → 0.092, 0.212 → 0.202)." title="ev08_la_csl.png"/>
             <wp:cNvGraphicFramePr>
               <a:graphicFrameLocks xmlns:a="http://schemas.openxmlformats.org/drawingml/2006/main" noChangeAspect="1"/>
             </wp:cNvGraphicFramePr>
@@ -25124,7 +27832,7 @@
           <w:sz w:val="18"/>
           <w:szCs w:val="18"/>
         </w:rPr>
-        <w:t xml:space="preserve">LA (seed 0): balanced accuracy 92.0 → 95.2 (MNIST), 75.5 → 79.9 (FMNIST); correlation between a client's own class shares and its predictions 0.64 → 0.44, 0.67 → 0.52. CSL: the soft target is closer to the real-data referee than the one-hot label, lower or equal in every class (TV 0.100 → 0.092, 0.212 → 0.202).</w:t>
+        <w:t xml:space="preserve">Logit adjustment (seed 0): balanced accuracy 92.0 → 95.2 (MNIST), 75.5 → 79.9 (FashionMNIST); correlation between a client's own class shares and its predictions 0.64 → 0.44, 0.67 → 0.52. Consensus labels: the soft target is closer to the real-data referee than the one-hot label, lower or equal in every class (total-variation distance 0.100 → 0.092, 0.212 → 0.202).</w:t>
       </w:r>
     </w:p>
     <w:p>
@@ -25199,7 +27907,7 @@
           <wp:inline distT="0" distB="0" distL="0" distR="0">
             <wp:extent cx="6096000" cy="2828925"/>
             <wp:effectExtent t="0" r="0" b="0" l="0"/>
-            <wp:docPr id="1" name="ev06_separability.png" descr="How well the exact class mean identifies the class (3 seeds): F = 0.30 / 0.60 / 0.07 / 0.012 and nearest-mean accuracy 82 / 69 / 41 / 12 % on MNIST / FMNIST / CIFAR-10 / SVHN (chance 10 %). SVHN's means carry almost no class information: the reason Ours-A is weak there." title="ev06_separability.png"/>
+            <wp:docPr id="1" name="ev06_separability.png" descr="How well the exact class mean identifies the class (3 seeds): F = 0.30 / 0.60 / 0.07 / 0.012 and nearest-mean accuracy 82 / 69 / 41 / 12 % on MNIST / FashionMNIST / CIFAR-10 / SVHN (chance 10 %). SVHN's means carry almost no class information: the reason Ours-A is weak there." title="ev06_separability.png"/>
             <wp:cNvGraphicFramePr>
               <a:graphicFrameLocks xmlns:a="http://schemas.openxmlformats.org/drawingml/2006/main" noChangeAspect="1"/>
             </wp:cNvGraphicFramePr>
@@ -25248,7 +27956,7 @@
           <w:sz w:val="18"/>
           <w:szCs w:val="18"/>
         </w:rPr>
-        <w:t xml:space="preserve">How well the exact class mean identifies the class (3 seeds): F = 0.30 / 0.60 / 0.07 / 0.012 and nearest-mean accuracy 82 / 69 / 41 / 12 % on MNIST / FMNIST / CIFAR-10 / SVHN (chance 10 %). SVHN's means carry almost no class information: the reason Ours-A is weak there.</w:t>
+        <w:t xml:space="preserve">How well the exact class mean identifies the class (3 seeds): F = 0.30 / 0.60 / 0.07 / 0.012 and nearest-mean accuracy 82 / 69 / 41 / 12 % on MNIST / FashionMNIST / CIFAR-10 / SVHN (chance 10 %). SVHN's means carry almost no class information: the reason Ours-A is weak there.</w:t>
       </w:r>
     </w:p>
     <w:p>
@@ -25554,7 +28262,7 @@
                 <w:sz w:val="18"/>
                 <w:szCs w:val="18"/>
               </w:rPr>
-              <w:t xml:space="preserve">GeFL-F, MNIST / FMNIST / SVHN</w:t>
+              <w:t xml:space="preserve">GeFL-F, MNIST / FashionMNIST / SVHN</w:t>
             </w:r>
           </w:p>
         </w:tc>
@@ -25678,7 +28386,7 @@
                 <w:sz w:val="18"/>
                 <w:szCs w:val="18"/>
               </w:rPr>
-              <w:t xml:space="preserve">+ HWA + LA, MNIST / FMNIST</w:t>
+              <w:t xml:space="preserve">+ holder-weighted averaging + logit adjustment, MNIST / FashionMNIST</w:t>
             </w:r>
           </w:p>
         </w:tc>
@@ -25800,7 +28508,7 @@
                 <w:sz w:val="18"/>
                 <w:szCs w:val="18"/>
               </w:rPr>
-              <w:t xml:space="preserve">Ours-A, MNIST / FMNIST</w:t>
+              <w:t xml:space="preserve">Ours-A, MNIST / FashionMNIST</w:t>
             </w:r>
           </w:p>
         </w:tc>
@@ -25922,7 +28630,7 @@
                 <w:sz w:val="18"/>
                 <w:szCs w:val="18"/>
               </w:rPr>
-              <w:t xml:space="preserve">Ours-A, FMNIST at K = 10 / 50 / 100</w:t>
+              <w:t xml:space="preserve">Ours-A, FashionMNIST at 10 / 50 / 100 clients</w:t>
             </w:r>
           </w:p>
         </w:tc>
@@ -26221,7 +28929,7 @@
         <w:t xml:space="preserve">What is left does not shrink with more clients</w:t>
       </w:r>
       <w:r>
-        <w:t xml:space="preserve"> (1.7–2.0 on FMNIST at every K) and is largest on CIFAR-10 (6.2).</w:t>
+        <w:t xml:space="preserve"> (1.7–2.0 on FashionMNIST at every K) and is largest on CIFAR-10 (6.2).</w:t>
       </w:r>
     </w:p>
     <w:p>
@@ -26231,7 +28939,7 @@
         <w:spacing w:after="120" w:before="240"/>
       </w:pPr>
       <w:r>
-        <w:t xml:space="preserve">6.1 A federated way to close the gap: exact readout (ER)</w:t>
+        <w:t xml:space="preserve">6.1 A federated way to close the gap: exact readout</w:t>
       </w:r>
     </w:p>
     <w:p>
@@ -26439,7 +29147,7 @@
                 <w:sz w:val="18"/>
                 <w:szCs w:val="18"/>
               </w:rPr>
-              <w:t xml:space="preserve">ER (sums only)</w:t>
+              <w:t xml:space="preserve">Exact readout (sums only)</w:t>
             </w:r>
           </w:p>
         </w:tc>
@@ -26472,7 +29180,7 @@
                 <w:sz w:val="18"/>
                 <w:szCs w:val="18"/>
               </w:rPr>
-              <w:t xml:space="preserve">BBC (offsets only)</w:t>
+              <w:t xml:space="preserve">Bias calibration (offsets only)</w:t>
             </w:r>
           </w:p>
         </w:tc>
@@ -26504,7 +29212,7 @@
                 <w:sz w:val="18"/>
                 <w:szCs w:val="18"/>
               </w:rPr>
-              <w:t xml:space="preserve">FMNIST GeFL-F</w:t>
+              <w:t xml:space="preserve">FashionMNIST GeFL-F</w:t>
             </w:r>
           </w:p>
         </w:tc>
@@ -26658,7 +29366,7 @@
                 <w:sz w:val="18"/>
                 <w:szCs w:val="18"/>
               </w:rPr>
-              <w:t xml:space="preserve">FMNIST + HWA + LA</w:t>
+              <w:t xml:space="preserve">FashionMNIST + holder-weighted averaging + logit adjustment</w:t>
             </w:r>
           </w:p>
         </w:tc>
@@ -26812,7 +29520,7 @@
                 <w:sz w:val="18"/>
                 <w:szCs w:val="18"/>
               </w:rPr>
-              <w:t xml:space="preserve">FMNIST Ours-A</w:t>
+              <w:t xml:space="preserve">FashionMNIST Ours-A</w:t>
             </w:r>
           </w:p>
         </w:tc>
@@ -27120,7 +29828,7 @@
                 <w:sz w:val="18"/>
                 <w:szCs w:val="18"/>
               </w:rPr>
-              <w:t xml:space="preserve">MNIST + HWA + LA</w:t>
+              <w:t xml:space="preserve">MNIST + holder-weighted averaging + logit adjustment</w:t>
             </w:r>
           </w:p>
         </w:tc>
@@ -27424,7 +30132,7 @@
         <w:t xml:space="preserve">Passed:</w:t>
       </w:r>
       <w:r>
-        <w:t xml:space="preserve"> ER is within 0.8 points of the pooled-data refit in all runs (9 of 9 including the follow-up), +18 points on plain GeFL-F. Logit offsets (BBC, LA) stay below the refit in every run: the error is in the weights, not only in a class prior.</w:t>
+        <w:t xml:space="preserve"> exact readout is within 0.8 points of the pooled-data refit in all runs (9 of 9 including the follow-up), +18 points on plain GeFL-F. Logit offsets (bias calibration, logit adjustment) stay below the refit in every run: the error is in the weights, not only in a class prior.</w:t>
       </w:r>
     </w:p>
     <w:p>
@@ -27454,7 +30162,7 @@
         <w:t xml:space="preserve">not hold</w:t>
       </w:r>
       <w:r>
-        <w:t xml:space="preserve"> (FMNIST Ours-A: −17 recall points against the refit), less on classes held with 1–20 samples (−7), none on well-held classes.</w:t>
+        <w:t xml:space="preserve"> (FashionMNIST Ours-A: −17 recall points against the refit), less on classes held with 1–20 samples (−7), none on well-held classes.</w:t>
       </w:r>
     </w:p>
     <w:p>
@@ -27501,7 +30209,7 @@
           <w:b/>
           <w:bCs/>
         </w:rPr>
-        <w:t xml:space="preserve">ER is not a new idea</w:t>
+        <w:t xml:space="preserve">Exact readout is not a new idea</w:t>
       </w:r>
       <w:r>
         <w:t xml:space="preserve">: it is the known classifier recalibration from federated statistics (CCVR, NeurIPS 2021; CReFF, IJCAI 2022; Fed3R, ICML 2024), extended to heterogeneous heads (one set of statistics per architecture). We present it that way.</w:t>
@@ -27537,7 +30245,7 @@
         <w:spacing w:after="60" w:line="264"/>
       </w:pPr>
       <w:r>
-        <w:t xml:space="preserve">ER is now logged automatically (er_bal) in every new run, at no extra GPU cost.</w:t>
+        <w:t xml:space="preserve">Exact readout is now logged automatically (er_bal) in every new run, at no extra GPU cost.</w:t>
       </w:r>
     </w:p>
     <w:p>
@@ -27627,7 +30335,7 @@
         <w:t xml:space="preserve">Same protocol and privacy model as GeFL-F:</w:t>
       </w:r>
       <w:r>
-        <w:t xml:space="preserve"> one small extra upload of class sums; formal DP possible.</w:t>
+        <w:t xml:space="preserve"> one small extra upload of class sums; formal differential privacy possible.</w:t>
       </w:r>
     </w:p>
     <w:p>
@@ -27958,7 +30666,7 @@
                 <w:sz w:val="18"/>
                 <w:szCs w:val="18"/>
               </w:rPr>
-              <w:t xml:space="preserve">: SVHN 54.4 → 65.6 (LT), 77.07 (IID)</w:t>
+              <w:t xml:space="preserve">: SVHN 54.4 → 65.6 (long tail), 77.07 (balanced)</w:t>
             </w:r>
           </w:p>
         </w:tc>
@@ -28293,7 +31001,7 @@
                 <w:sz w:val="18"/>
                 <w:szCs w:val="18"/>
               </w:rPr>
-              <w:t xml:space="preserve">Last-layer analysis and ER (T03)</w:t>
+              <w:t xml:space="preserve">Last-layer analysis and exact readout (T03)</w:t>
             </w:r>
           </w:p>
         </w:tc>
@@ -28394,7 +31102,7 @@
                 <w:sz w:val="18"/>
                 <w:szCs w:val="18"/>
               </w:rPr>
-              <w:t xml:space="preserve">K14: ablation seeds 3–4 and MC-B (Kaggle, ≈ 4 GPU-h)</w:t>
+              <w:t xml:space="preserve">K14: ablation seeds 3–4 and covariance correction (Kaggle, ≈ 4 GPU hours)</w:t>
             </w:r>
           </w:p>
         </w:tc>
@@ -28424,7 +31132,7 @@
                 <w:sz w:val="18"/>
                 <w:szCs w:val="18"/>
               </w:rPr>
-              <w:t xml:space="preserve">per-part significance; MC-B stability</w:t>
+              <w:t xml:space="preserve">per-part significance; covariance correction stability</w:t>
             </w:r>
           </w:p>
         </w:tc>
@@ -28486,7 +31194,7 @@
                 <w:sz w:val="18"/>
                 <w:szCs w:val="18"/>
               </w:rPr>
-              <w:t xml:space="preserve">K15: existing collapse fixes (AdamW, no decay on rows, lazy decay) vs HWA at K = 10/50/100 (≈ 7 GPU-h)</w:t>
+              <w:t xml:space="preserve">K15: existing collapse fixes (AdamW, no decay on rows, lazy decay) vs holder-weighted averaging at 10/50/100 clients (≈ 7 GPU hours)</w:t>
             </w:r>
           </w:p>
         </w:tc>
@@ -28578,7 +31286,7 @@
                 <w:sz w:val="18"/>
                 <w:szCs w:val="18"/>
               </w:rPr>
-              <w:t xml:space="preserve">CIFAR-10 / SVHN long tail with ER logged (≈ 6 GPU-h)</w:t>
+              <w:t xml:space="preserve">CIFAR-10 / SVHN long tail with exact readout logged (≈ 6 GPU hours)</w:t>
             </w:r>
           </w:p>
         </w:tc>
@@ -28670,7 +31378,7 @@
                 <w:sz w:val="18"/>
                 <w:szCs w:val="18"/>
               </w:rPr>
-              <w:t xml:space="preserve">Covariance correction MC-B</w:t>
+              <w:t xml:space="preserve">Covariance correction covariance correction</w:t>
             </w:r>
           </w:p>
         </w:tc>
@@ -28730,7 +31438,7 @@
                 <w:sz w:val="18"/>
                 <w:szCs w:val="18"/>
               </w:rPr>
-              <w:t xml:space="preserve">FMNIST: 81.57 (LT), 85.75 (IID); MNIST unstable on one seed</w:t>
+              <w:t xml:space="preserve">FashionMNIST: 81.57 (long tail), 85.75 (balanced); MNIST unstable on one seed</w:t>
             </w:r>
           </w:p>
         </w:tc>
@@ -28762,7 +31470,7 @@
                 <w:sz w:val="18"/>
                 <w:szCs w:val="18"/>
               </w:rPr>
-              <w:t xml:space="preserve">Paper's other FL baselines under the long tail</w:t>
+              <w:t xml:space="preserve">Paper's other federated learning baselines under the long tail</w:t>
             </w:r>
           </w:p>
         </w:tc>
@@ -28872,7 +31580,7 @@
         <w:t xml:space="preserve">Lemma 2.</w:t>
       </w:r>
       <w:r>
-        <w:t xml:space="preserve"> A non-holder's gradient on r_c is exactly λ r_c. Adam's step is η·m̂/(√v̂ + ε); multiplying every gradient by λ multiplies m̂ and √v̂ by λ, so the step is unchanged as long as λ|r| ≫ ε. Hence D̄ does not depend on λ &gt; 0, and D̄ = 0 at λ = 0. Under SGD the same step would be η λ ‖r‖. ∎</w:t>
+        <w:t xml:space="preserve"> A non-holder's gradient on r_c is exactly λ r_c. Adam's step is η·m̂/(√v̂ + ε); multiplying every gradient by λ multiplies m̂ and √v̂ by λ, so the step is unchanged as long as λ|r| ≫ ε. Hence D̄ does not depend on λ &gt; 0, and D̄ = 0 at λ = 0. Under stochastic gradient descent the same step would be η λ ‖r‖. ∎</w:t>
       </w:r>
     </w:p>
     <w:p>
@@ -28920,7 +31628,7 @@
         <w:t xml:space="preserve">Lemma 1</w:t>
       </w:r>
       <w:r>
-        <w:t xml:space="preserve"> is the standard RKHS bound: |E_G ℓ − E_P ℓ| = |⟨ℓ, μ_G − μ_P⟩| ≤ ‖ℓ‖·MMD(G, P).</w:t>
+        <w:t xml:space="preserve"> is the standard kernel bound: |E_G ℓ − E_P ℓ| = |⟨ℓ, μ_G − μ_P⟩| ≤ ‖ℓ‖·fake-to-real distance(G, P).</w:t>
       </w:r>
     </w:p>
     <w:p>
@@ -29896,7 +32604,7 @@
         <w:jc w:val="both"/>
       </w:pPr>
       <w:r>
-        <w:t xml:space="preserve">Ours-A settings: 6,144 random Fourier features; herding pool 4n; consensus weight β = 0.5; LA temperature τ = 1; T_s = 10, T_r = 5.</w:t>
+        <w:t xml:space="preserve">Ours-A settings: 6,144 random Fourier features; herding pool 4n; consensus weight β = 0.5; logit adjustment temperature τ = 1; 10 synthetic epochs, T_r = 5.</w:t>
       </w:r>
     </w:p>
     <w:tbl>
@@ -30167,7 +32875,7 @@
                 <w:sz w:val="18"/>
                 <w:szCs w:val="18"/>
               </w:rPr>
-              <w:t xml:space="preserve">Kernel herding, KME-Gen, the anchored stack</w:t>
+              <w:t xml:space="preserve">Kernel herding, server-trained generator (kernel matching), the anchored stack</w:t>
             </w:r>
           </w:p>
         </w:tc>
@@ -30229,7 +32937,7 @@
                 <w:sz w:val="18"/>
                 <w:szCs w:val="18"/>
               </w:rPr>
-              <w:t xml:space="preserve">Formal DP; IID at 50/100 clients; hybrid</w:t>
+              <w:t xml:space="preserve">Formal differential privacy; balanced at 50/100 clients; hybrid</w:t>
             </w:r>
           </w:p>
         </w:tc>
@@ -30353,7 +33061,7 @@
                 <w:sz w:val="18"/>
                 <w:szCs w:val="18"/>
               </w:rPr>
-              <w:t xml:space="preserve">Ours-A on CIFAR-10 and SVHN; SVHN switch; hybrid; VCT vs MixUp</w:t>
+              <w:t xml:space="preserve">Ours-A on CIFAR-10 and SVHN; SVHN switch; hybrid; our mixing variant vs MixUp</w:t>
             </w:r>
           </w:p>
         </w:tc>
@@ -30477,7 +33185,7 @@
                 <w:sz w:val="18"/>
                 <w:szCs w:val="18"/>
               </w:rPr>
-              <w:t xml:space="preserve">MC-B, covariance version of the moment fix</w:t>
+              <w:t xml:space="preserve">Covariance correction, covariance version of the moment fix</w:t>
             </w:r>
           </w:p>
         </w:tc>
@@ -30539,7 +33247,7 @@
                 <w:sz w:val="18"/>
                 <w:szCs w:val="18"/>
               </w:rPr>
-              <w:t xml:space="preserve">Collapse theorem on the real generator; last-layer gap and ER</w:t>
+              <w:t xml:space="preserve">Collapse theorem on the real generator; last-layer gap and exact readout</w:t>
             </w:r>
           </w:p>
         </w:tc>
@@ -30601,7 +33309,7 @@
                 <w:sz w:val="18"/>
                 <w:szCs w:val="18"/>
               </w:rPr>
-              <w:t xml:space="preserve">Ablation seeds 3–4; existing collapse fixes vs HWA</w:t>
+              <w:t xml:space="preserve">Ablation seeds 3–4; existing collapse fixes vs holder-weighted averaging</w:t>
             </w:r>
           </w:p>
         </w:tc>
